--- a/textual data analysis/docs/判決文本會說話嗎_富邦.docx
+++ b/textual data analysis/docs/判決文本會說話嗎_富邦.docx
@@ -1,6 +1,6 @@
 
 <file path=word/document.xml><?xml version="1.0" encoding="utf-8"?>
-<w:document xmlns:wpc="http://schemas.microsoft.com/office/word/2010/wordprocessingCanvas" xmlns:cx="http://schemas.microsoft.com/office/drawing/2014/chartex" xmlns:cx1="http://schemas.microsoft.com/office/drawing/2015/9/8/chartex" xmlns:cx2="http://schemas.microsoft.com/office/drawing/2015/10/21/chartex" xmlns:cx3="http://schemas.microsoft.com/office/drawing/2016/5/9/chartex" xmlns:cx4="http://schemas.microsoft.com/office/drawing/2016/5/10/chartex" xmlns:cx5="http://schemas.microsoft.com/office/drawing/2016/5/11/chartex" xmlns:cx6="http://schemas.microsoft.com/office/drawing/2016/5/12/chartex" xmlns:cx7="http://schemas.microsoft.com/office/drawing/2016/5/13/chartex" xmlns:cx8="http://schemas.microsoft.com/office/drawing/2016/5/14/chartex" xmlns:mc="http://schemas.openxmlformats.org/markup-compatibility/2006" xmlns:aink="http://schemas.microsoft.com/office/drawing/2016/ink" xmlns:am3d="http://schemas.microsoft.com/office/drawing/2017/model3d" xmlns:o="urn:schemas-microsoft-com:office:office" xmlns:oel="http://schemas.microsoft.com/office/2019/extlst" xmlns:r="http://schemas.openxmlformats.org/officeDocument/2006/relationships" xmlns:m="http://schemas.openxmlformats.org/officeDocument/2006/math" xmlns:v="urn:schemas-microsoft-com:vml" xmlns:wp14="http://schemas.microsoft.com/office/word/2010/wordprocessingDrawing" xmlns:wp="http://schemas.openxmlformats.org/drawingml/2006/wordprocessingDrawing" xmlns:w10="urn:schemas-microsoft-com:office:word" xmlns:w="http://schemas.openxmlformats.org/wordprocessingml/2006/main" xmlns:w14="http://schemas.microsoft.com/office/word/2010/wordml" xmlns:w15="http://schemas.microsoft.com/office/word/2012/wordml" xmlns:w16cex="http://schemas.microsoft.com/office/word/2018/wordml/cex" xmlns:w16cid="http://schemas.microsoft.com/office/word/2016/wordml/cid" xmlns:w16="http://schemas.microsoft.com/office/word/2018/wordml" xmlns:w16du="http://schemas.microsoft.com/office/word/2023/wordml/word16du" xmlns:w16sdtdh="http://schemas.microsoft.com/office/word/2020/wordml/sdtdatahash" xmlns:w16sdtfl="http://schemas.microsoft.com/office/word/2024/wordml/sdtformatlock" xmlns:w16se="http://schemas.microsoft.com/office/word/2015/wordml/symex" xmlns:wpg="http://schemas.microsoft.com/office/word/2010/wordprocessingGroup" xmlns:wpi="http://schemas.microsoft.com/office/word/2010/wordprocessingInk" xmlns:wne="http://schemas.microsoft.com/office/word/2006/wordml" xmlns:wps="http://schemas.microsoft.com/office/word/2010/wordprocessingShape" mc:Ignorable="w14 w15 w16se w16cid w16 w16cex w16sdtdh w16sdtfl w16du wp14">
+<w:document xmlns:wpc="http://schemas.microsoft.com/office/word/2010/wordprocessingCanvas" xmlns:cx="http://schemas.microsoft.com/office/drawing/2014/chartex" xmlns:cx1="http://schemas.microsoft.com/office/drawing/2015/9/8/chartex" xmlns:cx2="http://schemas.microsoft.com/office/drawing/2015/10/21/chartex" xmlns:cx3="http://schemas.microsoft.com/office/drawing/2016/5/9/chartex" xmlns:cx4="http://schemas.microsoft.com/office/drawing/2016/5/10/chartex" xmlns:cx5="http://schemas.microsoft.com/office/drawing/2016/5/11/chartex" xmlns:cx6="http://schemas.microsoft.com/office/drawing/2016/5/12/chartex" xmlns:cx7="http://schemas.microsoft.com/office/drawing/2016/5/13/chartex" xmlns:cx8="http://schemas.microsoft.com/office/drawing/2016/5/14/chartex" xmlns:mc="http://schemas.openxmlformats.org/markup-compatibility/2006" xmlns:m="http://schemas.openxmlformats.org/officeDocument/2006/math" xmlns:aink="http://schemas.microsoft.com/office/drawing/2016/ink" xmlns:am3d="http://schemas.microsoft.com/office/drawing/2017/model3d" xmlns:oel="http://schemas.microsoft.com/office/2019/extlst" xmlns:r="http://schemas.openxmlformats.org/officeDocument/2006/relationships" xmlns:wp14="http://schemas.microsoft.com/office/word/2010/wordprocessingDrawing" xmlns:wp="http://schemas.openxmlformats.org/drawingml/2006/wordprocessingDrawing" xmlns:wpg="http://schemas.microsoft.com/office/word/2010/wordprocessingGroup" xmlns:wpi="http://schemas.microsoft.com/office/word/2010/wordprocessingInk" xmlns:wps="http://schemas.microsoft.com/office/word/2010/wordprocessingShape" xmlns:o="urn:schemas-microsoft-com:office:office" xmlns:v="urn:schemas-microsoft-com:vml" xmlns:w10="urn:schemas-microsoft-com:office:word" xmlns:w="http://schemas.openxmlformats.org/wordprocessingml/2006/main" xmlns:w14="http://schemas.microsoft.com/office/word/2010/wordml" xmlns:w15="http://schemas.microsoft.com/office/word/2012/wordml" xmlns:w16cex="http://schemas.microsoft.com/office/word/2018/wordml/cex" xmlns:w16cid="http://schemas.microsoft.com/office/word/2016/wordml/cid" xmlns:w16="http://schemas.microsoft.com/office/word/2018/wordml" xmlns:w16sdtdh="http://schemas.microsoft.com/office/word/2020/wordml/sdtdatahash" xmlns:w16sdtfl="http://schemas.microsoft.com/office/word/2024/wordml/sdtformatlock" xmlns:w16se="http://schemas.microsoft.com/office/word/2015/wordml/symex" xmlns:w16du="http://schemas.microsoft.com/office/word/2023/wordml/word16du" xmlns:wne="http://schemas.microsoft.com/office/word/2006/wordml" mc:Ignorable="w14 w15 w16se w16cid w16 w16cex w16sdtdh w16sdtfl w16du wp14">
   <w:body>
     <w:p>
       <w:pPr>
@@ -84,12 +84,14 @@
         </w:rPr>
         <w:t>隨著司法資料公開與法律科技發展，判決文本分析已成為實證法律研究的重要議題。本研究以臺灣智慧財產權相關裁判書為資料來源，將裁判結果整理為敗訴、部分勝訴與勝訴三類，並依行政、民事、刑事與刑事附帶民事案件分別建模。研究流程包含文本清理、停用詞移除、中文斷詞、</w:t>
       </w:r>
+      <w:proofErr w:type="spellStart"/>
       <w:r>
         <w:rPr>
           <w:lang w:eastAsia="zh-TW"/>
         </w:rPr>
         <w:t>BoW</w:t>
       </w:r>
+      <w:proofErr w:type="spellEnd"/>
       <w:r>
         <w:rPr>
           <w:lang w:eastAsia="zh-TW"/>
@@ -256,7 +258,15 @@
         <w:jc w:val="both"/>
       </w:pPr>
       <w:r>
-        <w:t>This study analyzes Taiwanese intellectual property judgments using text mining and machine learning. Judgment outcomes are classified into Lose, Mixed, and Win, and four case types are modeled separately: administrative, civil, criminal, and criminal cases with attached civil claims. The study compares BoW, TF, and TF-IDF representations, Chi-square feature selection, and two pipelines: Chi-square + MNIR + SVM and Chi-square + SVM. The results show that Chi-square + SVM outperforms the MNIR pipeline in Macro F1 across all case types. Feature representations also vary by case type, suggesting that legal text classification should account for case heterogeneity, class imbalance, and interpretable baseline models.</w:t>
+        <w:t xml:space="preserve">This study analyzes Taiwanese intellectual property judgments using text mining and machine learning. Judgment outcomes are classified into Lose, Mixed, and Win, and four case types are modeled separately: administrative, civil, criminal, and criminal cases with attached civil claims. The study compares </w:t>
+      </w:r>
+      <w:proofErr w:type="spellStart"/>
+      <w:r>
+        <w:t>BoW</w:t>
+      </w:r>
+      <w:proofErr w:type="spellEnd"/>
+      <w:r>
+        <w:t>, TF, and TF-IDF representations, Chi-square feature selection, and two pipelines: Chi-square + MNIR + SVM and Chi-square + SVM. The results show that Chi-square + SVM outperforms the MNIR pipeline in Macro F1 across all case types. Feature representations also vary by case type, suggesting that legal text classification should account for case heterogeneity, class imbalance, and interpretable baseline models.</w:t>
       </w:r>
     </w:p>
     <w:p>
@@ -374,8 +384,16 @@
         <w:rPr>
           <w:lang w:eastAsia="zh-TW"/>
         </w:rPr>
-        <w:t xml:space="preserve"> BoW</w:t>
-      </w:r>
+        <w:t xml:space="preserve"> </w:t>
+      </w:r>
+      <w:proofErr w:type="spellStart"/>
+      <w:r>
+        <w:rPr>
+          <w:lang w:eastAsia="zh-TW"/>
+        </w:rPr>
+        <w:t>BoW</w:t>
+      </w:r>
+      <w:proofErr w:type="spellEnd"/>
       <w:r>
         <w:rPr>
           <w:lang w:eastAsia="zh-TW"/>
@@ -478,8 +496,16 @@
         <w:rPr>
           <w:lang w:eastAsia="zh-TW"/>
         </w:rPr>
-        <w:t xml:space="preserve"> BoW</w:t>
-      </w:r>
+        <w:t xml:space="preserve"> </w:t>
+      </w:r>
+      <w:proofErr w:type="spellStart"/>
+      <w:r>
+        <w:rPr>
+          <w:lang w:eastAsia="zh-TW"/>
+        </w:rPr>
+        <w:t>BoW</w:t>
+      </w:r>
+      <w:proofErr w:type="spellEnd"/>
       <w:r>
         <w:rPr>
           <w:lang w:eastAsia="zh-TW"/>
@@ -672,13 +698,22 @@
           <w:rFonts w:hint="eastAsia"/>
           <w:lang w:eastAsia="zh-TW"/>
         </w:rPr>
-        <w:t>Heyes and Saberian</w:t>
-      </w:r>
+        <w:t xml:space="preserve">Heyes and </w:t>
+      </w:r>
+      <w:proofErr w:type="spellStart"/>
       <w:r>
         <w:rPr>
           <w:rFonts w:hint="eastAsia"/>
           <w:lang w:eastAsia="zh-TW"/>
         </w:rPr>
+        <w:t>Saberian</w:t>
+      </w:r>
+      <w:proofErr w:type="spellEnd"/>
+      <w:r>
+        <w:rPr>
+          <w:rFonts w:hint="eastAsia"/>
+          <w:lang w:eastAsia="zh-TW"/>
+        </w:rPr>
         <w:t>（</w:t>
       </w:r>
       <w:r>
@@ -735,7 +770,15 @@
           <w:rFonts w:hint="eastAsia"/>
           <w:lang w:eastAsia="zh-TW"/>
         </w:rPr>
-        <w:t>）亦利用法院案件資料分析訴訟資源、法院偏好與裁判結果之關聯。上述研究顯示，法院裁判資料可作為觀察司法制度與裁判結果的重要實證基礎。</w:t>
+        <w:t>）亦利用法院案</w:t>
+      </w:r>
+      <w:r>
+        <w:rPr>
+          <w:rFonts w:hint="eastAsia"/>
+          <w:lang w:eastAsia="zh-TW"/>
+        </w:rPr>
+        <w:lastRenderedPageBreak/>
+        <w:t>件資料分析訴訟資源、法院偏好與裁判結果之關聯。上述研究顯示，法院裁判資料可作為觀察司法制度與裁判結果的重要實證基礎。</w:t>
       </w:r>
     </w:p>
     <w:p>
@@ -752,7 +795,6 @@
           <w:rFonts w:hint="eastAsia"/>
           <w:lang w:eastAsia="zh-TW"/>
         </w:rPr>
-        <w:lastRenderedPageBreak/>
         <w:t>在智慧財產權領域，既有研究多聚焦於特定法律爭點、法院制度或裁判結果。張添榜、王立達與劉尚志（</w:t>
       </w:r>
       <w:r>
@@ -838,13 +880,22 @@
           <w:rFonts w:hint="eastAsia"/>
           <w:lang w:eastAsia="zh-TW"/>
         </w:rPr>
-        <w:t>Bag-of-Words, BoW</w:t>
-      </w:r>
+        <w:t xml:space="preserve">Bag-of-Words, </w:t>
+      </w:r>
+      <w:proofErr w:type="spellStart"/>
       <w:r>
         <w:rPr>
           <w:rFonts w:hint="eastAsia"/>
           <w:lang w:eastAsia="zh-TW"/>
         </w:rPr>
+        <w:t>BoW</w:t>
+      </w:r>
+      <w:proofErr w:type="spellEnd"/>
+      <w:r>
+        <w:rPr>
+          <w:rFonts w:hint="eastAsia"/>
+          <w:lang w:eastAsia="zh-TW"/>
+        </w:rPr>
         <w:t>）、詞頻表示（</w:t>
       </w:r>
       <w:r>
@@ -875,6 +926,7 @@
         </w:rPr>
         <w:t>）。</w:t>
       </w:r>
+      <w:proofErr w:type="spellStart"/>
       <w:r>
         <w:rPr>
           <w:rFonts w:hint="eastAsia"/>
@@ -882,6 +934,7 @@
         </w:rPr>
         <w:t>BoW</w:t>
       </w:r>
+      <w:proofErr w:type="spellEnd"/>
       <w:r>
         <w:rPr>
           <w:rFonts w:hint="eastAsia"/>
@@ -931,12 +984,21 @@
         </w:rPr>
         <w:t>ü</w:t>
       </w:r>
+      <w:proofErr w:type="spellStart"/>
       <w:r>
         <w:rPr>
           <w:rFonts w:hint="eastAsia"/>
           <w:lang w:eastAsia="zh-TW"/>
         </w:rPr>
-        <w:t>tze, 2009</w:t>
+        <w:t>tze</w:t>
+      </w:r>
+      <w:proofErr w:type="spellEnd"/>
+      <w:r>
+        <w:rPr>
+          <w:rFonts w:hint="eastAsia"/>
+          <w:lang w:eastAsia="zh-TW"/>
+        </w:rPr>
+        <w:t>, 2009</w:t>
       </w:r>
       <w:r>
         <w:rPr>
@@ -962,6 +1024,7 @@
         </w:rPr>
         <w:t>法律文本具有高度制度化與專業化特徵。裁判書經常出現固定法律語彙，例如構成要件、程序判斷、證據評價、請求權基礎及裁判理由；智慧財產權案件亦涉及專利範圍、均等論、商標近似、混淆誤認、著作利用及營業秘密等專門用語。因此，即使</w:t>
       </w:r>
+      <w:proofErr w:type="spellStart"/>
       <w:r>
         <w:rPr>
           <w:rFonts w:hint="eastAsia"/>
@@ -969,6 +1032,7 @@
         </w:rPr>
         <w:t>BoW</w:t>
       </w:r>
+      <w:proofErr w:type="spellEnd"/>
       <w:r>
         <w:rPr>
           <w:rFonts w:hint="eastAsia"/>
@@ -1004,20 +1068,30 @@
         </w:rPr>
         <w:t>無法直接處理詞序、句法及長距離語意，詞彙本身的出現與分布仍可能包含與案件爭點及裁判結果相關的分類訊號。傳統稀疏文字特徵亦具有計算成本較低、容易重複實作及特徵來源較具可追溯性等優點，可作為複雜模型之比較基準。另一方面，長篇法律文件仍面臨模型輸入長度、文件結構及運算成本等問題（</w:t>
       </w:r>
+      <w:proofErr w:type="spellStart"/>
       <w:r>
         <w:rPr>
           <w:rFonts w:hint="eastAsia"/>
           <w:lang w:eastAsia="zh-TW"/>
         </w:rPr>
-        <w:t>Mamakas et al., 2022</w:t>
-      </w:r>
+        <w:t>Mamakas</w:t>
+      </w:r>
+      <w:proofErr w:type="spellEnd"/>
       <w:r>
         <w:rPr>
           <w:rFonts w:hint="eastAsia"/>
           <w:lang w:eastAsia="zh-TW"/>
         </w:rPr>
+        <w:t xml:space="preserve"> et al., 2022</w:t>
+      </w:r>
+      <w:r>
+        <w:rPr>
+          <w:rFonts w:hint="eastAsia"/>
+          <w:lang w:eastAsia="zh-TW"/>
+        </w:rPr>
         <w:t>），因此較複雜的語意模型未必適用所有法律文本任務，模型效果仍可能受到資料規模、文本長度、案件類型及分類目標影響。不過，傳統文字特徵仍存在限制。第一，</w:t>
       </w:r>
+      <w:proofErr w:type="spellStart"/>
       <w:r>
         <w:rPr>
           <w:rFonts w:hint="eastAsia"/>
@@ -1025,6 +1099,7 @@
         </w:rPr>
         <w:t>BoW</w:t>
       </w:r>
+      <w:proofErr w:type="spellEnd"/>
       <w:r>
         <w:rPr>
           <w:rFonts w:hint="eastAsia"/>
@@ -1110,18 +1185,27 @@
         </w:rPr>
         <w:t>）是法律人工智慧的重要研究任務，其目的在於利用案件事實、法律文本、法院理由或其他案件資訊，預測或分類可能的法律結果。既有研究已涵蓋不同法院、法律領域及任務形式。例如，</w:t>
       </w:r>
+      <w:proofErr w:type="spellStart"/>
       <w:r>
         <w:rPr>
           <w:rFonts w:hint="eastAsia"/>
           <w:lang w:eastAsia="zh-TW"/>
         </w:rPr>
-        <w:t>Aletras et al.</w:t>
-      </w:r>
+        <w:t>Aletras</w:t>
+      </w:r>
+      <w:proofErr w:type="spellEnd"/>
       <w:r>
         <w:rPr>
           <w:rFonts w:hint="eastAsia"/>
           <w:lang w:eastAsia="zh-TW"/>
         </w:rPr>
+        <w:t xml:space="preserve"> et al.</w:t>
+      </w:r>
+      <w:r>
+        <w:rPr>
+          <w:rFonts w:hint="eastAsia"/>
+          <w:lang w:eastAsia="zh-TW"/>
+        </w:rPr>
         <w:t>（</w:t>
       </w:r>
       <w:r>
@@ -1138,18 +1222,27 @@
         </w:rPr>
         <w:t>）利用歐洲人權法院案件文本預測是否違反公約條文；</w:t>
       </w:r>
+      <w:proofErr w:type="spellStart"/>
       <w:r>
         <w:rPr>
           <w:rFonts w:hint="eastAsia"/>
           <w:lang w:eastAsia="zh-TW"/>
         </w:rPr>
-        <w:t>Surdeanu et al.</w:t>
-      </w:r>
+        <w:t>Surdeanu</w:t>
+      </w:r>
+      <w:proofErr w:type="spellEnd"/>
       <w:r>
         <w:rPr>
           <w:rFonts w:hint="eastAsia"/>
           <w:lang w:eastAsia="zh-TW"/>
         </w:rPr>
+        <w:t xml:space="preserve"> et al.</w:t>
+      </w:r>
+      <w:r>
+        <w:rPr>
+          <w:rFonts w:hint="eastAsia"/>
+          <w:lang w:eastAsia="zh-TW"/>
+        </w:rPr>
         <w:t>（</w:t>
       </w:r>
       <w:r>
@@ -1230,7 +1323,14 @@
         <w:rPr>
           <w:lang w:eastAsia="zh-TW"/>
         </w:rPr>
-        <w:t>研究亦涵蓋法條預測、罪名預測、刑期預測與多任務學習等不同形式</w:t>
+        <w:t>研究亦涵蓋法條預測、罪名預測、刑</w:t>
+      </w:r>
+      <w:r>
+        <w:rPr>
+          <w:lang w:eastAsia="zh-TW"/>
+        </w:rPr>
+        <w:lastRenderedPageBreak/>
+        <w:t>期預測與多任務學習等不同形式</w:t>
       </w:r>
       <w:r>
         <w:rPr>
@@ -1267,18 +1367,27 @@
         </w:rPr>
         <w:t>）則透過多任務架構整合法律關鍵詞與多視角資訊進行預測。近年深度學習與預訓練語言模型逐漸應用於法律文本分析。</w:t>
       </w:r>
+      <w:proofErr w:type="spellStart"/>
       <w:r>
         <w:rPr>
           <w:rFonts w:hint="eastAsia"/>
           <w:lang w:eastAsia="zh-TW"/>
         </w:rPr>
-        <w:t>Alghazzawi et al.</w:t>
-      </w:r>
+        <w:t>Alghazzawi</w:t>
+      </w:r>
+      <w:proofErr w:type="spellEnd"/>
       <w:r>
         <w:rPr>
           <w:rFonts w:hint="eastAsia"/>
           <w:lang w:eastAsia="zh-TW"/>
         </w:rPr>
+        <w:t xml:space="preserve"> et al.</w:t>
+      </w:r>
+      <w:r>
+        <w:rPr>
+          <w:rFonts w:hint="eastAsia"/>
+          <w:lang w:eastAsia="zh-TW"/>
+        </w:rPr>
         <w:t>（</w:t>
       </w:r>
       <w:r>
@@ -1293,22 +1402,39 @@
           <w:rFonts w:hint="eastAsia"/>
           <w:lang w:eastAsia="zh-TW"/>
         </w:rPr>
-        <w:t>）結合長短期記憶網路與卷積神經網路進行法院判決預測，顯示深度模型具有處理較複雜語意與上下文關係的潛力。然而，複雜模型通常需要較高</w:t>
-      </w:r>
+        <w:t>）結合長短期記憶網路與卷積神經網路進行法院判決預測，顯示深度模型具有處理較複雜語意與上下文關係的潛力。然而，複雜模型通常需要較高運算資源，其內部運算及預測依據亦較難直接追溯。司法應用涉及當事人權益與法律理由，因此模型評估不應只考量整體預測分數，也應檢視不同裁判結果類別之辨識能力，以及模型是否可能依賴表面文字線索（</w:t>
+      </w:r>
+      <w:proofErr w:type="spellStart"/>
       <w:r>
         <w:rPr>
           <w:rFonts w:hint="eastAsia"/>
           <w:lang w:eastAsia="zh-TW"/>
         </w:rPr>
-        <w:lastRenderedPageBreak/>
-        <w:t>運算資源，其內部運算及預測依據亦較難直接追溯。司法應用涉及當事人權益與法律理由，因此模型評估不應只考量整體預測分數，也應檢視不同裁判結果類別之辨識能力，以及模型是否可能依賴表面文字線索（</w:t>
-      </w:r>
+        <w:t>Ariai</w:t>
+      </w:r>
+      <w:proofErr w:type="spellEnd"/>
       <w:r>
         <w:rPr>
           <w:rFonts w:hint="eastAsia"/>
           <w:lang w:eastAsia="zh-TW"/>
         </w:rPr>
-        <w:t>Ariai, Mackenzie, &amp; Demartini, 2025</w:t>
+        <w:t xml:space="preserve">, Mackenzie, &amp; </w:t>
+      </w:r>
+      <w:proofErr w:type="spellStart"/>
+      <w:r>
+        <w:rPr>
+          <w:rFonts w:hint="eastAsia"/>
+          <w:lang w:eastAsia="zh-TW"/>
+        </w:rPr>
+        <w:t>Demartini</w:t>
+      </w:r>
+      <w:proofErr w:type="spellEnd"/>
+      <w:r>
+        <w:rPr>
+          <w:rFonts w:hint="eastAsia"/>
+          <w:lang w:eastAsia="zh-TW"/>
+        </w:rPr>
+        <w:t>, 2025</w:t>
       </w:r>
       <w:r>
         <w:rPr>
@@ -1390,6 +1516,7 @@
         </w:rPr>
         <w:t>或大型語言模型納入主要分類流程。本研究目的並非比較所有模型的最高預測效能，而是檢驗</w:t>
       </w:r>
+      <w:proofErr w:type="spellStart"/>
       <w:r>
         <w:rPr>
           <w:rFonts w:hint="eastAsia"/>
@@ -1397,6 +1524,7 @@
         </w:rPr>
         <w:t>BoW</w:t>
       </w:r>
+      <w:proofErr w:type="spellEnd"/>
       <w:r>
         <w:rPr>
           <w:rFonts w:hint="eastAsia"/>
@@ -1460,26 +1588,44 @@
         </w:rPr>
         <w:t>在臺灣智慧財產權判決分類中的相對效果，並建立計算成本較低、容易重複實作且特徵來源較具可追溯性的基準流程。預訓練語言模型與大型語言模型雖具有較強的語意表徵能力，但仍涉及較高運算需求、長文本處理及模型結果解釋等問題（</w:t>
       </w:r>
+      <w:proofErr w:type="spellStart"/>
       <w:r>
         <w:rPr>
           <w:rFonts w:hint="eastAsia"/>
           <w:lang w:eastAsia="zh-TW"/>
         </w:rPr>
-        <w:t>Mamakas et al., 2022</w:t>
-      </w:r>
+        <w:t>Mamakas</w:t>
+      </w:r>
+      <w:proofErr w:type="spellEnd"/>
       <w:r>
         <w:rPr>
           <w:rFonts w:hint="eastAsia"/>
           <w:lang w:eastAsia="zh-TW"/>
         </w:rPr>
+        <w:t xml:space="preserve"> et al., 2022</w:t>
+      </w:r>
+      <w:r>
+        <w:rPr>
+          <w:rFonts w:hint="eastAsia"/>
+          <w:lang w:eastAsia="zh-TW"/>
+        </w:rPr>
         <w:t>；</w:t>
       </w:r>
+      <w:proofErr w:type="spellStart"/>
       <w:r>
         <w:rPr>
           <w:rFonts w:hint="eastAsia"/>
           <w:lang w:eastAsia="zh-TW"/>
         </w:rPr>
-        <w:t>Ariai et al., 2025</w:t>
+        <w:t>Ariai</w:t>
+      </w:r>
+      <w:proofErr w:type="spellEnd"/>
+      <w:r>
+        <w:rPr>
+          <w:rFonts w:hint="eastAsia"/>
+          <w:lang w:eastAsia="zh-TW"/>
+        </w:rPr>
+        <w:t xml:space="preserve"> et al., 2025</w:t>
       </w:r>
       <w:r>
         <w:rPr>
@@ -1784,8 +1930,10 @@
           <w:rFonts w:hint="eastAsia"/>
           <w:lang w:eastAsia="zh-TW"/>
         </w:rPr>
+        <w:lastRenderedPageBreak/>
         <w:t>綜合而言，既有研究已證明司法資料可作為實證法律分析的重要來源，並發展出多種法律文本特徵與判決預測方法。然而，較少研究同時針對臺灣智慧財產權裁判全文，依行政、民事、刑事與刑事附帶民事案件分別建模，並比較三類裁判結果、</w:t>
       </w:r>
+      <w:proofErr w:type="spellStart"/>
       <w:r>
         <w:rPr>
           <w:rFonts w:hint="eastAsia"/>
@@ -1793,6 +1941,7 @@
         </w:rPr>
         <w:t>BoW</w:t>
       </w:r>
+      <w:proofErr w:type="spellEnd"/>
       <w:r>
         <w:rPr>
           <w:rFonts w:hint="eastAsia"/>
@@ -1885,7 +2034,6 @@
           <w:sz w:val="32"/>
           <w:lang w:eastAsia="zh-TW"/>
         </w:rPr>
-        <w:lastRenderedPageBreak/>
         <w:t>參、研究方法與資料</w:t>
       </w:r>
     </w:p>
@@ -2116,7 +2264,21 @@
         <w:rPr>
           <w:lang w:eastAsia="zh-TW"/>
         </w:rPr>
-        <w:t xml:space="preserve"> Jieba stop words </w:t>
+        <w:t xml:space="preserve"> </w:t>
+      </w:r>
+      <w:proofErr w:type="spellStart"/>
+      <w:r>
+        <w:rPr>
+          <w:lang w:eastAsia="zh-TW"/>
+        </w:rPr>
+        <w:t>Jieba</w:t>
+      </w:r>
+      <w:proofErr w:type="spellEnd"/>
+      <w:r>
+        <w:rPr>
+          <w:lang w:eastAsia="zh-TW"/>
+        </w:rPr>
+        <w:t xml:space="preserve"> stop words </w:t>
       </w:r>
       <w:r>
         <w:rPr>
@@ -2184,6 +2346,7 @@
           <w:b/>
           <w:lang w:eastAsia="zh-TW"/>
         </w:rPr>
+        <w:lastRenderedPageBreak/>
         <w:t>圖</w:t>
       </w:r>
       <w:r>
@@ -2215,7 +2378,6 @@
           <w:b/>
           <w:lang w:eastAsia="zh-TW"/>
         </w:rPr>
-        <w:lastRenderedPageBreak/>
         <w:t>表</w:t>
       </w:r>
       <w:r>
@@ -2235,7 +2397,7 @@
     </w:p>
     <w:tbl>
       <w:tblPr>
-        <w:tblStyle w:val="aff3"/>
+        <w:tblStyle w:val="TableGrid"/>
         <w:tblW w:w="5000" w:type="pct"/>
         <w:jc w:val="center"/>
         <w:tblBorders>
@@ -2279,6 +2441,7 @@
                 <w:sz w:val="22"/>
               </w:rPr>
             </w:pPr>
+            <w:proofErr w:type="spellStart"/>
             <w:r>
               <w:rPr>
                 <w:b/>
@@ -2286,6 +2449,7 @@
               </w:rPr>
               <w:t>資料集</w:t>
             </w:r>
+            <w:proofErr w:type="spellEnd"/>
           </w:p>
         </w:tc>
         <w:tc>
@@ -2391,6 +2555,7 @@
                 <w:sz w:val="22"/>
               </w:rPr>
             </w:pPr>
+            <w:proofErr w:type="spellStart"/>
             <w:r>
               <w:rPr>
                 <w:b/>
@@ -2398,6 +2563,7 @@
               </w:rPr>
               <w:t>合計</w:t>
             </w:r>
+            <w:proofErr w:type="spellEnd"/>
           </w:p>
         </w:tc>
       </w:tr>
@@ -2424,12 +2590,14 @@
                 <w:sz w:val="22"/>
               </w:rPr>
             </w:pPr>
+            <w:proofErr w:type="spellStart"/>
             <w:r>
               <w:rPr>
                 <w:sz w:val="22"/>
               </w:rPr>
               <w:t>行政</w:t>
             </w:r>
+            <w:proofErr w:type="spellEnd"/>
           </w:p>
         </w:tc>
         <w:tc>
@@ -2560,12 +2728,14 @@
                 <w:sz w:val="22"/>
               </w:rPr>
             </w:pPr>
+            <w:proofErr w:type="spellStart"/>
             <w:r>
               <w:rPr>
                 <w:sz w:val="22"/>
               </w:rPr>
               <w:t>民事</w:t>
             </w:r>
+            <w:proofErr w:type="spellEnd"/>
           </w:p>
         </w:tc>
         <w:tc>
@@ -2696,12 +2866,14 @@
                 <w:sz w:val="22"/>
               </w:rPr>
             </w:pPr>
+            <w:proofErr w:type="spellStart"/>
             <w:r>
               <w:rPr>
                 <w:sz w:val="22"/>
               </w:rPr>
               <w:t>刑事</w:t>
             </w:r>
+            <w:proofErr w:type="spellEnd"/>
           </w:p>
         </w:tc>
         <w:tc>
@@ -2832,12 +3004,14 @@
                 <w:sz w:val="22"/>
               </w:rPr>
             </w:pPr>
+            <w:proofErr w:type="spellStart"/>
             <w:r>
               <w:rPr>
                 <w:sz w:val="22"/>
               </w:rPr>
               <w:t>刑事附帶民事</w:t>
             </w:r>
+            <w:proofErr w:type="spellEnd"/>
           </w:p>
         </w:tc>
         <w:tc>
@@ -2965,12 +3139,14 @@
                 <w:sz w:val="22"/>
               </w:rPr>
             </w:pPr>
+            <w:proofErr w:type="spellStart"/>
             <w:r>
               <w:rPr>
                 <w:sz w:val="22"/>
               </w:rPr>
               <w:t>合計</w:t>
             </w:r>
+            <w:proofErr w:type="spellEnd"/>
           </w:p>
         </w:tc>
         <w:tc>
@@ -3168,9 +3344,11 @@
         </w:rPr>
         <w:t>筆。</w:t>
       </w:r>
+      <w:proofErr w:type="spellStart"/>
       <w:r>
         <w:t>此一分布使</w:t>
       </w:r>
+      <w:proofErr w:type="spellEnd"/>
       <w:r>
         <w:t xml:space="preserve"> Macro F1 </w:t>
       </w:r>
@@ -3180,8 +3358,13 @@
       <w:r>
         <w:t xml:space="preserve"> Accuracy </w:t>
       </w:r>
-      <w:r>
-        <w:t>更適合作為主要評估指標，因其能平均反映各類別之辨識能力。</w:t>
+      <w:proofErr w:type="spellStart"/>
+      <w:r>
+        <w:t>更適合作為主要評估指標，因其能平均反映各類別之辨識能力</w:t>
+      </w:r>
+      <w:proofErr w:type="spellEnd"/>
+      <w:r>
+        <w:t>。</w:t>
       </w:r>
     </w:p>
     <w:p>
@@ -3293,7 +3476,7 @@
     </w:p>
     <w:tbl>
       <w:tblPr>
-        <w:tblStyle w:val="aff3"/>
+        <w:tblStyle w:val="TableGrid"/>
         <w:tblW w:w="10343" w:type="dxa"/>
         <w:jc w:val="center"/>
         <w:tblLook w:val="04A0" w:firstRow="1" w:lastRow="0" w:firstColumn="1" w:lastColumn="0" w:noHBand="0" w:noVBand="1"/>
@@ -3324,6 +3507,7 @@
                 <w:sz w:val="22"/>
               </w:rPr>
             </w:pPr>
+            <w:proofErr w:type="spellStart"/>
             <w:r>
               <w:rPr>
                 <w:b/>
@@ -3332,6 +3516,7 @@
               </w:rPr>
               <w:t>案件類型</w:t>
             </w:r>
+            <w:proofErr w:type="spellEnd"/>
           </w:p>
         </w:tc>
         <w:tc>
@@ -3431,12 +3616,14 @@
                 <w:sz w:val="22"/>
               </w:rPr>
             </w:pPr>
+            <w:proofErr w:type="spellStart"/>
             <w:r>
               <w:rPr>
                 <w:sz w:val="22"/>
               </w:rPr>
               <w:t>民事</w:t>
             </w:r>
+            <w:proofErr w:type="spellEnd"/>
           </w:p>
         </w:tc>
         <w:tc>
@@ -3530,12 +3717,14 @@
                 <w:sz w:val="22"/>
               </w:rPr>
             </w:pPr>
+            <w:proofErr w:type="spellStart"/>
             <w:r>
               <w:rPr>
                 <w:sz w:val="22"/>
               </w:rPr>
               <w:t>行政</w:t>
             </w:r>
+            <w:proofErr w:type="spellEnd"/>
           </w:p>
         </w:tc>
         <w:tc>
@@ -3629,12 +3818,14 @@
                 <w:sz w:val="22"/>
               </w:rPr>
             </w:pPr>
+            <w:proofErr w:type="spellStart"/>
             <w:r>
               <w:rPr>
                 <w:sz w:val="22"/>
               </w:rPr>
               <w:t>刑事</w:t>
             </w:r>
+            <w:proofErr w:type="spellEnd"/>
           </w:p>
         </w:tc>
         <w:tc>
@@ -3675,12 +3866,14 @@
                 <w:sz w:val="22"/>
               </w:rPr>
             </w:pPr>
+            <w:proofErr w:type="spellStart"/>
             <w:r>
               <w:rPr>
                 <w:sz w:val="22"/>
               </w:rPr>
               <w:t>部分有罪、部分無罪</w:t>
             </w:r>
+            <w:proofErr w:type="spellEnd"/>
           </w:p>
         </w:tc>
         <w:tc>
@@ -3726,12 +3919,14 @@
                 <w:sz w:val="22"/>
               </w:rPr>
             </w:pPr>
+            <w:proofErr w:type="spellStart"/>
             <w:r>
               <w:rPr>
                 <w:sz w:val="22"/>
               </w:rPr>
               <w:t>刑事附帶民事</w:t>
             </w:r>
+            <w:proofErr w:type="spellEnd"/>
           </w:p>
         </w:tc>
         <w:tc>
@@ -3841,7 +4036,14 @@
         <w:rPr>
           <w:lang w:eastAsia="zh-TW"/>
         </w:rPr>
-        <w:t>說明本文三類裁判結果標籤之整理邏輯。此一設計比二元勝敗分類更貼近智慧財產權案件實際情形，因為部分勝訴在專利、商標、著作權與營業秘密案件中並不少見。例如，法院可能僅支持部分請求項、部分商品類別、部分損害賠償金額，或對不同被告作出不同判斷。若將此類案件強行併入勝訴或敗訴，將降低標籤的法律意義，也可能使模型評估失真。</w:t>
+        <w:t>說明本文三類裁判結果標籤之整理邏輯。此一設計比二元勝敗分類更貼近智慧財產權案件實際情形，因為部分勝訴在專利、商標、著作權與營業秘密案件中並不少見。例如，法院可能僅支持部分請求項、部分商品類別、部分損害賠償金額，或對</w:t>
+      </w:r>
+      <w:r>
+        <w:rPr>
+          <w:lang w:eastAsia="zh-TW"/>
+        </w:rPr>
+        <w:lastRenderedPageBreak/>
+        <w:t>不同被告作出不同判斷。若將此類案件強行併入勝訴或敗訴，將降低標籤的法律意義，也可能使模型評估失真。</w:t>
       </w:r>
     </w:p>
     <w:p>
@@ -3857,7 +4059,6 @@
         <w:rPr>
           <w:lang w:eastAsia="zh-TW"/>
         </w:rPr>
-        <w:lastRenderedPageBreak/>
         <w:t>刑事案件之</w:t>
       </w:r>
       <w:r>
@@ -3942,7 +4143,7 @@
     </w:p>
     <w:tbl>
       <w:tblPr>
-        <w:tblStyle w:val="aff3"/>
+        <w:tblStyle w:val="TableGrid"/>
         <w:tblW w:w="5000" w:type="pct"/>
         <w:jc w:val="center"/>
         <w:tblBorders>
@@ -3986,6 +4187,7 @@
                 <w:sz w:val="22"/>
               </w:rPr>
             </w:pPr>
+            <w:proofErr w:type="spellStart"/>
             <w:r>
               <w:rPr>
                 <w:b/>
@@ -3993,6 +4195,7 @@
               </w:rPr>
               <w:t>年度</w:t>
             </w:r>
+            <w:proofErr w:type="spellEnd"/>
           </w:p>
         </w:tc>
         <w:tc>
@@ -4013,6 +4216,7 @@
                 <w:sz w:val="22"/>
               </w:rPr>
             </w:pPr>
+            <w:proofErr w:type="spellStart"/>
             <w:r>
               <w:rPr>
                 <w:b/>
@@ -4020,6 +4224,7 @@
               </w:rPr>
               <w:t>行政</w:t>
             </w:r>
+            <w:proofErr w:type="spellEnd"/>
           </w:p>
         </w:tc>
         <w:tc>
@@ -4040,6 +4245,7 @@
                 <w:sz w:val="22"/>
               </w:rPr>
             </w:pPr>
+            <w:proofErr w:type="spellStart"/>
             <w:r>
               <w:rPr>
                 <w:b/>
@@ -4047,6 +4253,7 @@
               </w:rPr>
               <w:t>民事</w:t>
             </w:r>
+            <w:proofErr w:type="spellEnd"/>
           </w:p>
         </w:tc>
         <w:tc>
@@ -4067,6 +4274,7 @@
                 <w:sz w:val="22"/>
               </w:rPr>
             </w:pPr>
+            <w:proofErr w:type="spellStart"/>
             <w:r>
               <w:rPr>
                 <w:b/>
@@ -4074,6 +4282,7 @@
               </w:rPr>
               <w:t>刑事</w:t>
             </w:r>
+            <w:proofErr w:type="spellEnd"/>
           </w:p>
         </w:tc>
         <w:tc>
@@ -4094,6 +4303,7 @@
                 <w:sz w:val="22"/>
               </w:rPr>
             </w:pPr>
+            <w:proofErr w:type="spellStart"/>
             <w:r>
               <w:rPr>
                 <w:b/>
@@ -4101,6 +4311,7 @@
               </w:rPr>
               <w:t>刑事附帶民事</w:t>
             </w:r>
+            <w:proofErr w:type="spellEnd"/>
           </w:p>
         </w:tc>
         <w:tc>
@@ -4121,6 +4332,7 @@
                 <w:sz w:val="22"/>
               </w:rPr>
             </w:pPr>
+            <w:proofErr w:type="spellStart"/>
             <w:r>
               <w:rPr>
                 <w:b/>
@@ -4128,6 +4340,7 @@
               </w:rPr>
               <w:t>合計</w:t>
             </w:r>
+            <w:proofErr w:type="spellEnd"/>
           </w:p>
         </w:tc>
       </w:tr>
@@ -5192,11 +5405,19 @@
         </w:rPr>
         <w:t>本文建立三種文字特徵表示。</w:t>
       </w:r>
-      <w:r>
-        <w:rPr>
-          <w:lang w:eastAsia="zh-TW"/>
-        </w:rPr>
-        <w:t xml:space="preserve">BoW </w:t>
+      <w:proofErr w:type="spellStart"/>
+      <w:r>
+        <w:rPr>
+          <w:lang w:eastAsia="zh-TW"/>
+        </w:rPr>
+        <w:t>BoW</w:t>
+      </w:r>
+      <w:proofErr w:type="spellEnd"/>
+      <w:r>
+        <w:rPr>
+          <w:lang w:eastAsia="zh-TW"/>
+        </w:rPr>
+        <w:t xml:space="preserve"> </w:t>
       </w:r>
       <w:r>
         <w:rPr>
@@ -5392,8 +5613,16 @@
         <w:rPr>
           <w:lang w:eastAsia="zh-TW"/>
         </w:rPr>
-        <w:t xml:space="preserve"> LinearSVC</w:t>
-      </w:r>
+        <w:t xml:space="preserve"> </w:t>
+      </w:r>
+      <w:proofErr w:type="spellStart"/>
+      <w:r>
+        <w:rPr>
+          <w:lang w:eastAsia="zh-TW"/>
+        </w:rPr>
+        <w:t>LinearSVC</w:t>
+      </w:r>
+      <w:proofErr w:type="spellEnd"/>
       <w:r>
         <w:rPr>
           <w:lang w:eastAsia="zh-TW"/>
@@ -5447,7 +5676,7 @@
     </w:p>
     <w:tbl>
       <w:tblPr>
-        <w:tblStyle w:val="aff3"/>
+        <w:tblStyle w:val="TableGrid"/>
         <w:tblW w:w="4782" w:type="pct"/>
         <w:jc w:val="center"/>
         <w:tblBorders>
@@ -5493,6 +5722,7 @@
                 <w:sz w:val="22"/>
               </w:rPr>
             </w:pPr>
+            <w:proofErr w:type="spellStart"/>
             <w:r>
               <w:rPr>
                 <w:b/>
@@ -5501,6 +5731,7 @@
               </w:rPr>
               <w:t>方法</w:t>
             </w:r>
+            <w:proofErr w:type="spellEnd"/>
           </w:p>
         </w:tc>
         <w:tc>
@@ -5525,6 +5756,7 @@
                 <w:sz w:val="22"/>
               </w:rPr>
             </w:pPr>
+            <w:proofErr w:type="spellStart"/>
             <w:r>
               <w:rPr>
                 <w:b/>
@@ -5533,6 +5765,7 @@
               </w:rPr>
               <w:t>流程角色</w:t>
             </w:r>
+            <w:proofErr w:type="spellEnd"/>
           </w:p>
         </w:tc>
         <w:tc>
@@ -5557,6 +5790,7 @@
                 <w:sz w:val="22"/>
               </w:rPr>
             </w:pPr>
+            <w:proofErr w:type="spellStart"/>
             <w:r>
               <w:rPr>
                 <w:b/>
@@ -5565,6 +5799,7 @@
               </w:rPr>
               <w:t>輸入資料</w:t>
             </w:r>
+            <w:proofErr w:type="spellEnd"/>
           </w:p>
         </w:tc>
         <w:tc>
@@ -5589,6 +5824,7 @@
                 <w:sz w:val="22"/>
               </w:rPr>
             </w:pPr>
+            <w:proofErr w:type="spellStart"/>
             <w:r>
               <w:rPr>
                 <w:b/>
@@ -5597,6 +5833,7 @@
               </w:rPr>
               <w:t>輸出與主要功能</w:t>
             </w:r>
+            <w:proofErr w:type="spellEnd"/>
           </w:p>
         </w:tc>
       </w:tr>
@@ -5625,12 +5862,14 @@
                 <w:sz w:val="22"/>
               </w:rPr>
             </w:pPr>
+            <w:proofErr w:type="spellStart"/>
             <w:r>
               <w:rPr>
                 <w:sz w:val="22"/>
               </w:rPr>
               <w:t>BoW</w:t>
             </w:r>
+            <w:proofErr w:type="spellEnd"/>
           </w:p>
         </w:tc>
         <w:tc>
@@ -5653,12 +5892,14 @@
                 <w:sz w:val="22"/>
               </w:rPr>
             </w:pPr>
+            <w:proofErr w:type="spellStart"/>
             <w:r>
               <w:rPr>
                 <w:sz w:val="22"/>
               </w:rPr>
               <w:t>文字特徵表示</w:t>
             </w:r>
+            <w:proofErr w:type="spellEnd"/>
           </w:p>
         </w:tc>
         <w:tc>
@@ -5681,12 +5922,14 @@
                 <w:sz w:val="22"/>
               </w:rPr>
             </w:pPr>
+            <w:proofErr w:type="spellStart"/>
             <w:r>
               <w:rPr>
                 <w:sz w:val="22"/>
               </w:rPr>
               <w:t>斷詞後裁判文本</w:t>
             </w:r>
+            <w:proofErr w:type="spellEnd"/>
           </w:p>
         </w:tc>
         <w:tc>
@@ -5773,12 +6016,14 @@
                 <w:sz w:val="22"/>
               </w:rPr>
             </w:pPr>
+            <w:proofErr w:type="spellStart"/>
             <w:r>
               <w:rPr>
                 <w:sz w:val="22"/>
               </w:rPr>
               <w:t>文字特徵表示</w:t>
             </w:r>
+            <w:proofErr w:type="spellEnd"/>
           </w:p>
         </w:tc>
         <w:tc>
@@ -5801,12 +6046,14 @@
                 <w:sz w:val="22"/>
               </w:rPr>
             </w:pPr>
+            <w:proofErr w:type="spellStart"/>
             <w:r>
               <w:rPr>
                 <w:sz w:val="22"/>
               </w:rPr>
               <w:t>詞彙出現次數</w:t>
             </w:r>
+            <w:proofErr w:type="spellEnd"/>
           </w:p>
         </w:tc>
         <w:tc>
@@ -5893,12 +6140,14 @@
                 <w:sz w:val="22"/>
               </w:rPr>
             </w:pPr>
+            <w:proofErr w:type="spellStart"/>
             <w:r>
               <w:rPr>
                 <w:sz w:val="22"/>
               </w:rPr>
               <w:t>文字特徵表示</w:t>
             </w:r>
+            <w:proofErr w:type="spellEnd"/>
           </w:p>
         </w:tc>
         <w:tc>
@@ -5921,12 +6170,14 @@
                 <w:sz w:val="22"/>
               </w:rPr>
             </w:pPr>
+            <w:proofErr w:type="spellStart"/>
             <w:r>
               <w:rPr>
                 <w:sz w:val="22"/>
               </w:rPr>
               <w:t>詞頻與文件頻率</w:t>
             </w:r>
+            <w:proofErr w:type="spellEnd"/>
           </w:p>
         </w:tc>
         <w:tc>
@@ -6013,12 +6264,14 @@
                 <w:sz w:val="22"/>
               </w:rPr>
             </w:pPr>
+            <w:proofErr w:type="spellStart"/>
             <w:r>
               <w:rPr>
                 <w:sz w:val="22"/>
               </w:rPr>
               <w:t>特徵選擇</w:t>
             </w:r>
+            <w:proofErr w:type="spellEnd"/>
           </w:p>
         </w:tc>
         <w:tc>
@@ -6201,12 +6454,14 @@
                 <w:sz w:val="22"/>
               </w:rPr>
             </w:pPr>
+            <w:proofErr w:type="spellStart"/>
             <w:r>
               <w:rPr>
                 <w:sz w:val="22"/>
               </w:rPr>
               <w:t>監督式特徵轉換</w:t>
             </w:r>
+            <w:proofErr w:type="spellEnd"/>
           </w:p>
         </w:tc>
         <w:tc>
@@ -6259,24 +6514,28 @@
                 <w:sz w:val="22"/>
               </w:rPr>
             </w:pPr>
+            <w:proofErr w:type="spellStart"/>
             <w:r>
               <w:rPr>
                 <w:sz w:val="22"/>
               </w:rPr>
               <w:t>透過</w:t>
             </w:r>
+            <w:proofErr w:type="spellEnd"/>
             <w:r>
               <w:rPr>
                 <w:sz w:val="22"/>
               </w:rPr>
               <w:t xml:space="preserve"> inverse regression </w:t>
             </w:r>
+            <w:proofErr w:type="spellStart"/>
             <w:r>
               <w:rPr>
                 <w:sz w:val="22"/>
               </w:rPr>
               <w:t>將高維文字特徵轉換為充分縮減分數</w:t>
             </w:r>
+            <w:proofErr w:type="spellEnd"/>
           </w:p>
         </w:tc>
       </w:tr>
@@ -6339,12 +6598,14 @@
               </w:rPr>
               <w:t xml:space="preserve">MNIR </w:t>
             </w:r>
+            <w:proofErr w:type="spellStart"/>
             <w:r>
               <w:rPr>
                 <w:sz w:val="22"/>
               </w:rPr>
               <w:t>估計機制</w:t>
             </w:r>
+            <w:proofErr w:type="spellEnd"/>
           </w:p>
         </w:tc>
         <w:tc>
@@ -6468,12 +6729,14 @@
                 <w:sz w:val="22"/>
               </w:rPr>
             </w:pPr>
+            <w:proofErr w:type="spellStart"/>
             <w:r>
               <w:rPr>
                 <w:sz w:val="22"/>
               </w:rPr>
               <w:t>分類器</w:t>
             </w:r>
+            <w:proofErr w:type="spellEnd"/>
           </w:p>
         </w:tc>
         <w:tc>
@@ -6540,17 +6803,26 @@
                 <w:sz w:val="22"/>
               </w:rPr>
             </w:pPr>
+            <w:proofErr w:type="spellStart"/>
             <w:r>
               <w:rPr>
                 <w:sz w:val="22"/>
               </w:rPr>
               <w:t>將裁判書分類為</w:t>
             </w:r>
+            <w:proofErr w:type="spellEnd"/>
             <w:r>
               <w:rPr>
                 <w:sz w:val="22"/>
               </w:rPr>
-              <w:t xml:space="preserve"> Lose</w:t>
+              <w:t xml:space="preserve"> </w:t>
+            </w:r>
+            <w:proofErr w:type="spellStart"/>
+            <w:r>
+              <w:rPr>
+                <w:sz w:val="22"/>
+              </w:rPr>
+              <w:t>Lose</w:t>
             </w:r>
             <w:r>
               <w:rPr>
@@ -6576,6 +6848,7 @@
               </w:rPr>
               <w:t>Win</w:t>
             </w:r>
+            <w:proofErr w:type="spellEnd"/>
           </w:p>
         </w:tc>
       </w:tr>
@@ -6624,12 +6897,14 @@
                 <w:sz w:val="22"/>
               </w:rPr>
             </w:pPr>
+            <w:proofErr w:type="spellStart"/>
             <w:r>
               <w:rPr>
                 <w:sz w:val="22"/>
               </w:rPr>
               <w:t>最低基準模型</w:t>
             </w:r>
+            <w:proofErr w:type="spellEnd"/>
           </w:p>
         </w:tc>
         <w:tc>
@@ -6648,12 +6923,14 @@
                 <w:sz w:val="22"/>
               </w:rPr>
             </w:pPr>
+            <w:proofErr w:type="spellStart"/>
             <w:r>
               <w:rPr>
                 <w:sz w:val="22"/>
               </w:rPr>
               <w:t>訓練集類別分布</w:t>
             </w:r>
+            <w:proofErr w:type="spellEnd"/>
           </w:p>
         </w:tc>
         <w:tc>
@@ -6800,6 +7077,7 @@
       <w:pPr>
         <w:spacing w:before="120" w:after="80" w:line="240" w:lineRule="auto"/>
       </w:pPr>
+      <w:proofErr w:type="spellStart"/>
       <w:r>
         <w:rPr>
           <w:b/>
@@ -6807,6 +7085,7 @@
         </w:rPr>
         <w:t>三、評估方式</w:t>
       </w:r>
+      <w:proofErr w:type="spellEnd"/>
     </w:p>
     <w:p>
       <w:pPr>
@@ -6817,17 +7096,27 @@
           <w:lang w:eastAsia="zh-TW"/>
         </w:rPr>
       </w:pPr>
+      <w:proofErr w:type="spellStart"/>
       <w:r>
         <w:t>本文同時使用</w:t>
       </w:r>
-      <w:r>
-        <w:t xml:space="preserve"> Accuracy</w:t>
+      <w:proofErr w:type="spellEnd"/>
+      <w:r>
+        <w:t xml:space="preserve"> </w:t>
+      </w:r>
+      <w:proofErr w:type="spellStart"/>
+      <w:r>
+        <w:t>Accuracy</w:t>
       </w:r>
       <w:r>
         <w:t>、</w:t>
       </w:r>
       <w:r>
-        <w:t>Macro F1</w:t>
+        <w:t>Macro</w:t>
+      </w:r>
+      <w:proofErr w:type="spellEnd"/>
+      <w:r>
+        <w:t xml:space="preserve"> F1</w:t>
       </w:r>
       <w:r>
         <w:t>、分類報告、混淆矩陣與</w:t>
@@ -6835,12 +7124,18 @@
       <w:r>
         <w:t xml:space="preserve"> Majority Class baseline </w:t>
       </w:r>
+      <w:proofErr w:type="spellStart"/>
       <w:r>
         <w:t>評估模型。</w:t>
       </w:r>
       <w:r>
-        <w:t xml:space="preserve">Accuracy </w:t>
-      </w:r>
+        <w:t>Accuracy</w:t>
+      </w:r>
+      <w:proofErr w:type="spellEnd"/>
+      <w:r>
+        <w:t xml:space="preserve"> </w:t>
+      </w:r>
+      <w:proofErr w:type="spellStart"/>
       <w:r>
         <w:t>反映整體預測正確比例，但在類別不平衡資料中可能被多數類別主導。</w:t>
       </w:r>
@@ -6848,7 +7143,14 @@
         <w:rPr>
           <w:lang w:eastAsia="zh-TW"/>
         </w:rPr>
-        <w:t xml:space="preserve">Macro F1 </w:t>
+        <w:t>Macro</w:t>
+      </w:r>
+      <w:proofErr w:type="spellEnd"/>
+      <w:r>
+        <w:rPr>
+          <w:lang w:eastAsia="zh-TW"/>
+        </w:rPr>
+        <w:t xml:space="preserve"> F1 </w:t>
       </w:r>
       <w:r>
         <w:rPr>
@@ -7120,28 +7422,32 @@
         </w:rPr>
         <w:t xml:space="preserve"> 5 </w:t>
       </w:r>
+      <w:proofErr w:type="spellStart"/>
       <w:r>
         <w:rPr>
           <w:b/>
         </w:rPr>
         <w:t>最佳</w:t>
       </w:r>
+      <w:proofErr w:type="spellEnd"/>
       <w:r>
         <w:rPr>
           <w:b/>
         </w:rPr>
         <w:t xml:space="preserve"> Chi-square + SVM </w:t>
       </w:r>
+      <w:proofErr w:type="spellStart"/>
       <w:r>
         <w:rPr>
           <w:b/>
         </w:rPr>
         <w:t>模型之參數選擇摘要</w:t>
       </w:r>
+      <w:proofErr w:type="spellEnd"/>
     </w:p>
     <w:tbl>
       <w:tblPr>
-        <w:tblStyle w:val="aff3"/>
+        <w:tblStyle w:val="TableGrid"/>
         <w:tblW w:w="5107" w:type="pct"/>
         <w:jc w:val="center"/>
         <w:tblBorders>
@@ -7184,6 +7490,7 @@
                 <w:sz w:val="22"/>
               </w:rPr>
             </w:pPr>
+            <w:proofErr w:type="spellStart"/>
             <w:r>
               <w:rPr>
                 <w:b/>
@@ -7191,6 +7498,7 @@
               </w:rPr>
               <w:t>資料集</w:t>
             </w:r>
+            <w:proofErr w:type="spellEnd"/>
           </w:p>
         </w:tc>
         <w:tc>
@@ -7325,12 +7633,14 @@
                 <w:sz w:val="22"/>
               </w:rPr>
             </w:pPr>
+            <w:proofErr w:type="spellStart"/>
             <w:r>
               <w:rPr>
                 <w:sz w:val="22"/>
               </w:rPr>
               <w:t>行政</w:t>
             </w:r>
+            <w:proofErr w:type="spellEnd"/>
           </w:p>
         </w:tc>
         <w:tc>
@@ -7461,12 +7771,14 @@
                 <w:sz w:val="22"/>
               </w:rPr>
             </w:pPr>
+            <w:proofErr w:type="spellStart"/>
             <w:r>
               <w:rPr>
                 <w:sz w:val="22"/>
               </w:rPr>
               <w:t>民事</w:t>
             </w:r>
+            <w:proofErr w:type="spellEnd"/>
           </w:p>
         </w:tc>
         <w:tc>
@@ -7597,12 +7909,14 @@
                 <w:sz w:val="22"/>
               </w:rPr>
             </w:pPr>
+            <w:proofErr w:type="spellStart"/>
             <w:r>
               <w:rPr>
                 <w:sz w:val="22"/>
               </w:rPr>
               <w:t>刑事</w:t>
             </w:r>
+            <w:proofErr w:type="spellEnd"/>
           </w:p>
         </w:tc>
         <w:tc>
@@ -7729,12 +8043,14 @@
                 <w:sz w:val="22"/>
               </w:rPr>
             </w:pPr>
+            <w:proofErr w:type="spellStart"/>
             <w:r>
               <w:rPr>
                 <w:sz w:val="22"/>
               </w:rPr>
               <w:t>刑事附帶民事</w:t>
             </w:r>
+            <w:proofErr w:type="spellEnd"/>
           </w:p>
         </w:tc>
         <w:tc>
@@ -7959,12 +8275,14 @@
         </w:rPr>
         <w:t>在特徵表示設計上，</w:t>
       </w:r>
+      <w:proofErr w:type="spellStart"/>
       <w:r>
         <w:rPr>
           <w:lang w:eastAsia="zh-TW"/>
         </w:rPr>
         <w:t>BoW</w:t>
       </w:r>
+      <w:proofErr w:type="spellEnd"/>
       <w:r>
         <w:rPr>
           <w:lang w:eastAsia="zh-TW"/>
@@ -7995,11 +8313,19 @@
         </w:rPr>
         <w:t>代表三種不同的文字訊號假設。</w:t>
       </w:r>
-      <w:r>
-        <w:rPr>
-          <w:lang w:eastAsia="zh-TW"/>
-        </w:rPr>
-        <w:t xml:space="preserve">BoW </w:t>
+      <w:proofErr w:type="spellStart"/>
+      <w:r>
+        <w:rPr>
+          <w:lang w:eastAsia="zh-TW"/>
+        </w:rPr>
+        <w:t>BoW</w:t>
+      </w:r>
+      <w:proofErr w:type="spellEnd"/>
+      <w:r>
+        <w:rPr>
+          <w:lang w:eastAsia="zh-TW"/>
+        </w:rPr>
+        <w:t xml:space="preserve"> </w:t>
       </w:r>
       <w:r>
         <w:rPr>
@@ -8184,16 +8510,18 @@
         </w:rPr>
         <w:t xml:space="preserve"> 6 Chi-square + MNIR + SVM </w:t>
       </w:r>
+      <w:proofErr w:type="spellStart"/>
       <w:r>
         <w:rPr>
           <w:b/>
         </w:rPr>
         <w:t>於各資料集之最佳表現</w:t>
       </w:r>
+      <w:proofErr w:type="spellEnd"/>
     </w:p>
     <w:tbl>
       <w:tblPr>
-        <w:tblStyle w:val="aff3"/>
+        <w:tblStyle w:val="TableGrid"/>
         <w:tblW w:w="5224" w:type="pct"/>
         <w:jc w:val="center"/>
         <w:tblBorders>
@@ -8237,6 +8565,7 @@
                 <w:sz w:val="22"/>
               </w:rPr>
             </w:pPr>
+            <w:proofErr w:type="spellStart"/>
             <w:r>
               <w:rPr>
                 <w:b/>
@@ -8244,6 +8573,7 @@
               </w:rPr>
               <w:t>資料集</w:t>
             </w:r>
+            <w:proofErr w:type="spellEnd"/>
           </w:p>
         </w:tc>
         <w:tc>
@@ -8271,6 +8601,7 @@
               </w:rPr>
               <w:t xml:space="preserve">MNIR </w:t>
             </w:r>
+            <w:proofErr w:type="spellStart"/>
             <w:r>
               <w:rPr>
                 <w:b/>
@@ -8278,6 +8609,7 @@
               </w:rPr>
               <w:t>最佳特徵</w:t>
             </w:r>
+            <w:proofErr w:type="spellEnd"/>
           </w:p>
         </w:tc>
         <w:tc>
@@ -8412,12 +8744,14 @@
                 <w:sz w:val="22"/>
               </w:rPr>
             </w:pPr>
+            <w:proofErr w:type="spellStart"/>
             <w:r>
               <w:rPr>
                 <w:sz w:val="22"/>
               </w:rPr>
               <w:t>行政</w:t>
             </w:r>
+            <w:proofErr w:type="spellEnd"/>
           </w:p>
         </w:tc>
         <w:tc>
@@ -8438,12 +8772,14 @@
                 <w:sz w:val="22"/>
               </w:rPr>
             </w:pPr>
+            <w:proofErr w:type="spellStart"/>
             <w:r>
               <w:rPr>
                 <w:sz w:val="22"/>
               </w:rPr>
               <w:t>BoW</w:t>
             </w:r>
+            <w:proofErr w:type="spellEnd"/>
           </w:p>
         </w:tc>
         <w:tc>
@@ -8574,12 +8910,14 @@
                 <w:sz w:val="22"/>
               </w:rPr>
             </w:pPr>
+            <w:proofErr w:type="spellStart"/>
             <w:r>
               <w:rPr>
                 <w:sz w:val="22"/>
               </w:rPr>
               <w:t>民事</w:t>
             </w:r>
+            <w:proofErr w:type="spellEnd"/>
           </w:p>
         </w:tc>
         <w:tc>
@@ -8736,12 +9074,14 @@
                 <w:sz w:val="22"/>
               </w:rPr>
             </w:pPr>
+            <w:proofErr w:type="spellStart"/>
             <w:r>
               <w:rPr>
                 <w:sz w:val="22"/>
               </w:rPr>
               <w:t>刑事</w:t>
             </w:r>
+            <w:proofErr w:type="spellEnd"/>
           </w:p>
         </w:tc>
         <w:tc>
@@ -8894,12 +9234,14 @@
                 <w:sz w:val="22"/>
               </w:rPr>
             </w:pPr>
+            <w:proofErr w:type="spellStart"/>
             <w:r>
               <w:rPr>
                 <w:sz w:val="22"/>
               </w:rPr>
               <w:t>刑事附帶民事</w:t>
             </w:r>
+            <w:proofErr w:type="spellEnd"/>
           </w:p>
         </w:tc>
         <w:tc>
@@ -9037,16 +9379,18 @@
         </w:rPr>
         <w:t xml:space="preserve"> 7 Chi-square + SVM </w:t>
       </w:r>
+      <w:proofErr w:type="spellStart"/>
       <w:r>
         <w:rPr>
           <w:b/>
         </w:rPr>
         <w:t>於各資料集之最佳表現</w:t>
       </w:r>
+      <w:proofErr w:type="spellEnd"/>
     </w:p>
     <w:tbl>
       <w:tblPr>
-        <w:tblStyle w:val="aff3"/>
+        <w:tblStyle w:val="TableGrid"/>
         <w:tblW w:w="5107" w:type="pct"/>
         <w:jc w:val="center"/>
         <w:tblBorders>
@@ -9089,6 +9433,7 @@
                 <w:sz w:val="22"/>
               </w:rPr>
             </w:pPr>
+            <w:proofErr w:type="spellStart"/>
             <w:r>
               <w:rPr>
                 <w:b/>
@@ -9096,6 +9441,7 @@
               </w:rPr>
               <w:t>資料集</w:t>
             </w:r>
+            <w:proofErr w:type="spellEnd"/>
           </w:p>
         </w:tc>
         <w:tc>
@@ -9123,6 +9469,7 @@
               </w:rPr>
               <w:t xml:space="preserve">Direct </w:t>
             </w:r>
+            <w:proofErr w:type="spellStart"/>
             <w:r>
               <w:rPr>
                 <w:b/>
@@ -9130,6 +9477,7 @@
               </w:rPr>
               <w:t>最佳特徵</w:t>
             </w:r>
+            <w:proofErr w:type="spellEnd"/>
           </w:p>
         </w:tc>
         <w:tc>
@@ -9237,12 +9585,14 @@
                 <w:sz w:val="22"/>
               </w:rPr>
             </w:pPr>
+            <w:proofErr w:type="spellStart"/>
             <w:r>
               <w:rPr>
                 <w:sz w:val="22"/>
               </w:rPr>
               <w:t>行政</w:t>
             </w:r>
+            <w:proofErr w:type="spellEnd"/>
           </w:p>
         </w:tc>
         <w:tc>
@@ -9263,12 +9613,14 @@
                 <w:sz w:val="22"/>
               </w:rPr>
             </w:pPr>
+            <w:proofErr w:type="spellStart"/>
             <w:r>
               <w:rPr>
                 <w:sz w:val="22"/>
               </w:rPr>
               <w:t>BoW</w:t>
             </w:r>
+            <w:proofErr w:type="spellEnd"/>
           </w:p>
         </w:tc>
         <w:tc>
@@ -9373,12 +9725,14 @@
                 <w:sz w:val="22"/>
               </w:rPr>
             </w:pPr>
+            <w:proofErr w:type="spellStart"/>
             <w:r>
               <w:rPr>
                 <w:sz w:val="22"/>
               </w:rPr>
               <w:t>民事</w:t>
             </w:r>
+            <w:proofErr w:type="spellEnd"/>
           </w:p>
         </w:tc>
         <w:tc>
@@ -9509,12 +9863,14 @@
                 <w:sz w:val="22"/>
               </w:rPr>
             </w:pPr>
+            <w:proofErr w:type="spellStart"/>
             <w:r>
               <w:rPr>
                 <w:sz w:val="22"/>
               </w:rPr>
               <w:t>刑事</w:t>
             </w:r>
+            <w:proofErr w:type="spellEnd"/>
           </w:p>
         </w:tc>
         <w:tc>
@@ -9641,12 +9997,14 @@
                 <w:sz w:val="22"/>
               </w:rPr>
             </w:pPr>
+            <w:proofErr w:type="spellStart"/>
             <w:r>
               <w:rPr>
                 <w:sz w:val="22"/>
               </w:rPr>
               <w:t>刑事附帶民事</w:t>
             </w:r>
+            <w:proofErr w:type="spellEnd"/>
           </w:p>
         </w:tc>
         <w:tc>
@@ -9663,12 +10021,14 @@
                 <w:sz w:val="22"/>
               </w:rPr>
             </w:pPr>
+            <w:proofErr w:type="spellStart"/>
             <w:r>
               <w:rPr>
                 <w:sz w:val="22"/>
               </w:rPr>
               <w:t>BoW</w:t>
             </w:r>
+            <w:proofErr w:type="spellEnd"/>
           </w:p>
         </w:tc>
         <w:tc>
@@ -9759,17 +10119,24 @@
       <w:r>
         <w:t xml:space="preserve"> 6 </w:t>
       </w:r>
+      <w:proofErr w:type="spellStart"/>
       <w:r>
         <w:t>與表</w:t>
       </w:r>
+      <w:proofErr w:type="spellEnd"/>
       <w:r>
         <w:t xml:space="preserve"> 7 </w:t>
       </w:r>
+      <w:proofErr w:type="spellStart"/>
       <w:r>
         <w:t>顯示，在四類案件資料集中，</w:t>
       </w:r>
       <w:r>
-        <w:t xml:space="preserve">Chi-square + SVM </w:t>
+        <w:t>Chi-square</w:t>
+      </w:r>
+      <w:proofErr w:type="spellEnd"/>
+      <w:r>
+        <w:t xml:space="preserve"> + SVM </w:t>
       </w:r>
       <w:r>
         <w:t>的</w:t>
@@ -9777,20 +10144,35 @@
       <w:r>
         <w:t xml:space="preserve"> Macro F1 </w:t>
       </w:r>
+      <w:proofErr w:type="spellStart"/>
       <w:r>
         <w:t>均高於</w:t>
       </w:r>
-      <w:r>
-        <w:t xml:space="preserve"> Chi-square + MNIR + SVM</w:t>
+      <w:proofErr w:type="spellEnd"/>
+      <w:r>
+        <w:t xml:space="preserve"> Chi-square + MNIR + </w:t>
+      </w:r>
+      <w:proofErr w:type="spellStart"/>
+      <w:r>
+        <w:t>SVM</w:t>
       </w:r>
       <w:r>
         <w:t>。此結果表示，在本研究資料、標籤設定、文本前處理與超參數範圍下，</w:t>
       </w:r>
       <w:r>
-        <w:t xml:space="preserve">MNIR </w:t>
-      </w:r>
-      <w:r>
-        <w:t>監督式特徵轉換未帶來額外分類增益。</w:t>
+        <w:t>MNIR</w:t>
+      </w:r>
+      <w:proofErr w:type="spellEnd"/>
+      <w:r>
+        <w:t xml:space="preserve"> </w:t>
+      </w:r>
+      <w:proofErr w:type="spellStart"/>
+      <w:r>
+        <w:t>監督式特徵轉換未帶來額外分類增益</w:t>
+      </w:r>
+      <w:proofErr w:type="spellEnd"/>
+      <w:r>
+        <w:t>。</w:t>
       </w:r>
       <w:r>
         <w:rPr>
@@ -9865,16 +10247,18 @@
         </w:rPr>
         <w:t xml:space="preserve"> Macro F1 </w:t>
       </w:r>
+      <w:proofErr w:type="spellStart"/>
       <w:r>
         <w:rPr>
           <w:b/>
         </w:rPr>
         <w:t>比較</w:t>
       </w:r>
+      <w:proofErr w:type="spellEnd"/>
     </w:p>
     <w:tbl>
       <w:tblPr>
-        <w:tblStyle w:val="aff3"/>
+        <w:tblStyle w:val="TableGrid"/>
         <w:tblW w:w="5370" w:type="pct"/>
         <w:jc w:val="center"/>
         <w:tblBorders>
@@ -9888,10 +10272,10 @@
         <w:tblLook w:val="0620" w:firstRow="1" w:lastRow="0" w:firstColumn="0" w:lastColumn="0" w:noHBand="1" w:noVBand="1"/>
       </w:tblPr>
       <w:tblGrid>
-        <w:gridCol w:w="1465"/>
+        <w:gridCol w:w="1466"/>
         <w:gridCol w:w="1108"/>
         <w:gridCol w:w="1112"/>
-        <w:gridCol w:w="1111"/>
+        <w:gridCol w:w="1110"/>
         <w:gridCol w:w="2025"/>
         <w:gridCol w:w="1630"/>
         <w:gridCol w:w="1524"/>
@@ -9919,6 +10303,7 @@
                 <w:sz w:val="22"/>
               </w:rPr>
             </w:pPr>
+            <w:proofErr w:type="spellStart"/>
             <w:r>
               <w:rPr>
                 <w:b/>
@@ -9926,6 +10311,7 @@
               </w:rPr>
               <w:t>資料集</w:t>
             </w:r>
+            <w:proofErr w:type="spellEnd"/>
           </w:p>
         </w:tc>
         <w:tc>
@@ -9960,6 +10346,7 @@
               </w:rPr>
               <w:br/>
             </w:r>
+            <w:proofErr w:type="spellStart"/>
             <w:r>
               <w:rPr>
                 <w:b/>
@@ -9967,6 +10354,7 @@
               </w:rPr>
               <w:t>最佳特徵</w:t>
             </w:r>
+            <w:proofErr w:type="spellEnd"/>
           </w:p>
         </w:tc>
         <w:tc>
@@ -10022,6 +10410,7 @@
               </w:rPr>
               <w:t xml:space="preserve">MNIR </w:t>
             </w:r>
+            <w:proofErr w:type="spellStart"/>
             <w:r>
               <w:rPr>
                 <w:b/>
@@ -10029,6 +10418,7 @@
               </w:rPr>
               <w:t>最佳特徵</w:t>
             </w:r>
+            <w:proofErr w:type="spellEnd"/>
           </w:p>
           <w:p>
             <w:pPr>
@@ -10174,12 +10564,14 @@
                 <w:sz w:val="22"/>
               </w:rPr>
             </w:pPr>
+            <w:proofErr w:type="spellStart"/>
             <w:r>
               <w:rPr>
                 <w:sz w:val="22"/>
               </w:rPr>
               <w:t>行政</w:t>
             </w:r>
+            <w:proofErr w:type="spellEnd"/>
           </w:p>
         </w:tc>
         <w:tc>
@@ -10200,12 +10592,14 @@
                 <w:sz w:val="22"/>
               </w:rPr>
             </w:pPr>
+            <w:proofErr w:type="spellStart"/>
             <w:r>
               <w:rPr>
                 <w:sz w:val="22"/>
               </w:rPr>
               <w:t>BoW</w:t>
             </w:r>
+            <w:proofErr w:type="spellEnd"/>
           </w:p>
         </w:tc>
         <w:tc>
@@ -10252,12 +10646,14 @@
                 <w:sz w:val="22"/>
               </w:rPr>
             </w:pPr>
+            <w:proofErr w:type="spellStart"/>
             <w:r>
               <w:rPr>
                 <w:sz w:val="22"/>
               </w:rPr>
               <w:t>BoW</w:t>
             </w:r>
+            <w:proofErr w:type="spellEnd"/>
           </w:p>
         </w:tc>
         <w:tc>
@@ -10362,12 +10758,14 @@
                 <w:sz w:val="22"/>
               </w:rPr>
             </w:pPr>
+            <w:proofErr w:type="spellStart"/>
             <w:r>
               <w:rPr>
                 <w:sz w:val="22"/>
               </w:rPr>
               <w:t>民事</w:t>
             </w:r>
+            <w:proofErr w:type="spellEnd"/>
           </w:p>
         </w:tc>
         <w:tc>
@@ -10550,12 +10948,14 @@
                 <w:sz w:val="22"/>
               </w:rPr>
             </w:pPr>
+            <w:proofErr w:type="spellStart"/>
             <w:r>
               <w:rPr>
                 <w:sz w:val="22"/>
               </w:rPr>
               <w:t>刑事</w:t>
             </w:r>
+            <w:proofErr w:type="spellEnd"/>
           </w:p>
         </w:tc>
         <w:tc>
@@ -10734,12 +11134,14 @@
                 <w:sz w:val="22"/>
               </w:rPr>
             </w:pPr>
+            <w:proofErr w:type="spellStart"/>
             <w:r>
               <w:rPr>
                 <w:sz w:val="22"/>
               </w:rPr>
               <w:t>刑事附帶民事</w:t>
             </w:r>
+            <w:proofErr w:type="spellEnd"/>
           </w:p>
         </w:tc>
         <w:tc>
@@ -10756,12 +11158,14 @@
                 <w:sz w:val="22"/>
               </w:rPr>
             </w:pPr>
+            <w:proofErr w:type="spellStart"/>
             <w:r>
               <w:rPr>
                 <w:sz w:val="22"/>
               </w:rPr>
               <w:t>BoW</w:t>
             </w:r>
+            <w:proofErr w:type="spellEnd"/>
           </w:p>
         </w:tc>
         <w:tc>
@@ -11168,12 +11572,19 @@
         <w:rPr>
           <w:b/>
         </w:rPr>
-        <w:t xml:space="preserve"> BoW</w:t>
-      </w:r>
+        <w:t xml:space="preserve"> </w:t>
+      </w:r>
+      <w:proofErr w:type="spellStart"/>
       <w:r>
         <w:rPr>
           <w:b/>
         </w:rPr>
+        <w:t>BoW</w:t>
+      </w:r>
+      <w:r>
+        <w:rPr>
+          <w:b/>
+        </w:rPr>
         <w:t>、</w:t>
       </w:r>
       <w:r>
@@ -11192,7 +11603,14 @@
         <w:rPr>
           <w:b/>
         </w:rPr>
-        <w:t xml:space="preserve">TF-IDF </w:t>
+        <w:t>TF-IDF</w:t>
+      </w:r>
+      <w:proofErr w:type="spellEnd"/>
+      <w:r>
+        <w:rPr>
+          <w:b/>
+        </w:rPr>
+        <w:t xml:space="preserve"> </w:t>
       </w:r>
       <w:r>
         <w:rPr>
@@ -11209,7 +11627,7 @@
     </w:p>
     <w:tbl>
       <w:tblPr>
-        <w:tblStyle w:val="aff3"/>
+        <w:tblStyle w:val="TableGrid"/>
         <w:tblW w:w="5000" w:type="pct"/>
         <w:jc w:val="center"/>
         <w:tblBorders>
@@ -11251,6 +11669,7 @@
                 <w:sz w:val="22"/>
               </w:rPr>
             </w:pPr>
+            <w:proofErr w:type="spellStart"/>
             <w:r>
               <w:rPr>
                 <w:b/>
@@ -11258,6 +11677,7 @@
               </w:rPr>
               <w:t>資料集</w:t>
             </w:r>
+            <w:proofErr w:type="spellEnd"/>
           </w:p>
         </w:tc>
         <w:tc>
@@ -11278,6 +11698,7 @@
                 <w:sz w:val="22"/>
               </w:rPr>
             </w:pPr>
+            <w:proofErr w:type="spellStart"/>
             <w:r>
               <w:rPr>
                 <w:b/>
@@ -11285,6 +11706,7 @@
               </w:rPr>
               <w:t>BoW</w:t>
             </w:r>
+            <w:proofErr w:type="spellEnd"/>
           </w:p>
         </w:tc>
         <w:tc>
@@ -11365,12 +11787,14 @@
                 <w:sz w:val="22"/>
               </w:rPr>
             </w:pPr>
+            <w:proofErr w:type="spellStart"/>
             <w:r>
               <w:rPr>
                 <w:sz w:val="22"/>
               </w:rPr>
               <w:t>行政</w:t>
             </w:r>
+            <w:proofErr w:type="spellEnd"/>
           </w:p>
         </w:tc>
         <w:tc>
@@ -11475,12 +11899,14 @@
                 <w:sz w:val="22"/>
               </w:rPr>
             </w:pPr>
+            <w:proofErr w:type="spellStart"/>
             <w:r>
               <w:rPr>
                 <w:sz w:val="22"/>
               </w:rPr>
               <w:t>民事</w:t>
             </w:r>
+            <w:proofErr w:type="spellEnd"/>
           </w:p>
         </w:tc>
         <w:tc>
@@ -11585,12 +12011,14 @@
                 <w:sz w:val="22"/>
               </w:rPr>
             </w:pPr>
+            <w:proofErr w:type="spellStart"/>
             <w:r>
               <w:rPr>
                 <w:sz w:val="22"/>
               </w:rPr>
               <w:t>刑事</w:t>
             </w:r>
+            <w:proofErr w:type="spellEnd"/>
           </w:p>
         </w:tc>
         <w:tc>
@@ -11691,12 +12119,14 @@
                 <w:sz w:val="22"/>
               </w:rPr>
             </w:pPr>
+            <w:proofErr w:type="spellStart"/>
             <w:r>
               <w:rPr>
                 <w:sz w:val="22"/>
               </w:rPr>
               <w:t>刑事附帶民事</w:t>
             </w:r>
+            <w:proofErr w:type="spellEnd"/>
           </w:p>
         </w:tc>
         <w:tc>
@@ -11799,12 +12229,14 @@
         </w:rPr>
         <w:t>顯示，</w:t>
       </w:r>
+      <w:proofErr w:type="spellStart"/>
       <w:r>
         <w:rPr>
           <w:lang w:eastAsia="zh-TW"/>
         </w:rPr>
         <w:t>BoW</w:t>
       </w:r>
+      <w:proofErr w:type="spellEnd"/>
       <w:r>
         <w:rPr>
           <w:lang w:eastAsia="zh-TW"/>
@@ -11835,11 +12267,19 @@
         </w:rPr>
         <w:t>並無單一方法在所有案件類型中皆為最佳。行政案件與刑事附帶民事案件中，</w:t>
       </w:r>
-      <w:r>
-        <w:rPr>
-          <w:lang w:eastAsia="zh-TW"/>
-        </w:rPr>
-        <w:t xml:space="preserve">BoW </w:t>
+      <w:proofErr w:type="spellStart"/>
+      <w:r>
+        <w:rPr>
+          <w:lang w:eastAsia="zh-TW"/>
+        </w:rPr>
+        <w:t>BoW</w:t>
+      </w:r>
+      <w:proofErr w:type="spellEnd"/>
+      <w:r>
+        <w:rPr>
+          <w:lang w:eastAsia="zh-TW"/>
+        </w:rPr>
+        <w:t xml:space="preserve"> </w:t>
       </w:r>
       <w:r>
         <w:rPr>
@@ -11871,11 +12311,19 @@
         </w:rPr>
         <w:t>表現較佳。此結果說明，法律文本分類不宜預設單一文字特徵或模型流程可適用所有案件。若分類訊號主要來自特定法律用語或程序用語是否出現，</w:t>
       </w:r>
-      <w:r>
-        <w:rPr>
-          <w:lang w:eastAsia="zh-TW"/>
-        </w:rPr>
-        <w:t xml:space="preserve">BoW </w:t>
+      <w:proofErr w:type="spellStart"/>
+      <w:r>
+        <w:rPr>
+          <w:lang w:eastAsia="zh-TW"/>
+        </w:rPr>
+        <w:t>BoW</w:t>
+      </w:r>
+      <w:proofErr w:type="spellEnd"/>
+      <w:r>
+        <w:rPr>
+          <w:lang w:eastAsia="zh-TW"/>
+        </w:rPr>
+        <w:t xml:space="preserve"> </w:t>
       </w:r>
       <w:r>
         <w:rPr>
@@ -12018,7 +12466,21 @@
         <w:rPr>
           <w:lang w:eastAsia="zh-TW"/>
         </w:rPr>
-        <w:t xml:space="preserve"> BoW </w:t>
+        <w:t xml:space="preserve"> </w:t>
+      </w:r>
+      <w:proofErr w:type="spellStart"/>
+      <w:r>
+        <w:rPr>
+          <w:lang w:eastAsia="zh-TW"/>
+        </w:rPr>
+        <w:t>BoW</w:t>
+      </w:r>
+      <w:proofErr w:type="spellEnd"/>
+      <w:r>
+        <w:rPr>
+          <w:lang w:eastAsia="zh-TW"/>
+        </w:rPr>
+        <w:t xml:space="preserve"> </w:t>
       </w:r>
       <w:r>
         <w:rPr>
@@ -12030,7 +12492,21 @@
         <w:rPr>
           <w:lang w:eastAsia="zh-TW"/>
         </w:rPr>
-        <w:t xml:space="preserve"> BoW </w:t>
+        <w:t xml:space="preserve"> </w:t>
+      </w:r>
+      <w:proofErr w:type="spellStart"/>
+      <w:r>
+        <w:rPr>
+          <w:lang w:eastAsia="zh-TW"/>
+        </w:rPr>
+        <w:t>BoW</w:t>
+      </w:r>
+      <w:proofErr w:type="spellEnd"/>
+      <w:r>
+        <w:rPr>
+          <w:lang w:eastAsia="zh-TW"/>
+        </w:rPr>
+        <w:t xml:space="preserve"> </w:t>
       </w:r>
       <w:r>
         <w:rPr>
@@ -12138,7 +12614,21 @@
         <w:rPr>
           <w:lang w:eastAsia="zh-TW"/>
         </w:rPr>
-        <w:t xml:space="preserve"> BoW </w:t>
+        <w:t xml:space="preserve"> </w:t>
+      </w:r>
+      <w:proofErr w:type="spellStart"/>
+      <w:r>
+        <w:rPr>
+          <w:lang w:eastAsia="zh-TW"/>
+        </w:rPr>
+        <w:t>BoW</w:t>
+      </w:r>
+      <w:proofErr w:type="spellEnd"/>
+      <w:r>
+        <w:rPr>
+          <w:lang w:eastAsia="zh-TW"/>
+        </w:rPr>
+        <w:t xml:space="preserve"> </w:t>
       </w:r>
       <w:r>
         <w:rPr>
@@ -12158,11 +12648,19 @@
         </w:rPr>
         <w:t>類別樣本極少，故解讀上應更謹慎。此類案件同時包含刑事程序與民事賠償請求，其文本中可能出現較明確的責任與損害語彙。</w:t>
       </w:r>
-      <w:r>
-        <w:rPr>
-          <w:lang w:eastAsia="zh-TW"/>
-        </w:rPr>
-        <w:t xml:space="preserve">BoW </w:t>
+      <w:proofErr w:type="spellStart"/>
+      <w:r>
+        <w:rPr>
+          <w:lang w:eastAsia="zh-TW"/>
+        </w:rPr>
+        <w:t>BoW</w:t>
+      </w:r>
+      <w:proofErr w:type="spellEnd"/>
+      <w:r>
+        <w:rPr>
+          <w:lang w:eastAsia="zh-TW"/>
+        </w:rPr>
+        <w:t xml:space="preserve"> </w:t>
       </w:r>
       <w:r>
         <w:rPr>
@@ -12205,28 +12703,32 @@
         </w:rPr>
         <w:t xml:space="preserve"> 10 </w:t>
       </w:r>
+      <w:proofErr w:type="spellStart"/>
       <w:r>
         <w:rPr>
           <w:b/>
         </w:rPr>
         <w:t>民事案件最佳</w:t>
       </w:r>
+      <w:proofErr w:type="spellEnd"/>
       <w:r>
         <w:rPr>
           <w:b/>
         </w:rPr>
         <w:t xml:space="preserve"> Chi-square + SVM </w:t>
       </w:r>
+      <w:proofErr w:type="spellStart"/>
       <w:r>
         <w:rPr>
           <w:b/>
         </w:rPr>
         <w:t>模型之測試集混淆矩陣</w:t>
       </w:r>
+      <w:proofErr w:type="spellEnd"/>
     </w:p>
     <w:tbl>
       <w:tblPr>
-        <w:tblStyle w:val="aff3"/>
+        <w:tblStyle w:val="TableGrid"/>
         <w:tblW w:w="5000" w:type="pct"/>
         <w:jc w:val="center"/>
         <w:tblBorders>
@@ -12269,6 +12771,7 @@
                 <w:sz w:val="22"/>
               </w:rPr>
             </w:pPr>
+            <w:proofErr w:type="spellStart"/>
             <w:r>
               <w:rPr>
                 <w:bCs/>
@@ -12276,6 +12779,7 @@
               </w:rPr>
               <w:t>實際</w:t>
             </w:r>
+            <w:proofErr w:type="spellEnd"/>
             <w:r>
               <w:rPr>
                 <w:bCs/>
@@ -12283,6 +12787,7 @@
               </w:rPr>
               <w:t>\</w:t>
             </w:r>
+            <w:proofErr w:type="spellStart"/>
             <w:r>
               <w:rPr>
                 <w:bCs/>
@@ -12290,6 +12795,7 @@
               </w:rPr>
               <w:t>預測</w:t>
             </w:r>
+            <w:proofErr w:type="spellEnd"/>
           </w:p>
         </w:tc>
         <w:tc>
@@ -12740,40 +13246,46 @@
         </w:rPr>
         <w:t xml:space="preserve"> 11 </w:t>
       </w:r>
+      <w:proofErr w:type="spellStart"/>
       <w:r>
         <w:rPr>
           <w:b/>
         </w:rPr>
         <w:t>各資料集最佳</w:t>
       </w:r>
+      <w:proofErr w:type="spellEnd"/>
       <w:r>
         <w:rPr>
           <w:b/>
         </w:rPr>
         <w:t xml:space="preserve"> Chi-square + SVM </w:t>
       </w:r>
+      <w:proofErr w:type="spellStart"/>
       <w:r>
         <w:rPr>
           <w:b/>
         </w:rPr>
         <w:t>模型之類別</w:t>
       </w:r>
+      <w:proofErr w:type="spellEnd"/>
       <w:r>
         <w:rPr>
           <w:b/>
         </w:rPr>
         <w:t xml:space="preserve"> F1 </w:t>
       </w:r>
+      <w:proofErr w:type="spellStart"/>
       <w:r>
         <w:rPr>
           <w:b/>
         </w:rPr>
         <w:t>摘要</w:t>
       </w:r>
+      <w:proofErr w:type="spellEnd"/>
     </w:p>
     <w:tbl>
       <w:tblPr>
-        <w:tblStyle w:val="aff3"/>
+        <w:tblStyle w:val="TableGrid"/>
         <w:tblW w:w="5000" w:type="pct"/>
         <w:jc w:val="center"/>
         <w:tblBorders>
@@ -12816,6 +13328,7 @@
                 <w:sz w:val="22"/>
               </w:rPr>
             </w:pPr>
+            <w:proofErr w:type="spellStart"/>
             <w:r>
               <w:rPr>
                 <w:b/>
@@ -12823,6 +13336,7 @@
               </w:rPr>
               <w:t>資料集</w:t>
             </w:r>
+            <w:proofErr w:type="spellEnd"/>
           </w:p>
         </w:tc>
         <w:tc>
@@ -12957,12 +13471,14 @@
                 <w:sz w:val="22"/>
               </w:rPr>
             </w:pPr>
+            <w:proofErr w:type="spellStart"/>
             <w:r>
               <w:rPr>
                 <w:sz w:val="22"/>
               </w:rPr>
               <w:t>行政</w:t>
             </w:r>
+            <w:proofErr w:type="spellEnd"/>
           </w:p>
         </w:tc>
         <w:tc>
@@ -13093,12 +13609,14 @@
                 <w:sz w:val="22"/>
               </w:rPr>
             </w:pPr>
+            <w:proofErr w:type="spellStart"/>
             <w:r>
               <w:rPr>
                 <w:sz w:val="22"/>
               </w:rPr>
               <w:t>民事</w:t>
             </w:r>
+            <w:proofErr w:type="spellEnd"/>
           </w:p>
         </w:tc>
         <w:tc>
@@ -13229,12 +13747,14 @@
                 <w:sz w:val="22"/>
               </w:rPr>
             </w:pPr>
+            <w:proofErr w:type="spellStart"/>
             <w:r>
               <w:rPr>
                 <w:sz w:val="22"/>
               </w:rPr>
               <w:t>刑事</w:t>
             </w:r>
+            <w:proofErr w:type="spellEnd"/>
           </w:p>
         </w:tc>
         <w:tc>
@@ -13361,12 +13881,14 @@
                 <w:sz w:val="22"/>
               </w:rPr>
             </w:pPr>
+            <w:proofErr w:type="spellStart"/>
             <w:r>
               <w:rPr>
                 <w:sz w:val="22"/>
               </w:rPr>
               <w:t>刑事附帶民事</w:t>
             </w:r>
+            <w:proofErr w:type="spellEnd"/>
           </w:p>
         </w:tc>
         <w:tc>
@@ -13482,28 +14004,32 @@
         </w:rPr>
         <w:t xml:space="preserve"> 12 </w:t>
       </w:r>
+      <w:proofErr w:type="spellStart"/>
       <w:r>
         <w:rPr>
           <w:b/>
         </w:rPr>
         <w:t>民事案件最佳</w:t>
       </w:r>
+      <w:proofErr w:type="spellEnd"/>
       <w:r>
         <w:rPr>
           <w:b/>
         </w:rPr>
         <w:t xml:space="preserve"> Chi-square + SVM </w:t>
       </w:r>
+      <w:proofErr w:type="spellStart"/>
       <w:r>
         <w:rPr>
           <w:b/>
         </w:rPr>
         <w:t>模型之分類報告</w:t>
       </w:r>
+      <w:proofErr w:type="spellEnd"/>
     </w:p>
     <w:tbl>
       <w:tblPr>
-        <w:tblStyle w:val="aff3"/>
+        <w:tblStyle w:val="TableGrid"/>
         <w:tblW w:w="5000" w:type="pct"/>
         <w:jc w:val="center"/>
         <w:tblBorders>
@@ -13546,6 +14072,7 @@
                 <w:sz w:val="22"/>
               </w:rPr>
             </w:pPr>
+            <w:proofErr w:type="spellStart"/>
             <w:r>
               <w:rPr>
                 <w:b/>
@@ -13553,6 +14080,7 @@
               </w:rPr>
               <w:t>類別</w:t>
             </w:r>
+            <w:proofErr w:type="spellEnd"/>
           </w:p>
         </w:tc>
         <w:tc>
@@ -14515,15 +15043,19 @@
           <w:lang w:eastAsia="zh-TW"/>
         </w:rPr>
       </w:pPr>
+      <w:proofErr w:type="spellStart"/>
       <w:r>
         <w:t>從模型評估角度來看，民事案件的</w:t>
       </w:r>
+      <w:proofErr w:type="spellEnd"/>
       <w:r>
         <w:t xml:space="preserve"> weighted avg F1 </w:t>
       </w:r>
+      <w:proofErr w:type="spellStart"/>
       <w:r>
         <w:t>高於</w:t>
       </w:r>
+      <w:proofErr w:type="spellEnd"/>
       <w:r>
         <w:t xml:space="preserve"> macro avg F1</w:t>
       </w:r>
@@ -14533,9 +15065,11 @@
       <w:r>
         <w:t xml:space="preserve"> Lose </w:t>
       </w:r>
+      <w:proofErr w:type="spellStart"/>
       <w:r>
         <w:t>類別支撐。若僅呈現</w:t>
       </w:r>
+      <w:proofErr w:type="spellEnd"/>
       <w:r>
         <w:t xml:space="preserve"> Accuracy </w:t>
       </w:r>
@@ -14543,17 +15077,24 @@
         <w:t>或</w:t>
       </w:r>
       <w:r>
-        <w:t xml:space="preserve"> weighted avg</w:t>
+        <w:t xml:space="preserve"> weighted </w:t>
+      </w:r>
+      <w:proofErr w:type="spellStart"/>
+      <w:r>
+        <w:t>avg</w:t>
       </w:r>
       <w:r>
         <w:t>，容易忽略</w:t>
       </w:r>
+      <w:proofErr w:type="spellEnd"/>
       <w:r>
         <w:t xml:space="preserve"> Win </w:t>
       </w:r>
+      <w:proofErr w:type="spellStart"/>
       <w:r>
         <w:t>類別</w:t>
       </w:r>
+      <w:proofErr w:type="spellEnd"/>
       <w:r>
         <w:t xml:space="preserve"> recall </w:t>
       </w:r>
@@ -14563,8 +15104,13 @@
       <w:r>
         <w:t xml:space="preserve"> 0.081 </w:t>
       </w:r>
-      <w:r>
-        <w:t>的問題。</w:t>
+      <w:proofErr w:type="spellStart"/>
+      <w:r>
+        <w:t>的問題</w:t>
+      </w:r>
+      <w:proofErr w:type="spellEnd"/>
+      <w:r>
+        <w:t>。</w:t>
       </w:r>
       <w:r>
         <w:rPr>
@@ -14785,7 +15331,21 @@
         <w:rPr>
           <w:lang w:eastAsia="zh-TW"/>
         </w:rPr>
-        <w:t xml:space="preserve"> BoW </w:t>
+        <w:t xml:space="preserve"> </w:t>
+      </w:r>
+      <w:proofErr w:type="spellStart"/>
+      <w:r>
+        <w:rPr>
+          <w:lang w:eastAsia="zh-TW"/>
+        </w:rPr>
+        <w:t>BoW</w:t>
+      </w:r>
+      <w:proofErr w:type="spellEnd"/>
+      <w:r>
+        <w:rPr>
+          <w:lang w:eastAsia="zh-TW"/>
+        </w:rPr>
+        <w:t xml:space="preserve"> </w:t>
       </w:r>
       <w:r>
         <w:rPr>
@@ -15066,7 +15626,7 @@
     </w:p>
     <w:tbl>
       <w:tblPr>
-        <w:tblStyle w:val="aff3"/>
+        <w:tblStyle w:val="TableGrid"/>
         <w:tblW w:w="5076" w:type="pct"/>
         <w:jc w:val="center"/>
         <w:tblBorders>
@@ -15108,12 +15668,14 @@
                 <w:sz w:val="22"/>
               </w:rPr>
             </w:pPr>
+            <w:proofErr w:type="spellStart"/>
             <w:r>
               <w:rPr>
                 <w:sz w:val="22"/>
               </w:rPr>
               <w:t>使用情境</w:t>
             </w:r>
+            <w:proofErr w:type="spellEnd"/>
           </w:p>
         </w:tc>
         <w:tc>
@@ -15135,12 +15697,14 @@
                 <w:sz w:val="22"/>
               </w:rPr>
             </w:pPr>
+            <w:proofErr w:type="spellStart"/>
             <w:r>
               <w:rPr>
                 <w:sz w:val="22"/>
               </w:rPr>
               <w:t>建議方法</w:t>
             </w:r>
+            <w:proofErr w:type="spellEnd"/>
           </w:p>
         </w:tc>
         <w:tc>
@@ -15162,12 +15726,14 @@
                 <w:sz w:val="22"/>
               </w:rPr>
             </w:pPr>
+            <w:proofErr w:type="spellStart"/>
             <w:r>
               <w:rPr>
                 <w:sz w:val="22"/>
               </w:rPr>
               <w:t>理由</w:t>
             </w:r>
+            <w:proofErr w:type="spellEnd"/>
           </w:p>
         </w:tc>
       </w:tr>
@@ -15195,12 +15761,14 @@
                 <w:sz w:val="22"/>
               </w:rPr>
             </w:pPr>
+            <w:proofErr w:type="spellStart"/>
             <w:r>
               <w:rPr>
                 <w:sz w:val="22"/>
               </w:rPr>
               <w:t>行政案件分類</w:t>
             </w:r>
+            <w:proofErr w:type="spellEnd"/>
           </w:p>
         </w:tc>
         <w:tc>
@@ -15222,11 +15790,19 @@
                 <w:sz w:val="22"/>
               </w:rPr>
             </w:pPr>
+            <w:proofErr w:type="spellStart"/>
             <w:r>
               <w:rPr>
                 <w:sz w:val="22"/>
               </w:rPr>
-              <w:t>BoW + Chi-square + SVM</w:t>
+              <w:t>BoW</w:t>
+            </w:r>
+            <w:proofErr w:type="spellEnd"/>
+            <w:r>
+              <w:rPr>
+                <w:sz w:val="22"/>
+              </w:rPr>
+              <w:t xml:space="preserve"> + Chi-square + SVM</w:t>
             </w:r>
           </w:p>
         </w:tc>
@@ -15276,7 +15852,23 @@
                 <w:sz w:val="22"/>
                 <w:lang w:eastAsia="zh-TW"/>
               </w:rPr>
-              <w:t xml:space="preserve"> BoW </w:t>
+              <w:t xml:space="preserve"> </w:t>
+            </w:r>
+            <w:proofErr w:type="spellStart"/>
+            <w:r>
+              <w:rPr>
+                <w:sz w:val="22"/>
+                <w:lang w:eastAsia="zh-TW"/>
+              </w:rPr>
+              <w:t>BoW</w:t>
+            </w:r>
+            <w:proofErr w:type="spellEnd"/>
+            <w:r>
+              <w:rPr>
+                <w:sz w:val="22"/>
+                <w:lang w:eastAsia="zh-TW"/>
+              </w:rPr>
+              <w:t xml:space="preserve"> </w:t>
             </w:r>
             <w:r>
               <w:rPr>
@@ -15326,12 +15918,14 @@
                 <w:sz w:val="22"/>
               </w:rPr>
             </w:pPr>
+            <w:proofErr w:type="spellStart"/>
             <w:r>
               <w:rPr>
                 <w:sz w:val="22"/>
               </w:rPr>
               <w:t>民事案件分類</w:t>
             </w:r>
+            <w:proofErr w:type="spellEnd"/>
           </w:p>
         </w:tc>
         <w:tc>
@@ -15457,12 +16051,14 @@
                 <w:sz w:val="22"/>
               </w:rPr>
             </w:pPr>
+            <w:proofErr w:type="spellStart"/>
             <w:r>
               <w:rPr>
                 <w:sz w:val="22"/>
               </w:rPr>
               <w:t>刑事案件分類</w:t>
             </w:r>
+            <w:proofErr w:type="spellEnd"/>
           </w:p>
         </w:tc>
         <w:tc>
@@ -15609,11 +16205,19 @@
                 <w:sz w:val="22"/>
               </w:rPr>
             </w:pPr>
+            <w:proofErr w:type="spellStart"/>
             <w:r>
               <w:rPr>
                 <w:sz w:val="22"/>
               </w:rPr>
-              <w:t>BoW + Chi-square + SVM</w:t>
+              <w:t>BoW</w:t>
+            </w:r>
+            <w:proofErr w:type="spellEnd"/>
+            <w:r>
+              <w:rPr>
+                <w:sz w:val="22"/>
+              </w:rPr>
+              <w:t xml:space="preserve"> + Chi-square + SVM</w:t>
             </w:r>
           </w:p>
         </w:tc>
@@ -15659,7 +16263,23 @@
                 <w:sz w:val="22"/>
                 <w:lang w:eastAsia="zh-TW"/>
               </w:rPr>
-              <w:t xml:space="preserve"> BoW </w:t>
+              <w:t xml:space="preserve"> </w:t>
+            </w:r>
+            <w:proofErr w:type="spellStart"/>
+            <w:r>
+              <w:rPr>
+                <w:sz w:val="22"/>
+                <w:lang w:eastAsia="zh-TW"/>
+              </w:rPr>
+              <w:t>BoW</w:t>
+            </w:r>
+            <w:proofErr w:type="spellEnd"/>
+            <w:r>
+              <w:rPr>
+                <w:sz w:val="22"/>
+                <w:lang w:eastAsia="zh-TW"/>
+              </w:rPr>
+              <w:t xml:space="preserve"> </w:t>
             </w:r>
             <w:r>
               <w:rPr>
@@ -15774,12 +16394,14 @@
         </w:rPr>
         <w:t>類別內部異質性高，可能包含多種法律與事實型態。第四，本文主要以裁判書全文作為模型輸入，尚未完整分離案件事實、當事人主張、法院理由與主文。第五，</w:t>
       </w:r>
+      <w:proofErr w:type="spellStart"/>
       <w:r>
         <w:rPr>
           <w:lang w:eastAsia="zh-TW"/>
         </w:rPr>
         <w:t>BoW</w:t>
       </w:r>
+      <w:proofErr w:type="spellEnd"/>
       <w:r>
         <w:rPr>
           <w:lang w:eastAsia="zh-TW"/>
@@ -16075,13 +16697,64 @@
         <w:rPr>
           <w:lang w:eastAsia="zh-TW"/>
         </w:rPr>
-        <w:t>。行政訴訟。司法院全球資訊網。</w:t>
-      </w:r>
-      <w:r>
-        <w:rPr>
-          <w:lang w:eastAsia="zh-TW"/>
-        </w:rPr>
-        <w:t>https://www.judicial.gov.tw/tw/np-85-1.html</w:t>
+        <w:t>。司法院資料開放平臺。</w:t>
+      </w:r>
+      <w:r>
+        <w:rPr>
+          <w:lang w:eastAsia="zh-TW"/>
+        </w:rPr>
+        <w:fldChar w:fldCharType="begin"/>
+      </w:r>
+      <w:r>
+        <w:rPr>
+          <w:lang w:eastAsia="zh-TW"/>
+        </w:rPr>
+        <w:instrText>HYPERLINK "</w:instrText>
+      </w:r>
+      <w:r>
+        <w:rPr>
+          <w:lang w:eastAsia="zh-TW"/>
+        </w:rPr>
+        <w:instrText>https://opendata.judicial.gov.tw/</w:instrText>
+      </w:r>
+      <w:r>
+        <w:rPr>
+          <w:lang w:eastAsia="zh-TW"/>
+        </w:rPr>
+        <w:instrText>"</w:instrText>
+      </w:r>
+      <w:r>
+        <w:rPr>
+          <w:lang w:eastAsia="zh-TW"/>
+        </w:rPr>
+        <w:fldChar w:fldCharType="separate"/>
+      </w:r>
+      <w:r>
+        <w:rPr>
+          <w:rStyle w:val="Hyperlink"/>
+          <w:lang w:eastAsia="zh-TW"/>
+        </w:rPr>
+        <w:t>https://opendata</w:t>
+      </w:r>
+      <w:r>
+        <w:rPr>
+          <w:rStyle w:val="Hyperlink"/>
+          <w:lang w:eastAsia="zh-TW"/>
+        </w:rPr>
+        <w:t>.</w:t>
+      </w:r>
+      <w:r>
+        <w:rPr>
+          <w:rStyle w:val="Hyperlink"/>
+          <w:lang w:eastAsia="zh-TW"/>
+        </w:rPr>
+        <w:t>judicial.gov.tw/</w:t>
+      </w:r>
+      <w:r>
+        <w:rPr>
+          <w:lang w:eastAsia="zh-TW"/>
+        </w:rPr>
+        <w:fldChar w:fldCharType="end"/>
       </w:r>
       <w:r>
         <w:rPr>
@@ -16103,25 +16776,49 @@
         <w:rPr>
           <w:lang w:eastAsia="zh-TW"/>
         </w:rPr>
-        <w:t>法務部全國法規資料庫。</w:t>
-      </w:r>
-      <w:r>
-        <w:rPr>
-          <w:lang w:eastAsia="zh-TW"/>
-        </w:rPr>
-        <w:t>2023</w:t>
-      </w:r>
-      <w:r>
-        <w:rPr>
-          <w:lang w:eastAsia="zh-TW"/>
-        </w:rPr>
-        <w:t>。智慧財產及商業法院組織法。</w:t>
-      </w:r>
-      <w:r>
-        <w:rPr>
-          <w:lang w:eastAsia="zh-TW"/>
-        </w:rPr>
-        <w:t>https://law.moj.gov.tw/LawClass/LawAll.aspx?pcode=A0010090</w:t>
+        <w:t>林常青。</w:t>
+      </w:r>
+      <w:r>
+        <w:rPr>
+          <w:lang w:eastAsia="zh-TW"/>
+        </w:rPr>
+        <w:t>2019</w:t>
+      </w:r>
+      <w:r>
+        <w:rPr>
+          <w:lang w:eastAsia="zh-TW"/>
+        </w:rPr>
+        <w:t>。臺灣法律經濟學實證的判決資料－介紹與應用。經濟論文，</w:t>
+      </w:r>
+      <w:r>
+        <w:rPr>
+          <w:lang w:eastAsia="zh-TW"/>
+        </w:rPr>
+        <w:t>47</w:t>
+      </w:r>
+      <w:r>
+        <w:rPr>
+          <w:lang w:eastAsia="zh-TW"/>
+        </w:rPr>
+        <w:t>（</w:t>
+      </w:r>
+      <w:r>
+        <w:rPr>
+          <w:lang w:eastAsia="zh-TW"/>
+        </w:rPr>
+        <w:t>4</w:t>
+      </w:r>
+      <w:r>
+        <w:rPr>
+          <w:lang w:eastAsia="zh-TW"/>
+        </w:rPr>
+        <w:t>）：</w:t>
+      </w:r>
+      <w:r>
+        <w:rPr>
+          <w:lang w:eastAsia="zh-TW"/>
+        </w:rPr>
+        <w:t>533-546</w:t>
       </w:r>
       <w:r>
         <w:rPr>
@@ -16143,25 +16840,25 @@
         <w:rPr>
           <w:lang w:eastAsia="zh-TW"/>
         </w:rPr>
-        <w:t>林常青。</w:t>
-      </w:r>
-      <w:r>
-        <w:rPr>
-          <w:lang w:eastAsia="zh-TW"/>
-        </w:rPr>
-        <w:t>2019</w:t>
-      </w:r>
-      <w:r>
-        <w:rPr>
-          <w:lang w:eastAsia="zh-TW"/>
-        </w:rPr>
-        <w:t>。臺灣法律經濟學實證的判決資料－介紹與應用。經濟論文，</w:t>
-      </w:r>
-      <w:r>
-        <w:rPr>
-          <w:lang w:eastAsia="zh-TW"/>
-        </w:rPr>
-        <w:t>47</w:t>
+        <w:t>張添榜、王立達與劉尚志。</w:t>
+      </w:r>
+      <w:r>
+        <w:rPr>
+          <w:lang w:eastAsia="zh-TW"/>
+        </w:rPr>
+        <w:t>2013</w:t>
+      </w:r>
+      <w:r>
+        <w:rPr>
+          <w:lang w:eastAsia="zh-TW"/>
+        </w:rPr>
+        <w:t>。我國專利法上均等論適用之實證研究：是變奏還是變調？科技法學評論，</w:t>
+      </w:r>
+      <w:r>
+        <w:rPr>
+          <w:lang w:eastAsia="zh-TW"/>
+        </w:rPr>
+        <w:t>10</w:t>
       </w:r>
       <w:r>
         <w:rPr>
@@ -16173,7 +16870,7 @@
         <w:rPr>
           <w:lang w:eastAsia="zh-TW"/>
         </w:rPr>
-        <w:t>4</w:t>
+        <w:t>2</w:t>
       </w:r>
       <w:r>
         <w:rPr>
@@ -16185,7 +16882,7 @@
         <w:rPr>
           <w:lang w:eastAsia="zh-TW"/>
         </w:rPr>
-        <w:t>533-546</w:t>
+        <w:t>1-71</w:t>
       </w:r>
       <w:r>
         <w:rPr>
@@ -16208,70 +16905,6 @@
           <w:lang w:eastAsia="zh-TW"/>
         </w:rPr>
         <w:lastRenderedPageBreak/>
-        <w:t>張添榜、王立達與劉尚志。</w:t>
-      </w:r>
-      <w:r>
-        <w:rPr>
-          <w:lang w:eastAsia="zh-TW"/>
-        </w:rPr>
-        <w:t>2013</w:t>
-      </w:r>
-      <w:r>
-        <w:rPr>
-          <w:lang w:eastAsia="zh-TW"/>
-        </w:rPr>
-        <w:t>。我國專利法上均等論適用之實證研究：是變奏還是變調？科技法學評論，</w:t>
-      </w:r>
-      <w:r>
-        <w:rPr>
-          <w:lang w:eastAsia="zh-TW"/>
-        </w:rPr>
-        <w:t>10</w:t>
-      </w:r>
-      <w:r>
-        <w:rPr>
-          <w:lang w:eastAsia="zh-TW"/>
-        </w:rPr>
-        <w:t>（</w:t>
-      </w:r>
-      <w:r>
-        <w:rPr>
-          <w:lang w:eastAsia="zh-TW"/>
-        </w:rPr>
-        <w:t>2</w:t>
-      </w:r>
-      <w:r>
-        <w:rPr>
-          <w:lang w:eastAsia="zh-TW"/>
-        </w:rPr>
-        <w:t>）：</w:t>
-      </w:r>
-      <w:r>
-        <w:rPr>
-          <w:lang w:eastAsia="zh-TW"/>
-        </w:rPr>
-        <w:t>1-71</w:t>
-      </w:r>
-      <w:r>
-        <w:rPr>
-          <w:lang w:eastAsia="zh-TW"/>
-        </w:rPr>
-        <w:t>。</w:t>
-      </w:r>
-    </w:p>
-    <w:p>
-      <w:pPr>
-        <w:spacing w:after="48" w:line="240" w:lineRule="auto"/>
-        <w:ind w:left="482" w:hanging="482"/>
-        <w:jc w:val="both"/>
-        <w:rPr>
-          <w:lang w:eastAsia="zh-TW"/>
-        </w:rPr>
-      </w:pPr>
-      <w:r>
-        <w:rPr>
-          <w:lang w:eastAsia="zh-TW"/>
-        </w:rPr>
         <w:t>郭建中、陳羿愷。</w:t>
       </w:r>
       <w:r>
@@ -16357,14 +16990,55 @@
         <w:ind w:left="482" w:hanging="482"/>
         <w:jc w:val="both"/>
       </w:pPr>
-      <w:r>
-        <w:rPr>
-          <w:lang w:eastAsia="zh-TW"/>
-        </w:rPr>
-        <w:t xml:space="preserve">Aletras, N., Tsarapatsanis, D., Preotiuc-Pietro, D., &amp; Lampos, V. 2016. Predicting judicial decisions of the European Court of Human Rights: A natural language processing perspective. </w:t>
-      </w:r>
-      <w:r>
-        <w:t>PeerJ Computer Science, 2: e93.</w:t>
+      <w:proofErr w:type="spellStart"/>
+      <w:r>
+        <w:rPr>
+          <w:lang w:eastAsia="zh-TW"/>
+        </w:rPr>
+        <w:t>Aletras</w:t>
+      </w:r>
+      <w:proofErr w:type="spellEnd"/>
+      <w:r>
+        <w:rPr>
+          <w:lang w:eastAsia="zh-TW"/>
+        </w:rPr>
+        <w:t xml:space="preserve">, N., </w:t>
+      </w:r>
+      <w:proofErr w:type="spellStart"/>
+      <w:r>
+        <w:rPr>
+          <w:lang w:eastAsia="zh-TW"/>
+        </w:rPr>
+        <w:t>Tsarapatsanis</w:t>
+      </w:r>
+      <w:proofErr w:type="spellEnd"/>
+      <w:r>
+        <w:rPr>
+          <w:lang w:eastAsia="zh-TW"/>
+        </w:rPr>
+        <w:t xml:space="preserve">, D., </w:t>
+      </w:r>
+      <w:proofErr w:type="spellStart"/>
+      <w:r>
+        <w:rPr>
+          <w:lang w:eastAsia="zh-TW"/>
+        </w:rPr>
+        <w:t>Preotiuc</w:t>
+      </w:r>
+      <w:proofErr w:type="spellEnd"/>
+      <w:r>
+        <w:rPr>
+          <w:lang w:eastAsia="zh-TW"/>
+        </w:rPr>
+        <w:t xml:space="preserve">-Pietro, D., &amp; Lampos, V. 2016. Predicting judicial decisions of the European Court of Human Rights: A natural language processing perspective. </w:t>
+      </w:r>
+      <w:proofErr w:type="spellStart"/>
+      <w:r>
+        <w:t>PeerJ</w:t>
+      </w:r>
+      <w:proofErr w:type="spellEnd"/>
+      <w:r>
+        <w:t xml:space="preserve"> Computer Science, 2: e93.</w:t>
       </w:r>
     </w:p>
     <w:p>
@@ -16373,8 +17047,58 @@
         <w:ind w:left="482" w:hanging="482"/>
         <w:jc w:val="both"/>
       </w:pPr>
-      <w:r>
-        <w:t>Alghazzawi, D., Bamasag, O., Albeshri, A., Sana, I., Ullah, H., &amp; Asghar, M. Z. 2022. Efficient prediction of court judgments using an LSTM+CNN neural network model with an optimal feature set. Mathematics, 10(5): 683.</w:t>
+      <w:proofErr w:type="spellStart"/>
+      <w:r>
+        <w:t>Alghazzawi</w:t>
+      </w:r>
+      <w:proofErr w:type="spellEnd"/>
+      <w:r>
+        <w:t xml:space="preserve">, D., </w:t>
+      </w:r>
+      <w:proofErr w:type="spellStart"/>
+      <w:r>
+        <w:t>Bamasag</w:t>
+      </w:r>
+      <w:proofErr w:type="spellEnd"/>
+      <w:r>
+        <w:t xml:space="preserve">, O., </w:t>
+      </w:r>
+      <w:proofErr w:type="spellStart"/>
+      <w:r>
+        <w:t>Albeshri</w:t>
+      </w:r>
+      <w:proofErr w:type="spellEnd"/>
+      <w:r>
+        <w:t>, A., Sana, I., Ullah, H., &amp; Asghar, M. Z. 2022. Efficient prediction of court judgments using an LSTM+CNN neural network model with an optimal feature set. Mathematics, 10(5): 683.</w:t>
+      </w:r>
+    </w:p>
+    <w:p>
+      <w:pPr>
+        <w:spacing w:after="48" w:line="240" w:lineRule="auto"/>
+        <w:ind w:left="482" w:hanging="482"/>
+        <w:jc w:val="both"/>
+        <w:rPr>
+          <w:lang w:eastAsia="zh-TW"/>
+        </w:rPr>
+      </w:pPr>
+      <w:proofErr w:type="spellStart"/>
+      <w:r>
+        <w:t>Ariai</w:t>
+      </w:r>
+      <w:proofErr w:type="spellEnd"/>
+      <w:r>
+        <w:t xml:space="preserve">, F., Mackenzie, J., &amp; </w:t>
+      </w:r>
+      <w:proofErr w:type="spellStart"/>
+      <w:r>
+        <w:t>Demartini</w:t>
+      </w:r>
+      <w:proofErr w:type="spellEnd"/>
+      <w:r>
+        <w:t>, G. 2025. Natural language processing for the legal domain: A survey of tasks, datasets, models, and challenges. ACM Computing Surveys, 58(6): Article 163.</w:t>
+      </w:r>
+      <w:r>
+        <w:t xml:space="preserve"> </w:t>
       </w:r>
     </w:p>
     <w:p>
@@ -16384,7 +17108,23 @@
         <w:jc w:val="both"/>
       </w:pPr>
       <w:r>
-        <w:t>Ariai, F., Mackenzie, J., &amp; Demartini, G. 2025. Natural language processing for the legal domain: A survey of tasks, datasets, models, and challenges. ACM Computing Surveys, 58(6): 163.</w:t>
+        <w:t xml:space="preserve">Chalkidis, I., </w:t>
+      </w:r>
+      <w:proofErr w:type="spellStart"/>
+      <w:r>
+        <w:t>Androutsopoulos</w:t>
+      </w:r>
+      <w:proofErr w:type="spellEnd"/>
+      <w:r>
+        <w:t xml:space="preserve">, I., &amp; </w:t>
+      </w:r>
+      <w:proofErr w:type="spellStart"/>
+      <w:r>
+        <w:t>Aletras</w:t>
+      </w:r>
+      <w:proofErr w:type="spellEnd"/>
+      <w:r>
+        <w:t>, N. 2019. Neural legal judgment prediction in English. Proceedings of the 57th Annual Meeting of the Association for Computational Linguistics: 4317-4323.</w:t>
       </w:r>
     </w:p>
     <w:p>
@@ -16394,7 +17134,7 @@
         <w:jc w:val="both"/>
       </w:pPr>
       <w:r>
-        <w:t>Chalkidis, I., Androutsopoulos, I., &amp; Aletras, N. 2019. Neural legal judgment prediction in English. Proceedings of the 57th Annual Meeting of the Association for Computational Linguistics: 4317-4323.</w:t>
+        <w:t>Chen, K.-P., Huang, K.-C., &amp; Lin, C.-C. 2015. Party capability versus court preference: Why do the haves come out ahead? Journal of Law, Economics, and Organization, 31(1): 93-126.</w:t>
       </w:r>
     </w:p>
     <w:p>
@@ -16404,7 +17144,7 @@
         <w:jc w:val="both"/>
       </w:pPr>
       <w:r>
-        <w:t>Chen, K.-P., Huang, K.-C., &amp; Lin, C.-C. 2015. Party capability versus court preference: Why do the haves come out ahead? Journal of Law, Economics, and Organization, 31(1): 93-126.</w:t>
+        <w:t>Eren, O., &amp; Mocan, N. 2018. Emotional judges and unlucky juveniles. American Economic Journal: Applied Economics, 10(3): 171-205.</w:t>
       </w:r>
     </w:p>
     <w:p>
@@ -16414,7 +17154,7 @@
         <w:jc w:val="both"/>
       </w:pPr>
       <w:r>
-        <w:t>Eren, O., &amp; Mocan, N. 2018. Emotional judges and unlucky juveniles. American Economic Journal: Applied Economics, 10(3): 171-205.</w:t>
+        <w:t>Feng, Y., Li, C., &amp; Ng, V. 2022. Legal judgment prediction: A survey of the state of the art. Proceedings of IJCAI: 5461-5469.</w:t>
       </w:r>
     </w:p>
     <w:p>
@@ -16424,7 +17164,15 @@
         <w:jc w:val="both"/>
       </w:pPr>
       <w:r>
-        <w:t>Feng, Y., Li, C., &amp; Ng, V. 2022. Legal judgment prediction: A survey of the state of the art. Proceedings of IJCAI: 5461-5469.</w:t>
+        <w:t xml:space="preserve">Heyes, A., &amp; </w:t>
+      </w:r>
+      <w:proofErr w:type="spellStart"/>
+      <w:r>
+        <w:t>Saberian</w:t>
+      </w:r>
+      <w:proofErr w:type="spellEnd"/>
+      <w:r>
+        <w:t>, S. 2019. Temperature and decisions: Evidence from 207,000 court cases. American Economic Journal: Applied Economics, 11(2): 238-265.</w:t>
       </w:r>
     </w:p>
     <w:p>
@@ -16433,8 +17181,37 @@
         <w:ind w:left="482" w:hanging="482"/>
         <w:jc w:val="both"/>
       </w:pPr>
-      <w:r>
-        <w:t>Heyes, A., &amp; Saberian, S. 2019. Temperature and decisions: Evidence from 207,000 court cases. American Economic Journal: Applied Economics, 11(2): 238-265.</w:t>
+      <w:proofErr w:type="spellStart"/>
+      <w:r>
+        <w:t>Mamakas</w:t>
+      </w:r>
+      <w:proofErr w:type="spellEnd"/>
+      <w:r>
+        <w:t xml:space="preserve">, D., Tsotsi, P., </w:t>
+      </w:r>
+      <w:proofErr w:type="spellStart"/>
+      <w:r>
+        <w:t>Androutsopoulos</w:t>
+      </w:r>
+      <w:proofErr w:type="spellEnd"/>
+      <w:r>
+        <w:t xml:space="preserve">, I., &amp; Chalkidis, I. 2022. Processing long legal documents with pre-trained transformers: Modding </w:t>
+      </w:r>
+      <w:proofErr w:type="spellStart"/>
+      <w:r>
+        <w:t>LegalBERT</w:t>
+      </w:r>
+      <w:proofErr w:type="spellEnd"/>
+      <w:r>
+        <w:t xml:space="preserve"> and </w:t>
+      </w:r>
+      <w:proofErr w:type="spellStart"/>
+      <w:r>
+        <w:t>Longformer</w:t>
+      </w:r>
+      <w:proofErr w:type="spellEnd"/>
+      <w:r>
+        <w:t>. Proceedings of the Natural Legal Language Processing Workshop: 130-142.</w:t>
       </w:r>
     </w:p>
     <w:p>
@@ -16444,7 +17221,10 @@
         <w:jc w:val="both"/>
       </w:pPr>
       <w:r>
-        <w:t>Hsieh, D., Chen, L., &amp; Sun, T. 2021. Legal judgment prediction based on machine learning: Predicting the discretionary damages of mental suffering in fatal car accident cases. Applied Sciences, 11(21): 10361.</w:t>
+        <w:t>Manning, C. D., Raghavan, P., &amp; Schütze</w:t>
+      </w:r>
+      <w:r>
+        <w:t>, H. 2009. Introduction to information retrieval. Cambridge University Press.</w:t>
       </w:r>
     </w:p>
     <w:p>
@@ -16453,28 +17233,21 @@
         <w:ind w:left="482" w:hanging="482"/>
         <w:jc w:val="both"/>
       </w:pPr>
-      <w:r>
-        <w:t>Mamakas, D., Tsotsi, P., Androutsopoulos, I., &amp; Chalkidis, I. 2022. Processing long legal documents with pre-trained transformers: Modding LegalBERT and Longformer. Proceedings of the Natural Legal Language Processing Workshop: 130-142.</w:t>
-      </w:r>
-    </w:p>
-    <w:p>
-      <w:pPr>
-        <w:spacing w:after="48" w:line="240" w:lineRule="auto"/>
-        <w:ind w:left="482" w:hanging="482"/>
-        <w:jc w:val="both"/>
-      </w:pPr>
-      <w:r>
-        <w:t>Manning, C. D., Raghavan, P., &amp; Schutze, H. 2009. Introduction to information retrieval. Cambridge University Press.</w:t>
-      </w:r>
-    </w:p>
-    <w:p>
-      <w:pPr>
-        <w:spacing w:after="48" w:line="240" w:lineRule="auto"/>
-        <w:ind w:left="482" w:hanging="482"/>
-        <w:jc w:val="both"/>
-      </w:pPr>
-      <w:r>
-        <w:t>Surdeanu, M., Nallapati, R., Gregory, G., Walker, J., &amp; Manning, C. D. 2011. Risk analysis for intellectual property litigation. Proceedings of ICAIL: 116-120.</w:t>
+      <w:proofErr w:type="spellStart"/>
+      <w:r>
+        <w:t>Surdeanu</w:t>
+      </w:r>
+      <w:proofErr w:type="spellEnd"/>
+      <w:r>
+        <w:t xml:space="preserve">, M., </w:t>
+      </w:r>
+      <w:proofErr w:type="spellStart"/>
+      <w:r>
+        <w:t>Nallapati</w:t>
+      </w:r>
+      <w:proofErr w:type="spellEnd"/>
+      <w:r>
+        <w:t>, R., Gregory, G., Walker, J., &amp; Manning, C. D. 2011. Risk analysis for intellectual property litigation. Proceedings of ICAIL: 116-120.</w:t>
       </w:r>
     </w:p>
     <w:p>
@@ -16515,7 +17288,7 @@
 </file>
 
 <file path=word/endnotes.xml><?xml version="1.0" encoding="utf-8"?>
-<w:endnotes xmlns:wpc="http://schemas.microsoft.com/office/word/2010/wordprocessingCanvas" xmlns:cx="http://schemas.microsoft.com/office/drawing/2014/chartex" xmlns:cx1="http://schemas.microsoft.com/office/drawing/2015/9/8/chartex" xmlns:cx2="http://schemas.microsoft.com/office/drawing/2015/10/21/chartex" xmlns:cx3="http://schemas.microsoft.com/office/drawing/2016/5/9/chartex" xmlns:cx4="http://schemas.microsoft.com/office/drawing/2016/5/10/chartex" xmlns:cx5="http://schemas.microsoft.com/office/drawing/2016/5/11/chartex" xmlns:cx6="http://schemas.microsoft.com/office/drawing/2016/5/12/chartex" xmlns:cx7="http://schemas.microsoft.com/office/drawing/2016/5/13/chartex" xmlns:cx8="http://schemas.microsoft.com/office/drawing/2016/5/14/chartex" xmlns:mc="http://schemas.openxmlformats.org/markup-compatibility/2006" xmlns:aink="http://schemas.microsoft.com/office/drawing/2016/ink" xmlns:am3d="http://schemas.microsoft.com/office/drawing/2017/model3d" xmlns:o="urn:schemas-microsoft-com:office:office" xmlns:oel="http://schemas.microsoft.com/office/2019/extlst" xmlns:r="http://schemas.openxmlformats.org/officeDocument/2006/relationships" xmlns:m="http://schemas.openxmlformats.org/officeDocument/2006/math" xmlns:v="urn:schemas-microsoft-com:vml" xmlns:wp14="http://schemas.microsoft.com/office/word/2010/wordprocessingDrawing" xmlns:wp="http://schemas.openxmlformats.org/drawingml/2006/wordprocessingDrawing" xmlns:w10="urn:schemas-microsoft-com:office:word" xmlns:w="http://schemas.openxmlformats.org/wordprocessingml/2006/main" xmlns:w14="http://schemas.microsoft.com/office/word/2010/wordml" xmlns:w15="http://schemas.microsoft.com/office/word/2012/wordml" xmlns:w16cex="http://schemas.microsoft.com/office/word/2018/wordml/cex" xmlns:w16cid="http://schemas.microsoft.com/office/word/2016/wordml/cid" xmlns:w16="http://schemas.microsoft.com/office/word/2018/wordml" xmlns:w16du="http://schemas.microsoft.com/office/word/2023/wordml/word16du" xmlns:w16sdtdh="http://schemas.microsoft.com/office/word/2020/wordml/sdtdatahash" xmlns:w16sdtfl="http://schemas.microsoft.com/office/word/2024/wordml/sdtformatlock" xmlns:w16se="http://schemas.microsoft.com/office/word/2015/wordml/symex" xmlns:wpg="http://schemas.microsoft.com/office/word/2010/wordprocessingGroup" xmlns:wpi="http://schemas.microsoft.com/office/word/2010/wordprocessingInk" xmlns:wne="http://schemas.microsoft.com/office/word/2006/wordml" xmlns:wps="http://schemas.microsoft.com/office/word/2010/wordprocessingShape" mc:Ignorable="w14 w15 w16se w16cid w16 w16cex w16sdtdh w16sdtfl w16du wp14">
+<w:endnotes xmlns:wpc="http://schemas.microsoft.com/office/word/2010/wordprocessingCanvas" xmlns:cx="http://schemas.microsoft.com/office/drawing/2014/chartex" xmlns:cx1="http://schemas.microsoft.com/office/drawing/2015/9/8/chartex" xmlns:cx2="http://schemas.microsoft.com/office/drawing/2015/10/21/chartex" xmlns:cx3="http://schemas.microsoft.com/office/drawing/2016/5/9/chartex" xmlns:cx4="http://schemas.microsoft.com/office/drawing/2016/5/10/chartex" xmlns:cx5="http://schemas.microsoft.com/office/drawing/2016/5/11/chartex" xmlns:cx6="http://schemas.microsoft.com/office/drawing/2016/5/12/chartex" xmlns:cx7="http://schemas.microsoft.com/office/drawing/2016/5/13/chartex" xmlns:cx8="http://schemas.microsoft.com/office/drawing/2016/5/14/chartex" xmlns:mc="http://schemas.openxmlformats.org/markup-compatibility/2006" xmlns:m="http://schemas.openxmlformats.org/officeDocument/2006/math" xmlns:aink="http://schemas.microsoft.com/office/drawing/2016/ink" xmlns:am3d="http://schemas.microsoft.com/office/drawing/2017/model3d" xmlns:oel="http://schemas.microsoft.com/office/2019/extlst" xmlns:r="http://schemas.openxmlformats.org/officeDocument/2006/relationships" xmlns:wp14="http://schemas.microsoft.com/office/word/2010/wordprocessingDrawing" xmlns:wp="http://schemas.openxmlformats.org/drawingml/2006/wordprocessingDrawing" xmlns:wpg="http://schemas.microsoft.com/office/word/2010/wordprocessingGroup" xmlns:wpi="http://schemas.microsoft.com/office/word/2010/wordprocessingInk" xmlns:wps="http://schemas.microsoft.com/office/word/2010/wordprocessingShape" xmlns:o="urn:schemas-microsoft-com:office:office" xmlns:v="urn:schemas-microsoft-com:vml" xmlns:w10="urn:schemas-microsoft-com:office:word" xmlns:w="http://schemas.openxmlformats.org/wordprocessingml/2006/main" xmlns:w14="http://schemas.microsoft.com/office/word/2010/wordml" xmlns:w15="http://schemas.microsoft.com/office/word/2012/wordml" xmlns:w16cex="http://schemas.microsoft.com/office/word/2018/wordml/cex" xmlns:w16cid="http://schemas.microsoft.com/office/word/2016/wordml/cid" xmlns:w16="http://schemas.microsoft.com/office/word/2018/wordml" xmlns:w16sdtdh="http://schemas.microsoft.com/office/word/2020/wordml/sdtdatahash" xmlns:w16sdtfl="http://schemas.microsoft.com/office/word/2024/wordml/sdtformatlock" xmlns:w16se="http://schemas.microsoft.com/office/word/2015/wordml/symex" xmlns:w16du="http://schemas.microsoft.com/office/word/2023/wordml/word16du" xmlns:wne="http://schemas.microsoft.com/office/word/2006/wordml" mc:Ignorable="w14 w15 w16se w16cid w16 w16cex w16sdtdh w16sdtfl w16du wp14">
   <w:endnote w:type="separator" w:id="-1">
     <w:p>
       <w:pPr>
@@ -16540,10 +17313,10 @@
 </file>
 
 <file path=word/footer1.xml><?xml version="1.0" encoding="utf-8"?>
-<w:ftr xmlns:wpc="http://schemas.microsoft.com/office/word/2010/wordprocessingCanvas" xmlns:cx="http://schemas.microsoft.com/office/drawing/2014/chartex" xmlns:cx1="http://schemas.microsoft.com/office/drawing/2015/9/8/chartex" xmlns:cx2="http://schemas.microsoft.com/office/drawing/2015/10/21/chartex" xmlns:cx3="http://schemas.microsoft.com/office/drawing/2016/5/9/chartex" xmlns:cx4="http://schemas.microsoft.com/office/drawing/2016/5/10/chartex" xmlns:cx5="http://schemas.microsoft.com/office/drawing/2016/5/11/chartex" xmlns:cx6="http://schemas.microsoft.com/office/drawing/2016/5/12/chartex" xmlns:cx7="http://schemas.microsoft.com/office/drawing/2016/5/13/chartex" xmlns:cx8="http://schemas.microsoft.com/office/drawing/2016/5/14/chartex" xmlns:mc="http://schemas.openxmlformats.org/markup-compatibility/2006" xmlns:aink="http://schemas.microsoft.com/office/drawing/2016/ink" xmlns:am3d="http://schemas.microsoft.com/office/drawing/2017/model3d" xmlns:o="urn:schemas-microsoft-com:office:office" xmlns:oel="http://schemas.microsoft.com/office/2019/extlst" xmlns:r="http://schemas.openxmlformats.org/officeDocument/2006/relationships" xmlns:m="http://schemas.openxmlformats.org/officeDocument/2006/math" xmlns:v="urn:schemas-microsoft-com:vml" xmlns:wp14="http://schemas.microsoft.com/office/word/2010/wordprocessingDrawing" xmlns:wp="http://schemas.openxmlformats.org/drawingml/2006/wordprocessingDrawing" xmlns:w10="urn:schemas-microsoft-com:office:word" xmlns:w="http://schemas.openxmlformats.org/wordprocessingml/2006/main" xmlns:w14="http://schemas.microsoft.com/office/word/2010/wordml" xmlns:w15="http://schemas.microsoft.com/office/word/2012/wordml" xmlns:w16cex="http://schemas.microsoft.com/office/word/2018/wordml/cex" xmlns:w16cid="http://schemas.microsoft.com/office/word/2016/wordml/cid" xmlns:w16="http://schemas.microsoft.com/office/word/2018/wordml" xmlns:w16du="http://schemas.microsoft.com/office/word/2023/wordml/word16du" xmlns:w16sdtdh="http://schemas.microsoft.com/office/word/2020/wordml/sdtdatahash" xmlns:w16sdtfl="http://schemas.microsoft.com/office/word/2024/wordml/sdtformatlock" xmlns:w16se="http://schemas.microsoft.com/office/word/2015/wordml/symex" xmlns:wpg="http://schemas.microsoft.com/office/word/2010/wordprocessingGroup" xmlns:wpi="http://schemas.microsoft.com/office/word/2010/wordprocessingInk" xmlns:wne="http://schemas.microsoft.com/office/word/2006/wordml" xmlns:wps="http://schemas.microsoft.com/office/word/2010/wordprocessingShape" mc:Ignorable="w14 w15 w16se w16cid w16 w16cex w16sdtdh w16sdtfl w16du wp14">
+<w:ftr xmlns:wpc="http://schemas.microsoft.com/office/word/2010/wordprocessingCanvas" xmlns:cx="http://schemas.microsoft.com/office/drawing/2014/chartex" xmlns:cx1="http://schemas.microsoft.com/office/drawing/2015/9/8/chartex" xmlns:cx2="http://schemas.microsoft.com/office/drawing/2015/10/21/chartex" xmlns:cx3="http://schemas.microsoft.com/office/drawing/2016/5/9/chartex" xmlns:cx4="http://schemas.microsoft.com/office/drawing/2016/5/10/chartex" xmlns:cx5="http://schemas.microsoft.com/office/drawing/2016/5/11/chartex" xmlns:cx6="http://schemas.microsoft.com/office/drawing/2016/5/12/chartex" xmlns:cx7="http://schemas.microsoft.com/office/drawing/2016/5/13/chartex" xmlns:cx8="http://schemas.microsoft.com/office/drawing/2016/5/14/chartex" xmlns:mc="http://schemas.openxmlformats.org/markup-compatibility/2006" xmlns:m="http://schemas.openxmlformats.org/officeDocument/2006/math" xmlns:aink="http://schemas.microsoft.com/office/drawing/2016/ink" xmlns:am3d="http://schemas.microsoft.com/office/drawing/2017/model3d" xmlns:oel="http://schemas.microsoft.com/office/2019/extlst" xmlns:r="http://schemas.openxmlformats.org/officeDocument/2006/relationships" xmlns:wp14="http://schemas.microsoft.com/office/word/2010/wordprocessingDrawing" xmlns:wp="http://schemas.openxmlformats.org/drawingml/2006/wordprocessingDrawing" xmlns:wpg="http://schemas.microsoft.com/office/word/2010/wordprocessingGroup" xmlns:wpi="http://schemas.microsoft.com/office/word/2010/wordprocessingInk" xmlns:wps="http://schemas.microsoft.com/office/word/2010/wordprocessingShape" xmlns:o="urn:schemas-microsoft-com:office:office" xmlns:v="urn:schemas-microsoft-com:vml" xmlns:w10="urn:schemas-microsoft-com:office:word" xmlns:w="http://schemas.openxmlformats.org/wordprocessingml/2006/main" xmlns:w14="http://schemas.microsoft.com/office/word/2010/wordml" xmlns:w15="http://schemas.microsoft.com/office/word/2012/wordml" xmlns:w16cex="http://schemas.microsoft.com/office/word/2018/wordml/cex" xmlns:w16cid="http://schemas.microsoft.com/office/word/2016/wordml/cid" xmlns:w16="http://schemas.microsoft.com/office/word/2018/wordml" xmlns:w16sdtdh="http://schemas.microsoft.com/office/word/2020/wordml/sdtdatahash" xmlns:w16sdtfl="http://schemas.microsoft.com/office/word/2024/wordml/sdtformatlock" xmlns:w16se="http://schemas.microsoft.com/office/word/2015/wordml/symex" xmlns:w16du="http://schemas.microsoft.com/office/word/2023/wordml/word16du" xmlns:wne="http://schemas.microsoft.com/office/word/2006/wordml" mc:Ignorable="w14 w15 w16se w16cid w16 w16cex w16sdtdh w16sdtfl w16du wp14">
   <w:p>
     <w:pPr>
-      <w:pStyle w:val="a8"/>
+      <w:pStyle w:val="Footer"/>
       <w:rPr>
         <w:rFonts w:hint="default"/>
       </w:rPr>
@@ -16553,10 +17326,10 @@
 </file>
 
 <file path=word/footer2.xml><?xml version="1.0" encoding="utf-8"?>
-<w:ftr xmlns:wpc="http://schemas.microsoft.com/office/word/2010/wordprocessingCanvas" xmlns:cx="http://schemas.microsoft.com/office/drawing/2014/chartex" xmlns:cx1="http://schemas.microsoft.com/office/drawing/2015/9/8/chartex" xmlns:cx2="http://schemas.microsoft.com/office/drawing/2015/10/21/chartex" xmlns:cx3="http://schemas.microsoft.com/office/drawing/2016/5/9/chartex" xmlns:cx4="http://schemas.microsoft.com/office/drawing/2016/5/10/chartex" xmlns:cx5="http://schemas.microsoft.com/office/drawing/2016/5/11/chartex" xmlns:cx6="http://schemas.microsoft.com/office/drawing/2016/5/12/chartex" xmlns:cx7="http://schemas.microsoft.com/office/drawing/2016/5/13/chartex" xmlns:cx8="http://schemas.microsoft.com/office/drawing/2016/5/14/chartex" xmlns:mc="http://schemas.openxmlformats.org/markup-compatibility/2006" xmlns:aink="http://schemas.microsoft.com/office/drawing/2016/ink" xmlns:am3d="http://schemas.microsoft.com/office/drawing/2017/model3d" xmlns:o="urn:schemas-microsoft-com:office:office" xmlns:oel="http://schemas.microsoft.com/office/2019/extlst" xmlns:r="http://schemas.openxmlformats.org/officeDocument/2006/relationships" xmlns:m="http://schemas.openxmlformats.org/officeDocument/2006/math" xmlns:v="urn:schemas-microsoft-com:vml" xmlns:wp14="http://schemas.microsoft.com/office/word/2010/wordprocessingDrawing" xmlns:wp="http://schemas.openxmlformats.org/drawingml/2006/wordprocessingDrawing" xmlns:w10="urn:schemas-microsoft-com:office:word" xmlns:w="http://schemas.openxmlformats.org/wordprocessingml/2006/main" xmlns:w14="http://schemas.microsoft.com/office/word/2010/wordml" xmlns:w15="http://schemas.microsoft.com/office/word/2012/wordml" xmlns:w16cex="http://schemas.microsoft.com/office/word/2018/wordml/cex" xmlns:w16cid="http://schemas.microsoft.com/office/word/2016/wordml/cid" xmlns:w16="http://schemas.microsoft.com/office/word/2018/wordml" xmlns:w16du="http://schemas.microsoft.com/office/word/2023/wordml/word16du" xmlns:w16sdtdh="http://schemas.microsoft.com/office/word/2020/wordml/sdtdatahash" xmlns:w16sdtfl="http://schemas.microsoft.com/office/word/2024/wordml/sdtformatlock" xmlns:w16se="http://schemas.microsoft.com/office/word/2015/wordml/symex" xmlns:wpg="http://schemas.microsoft.com/office/word/2010/wordprocessingGroup" xmlns:wpi="http://schemas.microsoft.com/office/word/2010/wordprocessingInk" xmlns:wne="http://schemas.microsoft.com/office/word/2006/wordml" xmlns:wps="http://schemas.microsoft.com/office/word/2010/wordprocessingShape" mc:Ignorable="w14 w15 w16se w16cid w16 w16cex w16sdtdh w16sdtfl w16du wp14">
+<w:ftr xmlns:wpc="http://schemas.microsoft.com/office/word/2010/wordprocessingCanvas" xmlns:cx="http://schemas.microsoft.com/office/drawing/2014/chartex" xmlns:cx1="http://schemas.microsoft.com/office/drawing/2015/9/8/chartex" xmlns:cx2="http://schemas.microsoft.com/office/drawing/2015/10/21/chartex" xmlns:cx3="http://schemas.microsoft.com/office/drawing/2016/5/9/chartex" xmlns:cx4="http://schemas.microsoft.com/office/drawing/2016/5/10/chartex" xmlns:cx5="http://schemas.microsoft.com/office/drawing/2016/5/11/chartex" xmlns:cx6="http://schemas.microsoft.com/office/drawing/2016/5/12/chartex" xmlns:cx7="http://schemas.microsoft.com/office/drawing/2016/5/13/chartex" xmlns:cx8="http://schemas.microsoft.com/office/drawing/2016/5/14/chartex" xmlns:mc="http://schemas.openxmlformats.org/markup-compatibility/2006" xmlns:m="http://schemas.openxmlformats.org/officeDocument/2006/math" xmlns:aink="http://schemas.microsoft.com/office/drawing/2016/ink" xmlns:am3d="http://schemas.microsoft.com/office/drawing/2017/model3d" xmlns:oel="http://schemas.microsoft.com/office/2019/extlst" xmlns:r="http://schemas.openxmlformats.org/officeDocument/2006/relationships" xmlns:wp14="http://schemas.microsoft.com/office/word/2010/wordprocessingDrawing" xmlns:wp="http://schemas.openxmlformats.org/drawingml/2006/wordprocessingDrawing" xmlns:wpg="http://schemas.microsoft.com/office/word/2010/wordprocessingGroup" xmlns:wpi="http://schemas.microsoft.com/office/word/2010/wordprocessingInk" xmlns:wps="http://schemas.microsoft.com/office/word/2010/wordprocessingShape" xmlns:o="urn:schemas-microsoft-com:office:office" xmlns:v="urn:schemas-microsoft-com:vml" xmlns:w10="urn:schemas-microsoft-com:office:word" xmlns:w="http://schemas.openxmlformats.org/wordprocessingml/2006/main" xmlns:w14="http://schemas.microsoft.com/office/word/2010/wordml" xmlns:w15="http://schemas.microsoft.com/office/word/2012/wordml" xmlns:w16cex="http://schemas.microsoft.com/office/word/2018/wordml/cex" xmlns:w16cid="http://schemas.microsoft.com/office/word/2016/wordml/cid" xmlns:w16="http://schemas.microsoft.com/office/word/2018/wordml" xmlns:w16sdtdh="http://schemas.microsoft.com/office/word/2020/wordml/sdtdatahash" xmlns:w16sdtfl="http://schemas.microsoft.com/office/word/2024/wordml/sdtformatlock" xmlns:w16se="http://schemas.microsoft.com/office/word/2015/wordml/symex" xmlns:w16du="http://schemas.microsoft.com/office/word/2023/wordml/word16du" xmlns:wne="http://schemas.microsoft.com/office/word/2006/wordml" mc:Ignorable="w14 w15 w16se w16cid w16 w16cex w16sdtdh w16sdtfl w16du wp14">
   <w:p>
     <w:pPr>
-      <w:pStyle w:val="a8"/>
+      <w:pStyle w:val="Footer"/>
       <w:jc w:val="center"/>
       <w:rPr>
         <w:rFonts w:hint="default"/>
@@ -16597,10 +17370,10 @@
 </file>
 
 <file path=word/footer3.xml><?xml version="1.0" encoding="utf-8"?>
-<w:ftr xmlns:wpc="http://schemas.microsoft.com/office/word/2010/wordprocessingCanvas" xmlns:cx="http://schemas.microsoft.com/office/drawing/2014/chartex" xmlns:cx1="http://schemas.microsoft.com/office/drawing/2015/9/8/chartex" xmlns:cx2="http://schemas.microsoft.com/office/drawing/2015/10/21/chartex" xmlns:cx3="http://schemas.microsoft.com/office/drawing/2016/5/9/chartex" xmlns:cx4="http://schemas.microsoft.com/office/drawing/2016/5/10/chartex" xmlns:cx5="http://schemas.microsoft.com/office/drawing/2016/5/11/chartex" xmlns:cx6="http://schemas.microsoft.com/office/drawing/2016/5/12/chartex" xmlns:cx7="http://schemas.microsoft.com/office/drawing/2016/5/13/chartex" xmlns:cx8="http://schemas.microsoft.com/office/drawing/2016/5/14/chartex" xmlns:mc="http://schemas.openxmlformats.org/markup-compatibility/2006" xmlns:aink="http://schemas.microsoft.com/office/drawing/2016/ink" xmlns:am3d="http://schemas.microsoft.com/office/drawing/2017/model3d" xmlns:o="urn:schemas-microsoft-com:office:office" xmlns:oel="http://schemas.microsoft.com/office/2019/extlst" xmlns:r="http://schemas.openxmlformats.org/officeDocument/2006/relationships" xmlns:m="http://schemas.openxmlformats.org/officeDocument/2006/math" xmlns:v="urn:schemas-microsoft-com:vml" xmlns:wp14="http://schemas.microsoft.com/office/word/2010/wordprocessingDrawing" xmlns:wp="http://schemas.openxmlformats.org/drawingml/2006/wordprocessingDrawing" xmlns:w10="urn:schemas-microsoft-com:office:word" xmlns:w="http://schemas.openxmlformats.org/wordprocessingml/2006/main" xmlns:w14="http://schemas.microsoft.com/office/word/2010/wordml" xmlns:w15="http://schemas.microsoft.com/office/word/2012/wordml" xmlns:w16cex="http://schemas.microsoft.com/office/word/2018/wordml/cex" xmlns:w16cid="http://schemas.microsoft.com/office/word/2016/wordml/cid" xmlns:w16="http://schemas.microsoft.com/office/word/2018/wordml" xmlns:w16du="http://schemas.microsoft.com/office/word/2023/wordml/word16du" xmlns:w16sdtdh="http://schemas.microsoft.com/office/word/2020/wordml/sdtdatahash" xmlns:w16sdtfl="http://schemas.microsoft.com/office/word/2024/wordml/sdtformatlock" xmlns:w16se="http://schemas.microsoft.com/office/word/2015/wordml/symex" xmlns:wpg="http://schemas.microsoft.com/office/word/2010/wordprocessingGroup" xmlns:wpi="http://schemas.microsoft.com/office/word/2010/wordprocessingInk" xmlns:wne="http://schemas.microsoft.com/office/word/2006/wordml" xmlns:wps="http://schemas.microsoft.com/office/word/2010/wordprocessingShape" mc:Ignorable="w14 w15 w16se w16cid w16 w16cex w16sdtdh w16sdtfl w16du wp14">
+<w:ftr xmlns:wpc="http://schemas.microsoft.com/office/word/2010/wordprocessingCanvas" xmlns:cx="http://schemas.microsoft.com/office/drawing/2014/chartex" xmlns:cx1="http://schemas.microsoft.com/office/drawing/2015/9/8/chartex" xmlns:cx2="http://schemas.microsoft.com/office/drawing/2015/10/21/chartex" xmlns:cx3="http://schemas.microsoft.com/office/drawing/2016/5/9/chartex" xmlns:cx4="http://schemas.microsoft.com/office/drawing/2016/5/10/chartex" xmlns:cx5="http://schemas.microsoft.com/office/drawing/2016/5/11/chartex" xmlns:cx6="http://schemas.microsoft.com/office/drawing/2016/5/12/chartex" xmlns:cx7="http://schemas.microsoft.com/office/drawing/2016/5/13/chartex" xmlns:cx8="http://schemas.microsoft.com/office/drawing/2016/5/14/chartex" xmlns:mc="http://schemas.openxmlformats.org/markup-compatibility/2006" xmlns:m="http://schemas.openxmlformats.org/officeDocument/2006/math" xmlns:aink="http://schemas.microsoft.com/office/drawing/2016/ink" xmlns:am3d="http://schemas.microsoft.com/office/drawing/2017/model3d" xmlns:oel="http://schemas.microsoft.com/office/2019/extlst" xmlns:r="http://schemas.openxmlformats.org/officeDocument/2006/relationships" xmlns:wp14="http://schemas.microsoft.com/office/word/2010/wordprocessingDrawing" xmlns:wp="http://schemas.openxmlformats.org/drawingml/2006/wordprocessingDrawing" xmlns:wpg="http://schemas.microsoft.com/office/word/2010/wordprocessingGroup" xmlns:wpi="http://schemas.microsoft.com/office/word/2010/wordprocessingInk" xmlns:wps="http://schemas.microsoft.com/office/word/2010/wordprocessingShape" xmlns:o="urn:schemas-microsoft-com:office:office" xmlns:v="urn:schemas-microsoft-com:vml" xmlns:w10="urn:schemas-microsoft-com:office:word" xmlns:w="http://schemas.openxmlformats.org/wordprocessingml/2006/main" xmlns:w14="http://schemas.microsoft.com/office/word/2010/wordml" xmlns:w15="http://schemas.microsoft.com/office/word/2012/wordml" xmlns:w16cex="http://schemas.microsoft.com/office/word/2018/wordml/cex" xmlns:w16cid="http://schemas.microsoft.com/office/word/2016/wordml/cid" xmlns:w16="http://schemas.microsoft.com/office/word/2018/wordml" xmlns:w16sdtdh="http://schemas.microsoft.com/office/word/2020/wordml/sdtdatahash" xmlns:w16sdtfl="http://schemas.microsoft.com/office/word/2024/wordml/sdtformatlock" xmlns:w16se="http://schemas.microsoft.com/office/word/2015/wordml/symex" xmlns:w16du="http://schemas.microsoft.com/office/word/2023/wordml/word16du" xmlns:wne="http://schemas.microsoft.com/office/word/2006/wordml" mc:Ignorable="w14 w15 w16se w16cid w16 w16cex w16sdtdh w16sdtfl w16du wp14">
   <w:p>
     <w:pPr>
-      <w:pStyle w:val="a8"/>
+      <w:pStyle w:val="Footer"/>
       <w:rPr>
         <w:rFonts w:hint="default"/>
       </w:rPr>
@@ -16610,7 +17383,7 @@
 </file>
 
 <file path=word/footnotes.xml><?xml version="1.0" encoding="utf-8"?>
-<w:footnotes xmlns:wpc="http://schemas.microsoft.com/office/word/2010/wordprocessingCanvas" xmlns:cx="http://schemas.microsoft.com/office/drawing/2014/chartex" xmlns:cx1="http://schemas.microsoft.com/office/drawing/2015/9/8/chartex" xmlns:cx2="http://schemas.microsoft.com/office/drawing/2015/10/21/chartex" xmlns:cx3="http://schemas.microsoft.com/office/drawing/2016/5/9/chartex" xmlns:cx4="http://schemas.microsoft.com/office/drawing/2016/5/10/chartex" xmlns:cx5="http://schemas.microsoft.com/office/drawing/2016/5/11/chartex" xmlns:cx6="http://schemas.microsoft.com/office/drawing/2016/5/12/chartex" xmlns:cx7="http://schemas.microsoft.com/office/drawing/2016/5/13/chartex" xmlns:cx8="http://schemas.microsoft.com/office/drawing/2016/5/14/chartex" xmlns:mc="http://schemas.openxmlformats.org/markup-compatibility/2006" xmlns:aink="http://schemas.microsoft.com/office/drawing/2016/ink" xmlns:am3d="http://schemas.microsoft.com/office/drawing/2017/model3d" xmlns:o="urn:schemas-microsoft-com:office:office" xmlns:oel="http://schemas.microsoft.com/office/2019/extlst" xmlns:r="http://schemas.openxmlformats.org/officeDocument/2006/relationships" xmlns:m="http://schemas.openxmlformats.org/officeDocument/2006/math" xmlns:v="urn:schemas-microsoft-com:vml" xmlns:wp14="http://schemas.microsoft.com/office/word/2010/wordprocessingDrawing" xmlns:wp="http://schemas.openxmlformats.org/drawingml/2006/wordprocessingDrawing" xmlns:w10="urn:schemas-microsoft-com:office:word" xmlns:w="http://schemas.openxmlformats.org/wordprocessingml/2006/main" xmlns:w14="http://schemas.microsoft.com/office/word/2010/wordml" xmlns:w15="http://schemas.microsoft.com/office/word/2012/wordml" xmlns:w16cex="http://schemas.microsoft.com/office/word/2018/wordml/cex" xmlns:w16cid="http://schemas.microsoft.com/office/word/2016/wordml/cid" xmlns:w16="http://schemas.microsoft.com/office/word/2018/wordml" xmlns:w16du="http://schemas.microsoft.com/office/word/2023/wordml/word16du" xmlns:w16sdtdh="http://schemas.microsoft.com/office/word/2020/wordml/sdtdatahash" xmlns:w16sdtfl="http://schemas.microsoft.com/office/word/2024/wordml/sdtformatlock" xmlns:w16se="http://schemas.microsoft.com/office/word/2015/wordml/symex" xmlns:wpg="http://schemas.microsoft.com/office/word/2010/wordprocessingGroup" xmlns:wpi="http://schemas.microsoft.com/office/word/2010/wordprocessingInk" xmlns:wne="http://schemas.microsoft.com/office/word/2006/wordml" xmlns:wps="http://schemas.microsoft.com/office/word/2010/wordprocessingShape" mc:Ignorable="w14 w15 w16se w16cid w16 w16cex w16sdtdh w16sdtfl w16du wp14">
+<w:footnotes xmlns:wpc="http://schemas.microsoft.com/office/word/2010/wordprocessingCanvas" xmlns:cx="http://schemas.microsoft.com/office/drawing/2014/chartex" xmlns:cx1="http://schemas.microsoft.com/office/drawing/2015/9/8/chartex" xmlns:cx2="http://schemas.microsoft.com/office/drawing/2015/10/21/chartex" xmlns:cx3="http://schemas.microsoft.com/office/drawing/2016/5/9/chartex" xmlns:cx4="http://schemas.microsoft.com/office/drawing/2016/5/10/chartex" xmlns:cx5="http://schemas.microsoft.com/office/drawing/2016/5/11/chartex" xmlns:cx6="http://schemas.microsoft.com/office/drawing/2016/5/12/chartex" xmlns:cx7="http://schemas.microsoft.com/office/drawing/2016/5/13/chartex" xmlns:cx8="http://schemas.microsoft.com/office/drawing/2016/5/14/chartex" xmlns:mc="http://schemas.openxmlformats.org/markup-compatibility/2006" xmlns:m="http://schemas.openxmlformats.org/officeDocument/2006/math" xmlns:aink="http://schemas.microsoft.com/office/drawing/2016/ink" xmlns:am3d="http://schemas.microsoft.com/office/drawing/2017/model3d" xmlns:oel="http://schemas.microsoft.com/office/2019/extlst" xmlns:r="http://schemas.openxmlformats.org/officeDocument/2006/relationships" xmlns:wp14="http://schemas.microsoft.com/office/word/2010/wordprocessingDrawing" xmlns:wp="http://schemas.openxmlformats.org/drawingml/2006/wordprocessingDrawing" xmlns:wpg="http://schemas.microsoft.com/office/word/2010/wordprocessingGroup" xmlns:wpi="http://schemas.microsoft.com/office/word/2010/wordprocessingInk" xmlns:wps="http://schemas.microsoft.com/office/word/2010/wordprocessingShape" xmlns:o="urn:schemas-microsoft-com:office:office" xmlns:v="urn:schemas-microsoft-com:vml" xmlns:w10="urn:schemas-microsoft-com:office:word" xmlns:w="http://schemas.openxmlformats.org/wordprocessingml/2006/main" xmlns:w14="http://schemas.microsoft.com/office/word/2010/wordml" xmlns:w15="http://schemas.microsoft.com/office/word/2012/wordml" xmlns:w16cex="http://schemas.microsoft.com/office/word/2018/wordml/cex" xmlns:w16cid="http://schemas.microsoft.com/office/word/2016/wordml/cid" xmlns:w16="http://schemas.microsoft.com/office/word/2018/wordml" xmlns:w16sdtdh="http://schemas.microsoft.com/office/word/2020/wordml/sdtdatahash" xmlns:w16sdtfl="http://schemas.microsoft.com/office/word/2024/wordml/sdtformatlock" xmlns:w16se="http://schemas.microsoft.com/office/word/2015/wordml/symex" xmlns:w16du="http://schemas.microsoft.com/office/word/2023/wordml/word16du" xmlns:wne="http://schemas.microsoft.com/office/word/2006/wordml" mc:Ignorable="w14 w15 w16se w16cid w16 w16cex w16sdtdh w16sdtfl w16du wp14">
   <w:footnote w:type="separator" w:id="-1">
     <w:p>
       <w:pPr>
@@ -16635,10 +17408,10 @@
 </file>
 
 <file path=word/header1.xml><?xml version="1.0" encoding="utf-8"?>
-<w:hdr xmlns:wpc="http://schemas.microsoft.com/office/word/2010/wordprocessingCanvas" xmlns:cx="http://schemas.microsoft.com/office/drawing/2014/chartex" xmlns:cx1="http://schemas.microsoft.com/office/drawing/2015/9/8/chartex" xmlns:cx2="http://schemas.microsoft.com/office/drawing/2015/10/21/chartex" xmlns:cx3="http://schemas.microsoft.com/office/drawing/2016/5/9/chartex" xmlns:cx4="http://schemas.microsoft.com/office/drawing/2016/5/10/chartex" xmlns:cx5="http://schemas.microsoft.com/office/drawing/2016/5/11/chartex" xmlns:cx6="http://schemas.microsoft.com/office/drawing/2016/5/12/chartex" xmlns:cx7="http://schemas.microsoft.com/office/drawing/2016/5/13/chartex" xmlns:cx8="http://schemas.microsoft.com/office/drawing/2016/5/14/chartex" xmlns:mc="http://schemas.openxmlformats.org/markup-compatibility/2006" xmlns:aink="http://schemas.microsoft.com/office/drawing/2016/ink" xmlns:am3d="http://schemas.microsoft.com/office/drawing/2017/model3d" xmlns:o="urn:schemas-microsoft-com:office:office" xmlns:oel="http://schemas.microsoft.com/office/2019/extlst" xmlns:r="http://schemas.openxmlformats.org/officeDocument/2006/relationships" xmlns:m="http://schemas.openxmlformats.org/officeDocument/2006/math" xmlns:v="urn:schemas-microsoft-com:vml" xmlns:wp14="http://schemas.microsoft.com/office/word/2010/wordprocessingDrawing" xmlns:wp="http://schemas.openxmlformats.org/drawingml/2006/wordprocessingDrawing" xmlns:w10="urn:schemas-microsoft-com:office:word" xmlns:w="http://schemas.openxmlformats.org/wordprocessingml/2006/main" xmlns:w14="http://schemas.microsoft.com/office/word/2010/wordml" xmlns:w15="http://schemas.microsoft.com/office/word/2012/wordml" xmlns:w16cex="http://schemas.microsoft.com/office/word/2018/wordml/cex" xmlns:w16cid="http://schemas.microsoft.com/office/word/2016/wordml/cid" xmlns:w16="http://schemas.microsoft.com/office/word/2018/wordml" xmlns:w16du="http://schemas.microsoft.com/office/word/2023/wordml/word16du" xmlns:w16sdtdh="http://schemas.microsoft.com/office/word/2020/wordml/sdtdatahash" xmlns:w16sdtfl="http://schemas.microsoft.com/office/word/2024/wordml/sdtformatlock" xmlns:w16se="http://schemas.microsoft.com/office/word/2015/wordml/symex" xmlns:wpg="http://schemas.microsoft.com/office/word/2010/wordprocessingGroup" xmlns:wpi="http://schemas.microsoft.com/office/word/2010/wordprocessingInk" xmlns:wne="http://schemas.microsoft.com/office/word/2006/wordml" xmlns:wps="http://schemas.microsoft.com/office/word/2010/wordprocessingShape" mc:Ignorable="w14 w15 w16se w16cid w16 w16cex w16sdtdh w16sdtfl w16du wp14">
+<w:hdr xmlns:wpc="http://schemas.microsoft.com/office/word/2010/wordprocessingCanvas" xmlns:cx="http://schemas.microsoft.com/office/drawing/2014/chartex" xmlns:cx1="http://schemas.microsoft.com/office/drawing/2015/9/8/chartex" xmlns:cx2="http://schemas.microsoft.com/office/drawing/2015/10/21/chartex" xmlns:cx3="http://schemas.microsoft.com/office/drawing/2016/5/9/chartex" xmlns:cx4="http://schemas.microsoft.com/office/drawing/2016/5/10/chartex" xmlns:cx5="http://schemas.microsoft.com/office/drawing/2016/5/11/chartex" xmlns:cx6="http://schemas.microsoft.com/office/drawing/2016/5/12/chartex" xmlns:cx7="http://schemas.microsoft.com/office/drawing/2016/5/13/chartex" xmlns:cx8="http://schemas.microsoft.com/office/drawing/2016/5/14/chartex" xmlns:mc="http://schemas.openxmlformats.org/markup-compatibility/2006" xmlns:m="http://schemas.openxmlformats.org/officeDocument/2006/math" xmlns:aink="http://schemas.microsoft.com/office/drawing/2016/ink" xmlns:am3d="http://schemas.microsoft.com/office/drawing/2017/model3d" xmlns:oel="http://schemas.microsoft.com/office/2019/extlst" xmlns:r="http://schemas.openxmlformats.org/officeDocument/2006/relationships" xmlns:wp14="http://schemas.microsoft.com/office/word/2010/wordprocessingDrawing" xmlns:wp="http://schemas.openxmlformats.org/drawingml/2006/wordprocessingDrawing" xmlns:wpg="http://schemas.microsoft.com/office/word/2010/wordprocessingGroup" xmlns:wpi="http://schemas.microsoft.com/office/word/2010/wordprocessingInk" xmlns:wps="http://schemas.microsoft.com/office/word/2010/wordprocessingShape" xmlns:o="urn:schemas-microsoft-com:office:office" xmlns:v="urn:schemas-microsoft-com:vml" xmlns:w10="urn:schemas-microsoft-com:office:word" xmlns:w="http://schemas.openxmlformats.org/wordprocessingml/2006/main" xmlns:w14="http://schemas.microsoft.com/office/word/2010/wordml" xmlns:w15="http://schemas.microsoft.com/office/word/2012/wordml" xmlns:w16cex="http://schemas.microsoft.com/office/word/2018/wordml/cex" xmlns:w16cid="http://schemas.microsoft.com/office/word/2016/wordml/cid" xmlns:w16="http://schemas.microsoft.com/office/word/2018/wordml" xmlns:w16sdtdh="http://schemas.microsoft.com/office/word/2020/wordml/sdtdatahash" xmlns:w16sdtfl="http://schemas.microsoft.com/office/word/2024/wordml/sdtformatlock" xmlns:w16se="http://schemas.microsoft.com/office/word/2015/wordml/symex" xmlns:w16du="http://schemas.microsoft.com/office/word/2023/wordml/word16du" xmlns:wne="http://schemas.microsoft.com/office/word/2006/wordml" mc:Ignorable="w14 w15 w16se w16cid w16 w16cex w16sdtdh w16sdtfl w16du wp14">
   <w:p>
     <w:pPr>
-      <w:pStyle w:val="a6"/>
+      <w:pStyle w:val="Header"/>
       <w:rPr>
         <w:rFonts w:hint="default"/>
       </w:rPr>
@@ -16648,10 +17421,10 @@
 </file>
 
 <file path=word/header2.xml><?xml version="1.0" encoding="utf-8"?>
-<w:hdr xmlns:wpc="http://schemas.microsoft.com/office/word/2010/wordprocessingCanvas" xmlns:cx="http://schemas.microsoft.com/office/drawing/2014/chartex" xmlns:cx1="http://schemas.microsoft.com/office/drawing/2015/9/8/chartex" xmlns:cx2="http://schemas.microsoft.com/office/drawing/2015/10/21/chartex" xmlns:cx3="http://schemas.microsoft.com/office/drawing/2016/5/9/chartex" xmlns:cx4="http://schemas.microsoft.com/office/drawing/2016/5/10/chartex" xmlns:cx5="http://schemas.microsoft.com/office/drawing/2016/5/11/chartex" xmlns:cx6="http://schemas.microsoft.com/office/drawing/2016/5/12/chartex" xmlns:cx7="http://schemas.microsoft.com/office/drawing/2016/5/13/chartex" xmlns:cx8="http://schemas.microsoft.com/office/drawing/2016/5/14/chartex" xmlns:mc="http://schemas.openxmlformats.org/markup-compatibility/2006" xmlns:aink="http://schemas.microsoft.com/office/drawing/2016/ink" xmlns:am3d="http://schemas.microsoft.com/office/drawing/2017/model3d" xmlns:o="urn:schemas-microsoft-com:office:office" xmlns:oel="http://schemas.microsoft.com/office/2019/extlst" xmlns:r="http://schemas.openxmlformats.org/officeDocument/2006/relationships" xmlns:m="http://schemas.openxmlformats.org/officeDocument/2006/math" xmlns:v="urn:schemas-microsoft-com:vml" xmlns:wp14="http://schemas.microsoft.com/office/word/2010/wordprocessingDrawing" xmlns:wp="http://schemas.openxmlformats.org/drawingml/2006/wordprocessingDrawing" xmlns:w10="urn:schemas-microsoft-com:office:word" xmlns:w="http://schemas.openxmlformats.org/wordprocessingml/2006/main" xmlns:w14="http://schemas.microsoft.com/office/word/2010/wordml" xmlns:w15="http://schemas.microsoft.com/office/word/2012/wordml" xmlns:w16cex="http://schemas.microsoft.com/office/word/2018/wordml/cex" xmlns:w16cid="http://schemas.microsoft.com/office/word/2016/wordml/cid" xmlns:w16="http://schemas.microsoft.com/office/word/2018/wordml" xmlns:w16du="http://schemas.microsoft.com/office/word/2023/wordml/word16du" xmlns:w16sdtdh="http://schemas.microsoft.com/office/word/2020/wordml/sdtdatahash" xmlns:w16sdtfl="http://schemas.microsoft.com/office/word/2024/wordml/sdtformatlock" xmlns:w16se="http://schemas.microsoft.com/office/word/2015/wordml/symex" xmlns:wpg="http://schemas.microsoft.com/office/word/2010/wordprocessingGroup" xmlns:wpi="http://schemas.microsoft.com/office/word/2010/wordprocessingInk" xmlns:wne="http://schemas.microsoft.com/office/word/2006/wordml" xmlns:wps="http://schemas.microsoft.com/office/word/2010/wordprocessingShape" mc:Ignorable="w14 w15 w16se w16cid w16 w16cex w16sdtdh w16sdtfl w16du wp14">
+<w:hdr xmlns:wpc="http://schemas.microsoft.com/office/word/2010/wordprocessingCanvas" xmlns:cx="http://schemas.microsoft.com/office/drawing/2014/chartex" xmlns:cx1="http://schemas.microsoft.com/office/drawing/2015/9/8/chartex" xmlns:cx2="http://schemas.microsoft.com/office/drawing/2015/10/21/chartex" xmlns:cx3="http://schemas.microsoft.com/office/drawing/2016/5/9/chartex" xmlns:cx4="http://schemas.microsoft.com/office/drawing/2016/5/10/chartex" xmlns:cx5="http://schemas.microsoft.com/office/drawing/2016/5/11/chartex" xmlns:cx6="http://schemas.microsoft.com/office/drawing/2016/5/12/chartex" xmlns:cx7="http://schemas.microsoft.com/office/drawing/2016/5/13/chartex" xmlns:cx8="http://schemas.microsoft.com/office/drawing/2016/5/14/chartex" xmlns:mc="http://schemas.openxmlformats.org/markup-compatibility/2006" xmlns:m="http://schemas.openxmlformats.org/officeDocument/2006/math" xmlns:aink="http://schemas.microsoft.com/office/drawing/2016/ink" xmlns:am3d="http://schemas.microsoft.com/office/drawing/2017/model3d" xmlns:oel="http://schemas.microsoft.com/office/2019/extlst" xmlns:r="http://schemas.openxmlformats.org/officeDocument/2006/relationships" xmlns:wp14="http://schemas.microsoft.com/office/word/2010/wordprocessingDrawing" xmlns:wp="http://schemas.openxmlformats.org/drawingml/2006/wordprocessingDrawing" xmlns:wpg="http://schemas.microsoft.com/office/word/2010/wordprocessingGroup" xmlns:wpi="http://schemas.microsoft.com/office/word/2010/wordprocessingInk" xmlns:wps="http://schemas.microsoft.com/office/word/2010/wordprocessingShape" xmlns:o="urn:schemas-microsoft-com:office:office" xmlns:v="urn:schemas-microsoft-com:vml" xmlns:w10="urn:schemas-microsoft-com:office:word" xmlns:w="http://schemas.openxmlformats.org/wordprocessingml/2006/main" xmlns:w14="http://schemas.microsoft.com/office/word/2010/wordml" xmlns:w15="http://schemas.microsoft.com/office/word/2012/wordml" xmlns:w16cex="http://schemas.microsoft.com/office/word/2018/wordml/cex" xmlns:w16cid="http://schemas.microsoft.com/office/word/2016/wordml/cid" xmlns:w16="http://schemas.microsoft.com/office/word/2018/wordml" xmlns:w16sdtdh="http://schemas.microsoft.com/office/word/2020/wordml/sdtdatahash" xmlns:w16sdtfl="http://schemas.microsoft.com/office/word/2024/wordml/sdtformatlock" xmlns:w16se="http://schemas.microsoft.com/office/word/2015/wordml/symex" xmlns:w16du="http://schemas.microsoft.com/office/word/2023/wordml/word16du" xmlns:wne="http://schemas.microsoft.com/office/word/2006/wordml" mc:Ignorable="w14 w15 w16se w16cid w16 w16cex w16sdtdh w16sdtfl w16du wp14">
   <w:p>
     <w:pPr>
-      <w:pStyle w:val="a6"/>
+      <w:pStyle w:val="Header"/>
       <w:jc w:val="right"/>
       <w:rPr>
         <w:rFonts w:hint="default"/>
@@ -16677,10 +17450,10 @@
 </file>
 
 <file path=word/header3.xml><?xml version="1.0" encoding="utf-8"?>
-<w:hdr xmlns:wpc="http://schemas.microsoft.com/office/word/2010/wordprocessingCanvas" xmlns:cx="http://schemas.microsoft.com/office/drawing/2014/chartex" xmlns:cx1="http://schemas.microsoft.com/office/drawing/2015/9/8/chartex" xmlns:cx2="http://schemas.microsoft.com/office/drawing/2015/10/21/chartex" xmlns:cx3="http://schemas.microsoft.com/office/drawing/2016/5/9/chartex" xmlns:cx4="http://schemas.microsoft.com/office/drawing/2016/5/10/chartex" xmlns:cx5="http://schemas.microsoft.com/office/drawing/2016/5/11/chartex" xmlns:cx6="http://schemas.microsoft.com/office/drawing/2016/5/12/chartex" xmlns:cx7="http://schemas.microsoft.com/office/drawing/2016/5/13/chartex" xmlns:cx8="http://schemas.microsoft.com/office/drawing/2016/5/14/chartex" xmlns:mc="http://schemas.openxmlformats.org/markup-compatibility/2006" xmlns:aink="http://schemas.microsoft.com/office/drawing/2016/ink" xmlns:am3d="http://schemas.microsoft.com/office/drawing/2017/model3d" xmlns:o="urn:schemas-microsoft-com:office:office" xmlns:oel="http://schemas.microsoft.com/office/2019/extlst" xmlns:r="http://schemas.openxmlformats.org/officeDocument/2006/relationships" xmlns:m="http://schemas.openxmlformats.org/officeDocument/2006/math" xmlns:v="urn:schemas-microsoft-com:vml" xmlns:wp14="http://schemas.microsoft.com/office/word/2010/wordprocessingDrawing" xmlns:wp="http://schemas.openxmlformats.org/drawingml/2006/wordprocessingDrawing" xmlns:w10="urn:schemas-microsoft-com:office:word" xmlns:w="http://schemas.openxmlformats.org/wordprocessingml/2006/main" xmlns:w14="http://schemas.microsoft.com/office/word/2010/wordml" xmlns:w15="http://schemas.microsoft.com/office/word/2012/wordml" xmlns:w16cex="http://schemas.microsoft.com/office/word/2018/wordml/cex" xmlns:w16cid="http://schemas.microsoft.com/office/word/2016/wordml/cid" xmlns:w16="http://schemas.microsoft.com/office/word/2018/wordml" xmlns:w16du="http://schemas.microsoft.com/office/word/2023/wordml/word16du" xmlns:w16sdtdh="http://schemas.microsoft.com/office/word/2020/wordml/sdtdatahash" xmlns:w16sdtfl="http://schemas.microsoft.com/office/word/2024/wordml/sdtformatlock" xmlns:w16se="http://schemas.microsoft.com/office/word/2015/wordml/symex" xmlns:wpg="http://schemas.microsoft.com/office/word/2010/wordprocessingGroup" xmlns:wpi="http://schemas.microsoft.com/office/word/2010/wordprocessingInk" xmlns:wne="http://schemas.microsoft.com/office/word/2006/wordml" xmlns:wps="http://schemas.microsoft.com/office/word/2010/wordprocessingShape" mc:Ignorable="w14 w15 w16se w16cid w16 w16cex w16sdtdh w16sdtfl w16du wp14">
+<w:hdr xmlns:wpc="http://schemas.microsoft.com/office/word/2010/wordprocessingCanvas" xmlns:cx="http://schemas.microsoft.com/office/drawing/2014/chartex" xmlns:cx1="http://schemas.microsoft.com/office/drawing/2015/9/8/chartex" xmlns:cx2="http://schemas.microsoft.com/office/drawing/2015/10/21/chartex" xmlns:cx3="http://schemas.microsoft.com/office/drawing/2016/5/9/chartex" xmlns:cx4="http://schemas.microsoft.com/office/drawing/2016/5/10/chartex" xmlns:cx5="http://schemas.microsoft.com/office/drawing/2016/5/11/chartex" xmlns:cx6="http://schemas.microsoft.com/office/drawing/2016/5/12/chartex" xmlns:cx7="http://schemas.microsoft.com/office/drawing/2016/5/13/chartex" xmlns:cx8="http://schemas.microsoft.com/office/drawing/2016/5/14/chartex" xmlns:mc="http://schemas.openxmlformats.org/markup-compatibility/2006" xmlns:m="http://schemas.openxmlformats.org/officeDocument/2006/math" xmlns:aink="http://schemas.microsoft.com/office/drawing/2016/ink" xmlns:am3d="http://schemas.microsoft.com/office/drawing/2017/model3d" xmlns:oel="http://schemas.microsoft.com/office/2019/extlst" xmlns:r="http://schemas.openxmlformats.org/officeDocument/2006/relationships" xmlns:wp14="http://schemas.microsoft.com/office/word/2010/wordprocessingDrawing" xmlns:wp="http://schemas.openxmlformats.org/drawingml/2006/wordprocessingDrawing" xmlns:wpg="http://schemas.microsoft.com/office/word/2010/wordprocessingGroup" xmlns:wpi="http://schemas.microsoft.com/office/word/2010/wordprocessingInk" xmlns:wps="http://schemas.microsoft.com/office/word/2010/wordprocessingShape" xmlns:o="urn:schemas-microsoft-com:office:office" xmlns:v="urn:schemas-microsoft-com:vml" xmlns:w10="urn:schemas-microsoft-com:office:word" xmlns:w="http://schemas.openxmlformats.org/wordprocessingml/2006/main" xmlns:w14="http://schemas.microsoft.com/office/word/2010/wordml" xmlns:w15="http://schemas.microsoft.com/office/word/2012/wordml" xmlns:w16cex="http://schemas.microsoft.com/office/word/2018/wordml/cex" xmlns:w16cid="http://schemas.microsoft.com/office/word/2016/wordml/cid" xmlns:w16="http://schemas.microsoft.com/office/word/2018/wordml" xmlns:w16sdtdh="http://schemas.microsoft.com/office/word/2020/wordml/sdtdatahash" xmlns:w16sdtfl="http://schemas.microsoft.com/office/word/2024/wordml/sdtformatlock" xmlns:w16se="http://schemas.microsoft.com/office/word/2015/wordml/symex" xmlns:w16du="http://schemas.microsoft.com/office/word/2023/wordml/word16du" xmlns:wne="http://schemas.microsoft.com/office/word/2006/wordml" mc:Ignorable="w14 w15 w16se w16cid w16 w16cex w16sdtdh w16sdtfl w16du wp14">
   <w:p>
     <w:pPr>
-      <w:pStyle w:val="a6"/>
+      <w:pStyle w:val="Header"/>
       <w:rPr>
         <w:rFonts w:hint="default"/>
       </w:rPr>
@@ -16690,7 +17463,7 @@
 </file>
 
 <file path=word/numbering.xml><?xml version="1.0" encoding="utf-8"?>
-<w:numbering xmlns:wpc="http://schemas.microsoft.com/office/word/2010/wordprocessingCanvas" xmlns:cx="http://schemas.microsoft.com/office/drawing/2014/chartex" xmlns:cx1="http://schemas.microsoft.com/office/drawing/2015/9/8/chartex" xmlns:cx2="http://schemas.microsoft.com/office/drawing/2015/10/21/chartex" xmlns:cx3="http://schemas.microsoft.com/office/drawing/2016/5/9/chartex" xmlns:cx4="http://schemas.microsoft.com/office/drawing/2016/5/10/chartex" xmlns:cx5="http://schemas.microsoft.com/office/drawing/2016/5/11/chartex" xmlns:cx6="http://schemas.microsoft.com/office/drawing/2016/5/12/chartex" xmlns:cx7="http://schemas.microsoft.com/office/drawing/2016/5/13/chartex" xmlns:cx8="http://schemas.microsoft.com/office/drawing/2016/5/14/chartex" xmlns:mc="http://schemas.openxmlformats.org/markup-compatibility/2006" xmlns:aink="http://schemas.microsoft.com/office/drawing/2016/ink" xmlns:am3d="http://schemas.microsoft.com/office/drawing/2017/model3d" xmlns:o="urn:schemas-microsoft-com:office:office" xmlns:oel="http://schemas.microsoft.com/office/2019/extlst" xmlns:r="http://schemas.openxmlformats.org/officeDocument/2006/relationships" xmlns:m="http://schemas.openxmlformats.org/officeDocument/2006/math" xmlns:v="urn:schemas-microsoft-com:vml" xmlns:wp14="http://schemas.microsoft.com/office/word/2010/wordprocessingDrawing" xmlns:wp="http://schemas.openxmlformats.org/drawingml/2006/wordprocessingDrawing" xmlns:w10="urn:schemas-microsoft-com:office:word" xmlns:w="http://schemas.openxmlformats.org/wordprocessingml/2006/main" xmlns:w14="http://schemas.microsoft.com/office/word/2010/wordml" xmlns:w15="http://schemas.microsoft.com/office/word/2012/wordml" xmlns:w16cex="http://schemas.microsoft.com/office/word/2018/wordml/cex" xmlns:w16cid="http://schemas.microsoft.com/office/word/2016/wordml/cid" xmlns:w16="http://schemas.microsoft.com/office/word/2018/wordml" xmlns:w16du="http://schemas.microsoft.com/office/word/2023/wordml/word16du" xmlns:w16sdtdh="http://schemas.microsoft.com/office/word/2020/wordml/sdtdatahash" xmlns:w16sdtfl="http://schemas.microsoft.com/office/word/2024/wordml/sdtformatlock" xmlns:w16se="http://schemas.microsoft.com/office/word/2015/wordml/symex" xmlns:wpg="http://schemas.microsoft.com/office/word/2010/wordprocessingGroup" xmlns:wpi="http://schemas.microsoft.com/office/word/2010/wordprocessingInk" xmlns:wne="http://schemas.microsoft.com/office/word/2006/wordml" xmlns:wps="http://schemas.microsoft.com/office/word/2010/wordprocessingShape" mc:Ignorable="w14 w15 w16se w16cid w16 w16cex w16sdtdh w16sdtfl w16du wp14">
+<w:numbering xmlns:wpc="http://schemas.microsoft.com/office/word/2010/wordprocessingCanvas" xmlns:cx="http://schemas.microsoft.com/office/drawing/2014/chartex" xmlns:cx1="http://schemas.microsoft.com/office/drawing/2015/9/8/chartex" xmlns:cx2="http://schemas.microsoft.com/office/drawing/2015/10/21/chartex" xmlns:cx3="http://schemas.microsoft.com/office/drawing/2016/5/9/chartex" xmlns:cx4="http://schemas.microsoft.com/office/drawing/2016/5/10/chartex" xmlns:cx5="http://schemas.microsoft.com/office/drawing/2016/5/11/chartex" xmlns:cx6="http://schemas.microsoft.com/office/drawing/2016/5/12/chartex" xmlns:cx7="http://schemas.microsoft.com/office/drawing/2016/5/13/chartex" xmlns:cx8="http://schemas.microsoft.com/office/drawing/2016/5/14/chartex" xmlns:mc="http://schemas.openxmlformats.org/markup-compatibility/2006" xmlns:m="http://schemas.openxmlformats.org/officeDocument/2006/math" xmlns:aink="http://schemas.microsoft.com/office/drawing/2016/ink" xmlns:am3d="http://schemas.microsoft.com/office/drawing/2017/model3d" xmlns:oel="http://schemas.microsoft.com/office/2019/extlst" xmlns:r="http://schemas.openxmlformats.org/officeDocument/2006/relationships" xmlns:wp14="http://schemas.microsoft.com/office/word/2010/wordprocessingDrawing" xmlns:wp="http://schemas.openxmlformats.org/drawingml/2006/wordprocessingDrawing" xmlns:wpg="http://schemas.microsoft.com/office/word/2010/wordprocessingGroup" xmlns:wpi="http://schemas.microsoft.com/office/word/2010/wordprocessingInk" xmlns:wps="http://schemas.microsoft.com/office/word/2010/wordprocessingShape" xmlns:o="urn:schemas-microsoft-com:office:office" xmlns:v="urn:schemas-microsoft-com:vml" xmlns:w10="urn:schemas-microsoft-com:office:word" xmlns:w="http://schemas.openxmlformats.org/wordprocessingml/2006/main" xmlns:w14="http://schemas.microsoft.com/office/word/2010/wordml" xmlns:w15="http://schemas.microsoft.com/office/word/2012/wordml" xmlns:w16cex="http://schemas.microsoft.com/office/word/2018/wordml/cex" xmlns:w16cid="http://schemas.microsoft.com/office/word/2016/wordml/cid" xmlns:w16="http://schemas.microsoft.com/office/word/2018/wordml" xmlns:w16sdtdh="http://schemas.microsoft.com/office/word/2020/wordml/sdtdatahash" xmlns:w16sdtfl="http://schemas.microsoft.com/office/word/2024/wordml/sdtformatlock" xmlns:w16se="http://schemas.microsoft.com/office/word/2015/wordml/symex" xmlns:w16du="http://schemas.microsoft.com/office/word/2023/wordml/word16du" xmlns:wne="http://schemas.microsoft.com/office/word/2006/wordml" mc:Ignorable="w14 w15 w16se w16cid w16 w16cex w16sdtdh w16sdtfl w16du wp14">
   <w:abstractNum w:abstractNumId="0" w15:restartNumberingAfterBreak="0">
     <w:nsid w:val="FFFFFF7C"/>
     <w:multiLevelType w:val="singleLevel"/>
@@ -16698,7 +17471,7 @@
     <w:lvl w:ilvl="0">
       <w:start w:val="1"/>
       <w:numFmt w:val="decimal"/>
-      <w:pStyle w:val="5"/>
+      <w:pStyle w:val="ListNumber5"/>
       <w:lvlText w:val="%1."/>
       <w:lvlJc w:val="left"/>
       <w:pPr>
@@ -16716,7 +17489,7 @@
     <w:lvl w:ilvl="0">
       <w:start w:val="1"/>
       <w:numFmt w:val="decimal"/>
-      <w:pStyle w:val="4"/>
+      <w:pStyle w:val="ListNumber4"/>
       <w:lvlText w:val="%1."/>
       <w:lvlJc w:val="left"/>
       <w:pPr>
@@ -16734,7 +17507,7 @@
     <w:lvl w:ilvl="0">
       <w:start w:val="1"/>
       <w:numFmt w:val="decimal"/>
-      <w:pStyle w:val="3"/>
+      <w:pStyle w:val="ListNumber3"/>
       <w:lvlText w:val="%1."/>
       <w:lvlJc w:val="left"/>
       <w:pPr>
@@ -16752,7 +17525,7 @@
     <w:lvl w:ilvl="0">
       <w:start w:val="1"/>
       <w:numFmt w:val="decimal"/>
-      <w:pStyle w:val="2"/>
+      <w:pStyle w:val="ListNumber2"/>
       <w:lvlText w:val="%1."/>
       <w:lvlJc w:val="left"/>
       <w:pPr>
@@ -16770,7 +17543,7 @@
     <w:lvl w:ilvl="0">
       <w:start w:val="1"/>
       <w:numFmt w:val="bullet"/>
-      <w:pStyle w:val="50"/>
+      <w:pStyle w:val="ListBullet5"/>
       <w:lvlText w:val=""/>
       <w:lvlJc w:val="left"/>
       <w:pPr>
@@ -16791,7 +17564,7 @@
     <w:lvl w:ilvl="0">
       <w:start w:val="1"/>
       <w:numFmt w:val="bullet"/>
-      <w:pStyle w:val="40"/>
+      <w:pStyle w:val="ListBullet4"/>
       <w:lvlText w:val=""/>
       <w:lvlJc w:val="left"/>
       <w:pPr>
@@ -16812,7 +17585,7 @@
     <w:lvl w:ilvl="0">
       <w:start w:val="1"/>
       <w:numFmt w:val="bullet"/>
-      <w:pStyle w:val="30"/>
+      <w:pStyle w:val="ListBullet3"/>
       <w:lvlText w:val=""/>
       <w:lvlJc w:val="left"/>
       <w:pPr>
@@ -16833,7 +17606,7 @@
     <w:lvl w:ilvl="0">
       <w:start w:val="1"/>
       <w:numFmt w:val="bullet"/>
-      <w:pStyle w:val="20"/>
+      <w:pStyle w:val="ListBullet2"/>
       <w:lvlText w:val=""/>
       <w:lvlJc w:val="left"/>
       <w:pPr>
@@ -16854,7 +17627,7 @@
     <w:lvl w:ilvl="0">
       <w:start w:val="1"/>
       <w:numFmt w:val="decimal"/>
-      <w:pStyle w:val="a"/>
+      <w:pStyle w:val="ListNumber"/>
       <w:lvlText w:val="%1."/>
       <w:lvlJc w:val="left"/>
       <w:pPr>
@@ -16872,7 +17645,7 @@
     <w:lvl w:ilvl="0">
       <w:start w:val="1"/>
       <w:numFmt w:val="bullet"/>
-      <w:pStyle w:val="a0"/>
+      <w:pStyle w:val="ListBullet"/>
       <w:lvlText w:val=""/>
       <w:lvlJc w:val="left"/>
       <w:pPr>
@@ -16890,7 +17663,7 @@
     <w:nsid w:val="09F06F1B"/>
     <w:multiLevelType w:val="multilevel"/>
     <w:tmpl w:val="04090023"/>
-    <w:styleLink w:val="a1"/>
+    <w:styleLink w:val="ArticleSection"/>
     <w:lvl w:ilvl="0">
       <w:start w:val="1"/>
       <w:numFmt w:val="ideographTraditional"/>
@@ -16901,7 +17674,7 @@
         <w:ind w:left="425" w:hanging="425"/>
       </w:pPr>
       <w:rPr>
-        <w:rFonts w:ascii="Times New Roman" w:eastAsia="標楷體" w:hAnsi="Times New Roman" w:cs="Times New Roman"/>
+        <w:rFonts w:ascii="Times New Roman" w:eastAsia="DFKai-SB" w:hAnsi="Times New Roman" w:cs="Times New Roman"/>
       </w:rPr>
     </w:lvl>
     <w:lvl w:ilvl="1">
@@ -16994,7 +17767,7 @@
         <w:ind w:left="425" w:hanging="425"/>
       </w:pPr>
       <w:rPr>
-        <w:rFonts w:ascii="Times New Roman" w:eastAsia="標楷體" w:hAnsi="Times New Roman" w:cs="Times New Roman"/>
+        <w:rFonts w:ascii="Times New Roman" w:eastAsia="DFKai-SB" w:hAnsi="Times New Roman" w:cs="Times New Roman"/>
       </w:rPr>
     </w:lvl>
     <w:lvl w:ilvl="1">
@@ -17084,7 +17857,7 @@
         <w:ind w:left="425" w:hanging="425"/>
       </w:pPr>
       <w:rPr>
-        <w:rFonts w:ascii="Times New Roman" w:eastAsia="標楷體" w:hAnsi="Times New Roman" w:cs="Times New Roman"/>
+        <w:rFonts w:ascii="Times New Roman" w:eastAsia="DFKai-SB" w:hAnsi="Times New Roman" w:cs="Times New Roman"/>
       </w:rPr>
     </w:lvl>
     <w:lvl w:ilvl="1">
@@ -17209,7 +17982,7 @@
 </file>
 
 <file path=word/styles.xml><?xml version="1.0" encoding="utf-8"?>
-<w:styles xmlns:mc="http://schemas.openxmlformats.org/markup-compatibility/2006" xmlns:r="http://schemas.openxmlformats.org/officeDocument/2006/relationships" xmlns:w="http://schemas.openxmlformats.org/wordprocessingml/2006/main" xmlns:w14="http://schemas.microsoft.com/office/word/2010/wordml" xmlns:w15="http://schemas.microsoft.com/office/word/2012/wordml" xmlns:w16cex="http://schemas.microsoft.com/office/word/2018/wordml/cex" xmlns:w16cid="http://schemas.microsoft.com/office/word/2016/wordml/cid" xmlns:w16="http://schemas.microsoft.com/office/word/2018/wordml" xmlns:w16du="http://schemas.microsoft.com/office/word/2023/wordml/word16du" xmlns:w16sdtdh="http://schemas.microsoft.com/office/word/2020/wordml/sdtdatahash" xmlns:w16sdtfl="http://schemas.microsoft.com/office/word/2024/wordml/sdtformatlock" xmlns:w16se="http://schemas.microsoft.com/office/word/2015/wordml/symex" mc:Ignorable="w14 w15 w16se w16cid w16 w16cex w16sdtdh w16sdtfl w16du">
+<w:styles xmlns:mc="http://schemas.openxmlformats.org/markup-compatibility/2006" xmlns:r="http://schemas.openxmlformats.org/officeDocument/2006/relationships" xmlns:w="http://schemas.openxmlformats.org/wordprocessingml/2006/main" xmlns:w14="http://schemas.microsoft.com/office/word/2010/wordml" xmlns:w15="http://schemas.microsoft.com/office/word/2012/wordml" xmlns:w16cex="http://schemas.microsoft.com/office/word/2018/wordml/cex" xmlns:w16cid="http://schemas.microsoft.com/office/word/2016/wordml/cid" xmlns:w16="http://schemas.microsoft.com/office/word/2018/wordml" xmlns:w16sdtdh="http://schemas.microsoft.com/office/word/2020/wordml/sdtdatahash" xmlns:w16sdtfl="http://schemas.microsoft.com/office/word/2024/wordml/sdtformatlock" xmlns:w16se="http://schemas.microsoft.com/office/word/2015/wordml/symex" xmlns:w16du="http://schemas.microsoft.com/office/word/2023/wordml/word16du" mc:Ignorable="w14 w15 w16se w16cid w16 w16cex w16sdtdh w16sdtfl w16du">
   <w:docDefaults>
     <w:rPrDefault>
       <w:rPr>
@@ -17594,20 +18367,20 @@
     <w:lsdException w:name="Unresolved Mention" w:semiHidden="1" w:unhideWhenUsed="1"/>
     <w:lsdException w:name="Smart Link" w:semiHidden="1" w:unhideWhenUsed="1"/>
   </w:latentStyles>
-  <w:style w:type="paragraph" w:default="1" w:styleId="a2">
+  <w:style w:type="paragraph" w:default="1" w:styleId="Normal">
     <w:name w:val="Normal"/>
     <w:qFormat/>
     <w:rsid w:val="00FC693F"/>
     <w:rPr>
-      <w:rFonts w:ascii="Times New Roman" w:eastAsia="標楷體" w:hAnsi="Times New Roman" w:cs="Times New Roman"/>
+      <w:rFonts w:ascii="Times New Roman" w:eastAsia="DFKai-SB" w:hAnsi="Times New Roman" w:cs="Times New Roman"/>
       <w:sz w:val="24"/>
     </w:rPr>
   </w:style>
-  <w:style w:type="paragraph" w:styleId="1">
+  <w:style w:type="paragraph" w:styleId="Heading1">
     <w:name w:val="heading 1"/>
-    <w:basedOn w:val="a2"/>
-    <w:next w:val="a2"/>
-    <w:link w:val="10"/>
+    <w:basedOn w:val="Normal"/>
+    <w:next w:val="Normal"/>
+    <w:link w:val="Heading1Char"/>
     <w:uiPriority w:val="9"/>
     <w:qFormat/>
     <w:rsid w:val="00FC693F"/>
@@ -17625,11 +18398,11 @@
       <w:szCs w:val="28"/>
     </w:rPr>
   </w:style>
-  <w:style w:type="paragraph" w:styleId="21">
+  <w:style w:type="paragraph" w:styleId="Heading2">
     <w:name w:val="heading 2"/>
-    <w:basedOn w:val="a2"/>
-    <w:next w:val="a2"/>
-    <w:link w:val="22"/>
+    <w:basedOn w:val="Normal"/>
+    <w:next w:val="Normal"/>
+    <w:link w:val="Heading2Char"/>
     <w:uiPriority w:val="9"/>
     <w:unhideWhenUsed/>
     <w:qFormat/>
@@ -17648,11 +18421,11 @@
       <w:szCs w:val="26"/>
     </w:rPr>
   </w:style>
-  <w:style w:type="paragraph" w:styleId="31">
+  <w:style w:type="paragraph" w:styleId="Heading3">
     <w:name w:val="heading 3"/>
-    <w:basedOn w:val="a2"/>
-    <w:next w:val="a2"/>
-    <w:link w:val="32"/>
+    <w:basedOn w:val="Normal"/>
+    <w:next w:val="Normal"/>
+    <w:link w:val="Heading3Char"/>
     <w:uiPriority w:val="9"/>
     <w:unhideWhenUsed/>
     <w:qFormat/>
@@ -17669,11 +18442,11 @@
       <w:color w:val="4F81BD" w:themeColor="accent1"/>
     </w:rPr>
   </w:style>
-  <w:style w:type="paragraph" w:styleId="41">
+  <w:style w:type="paragraph" w:styleId="Heading4">
     <w:name w:val="heading 4"/>
-    <w:basedOn w:val="a2"/>
-    <w:next w:val="a2"/>
-    <w:link w:val="42"/>
+    <w:basedOn w:val="Normal"/>
+    <w:next w:val="Normal"/>
+    <w:link w:val="Heading4Char"/>
     <w:uiPriority w:val="9"/>
     <w:semiHidden/>
     <w:unhideWhenUsed/>
@@ -17693,11 +18466,11 @@
       <w:color w:val="4F81BD" w:themeColor="accent1"/>
     </w:rPr>
   </w:style>
-  <w:style w:type="paragraph" w:styleId="51">
+  <w:style w:type="paragraph" w:styleId="Heading5">
     <w:name w:val="heading 5"/>
-    <w:basedOn w:val="a2"/>
-    <w:next w:val="a2"/>
-    <w:link w:val="52"/>
+    <w:basedOn w:val="Normal"/>
+    <w:next w:val="Normal"/>
+    <w:link w:val="Heading5Char"/>
     <w:uiPriority w:val="9"/>
     <w:semiHidden/>
     <w:unhideWhenUsed/>
@@ -17713,11 +18486,11 @@
       <w:color w:val="243F60" w:themeColor="accent1" w:themeShade="7F"/>
     </w:rPr>
   </w:style>
-  <w:style w:type="paragraph" w:styleId="6">
+  <w:style w:type="paragraph" w:styleId="Heading6">
     <w:name w:val="heading 6"/>
-    <w:basedOn w:val="a2"/>
-    <w:next w:val="a2"/>
-    <w:link w:val="60"/>
+    <w:basedOn w:val="Normal"/>
+    <w:next w:val="Normal"/>
+    <w:link w:val="Heading6Char"/>
     <w:uiPriority w:val="9"/>
     <w:semiHidden/>
     <w:unhideWhenUsed/>
@@ -17735,11 +18508,11 @@
       <w:color w:val="243F60" w:themeColor="accent1" w:themeShade="7F"/>
     </w:rPr>
   </w:style>
-  <w:style w:type="paragraph" w:styleId="7">
+  <w:style w:type="paragraph" w:styleId="Heading7">
     <w:name w:val="heading 7"/>
-    <w:basedOn w:val="a2"/>
-    <w:next w:val="a2"/>
-    <w:link w:val="70"/>
+    <w:basedOn w:val="Normal"/>
+    <w:next w:val="Normal"/>
+    <w:link w:val="Heading7Char"/>
     <w:uiPriority w:val="9"/>
     <w:semiHidden/>
     <w:unhideWhenUsed/>
@@ -17757,11 +18530,11 @@
       <w:color w:val="404040" w:themeColor="text1" w:themeTint="BF"/>
     </w:rPr>
   </w:style>
-  <w:style w:type="paragraph" w:styleId="8">
+  <w:style w:type="paragraph" w:styleId="Heading8">
     <w:name w:val="heading 8"/>
-    <w:basedOn w:val="a2"/>
-    <w:next w:val="a2"/>
-    <w:link w:val="80"/>
+    <w:basedOn w:val="Normal"/>
+    <w:next w:val="Normal"/>
+    <w:link w:val="Heading8Char"/>
     <w:uiPriority w:val="9"/>
     <w:semiHidden/>
     <w:unhideWhenUsed/>
@@ -17779,11 +18552,11 @@
       <w:szCs w:val="20"/>
     </w:rPr>
   </w:style>
-  <w:style w:type="paragraph" w:styleId="9">
+  <w:style w:type="paragraph" w:styleId="Heading9">
     <w:name w:val="heading 9"/>
-    <w:basedOn w:val="a2"/>
-    <w:next w:val="a2"/>
-    <w:link w:val="90"/>
+    <w:basedOn w:val="Normal"/>
+    <w:next w:val="Normal"/>
+    <w:link w:val="Heading9Char"/>
     <w:uiPriority w:val="9"/>
     <w:semiHidden/>
     <w:unhideWhenUsed/>
@@ -17803,13 +18576,13 @@
       <w:szCs w:val="20"/>
     </w:rPr>
   </w:style>
-  <w:style w:type="character" w:default="1" w:styleId="a3">
+  <w:style w:type="character" w:default="1" w:styleId="DefaultParagraphFont">
     <w:name w:val="Default Paragraph Font"/>
     <w:uiPriority w:val="1"/>
     <w:semiHidden/>
     <w:unhideWhenUsed/>
   </w:style>
-  <w:style w:type="table" w:default="1" w:styleId="a4">
+  <w:style w:type="table" w:default="1" w:styleId="TableNormal">
     <w:name w:val="Normal Table"/>
     <w:uiPriority w:val="99"/>
     <w:semiHidden/>
@@ -17824,16 +18597,16 @@
       </w:tblCellMar>
     </w:tblPr>
   </w:style>
-  <w:style w:type="numbering" w:default="1" w:styleId="a5">
+  <w:style w:type="numbering" w:default="1" w:styleId="NoList">
     <w:name w:val="No List"/>
     <w:uiPriority w:val="99"/>
     <w:semiHidden/>
     <w:unhideWhenUsed/>
   </w:style>
-  <w:style w:type="paragraph" w:styleId="a6">
+  <w:style w:type="paragraph" w:styleId="Header">
     <w:name w:val="header"/>
-    <w:basedOn w:val="a2"/>
-    <w:link w:val="a7"/>
+    <w:basedOn w:val="Normal"/>
+    <w:link w:val="HeaderChar"/>
     <w:uiPriority w:val="99"/>
     <w:unhideWhenUsed/>
     <w:rsid w:val="00E618BF"/>
@@ -17848,21 +18621,21 @@
       <w:rFonts w:hint="eastAsia"/>
     </w:rPr>
   </w:style>
-  <w:style w:type="character" w:customStyle="1" w:styleId="a7">
-    <w:name w:val="頁首 字元"/>
-    <w:basedOn w:val="a3"/>
-    <w:link w:val="a6"/>
+  <w:style w:type="character" w:customStyle="1" w:styleId="HeaderChar">
+    <w:name w:val="Header Char"/>
+    <w:basedOn w:val="DefaultParagraphFont"/>
+    <w:link w:val="Header"/>
     <w:uiPriority w:val="99"/>
     <w:rsid w:val="00E618BF"/>
     <w:rPr>
-      <w:rFonts w:ascii="Times New Roman" w:eastAsia="標楷體" w:hAnsi="Times New Roman" w:cs="Times New Roman"/>
+      <w:rFonts w:ascii="Times New Roman" w:eastAsia="DFKai-SB" w:hAnsi="Times New Roman" w:cs="Times New Roman"/>
       <w:sz w:val="24"/>
     </w:rPr>
   </w:style>
-  <w:style w:type="paragraph" w:styleId="a8">
+  <w:style w:type="paragraph" w:styleId="Footer">
     <w:name w:val="footer"/>
-    <w:basedOn w:val="a2"/>
-    <w:link w:val="a9"/>
+    <w:basedOn w:val="Normal"/>
+    <w:link w:val="FooterChar"/>
     <w:uiPriority w:val="99"/>
     <w:unhideWhenUsed/>
     <w:rsid w:val="00E618BF"/>
@@ -17877,18 +18650,18 @@
       <w:rFonts w:hint="eastAsia"/>
     </w:rPr>
   </w:style>
-  <w:style w:type="character" w:customStyle="1" w:styleId="a9">
-    <w:name w:val="頁尾 字元"/>
-    <w:basedOn w:val="a3"/>
-    <w:link w:val="a8"/>
+  <w:style w:type="character" w:customStyle="1" w:styleId="FooterChar">
+    <w:name w:val="Footer Char"/>
+    <w:basedOn w:val="DefaultParagraphFont"/>
+    <w:link w:val="Footer"/>
     <w:uiPriority w:val="99"/>
     <w:rsid w:val="00E618BF"/>
     <w:rPr>
-      <w:rFonts w:ascii="Times New Roman" w:eastAsia="標楷體" w:hAnsi="Times New Roman" w:cs="Times New Roman"/>
+      <w:rFonts w:ascii="Times New Roman" w:eastAsia="DFKai-SB" w:hAnsi="Times New Roman" w:cs="Times New Roman"/>
       <w:sz w:val="24"/>
     </w:rPr>
   </w:style>
-  <w:style w:type="paragraph" w:styleId="aa">
+  <w:style w:type="paragraph" w:styleId="NoSpacing">
     <w:name w:val="No Spacing"/>
     <w:uiPriority w:val="1"/>
     <w:qFormat/>
@@ -17897,17 +18670,17 @@
       <w:spacing w:after="0" w:line="240" w:lineRule="auto"/>
     </w:pPr>
     <w:rPr>
-      <w:rFonts w:ascii="Times New Roman" w:eastAsia="標楷體" w:hAnsi="Times New Roman" w:cs="Times New Roman"/>
+      <w:rFonts w:ascii="Times New Roman" w:eastAsia="DFKai-SB" w:hAnsi="Times New Roman" w:cs="Times New Roman"/>
     </w:rPr>
   </w:style>
-  <w:style w:type="character" w:customStyle="1" w:styleId="10">
-    <w:name w:val="標題 1 字元"/>
-    <w:basedOn w:val="a3"/>
-    <w:link w:val="1"/>
+  <w:style w:type="character" w:customStyle="1" w:styleId="Heading1Char">
+    <w:name w:val="Heading 1 Char"/>
+    <w:basedOn w:val="DefaultParagraphFont"/>
+    <w:link w:val="Heading1"/>
     <w:uiPriority w:val="9"/>
     <w:rsid w:val="00FC693F"/>
     <w:rPr>
-      <w:rFonts w:ascii="Times New Roman" w:eastAsia="標楷體" w:hAnsi="Times New Roman" w:cs="Times New Roman"/>
+      <w:rFonts w:ascii="Times New Roman" w:eastAsia="DFKai-SB" w:hAnsi="Times New Roman" w:cs="Times New Roman"/>
       <w:b/>
       <w:bCs/>
       <w:color w:val="365F91" w:themeColor="accent1" w:themeShade="BF"/>
@@ -17915,14 +18688,14 @@
       <w:szCs w:val="28"/>
     </w:rPr>
   </w:style>
-  <w:style w:type="character" w:customStyle="1" w:styleId="22">
-    <w:name w:val="標題 2 字元"/>
-    <w:basedOn w:val="a3"/>
-    <w:link w:val="21"/>
+  <w:style w:type="character" w:customStyle="1" w:styleId="Heading2Char">
+    <w:name w:val="Heading 2 Char"/>
+    <w:basedOn w:val="DefaultParagraphFont"/>
+    <w:link w:val="Heading2"/>
     <w:uiPriority w:val="9"/>
     <w:rsid w:val="00FC693F"/>
     <w:rPr>
-      <w:rFonts w:ascii="Times New Roman" w:eastAsia="標楷體" w:hAnsi="Times New Roman" w:cs="Times New Roman"/>
+      <w:rFonts w:ascii="Times New Roman" w:eastAsia="DFKai-SB" w:hAnsi="Times New Roman" w:cs="Times New Roman"/>
       <w:b/>
       <w:bCs/>
       <w:color w:val="4F81BD" w:themeColor="accent1"/>
@@ -17930,25 +18703,25 @@
       <w:szCs w:val="26"/>
     </w:rPr>
   </w:style>
-  <w:style w:type="character" w:customStyle="1" w:styleId="32">
-    <w:name w:val="標題 3 字元"/>
-    <w:basedOn w:val="a3"/>
-    <w:link w:val="31"/>
+  <w:style w:type="character" w:customStyle="1" w:styleId="Heading3Char">
+    <w:name w:val="Heading 3 Char"/>
+    <w:basedOn w:val="DefaultParagraphFont"/>
+    <w:link w:val="Heading3"/>
     <w:uiPriority w:val="9"/>
     <w:rsid w:val="00FC693F"/>
     <w:rPr>
-      <w:rFonts w:ascii="Times New Roman" w:eastAsia="標楷體" w:hAnsi="Times New Roman" w:cs="Times New Roman"/>
+      <w:rFonts w:ascii="Times New Roman" w:eastAsia="DFKai-SB" w:hAnsi="Times New Roman" w:cs="Times New Roman"/>
       <w:b/>
       <w:bCs/>
       <w:color w:val="4F81BD" w:themeColor="accent1"/>
       <w:sz w:val="24"/>
     </w:rPr>
   </w:style>
-  <w:style w:type="paragraph" w:styleId="ab">
+  <w:style w:type="paragraph" w:styleId="Title">
     <w:name w:val="Title"/>
-    <w:basedOn w:val="a2"/>
-    <w:next w:val="a2"/>
-    <w:link w:val="ac"/>
+    <w:basedOn w:val="Normal"/>
+    <w:next w:val="Normal"/>
+    <w:link w:val="TitleChar"/>
     <w:uiPriority w:val="10"/>
     <w:qFormat/>
     <w:rsid w:val="00FC693F"/>
@@ -17967,14 +18740,14 @@
       <w:szCs w:val="52"/>
     </w:rPr>
   </w:style>
-  <w:style w:type="character" w:customStyle="1" w:styleId="ac">
-    <w:name w:val="標題 字元"/>
-    <w:basedOn w:val="a3"/>
-    <w:link w:val="ab"/>
+  <w:style w:type="character" w:customStyle="1" w:styleId="TitleChar">
+    <w:name w:val="Title Char"/>
+    <w:basedOn w:val="DefaultParagraphFont"/>
+    <w:link w:val="Title"/>
     <w:uiPriority w:val="10"/>
     <w:rsid w:val="00FC693F"/>
     <w:rPr>
-      <w:rFonts w:ascii="Times New Roman" w:eastAsia="標楷體" w:hAnsi="Times New Roman" w:cs="Times New Roman"/>
+      <w:rFonts w:ascii="Times New Roman" w:eastAsia="DFKai-SB" w:hAnsi="Times New Roman" w:cs="Times New Roman"/>
       <w:color w:val="17365D" w:themeColor="text2" w:themeShade="BF"/>
       <w:spacing w:val="5"/>
       <w:kern w:val="28"/>
@@ -17982,11 +18755,11 @@
       <w:szCs w:val="52"/>
     </w:rPr>
   </w:style>
-  <w:style w:type="paragraph" w:styleId="ad">
+  <w:style w:type="paragraph" w:styleId="Subtitle">
     <w:name w:val="Subtitle"/>
-    <w:basedOn w:val="a2"/>
-    <w:next w:val="a2"/>
-    <w:link w:val="ae"/>
+    <w:basedOn w:val="Normal"/>
+    <w:next w:val="Normal"/>
+    <w:link w:val="SubtitleChar"/>
     <w:uiPriority w:val="11"/>
     <w:qFormat/>
     <w:rsid w:val="00FC693F"/>
@@ -18003,14 +18776,14 @@
       <w:szCs w:val="24"/>
     </w:rPr>
   </w:style>
-  <w:style w:type="character" w:customStyle="1" w:styleId="ae">
-    <w:name w:val="副標題 字元"/>
-    <w:basedOn w:val="a3"/>
-    <w:link w:val="ad"/>
+  <w:style w:type="character" w:customStyle="1" w:styleId="SubtitleChar">
+    <w:name w:val="Subtitle Char"/>
+    <w:basedOn w:val="DefaultParagraphFont"/>
+    <w:link w:val="Subtitle"/>
     <w:uiPriority w:val="11"/>
     <w:rsid w:val="00FC693F"/>
     <w:rPr>
-      <w:rFonts w:ascii="Times New Roman" w:eastAsia="標楷體" w:hAnsi="Times New Roman" w:cs="Times New Roman"/>
+      <w:rFonts w:ascii="Times New Roman" w:eastAsia="DFKai-SB" w:hAnsi="Times New Roman" w:cs="Times New Roman"/>
       <w:i/>
       <w:iCs/>
       <w:color w:val="4F81BD" w:themeColor="accent1"/>
@@ -18019,9 +18792,9 @@
       <w:szCs w:val="24"/>
     </w:rPr>
   </w:style>
-  <w:style w:type="paragraph" w:styleId="af">
+  <w:style w:type="paragraph" w:styleId="ListParagraph">
     <w:name w:val="List Paragraph"/>
-    <w:basedOn w:val="a2"/>
+    <w:basedOn w:val="Normal"/>
     <w:uiPriority w:val="34"/>
     <w:qFormat/>
     <w:rsid w:val="00FC693F"/>
@@ -18030,10 +18803,10 @@
       <w:contextualSpacing/>
     </w:pPr>
   </w:style>
-  <w:style w:type="paragraph" w:styleId="af0">
+  <w:style w:type="paragraph" w:styleId="BodyText">
     <w:name w:val="Body Text"/>
-    <w:basedOn w:val="a2"/>
-    <w:link w:val="af1"/>
+    <w:basedOn w:val="Normal"/>
+    <w:link w:val="BodyTextChar"/>
     <w:uiPriority w:val="99"/>
     <w:unhideWhenUsed/>
     <w:rsid w:val="00AA1D8D"/>
@@ -18041,21 +18814,21 @@
       <w:spacing w:after="120"/>
     </w:pPr>
   </w:style>
-  <w:style w:type="character" w:customStyle="1" w:styleId="af1">
-    <w:name w:val="本文 字元"/>
-    <w:basedOn w:val="a3"/>
-    <w:link w:val="af0"/>
+  <w:style w:type="character" w:customStyle="1" w:styleId="BodyTextChar">
+    <w:name w:val="Body Text Char"/>
+    <w:basedOn w:val="DefaultParagraphFont"/>
+    <w:link w:val="BodyText"/>
     <w:uiPriority w:val="99"/>
     <w:rsid w:val="00AA1D8D"/>
     <w:rPr>
-      <w:rFonts w:ascii="Times New Roman" w:eastAsia="標楷體" w:hAnsi="Times New Roman" w:cs="Times New Roman"/>
+      <w:rFonts w:ascii="Times New Roman" w:eastAsia="DFKai-SB" w:hAnsi="Times New Roman" w:cs="Times New Roman"/>
       <w:sz w:val="24"/>
     </w:rPr>
   </w:style>
-  <w:style w:type="paragraph" w:styleId="23">
+  <w:style w:type="paragraph" w:styleId="BodyText2">
     <w:name w:val="Body Text 2"/>
-    <w:basedOn w:val="a2"/>
-    <w:link w:val="24"/>
+    <w:basedOn w:val="Normal"/>
+    <w:link w:val="BodyText2Char"/>
     <w:uiPriority w:val="99"/>
     <w:unhideWhenUsed/>
     <w:rsid w:val="00AA1D8D"/>
@@ -18063,21 +18836,21 @@
       <w:spacing w:after="120" w:line="480" w:lineRule="auto"/>
     </w:pPr>
   </w:style>
-  <w:style w:type="character" w:customStyle="1" w:styleId="24">
-    <w:name w:val="本文 2 字元"/>
-    <w:basedOn w:val="a3"/>
-    <w:link w:val="23"/>
+  <w:style w:type="character" w:customStyle="1" w:styleId="BodyText2Char">
+    <w:name w:val="Body Text 2 Char"/>
+    <w:basedOn w:val="DefaultParagraphFont"/>
+    <w:link w:val="BodyText2"/>
     <w:uiPriority w:val="99"/>
     <w:rsid w:val="00AA1D8D"/>
     <w:rPr>
-      <w:rFonts w:ascii="Times New Roman" w:eastAsia="標楷體" w:hAnsi="Times New Roman" w:cs="Times New Roman"/>
+      <w:rFonts w:ascii="Times New Roman" w:eastAsia="DFKai-SB" w:hAnsi="Times New Roman" w:cs="Times New Roman"/>
       <w:sz w:val="24"/>
     </w:rPr>
   </w:style>
-  <w:style w:type="paragraph" w:styleId="33">
+  <w:style w:type="paragraph" w:styleId="BodyText3">
     <w:name w:val="Body Text 3"/>
-    <w:basedOn w:val="a2"/>
-    <w:link w:val="34"/>
+    <w:basedOn w:val="Normal"/>
+    <w:link w:val="BodyText3Char"/>
     <w:uiPriority w:val="99"/>
     <w:unhideWhenUsed/>
     <w:rsid w:val="00AA1D8D"/>
@@ -18089,21 +18862,21 @@
       <w:szCs w:val="16"/>
     </w:rPr>
   </w:style>
-  <w:style w:type="character" w:customStyle="1" w:styleId="34">
-    <w:name w:val="本文 3 字元"/>
-    <w:basedOn w:val="a3"/>
-    <w:link w:val="33"/>
+  <w:style w:type="character" w:customStyle="1" w:styleId="BodyText3Char">
+    <w:name w:val="Body Text 3 Char"/>
+    <w:basedOn w:val="DefaultParagraphFont"/>
+    <w:link w:val="BodyText3"/>
     <w:uiPriority w:val="99"/>
     <w:rsid w:val="00AA1D8D"/>
     <w:rPr>
-      <w:rFonts w:ascii="Times New Roman" w:eastAsia="標楷體" w:hAnsi="Times New Roman" w:cs="Times New Roman"/>
+      <w:rFonts w:ascii="Times New Roman" w:eastAsia="DFKai-SB" w:hAnsi="Times New Roman" w:cs="Times New Roman"/>
       <w:sz w:val="16"/>
       <w:szCs w:val="16"/>
     </w:rPr>
   </w:style>
-  <w:style w:type="paragraph" w:styleId="af2">
+  <w:style w:type="paragraph" w:styleId="List">
     <w:name w:val="List"/>
-    <w:basedOn w:val="a2"/>
+    <w:basedOn w:val="Normal"/>
     <w:uiPriority w:val="99"/>
     <w:unhideWhenUsed/>
     <w:rsid w:val="00AA1D8D"/>
@@ -18112,9 +18885,9 @@
       <w:contextualSpacing/>
     </w:pPr>
   </w:style>
-  <w:style w:type="paragraph" w:styleId="25">
+  <w:style w:type="paragraph" w:styleId="List2">
     <w:name w:val="List 2"/>
-    <w:basedOn w:val="a2"/>
+    <w:basedOn w:val="Normal"/>
     <w:uiPriority w:val="99"/>
     <w:unhideWhenUsed/>
     <w:rsid w:val="00326F90"/>
@@ -18123,9 +18896,9 @@
       <w:contextualSpacing/>
     </w:pPr>
   </w:style>
-  <w:style w:type="paragraph" w:styleId="35">
+  <w:style w:type="paragraph" w:styleId="List3">
     <w:name w:val="List 3"/>
-    <w:basedOn w:val="a2"/>
+    <w:basedOn w:val="Normal"/>
     <w:uiPriority w:val="99"/>
     <w:unhideWhenUsed/>
     <w:rsid w:val="00326F90"/>
@@ -18134,9 +18907,9 @@
       <w:contextualSpacing/>
     </w:pPr>
   </w:style>
-  <w:style w:type="paragraph" w:styleId="a0">
+  <w:style w:type="paragraph" w:styleId="ListBullet">
     <w:name w:val="List Bullet"/>
-    <w:basedOn w:val="a2"/>
+    <w:basedOn w:val="Normal"/>
     <w:uiPriority w:val="99"/>
     <w:unhideWhenUsed/>
     <w:rsid w:val="00326F90"/>
@@ -18147,9 +18920,9 @@
       <w:contextualSpacing/>
     </w:pPr>
   </w:style>
-  <w:style w:type="paragraph" w:styleId="20">
+  <w:style w:type="paragraph" w:styleId="ListBullet2">
     <w:name w:val="List Bullet 2"/>
-    <w:basedOn w:val="a2"/>
+    <w:basedOn w:val="Normal"/>
     <w:uiPriority w:val="99"/>
     <w:unhideWhenUsed/>
     <w:rsid w:val="00326F90"/>
@@ -18160,9 +18933,9 @@
       <w:contextualSpacing/>
     </w:pPr>
   </w:style>
-  <w:style w:type="paragraph" w:styleId="30">
+  <w:style w:type="paragraph" w:styleId="ListBullet3">
     <w:name w:val="List Bullet 3"/>
-    <w:basedOn w:val="a2"/>
+    <w:basedOn w:val="Normal"/>
     <w:uiPriority w:val="99"/>
     <w:unhideWhenUsed/>
     <w:rsid w:val="00326F90"/>
@@ -18173,9 +18946,9 @@
       <w:contextualSpacing/>
     </w:pPr>
   </w:style>
-  <w:style w:type="paragraph" w:styleId="a">
+  <w:style w:type="paragraph" w:styleId="ListNumber">
     <w:name w:val="List Number"/>
-    <w:basedOn w:val="a2"/>
+    <w:basedOn w:val="Normal"/>
     <w:uiPriority w:val="99"/>
     <w:unhideWhenUsed/>
     <w:rsid w:val="00326F90"/>
@@ -18186,9 +18959,9 @@
       <w:contextualSpacing/>
     </w:pPr>
   </w:style>
-  <w:style w:type="paragraph" w:styleId="2">
+  <w:style w:type="paragraph" w:styleId="ListNumber2">
     <w:name w:val="List Number 2"/>
-    <w:basedOn w:val="a2"/>
+    <w:basedOn w:val="Normal"/>
     <w:uiPriority w:val="99"/>
     <w:unhideWhenUsed/>
     <w:rsid w:val="0029639D"/>
@@ -18199,9 +18972,9 @@
       <w:contextualSpacing/>
     </w:pPr>
   </w:style>
-  <w:style w:type="paragraph" w:styleId="3">
+  <w:style w:type="paragraph" w:styleId="ListNumber3">
     <w:name w:val="List Number 3"/>
-    <w:basedOn w:val="a2"/>
+    <w:basedOn w:val="Normal"/>
     <w:uiPriority w:val="99"/>
     <w:unhideWhenUsed/>
     <w:rsid w:val="0029639D"/>
@@ -18212,9 +18985,9 @@
       <w:contextualSpacing/>
     </w:pPr>
   </w:style>
-  <w:style w:type="paragraph" w:styleId="af3">
+  <w:style w:type="paragraph" w:styleId="ListContinue">
     <w:name w:val="List Continue"/>
-    <w:basedOn w:val="a2"/>
+    <w:basedOn w:val="Normal"/>
     <w:uiPriority w:val="99"/>
     <w:unhideWhenUsed/>
     <w:rsid w:val="0029639D"/>
@@ -18224,9 +18997,9 @@
       <w:contextualSpacing/>
     </w:pPr>
   </w:style>
-  <w:style w:type="paragraph" w:styleId="26">
+  <w:style w:type="paragraph" w:styleId="ListContinue2">
     <w:name w:val="List Continue 2"/>
-    <w:basedOn w:val="a2"/>
+    <w:basedOn w:val="Normal"/>
     <w:uiPriority w:val="99"/>
     <w:unhideWhenUsed/>
     <w:rsid w:val="0029639D"/>
@@ -18236,9 +19009,9 @@
       <w:contextualSpacing/>
     </w:pPr>
   </w:style>
-  <w:style w:type="paragraph" w:styleId="36">
+  <w:style w:type="paragraph" w:styleId="ListContinue3">
     <w:name w:val="List Continue 3"/>
-    <w:basedOn w:val="a2"/>
+    <w:basedOn w:val="Normal"/>
     <w:uiPriority w:val="99"/>
     <w:unhideWhenUsed/>
     <w:rsid w:val="0029639D"/>
@@ -18248,9 +19021,9 @@
       <w:contextualSpacing/>
     </w:pPr>
   </w:style>
-  <w:style w:type="paragraph" w:styleId="af4">
+  <w:style w:type="paragraph" w:styleId="MacroText">
     <w:name w:val="macro"/>
-    <w:link w:val="af5"/>
+    <w:link w:val="MacroTextChar"/>
     <w:uiPriority w:val="99"/>
     <w:unhideWhenUsed/>
     <w:rsid w:val="0029639D"/>
@@ -18266,28 +19039,28 @@
       </w:tabs>
     </w:pPr>
     <w:rPr>
-      <w:rFonts w:ascii="Times New Roman" w:eastAsia="標楷體" w:hAnsi="Times New Roman" w:cs="Times New Roman"/>
+      <w:rFonts w:ascii="Times New Roman" w:eastAsia="DFKai-SB" w:hAnsi="Times New Roman" w:cs="Times New Roman"/>
       <w:sz w:val="20"/>
       <w:szCs w:val="20"/>
     </w:rPr>
   </w:style>
-  <w:style w:type="character" w:customStyle="1" w:styleId="af5">
-    <w:name w:val="巨集文字 字元"/>
-    <w:basedOn w:val="a3"/>
-    <w:link w:val="af4"/>
+  <w:style w:type="character" w:customStyle="1" w:styleId="MacroTextChar">
+    <w:name w:val="Macro Text Char"/>
+    <w:basedOn w:val="DefaultParagraphFont"/>
+    <w:link w:val="MacroText"/>
     <w:uiPriority w:val="99"/>
     <w:rsid w:val="0029639D"/>
     <w:rPr>
-      <w:rFonts w:ascii="Times New Roman" w:eastAsia="標楷體" w:hAnsi="Times New Roman" w:cs="Times New Roman"/>
+      <w:rFonts w:ascii="Times New Roman" w:eastAsia="DFKai-SB" w:hAnsi="Times New Roman" w:cs="Times New Roman"/>
       <w:sz w:val="20"/>
       <w:szCs w:val="20"/>
     </w:rPr>
   </w:style>
-  <w:style w:type="paragraph" w:styleId="af6">
+  <w:style w:type="paragraph" w:styleId="Quote">
     <w:name w:val="Quote"/>
-    <w:basedOn w:val="a2"/>
-    <w:next w:val="a2"/>
-    <w:link w:val="af7"/>
+    <w:basedOn w:val="Normal"/>
+    <w:next w:val="Normal"/>
+    <w:link w:val="QuoteChar"/>
     <w:uiPriority w:val="29"/>
     <w:qFormat/>
     <w:rsid w:val="00FC693F"/>
@@ -18297,29 +19070,29 @@
       <w:color w:val="000000" w:themeColor="text1"/>
     </w:rPr>
   </w:style>
-  <w:style w:type="character" w:customStyle="1" w:styleId="af7">
-    <w:name w:val="引文 字元"/>
-    <w:basedOn w:val="a3"/>
-    <w:link w:val="af6"/>
+  <w:style w:type="character" w:customStyle="1" w:styleId="QuoteChar">
+    <w:name w:val="Quote Char"/>
+    <w:basedOn w:val="DefaultParagraphFont"/>
+    <w:link w:val="Quote"/>
     <w:uiPriority w:val="29"/>
     <w:rsid w:val="00FC693F"/>
     <w:rPr>
-      <w:rFonts w:ascii="Times New Roman" w:eastAsia="標楷體" w:hAnsi="Times New Roman" w:cs="Times New Roman"/>
+      <w:rFonts w:ascii="Times New Roman" w:eastAsia="DFKai-SB" w:hAnsi="Times New Roman" w:cs="Times New Roman"/>
       <w:i/>
       <w:iCs/>
       <w:color w:val="000000" w:themeColor="text1"/>
       <w:sz w:val="24"/>
     </w:rPr>
   </w:style>
-  <w:style w:type="character" w:customStyle="1" w:styleId="42">
-    <w:name w:val="標題 4 字元"/>
-    <w:basedOn w:val="a3"/>
-    <w:link w:val="41"/>
+  <w:style w:type="character" w:customStyle="1" w:styleId="Heading4Char">
+    <w:name w:val="Heading 4 Char"/>
+    <w:basedOn w:val="DefaultParagraphFont"/>
+    <w:link w:val="Heading4"/>
     <w:uiPriority w:val="9"/>
     <w:semiHidden/>
     <w:rsid w:val="00FC693F"/>
     <w:rPr>
-      <w:rFonts w:ascii="Times New Roman" w:eastAsia="標楷體" w:hAnsi="Times New Roman" w:cs="Times New Roman"/>
+      <w:rFonts w:ascii="Times New Roman" w:eastAsia="DFKai-SB" w:hAnsi="Times New Roman" w:cs="Times New Roman"/>
       <w:b/>
       <w:bCs/>
       <w:i/>
@@ -18328,72 +19101,72 @@
       <w:sz w:val="24"/>
     </w:rPr>
   </w:style>
-  <w:style w:type="character" w:customStyle="1" w:styleId="52">
-    <w:name w:val="標題 5 字元"/>
-    <w:basedOn w:val="a3"/>
-    <w:link w:val="51"/>
+  <w:style w:type="character" w:customStyle="1" w:styleId="Heading5Char">
+    <w:name w:val="Heading 5 Char"/>
+    <w:basedOn w:val="DefaultParagraphFont"/>
+    <w:link w:val="Heading5"/>
     <w:uiPriority w:val="9"/>
     <w:semiHidden/>
     <w:rsid w:val="00FC693F"/>
     <w:rPr>
-      <w:rFonts w:ascii="Times New Roman" w:eastAsia="標楷體" w:hAnsi="Times New Roman" w:cs="Times New Roman"/>
+      <w:rFonts w:ascii="Times New Roman" w:eastAsia="DFKai-SB" w:hAnsi="Times New Roman" w:cs="Times New Roman"/>
       <w:color w:val="243F60" w:themeColor="accent1" w:themeShade="7F"/>
       <w:sz w:val="24"/>
     </w:rPr>
   </w:style>
-  <w:style w:type="character" w:customStyle="1" w:styleId="60">
-    <w:name w:val="標題 6 字元"/>
-    <w:basedOn w:val="a3"/>
-    <w:link w:val="6"/>
+  <w:style w:type="character" w:customStyle="1" w:styleId="Heading6Char">
+    <w:name w:val="Heading 6 Char"/>
+    <w:basedOn w:val="DefaultParagraphFont"/>
+    <w:link w:val="Heading6"/>
     <w:uiPriority w:val="9"/>
     <w:semiHidden/>
     <w:rsid w:val="00FC693F"/>
     <w:rPr>
-      <w:rFonts w:ascii="Times New Roman" w:eastAsia="標楷體" w:hAnsi="Times New Roman" w:cs="Times New Roman"/>
+      <w:rFonts w:ascii="Times New Roman" w:eastAsia="DFKai-SB" w:hAnsi="Times New Roman" w:cs="Times New Roman"/>
       <w:i/>
       <w:iCs/>
       <w:color w:val="243F60" w:themeColor="accent1" w:themeShade="7F"/>
       <w:sz w:val="24"/>
     </w:rPr>
   </w:style>
-  <w:style w:type="character" w:customStyle="1" w:styleId="70">
-    <w:name w:val="標題 7 字元"/>
-    <w:basedOn w:val="a3"/>
-    <w:link w:val="7"/>
+  <w:style w:type="character" w:customStyle="1" w:styleId="Heading7Char">
+    <w:name w:val="Heading 7 Char"/>
+    <w:basedOn w:val="DefaultParagraphFont"/>
+    <w:link w:val="Heading7"/>
     <w:uiPriority w:val="9"/>
     <w:semiHidden/>
     <w:rsid w:val="00FC693F"/>
     <w:rPr>
-      <w:rFonts w:ascii="Times New Roman" w:eastAsia="標楷體" w:hAnsi="Times New Roman" w:cs="Times New Roman"/>
+      <w:rFonts w:ascii="Times New Roman" w:eastAsia="DFKai-SB" w:hAnsi="Times New Roman" w:cs="Times New Roman"/>
       <w:i/>
       <w:iCs/>
       <w:color w:val="404040" w:themeColor="text1" w:themeTint="BF"/>
       <w:sz w:val="24"/>
     </w:rPr>
   </w:style>
-  <w:style w:type="character" w:customStyle="1" w:styleId="80">
-    <w:name w:val="標題 8 字元"/>
-    <w:basedOn w:val="a3"/>
-    <w:link w:val="8"/>
+  <w:style w:type="character" w:customStyle="1" w:styleId="Heading8Char">
+    <w:name w:val="Heading 8 Char"/>
+    <w:basedOn w:val="DefaultParagraphFont"/>
+    <w:link w:val="Heading8"/>
     <w:uiPriority w:val="9"/>
     <w:semiHidden/>
     <w:rsid w:val="00FC693F"/>
     <w:rPr>
-      <w:rFonts w:ascii="Times New Roman" w:eastAsia="標楷體" w:hAnsi="Times New Roman" w:cs="Times New Roman"/>
+      <w:rFonts w:ascii="Times New Roman" w:eastAsia="DFKai-SB" w:hAnsi="Times New Roman" w:cs="Times New Roman"/>
       <w:color w:val="4F81BD" w:themeColor="accent1"/>
       <w:sz w:val="20"/>
       <w:szCs w:val="20"/>
     </w:rPr>
   </w:style>
-  <w:style w:type="character" w:customStyle="1" w:styleId="90">
-    <w:name w:val="標題 9 字元"/>
-    <w:basedOn w:val="a3"/>
-    <w:link w:val="9"/>
+  <w:style w:type="character" w:customStyle="1" w:styleId="Heading9Char">
+    <w:name w:val="Heading 9 Char"/>
+    <w:basedOn w:val="DefaultParagraphFont"/>
+    <w:link w:val="Heading9"/>
     <w:uiPriority w:val="9"/>
     <w:semiHidden/>
     <w:rsid w:val="00FC693F"/>
     <w:rPr>
-      <w:rFonts w:ascii="Times New Roman" w:eastAsia="標楷體" w:hAnsi="Times New Roman" w:cs="Times New Roman"/>
+      <w:rFonts w:ascii="Times New Roman" w:eastAsia="DFKai-SB" w:hAnsi="Times New Roman" w:cs="Times New Roman"/>
       <w:i/>
       <w:iCs/>
       <w:color w:val="404040" w:themeColor="text1" w:themeTint="BF"/>
@@ -18401,10 +19174,10 @@
       <w:szCs w:val="20"/>
     </w:rPr>
   </w:style>
-  <w:style w:type="paragraph" w:styleId="af8">
+  <w:style w:type="paragraph" w:styleId="Caption">
     <w:name w:val="caption"/>
-    <w:basedOn w:val="a2"/>
-    <w:next w:val="a2"/>
+    <w:basedOn w:val="Normal"/>
+    <w:next w:val="Normal"/>
     <w:uiPriority w:val="35"/>
     <w:semiHidden/>
     <w:unhideWhenUsed/>
@@ -18421,35 +19194,35 @@
       <w:szCs w:val="18"/>
     </w:rPr>
   </w:style>
-  <w:style w:type="character" w:styleId="af9">
+  <w:style w:type="character" w:styleId="Strong">
     <w:name w:val="Strong"/>
-    <w:basedOn w:val="a3"/>
+    <w:basedOn w:val="DefaultParagraphFont"/>
     <w:uiPriority w:val="22"/>
     <w:qFormat/>
     <w:rsid w:val="00FC693F"/>
     <w:rPr>
-      <w:rFonts w:ascii="Times New Roman" w:eastAsia="標楷體" w:hAnsi="Times New Roman" w:cs="Times New Roman"/>
+      <w:rFonts w:ascii="Times New Roman" w:eastAsia="DFKai-SB" w:hAnsi="Times New Roman" w:cs="Times New Roman"/>
       <w:b/>
       <w:bCs/>
     </w:rPr>
   </w:style>
-  <w:style w:type="character" w:styleId="afa">
+  <w:style w:type="character" w:styleId="Emphasis">
     <w:name w:val="Emphasis"/>
-    <w:basedOn w:val="a3"/>
+    <w:basedOn w:val="DefaultParagraphFont"/>
     <w:uiPriority w:val="20"/>
     <w:qFormat/>
     <w:rsid w:val="00FC693F"/>
     <w:rPr>
-      <w:rFonts w:ascii="Times New Roman" w:eastAsia="標楷體" w:hAnsi="Times New Roman" w:cs="Times New Roman"/>
+      <w:rFonts w:ascii="Times New Roman" w:eastAsia="DFKai-SB" w:hAnsi="Times New Roman" w:cs="Times New Roman"/>
       <w:i/>
       <w:iCs/>
     </w:rPr>
   </w:style>
-  <w:style w:type="paragraph" w:styleId="afb">
+  <w:style w:type="paragraph" w:styleId="IntenseQuote">
     <w:name w:val="Intense Quote"/>
-    <w:basedOn w:val="a2"/>
-    <w:next w:val="a2"/>
-    <w:link w:val="afc"/>
+    <w:basedOn w:val="Normal"/>
+    <w:next w:val="Normal"/>
+    <w:link w:val="IntenseQuoteChar"/>
     <w:uiPriority w:val="30"/>
     <w:qFormat/>
     <w:rsid w:val="00FC693F"/>
@@ -18468,14 +19241,14 @@
       <w:color w:val="4F81BD" w:themeColor="accent1"/>
     </w:rPr>
   </w:style>
-  <w:style w:type="character" w:customStyle="1" w:styleId="afc">
-    <w:name w:val="鮮明引文 字元"/>
-    <w:basedOn w:val="a3"/>
-    <w:link w:val="afb"/>
+  <w:style w:type="character" w:customStyle="1" w:styleId="IntenseQuoteChar">
+    <w:name w:val="Intense Quote Char"/>
+    <w:basedOn w:val="DefaultParagraphFont"/>
+    <w:link w:val="IntenseQuote"/>
     <w:uiPriority w:val="30"/>
     <w:rsid w:val="00FC693F"/>
     <w:rPr>
-      <w:rFonts w:ascii="Times New Roman" w:eastAsia="標楷體" w:hAnsi="Times New Roman" w:cs="Times New Roman"/>
+      <w:rFonts w:ascii="Times New Roman" w:eastAsia="DFKai-SB" w:hAnsi="Times New Roman" w:cs="Times New Roman"/>
       <w:b/>
       <w:bCs/>
       <w:i/>
@@ -18484,27 +19257,27 @@
       <w:sz w:val="24"/>
     </w:rPr>
   </w:style>
-  <w:style w:type="character" w:styleId="afd">
+  <w:style w:type="character" w:styleId="SubtleEmphasis">
     <w:name w:val="Subtle Emphasis"/>
-    <w:basedOn w:val="a3"/>
+    <w:basedOn w:val="DefaultParagraphFont"/>
     <w:uiPriority w:val="19"/>
     <w:qFormat/>
     <w:rsid w:val="00FC693F"/>
     <w:rPr>
-      <w:rFonts w:ascii="Times New Roman" w:eastAsia="標楷體" w:hAnsi="Times New Roman" w:cs="Times New Roman"/>
+      <w:rFonts w:ascii="Times New Roman" w:eastAsia="DFKai-SB" w:hAnsi="Times New Roman" w:cs="Times New Roman"/>
       <w:i/>
       <w:iCs/>
       <w:color w:val="808080" w:themeColor="text1" w:themeTint="7F"/>
     </w:rPr>
   </w:style>
-  <w:style w:type="character" w:styleId="afe">
+  <w:style w:type="character" w:styleId="IntenseEmphasis">
     <w:name w:val="Intense Emphasis"/>
-    <w:basedOn w:val="a3"/>
+    <w:basedOn w:val="DefaultParagraphFont"/>
     <w:uiPriority w:val="21"/>
     <w:qFormat/>
     <w:rsid w:val="00FC693F"/>
     <w:rPr>
-      <w:rFonts w:ascii="Times New Roman" w:eastAsia="標楷體" w:hAnsi="Times New Roman" w:cs="Times New Roman"/>
+      <w:rFonts w:ascii="Times New Roman" w:eastAsia="DFKai-SB" w:hAnsi="Times New Roman" w:cs="Times New Roman"/>
       <w:b/>
       <w:bCs/>
       <w:i/>
@@ -18512,27 +19285,27 @@
       <w:color w:val="4F81BD" w:themeColor="accent1"/>
     </w:rPr>
   </w:style>
-  <w:style w:type="character" w:styleId="aff">
+  <w:style w:type="character" w:styleId="SubtleReference">
     <w:name w:val="Subtle Reference"/>
-    <w:basedOn w:val="a3"/>
+    <w:basedOn w:val="DefaultParagraphFont"/>
     <w:uiPriority w:val="31"/>
     <w:qFormat/>
     <w:rsid w:val="00FC693F"/>
     <w:rPr>
-      <w:rFonts w:ascii="Times New Roman" w:eastAsia="標楷體" w:hAnsi="Times New Roman" w:cs="Times New Roman"/>
+      <w:rFonts w:ascii="Times New Roman" w:eastAsia="DFKai-SB" w:hAnsi="Times New Roman" w:cs="Times New Roman"/>
       <w:smallCaps/>
       <w:color w:val="C0504D" w:themeColor="accent2"/>
       <w:u w:val="single"/>
     </w:rPr>
   </w:style>
-  <w:style w:type="character" w:styleId="aff0">
+  <w:style w:type="character" w:styleId="IntenseReference">
     <w:name w:val="Intense Reference"/>
-    <w:basedOn w:val="a3"/>
+    <w:basedOn w:val="DefaultParagraphFont"/>
     <w:uiPriority w:val="32"/>
     <w:qFormat/>
     <w:rsid w:val="00FC693F"/>
     <w:rPr>
-      <w:rFonts w:ascii="Times New Roman" w:eastAsia="標楷體" w:hAnsi="Times New Roman" w:cs="Times New Roman"/>
+      <w:rFonts w:ascii="Times New Roman" w:eastAsia="DFKai-SB" w:hAnsi="Times New Roman" w:cs="Times New Roman"/>
       <w:b/>
       <w:bCs/>
       <w:smallCaps/>
@@ -18541,24 +19314,24 @@
       <w:u w:val="single"/>
     </w:rPr>
   </w:style>
-  <w:style w:type="character" w:styleId="aff1">
+  <w:style w:type="character" w:styleId="BookTitle">
     <w:name w:val="Book Title"/>
-    <w:basedOn w:val="a3"/>
+    <w:basedOn w:val="DefaultParagraphFont"/>
     <w:uiPriority w:val="33"/>
     <w:qFormat/>
     <w:rsid w:val="00FC693F"/>
     <w:rPr>
-      <w:rFonts w:ascii="Times New Roman" w:eastAsia="標楷體" w:hAnsi="Times New Roman" w:cs="Times New Roman"/>
+      <w:rFonts w:ascii="Times New Roman" w:eastAsia="DFKai-SB" w:hAnsi="Times New Roman" w:cs="Times New Roman"/>
       <w:b/>
       <w:bCs/>
       <w:smallCaps/>
       <w:spacing w:val="5"/>
     </w:rPr>
   </w:style>
-  <w:style w:type="paragraph" w:styleId="aff2">
+  <w:style w:type="paragraph" w:styleId="TOCHeading">
     <w:name w:val="TOC Heading"/>
-    <w:basedOn w:val="1"/>
-    <w:next w:val="a2"/>
+    <w:basedOn w:val="Heading1"/>
+    <w:next w:val="Normal"/>
     <w:uiPriority w:val="39"/>
     <w:semiHidden/>
     <w:unhideWhenUsed/>
@@ -18568,9 +19341,9 @@
       <w:outlineLvl w:val="9"/>
     </w:pPr>
   </w:style>
-  <w:style w:type="table" w:styleId="aff3">
+  <w:style w:type="table" w:styleId="TableGrid">
     <w:name w:val="Table Grid"/>
-    <w:basedOn w:val="a4"/>
+    <w:basedOn w:val="TableNormal"/>
     <w:uiPriority w:val="59"/>
     <w:rsid w:val="00FC693F"/>
     <w:pPr>
@@ -18587,9 +19360,9 @@
       </w:tblBorders>
     </w:tblPr>
   </w:style>
-  <w:style w:type="table" w:styleId="aff4">
+  <w:style w:type="table" w:styleId="LightShading">
     <w:name w:val="Light Shading"/>
-    <w:basedOn w:val="a4"/>
+    <w:basedOn w:val="TableNormal"/>
     <w:uiPriority w:val="60"/>
     <w:rsid w:val="00FC693F"/>
     <w:pPr>
@@ -18683,9 +19456,9 @@
       </w:tcPr>
     </w:tblStylePr>
   </w:style>
-  <w:style w:type="table" w:styleId="-1">
+  <w:style w:type="table" w:styleId="LightShading-Accent1">
     <w:name w:val="Light Shading Accent 1"/>
-    <w:basedOn w:val="a4"/>
+    <w:basedOn w:val="TableNormal"/>
     <w:uiPriority w:val="60"/>
     <w:rsid w:val="00FC693F"/>
     <w:pPr>
@@ -18779,9 +19552,9 @@
       </w:tcPr>
     </w:tblStylePr>
   </w:style>
-  <w:style w:type="table" w:styleId="-2">
+  <w:style w:type="table" w:styleId="LightShading-Accent2">
     <w:name w:val="Light Shading Accent 2"/>
-    <w:basedOn w:val="a4"/>
+    <w:basedOn w:val="TableNormal"/>
     <w:uiPriority w:val="60"/>
     <w:rsid w:val="00FC693F"/>
     <w:pPr>
@@ -18875,9 +19648,9 @@
       </w:tcPr>
     </w:tblStylePr>
   </w:style>
-  <w:style w:type="table" w:styleId="-3">
+  <w:style w:type="table" w:styleId="LightShading-Accent3">
     <w:name w:val="Light Shading Accent 3"/>
-    <w:basedOn w:val="a4"/>
+    <w:basedOn w:val="TableNormal"/>
     <w:uiPriority w:val="60"/>
     <w:rsid w:val="00FC693F"/>
     <w:pPr>
@@ -18971,9 +19744,9 @@
       </w:tcPr>
     </w:tblStylePr>
   </w:style>
-  <w:style w:type="table" w:styleId="-4">
+  <w:style w:type="table" w:styleId="LightShading-Accent4">
     <w:name w:val="Light Shading Accent 4"/>
-    <w:basedOn w:val="a4"/>
+    <w:basedOn w:val="TableNormal"/>
     <w:uiPriority w:val="60"/>
     <w:rsid w:val="00FC693F"/>
     <w:pPr>
@@ -19067,9 +19840,9 @@
       </w:tcPr>
     </w:tblStylePr>
   </w:style>
-  <w:style w:type="table" w:styleId="-5">
+  <w:style w:type="table" w:styleId="LightShading-Accent5">
     <w:name w:val="Light Shading Accent 5"/>
-    <w:basedOn w:val="a4"/>
+    <w:basedOn w:val="TableNormal"/>
     <w:uiPriority w:val="60"/>
     <w:rsid w:val="00FC693F"/>
     <w:pPr>
@@ -19163,9 +19936,9 @@
       </w:tcPr>
     </w:tblStylePr>
   </w:style>
-  <w:style w:type="table" w:styleId="-6">
+  <w:style w:type="table" w:styleId="LightShading-Accent6">
     <w:name w:val="Light Shading Accent 6"/>
-    <w:basedOn w:val="a4"/>
+    <w:basedOn w:val="TableNormal"/>
     <w:uiPriority w:val="60"/>
     <w:rsid w:val="00FC693F"/>
     <w:pPr>
@@ -19259,9 +20032,9 @@
       </w:tcPr>
     </w:tblStylePr>
   </w:style>
-  <w:style w:type="table" w:styleId="aff5">
+  <w:style w:type="table" w:styleId="LightList">
     <w:name w:val="Light List"/>
-    <w:basedOn w:val="a4"/>
+    <w:basedOn w:val="TableNormal"/>
     <w:uiPriority w:val="61"/>
     <w:rsid w:val="00FC693F"/>
     <w:pPr>
@@ -19344,9 +20117,9 @@
       </w:tcPr>
     </w:tblStylePr>
   </w:style>
-  <w:style w:type="table" w:styleId="-10">
+  <w:style w:type="table" w:styleId="LightList-Accent1">
     <w:name w:val="Light List Accent 1"/>
-    <w:basedOn w:val="a4"/>
+    <w:basedOn w:val="TableNormal"/>
     <w:uiPriority w:val="61"/>
     <w:rsid w:val="00FC693F"/>
     <w:pPr>
@@ -19429,9 +20202,9 @@
       </w:tcPr>
     </w:tblStylePr>
   </w:style>
-  <w:style w:type="table" w:styleId="-20">
+  <w:style w:type="table" w:styleId="LightList-Accent2">
     <w:name w:val="Light List Accent 2"/>
-    <w:basedOn w:val="a4"/>
+    <w:basedOn w:val="TableNormal"/>
     <w:uiPriority w:val="61"/>
     <w:rsid w:val="00CB0664"/>
     <w:pPr>
@@ -19514,9 +20287,9 @@
       </w:tcPr>
     </w:tblStylePr>
   </w:style>
-  <w:style w:type="table" w:styleId="-30">
+  <w:style w:type="table" w:styleId="LightList-Accent3">
     <w:name w:val="Light List Accent 3"/>
-    <w:basedOn w:val="a4"/>
+    <w:basedOn w:val="TableNormal"/>
     <w:uiPriority w:val="61"/>
     <w:rsid w:val="00CB0664"/>
     <w:pPr>
@@ -19599,9 +20372,9 @@
       </w:tcPr>
     </w:tblStylePr>
   </w:style>
-  <w:style w:type="table" w:styleId="-40">
+  <w:style w:type="table" w:styleId="LightList-Accent4">
     <w:name w:val="Light List Accent 4"/>
-    <w:basedOn w:val="a4"/>
+    <w:basedOn w:val="TableNormal"/>
     <w:uiPriority w:val="61"/>
     <w:rsid w:val="00CB0664"/>
     <w:pPr>
@@ -19684,9 +20457,9 @@
       </w:tcPr>
     </w:tblStylePr>
   </w:style>
-  <w:style w:type="table" w:styleId="-50">
+  <w:style w:type="table" w:styleId="LightList-Accent5">
     <w:name w:val="Light List Accent 5"/>
-    <w:basedOn w:val="a4"/>
+    <w:basedOn w:val="TableNormal"/>
     <w:uiPriority w:val="61"/>
     <w:rsid w:val="00CB0664"/>
     <w:pPr>
@@ -19769,9 +20542,9 @@
       </w:tcPr>
     </w:tblStylePr>
   </w:style>
-  <w:style w:type="table" w:styleId="-60">
+  <w:style w:type="table" w:styleId="LightList-Accent6">
     <w:name w:val="Light List Accent 6"/>
-    <w:basedOn w:val="a4"/>
+    <w:basedOn w:val="TableNormal"/>
     <w:uiPriority w:val="61"/>
     <w:rsid w:val="00CB0664"/>
     <w:pPr>
@@ -19854,9 +20627,9 @@
       </w:tcPr>
     </w:tblStylePr>
   </w:style>
-  <w:style w:type="table" w:styleId="aff6">
+  <w:style w:type="table" w:styleId="LightGrid">
     <w:name w:val="Light Grid"/>
-    <w:basedOn w:val="a4"/>
+    <w:basedOn w:val="TableNormal"/>
     <w:uiPriority w:val="62"/>
     <w:rsid w:val="00CB0664"/>
     <w:pPr>
@@ -19977,9 +20750,9 @@
       </w:tcPr>
     </w:tblStylePr>
   </w:style>
-  <w:style w:type="table" w:styleId="-11">
+  <w:style w:type="table" w:styleId="LightGrid-Accent1">
     <w:name w:val="Light Grid Accent 1"/>
-    <w:basedOn w:val="a4"/>
+    <w:basedOn w:val="TableNormal"/>
     <w:uiPriority w:val="62"/>
     <w:rsid w:val="00CB0664"/>
     <w:pPr>
@@ -20100,9 +20873,9 @@
       </w:tcPr>
     </w:tblStylePr>
   </w:style>
-  <w:style w:type="table" w:styleId="-21">
+  <w:style w:type="table" w:styleId="LightGrid-Accent2">
     <w:name w:val="Light Grid Accent 2"/>
-    <w:basedOn w:val="a4"/>
+    <w:basedOn w:val="TableNormal"/>
     <w:uiPriority w:val="62"/>
     <w:rsid w:val="00CB0664"/>
     <w:pPr>
@@ -20223,9 +20996,9 @@
       </w:tcPr>
     </w:tblStylePr>
   </w:style>
-  <w:style w:type="table" w:styleId="-31">
+  <w:style w:type="table" w:styleId="LightGrid-Accent3">
     <w:name w:val="Light Grid Accent 3"/>
-    <w:basedOn w:val="a4"/>
+    <w:basedOn w:val="TableNormal"/>
     <w:uiPriority w:val="62"/>
     <w:rsid w:val="00CB0664"/>
     <w:pPr>
@@ -20346,9 +21119,9 @@
       </w:tcPr>
     </w:tblStylePr>
   </w:style>
-  <w:style w:type="table" w:styleId="-41">
+  <w:style w:type="table" w:styleId="LightGrid-Accent4">
     <w:name w:val="Light Grid Accent 4"/>
-    <w:basedOn w:val="a4"/>
+    <w:basedOn w:val="TableNormal"/>
     <w:uiPriority w:val="62"/>
     <w:rsid w:val="00CB0664"/>
     <w:pPr>
@@ -20469,9 +21242,9 @@
       </w:tcPr>
     </w:tblStylePr>
   </w:style>
-  <w:style w:type="table" w:styleId="-51">
+  <w:style w:type="table" w:styleId="LightGrid-Accent5">
     <w:name w:val="Light Grid Accent 5"/>
-    <w:basedOn w:val="a4"/>
+    <w:basedOn w:val="TableNormal"/>
     <w:uiPriority w:val="62"/>
     <w:rsid w:val="00CB0664"/>
     <w:pPr>
@@ -20592,9 +21365,9 @@
       </w:tcPr>
     </w:tblStylePr>
   </w:style>
-  <w:style w:type="table" w:styleId="-61">
+  <w:style w:type="table" w:styleId="LightGrid-Accent6">
     <w:name w:val="Light Grid Accent 6"/>
-    <w:basedOn w:val="a4"/>
+    <w:basedOn w:val="TableNormal"/>
     <w:uiPriority w:val="62"/>
     <w:rsid w:val="00CB0664"/>
     <w:pPr>
@@ -20715,9 +21488,9 @@
       </w:tcPr>
     </w:tblStylePr>
   </w:style>
-  <w:style w:type="table" w:styleId="11">
+  <w:style w:type="table" w:styleId="MediumShading1">
     <w:name w:val="Medium Shading 1"/>
-    <w:basedOn w:val="a4"/>
+    <w:basedOn w:val="TableNormal"/>
     <w:uiPriority w:val="63"/>
     <w:rsid w:val="00CB0664"/>
     <w:pPr>
@@ -20814,9 +21587,9 @@
       </w:tcPr>
     </w:tblStylePr>
   </w:style>
-  <w:style w:type="table" w:styleId="1-1">
+  <w:style w:type="table" w:styleId="MediumShading1-Accent1">
     <w:name w:val="Medium Shading 1 Accent 1"/>
-    <w:basedOn w:val="a4"/>
+    <w:basedOn w:val="TableNormal"/>
     <w:uiPriority w:val="63"/>
     <w:rsid w:val="00CB0664"/>
     <w:pPr>
@@ -20913,9 +21686,9 @@
       </w:tcPr>
     </w:tblStylePr>
   </w:style>
-  <w:style w:type="table" w:styleId="1-2">
+  <w:style w:type="table" w:styleId="MediumShading1-Accent2">
     <w:name w:val="Medium Shading 1 Accent 2"/>
-    <w:basedOn w:val="a4"/>
+    <w:basedOn w:val="TableNormal"/>
     <w:uiPriority w:val="63"/>
     <w:rsid w:val="00CB0664"/>
     <w:pPr>
@@ -21012,9 +21785,9 @@
       </w:tcPr>
     </w:tblStylePr>
   </w:style>
-  <w:style w:type="table" w:styleId="1-3">
+  <w:style w:type="table" w:styleId="MediumShading1-Accent3">
     <w:name w:val="Medium Shading 1 Accent 3"/>
-    <w:basedOn w:val="a4"/>
+    <w:basedOn w:val="TableNormal"/>
     <w:uiPriority w:val="63"/>
     <w:rsid w:val="00CB0664"/>
     <w:pPr>
@@ -21111,9 +21884,9 @@
       </w:tcPr>
     </w:tblStylePr>
   </w:style>
-  <w:style w:type="table" w:styleId="1-4">
+  <w:style w:type="table" w:styleId="MediumShading1-Accent4">
     <w:name w:val="Medium Shading 1 Accent 4"/>
-    <w:basedOn w:val="a4"/>
+    <w:basedOn w:val="TableNormal"/>
     <w:uiPriority w:val="63"/>
     <w:rsid w:val="00CB0664"/>
     <w:pPr>
@@ -21210,9 +21983,9 @@
       </w:tcPr>
     </w:tblStylePr>
   </w:style>
-  <w:style w:type="table" w:styleId="1-5">
+  <w:style w:type="table" w:styleId="MediumShading1-Accent5">
     <w:name w:val="Medium Shading 1 Accent 5"/>
-    <w:basedOn w:val="a4"/>
+    <w:basedOn w:val="TableNormal"/>
     <w:uiPriority w:val="63"/>
     <w:rsid w:val="00CB0664"/>
     <w:pPr>
@@ -21309,9 +22082,9 @@
       </w:tcPr>
     </w:tblStylePr>
   </w:style>
-  <w:style w:type="table" w:styleId="1-6">
+  <w:style w:type="table" w:styleId="MediumShading1-Accent6">
     <w:name w:val="Medium Shading 1 Accent 6"/>
-    <w:basedOn w:val="a4"/>
+    <w:basedOn w:val="TableNormal"/>
     <w:uiPriority w:val="63"/>
     <w:rsid w:val="00CB0664"/>
     <w:pPr>
@@ -21408,9 +22181,9 @@
       </w:tcPr>
     </w:tblStylePr>
   </w:style>
-  <w:style w:type="table" w:styleId="27">
+  <w:style w:type="table" w:styleId="MediumShading2">
     <w:name w:val="Medium Shading 2"/>
-    <w:basedOn w:val="a4"/>
+    <w:basedOn w:val="TableNormal"/>
     <w:uiPriority w:val="64"/>
     <w:rsid w:val="00CB0664"/>
     <w:pPr>
@@ -21550,9 +22323,9 @@
       </w:tcPr>
     </w:tblStylePr>
   </w:style>
-  <w:style w:type="table" w:styleId="2-1">
+  <w:style w:type="table" w:styleId="MediumShading2-Accent1">
     <w:name w:val="Medium Shading 2 Accent 1"/>
-    <w:basedOn w:val="a4"/>
+    <w:basedOn w:val="TableNormal"/>
     <w:uiPriority w:val="64"/>
     <w:rsid w:val="00CB0664"/>
     <w:pPr>
@@ -21692,9 +22465,9 @@
       </w:tcPr>
     </w:tblStylePr>
   </w:style>
-  <w:style w:type="table" w:styleId="2-2">
+  <w:style w:type="table" w:styleId="MediumShading2-Accent2">
     <w:name w:val="Medium Shading 2 Accent 2"/>
-    <w:basedOn w:val="a4"/>
+    <w:basedOn w:val="TableNormal"/>
     <w:uiPriority w:val="64"/>
     <w:rsid w:val="00CB0664"/>
     <w:pPr>
@@ -21834,9 +22607,9 @@
       </w:tcPr>
     </w:tblStylePr>
   </w:style>
-  <w:style w:type="table" w:styleId="2-3">
+  <w:style w:type="table" w:styleId="MediumShading2-Accent3">
     <w:name w:val="Medium Shading 2 Accent 3"/>
-    <w:basedOn w:val="a4"/>
+    <w:basedOn w:val="TableNormal"/>
     <w:uiPriority w:val="64"/>
     <w:rsid w:val="00CB0664"/>
     <w:pPr>
@@ -21976,9 +22749,9 @@
       </w:tcPr>
     </w:tblStylePr>
   </w:style>
-  <w:style w:type="table" w:styleId="2-4">
+  <w:style w:type="table" w:styleId="MediumShading2-Accent4">
     <w:name w:val="Medium Shading 2 Accent 4"/>
-    <w:basedOn w:val="a4"/>
+    <w:basedOn w:val="TableNormal"/>
     <w:uiPriority w:val="64"/>
     <w:rsid w:val="00CB0664"/>
     <w:pPr>
@@ -22118,9 +22891,9 @@
       </w:tcPr>
     </w:tblStylePr>
   </w:style>
-  <w:style w:type="table" w:styleId="2-5">
+  <w:style w:type="table" w:styleId="MediumShading2-Accent5">
     <w:name w:val="Medium Shading 2 Accent 5"/>
-    <w:basedOn w:val="a4"/>
+    <w:basedOn w:val="TableNormal"/>
     <w:uiPriority w:val="64"/>
     <w:rsid w:val="00CB0664"/>
     <w:pPr>
@@ -22260,9 +23033,9 @@
       </w:tcPr>
     </w:tblStylePr>
   </w:style>
-  <w:style w:type="table" w:styleId="2-6">
+  <w:style w:type="table" w:styleId="MediumShading2-Accent6">
     <w:name w:val="Medium Shading 2 Accent 6"/>
-    <w:basedOn w:val="a4"/>
+    <w:basedOn w:val="TableNormal"/>
     <w:uiPriority w:val="64"/>
     <w:rsid w:val="00CB0664"/>
     <w:pPr>
@@ -22402,9 +23175,9 @@
       </w:tcPr>
     </w:tblStylePr>
   </w:style>
-  <w:style w:type="table" w:styleId="12">
+  <w:style w:type="table" w:styleId="MediumList1">
     <w:name w:val="Medium List 1"/>
-    <w:basedOn w:val="a4"/>
+    <w:basedOn w:val="TableNormal"/>
     <w:uiPriority w:val="65"/>
     <w:rsid w:val="00CB0664"/>
     <w:pPr>
@@ -22479,9 +23252,9 @@
       </w:tcPr>
     </w:tblStylePr>
   </w:style>
-  <w:style w:type="table" w:styleId="1-10">
+  <w:style w:type="table" w:styleId="MediumList1-Accent1">
     <w:name w:val="Medium List 1 Accent 1"/>
-    <w:basedOn w:val="a4"/>
+    <w:basedOn w:val="TableNormal"/>
     <w:uiPriority w:val="65"/>
     <w:rsid w:val="00CB0664"/>
     <w:pPr>
@@ -22556,9 +23329,9 @@
       </w:tcPr>
     </w:tblStylePr>
   </w:style>
-  <w:style w:type="table" w:styleId="1-20">
+  <w:style w:type="table" w:styleId="MediumList1-Accent2">
     <w:name w:val="Medium List 1 Accent 2"/>
-    <w:basedOn w:val="a4"/>
+    <w:basedOn w:val="TableNormal"/>
     <w:uiPriority w:val="65"/>
     <w:rsid w:val="00CB0664"/>
     <w:pPr>
@@ -22633,9 +23406,9 @@
       </w:tcPr>
     </w:tblStylePr>
   </w:style>
-  <w:style w:type="table" w:styleId="1-30">
+  <w:style w:type="table" w:styleId="MediumList1-Accent3">
     <w:name w:val="Medium List 1 Accent 3"/>
-    <w:basedOn w:val="a4"/>
+    <w:basedOn w:val="TableNormal"/>
     <w:uiPriority w:val="65"/>
     <w:rsid w:val="00CB0664"/>
     <w:pPr>
@@ -22710,9 +23483,9 @@
       </w:tcPr>
     </w:tblStylePr>
   </w:style>
-  <w:style w:type="table" w:styleId="1-40">
+  <w:style w:type="table" w:styleId="MediumList1-Accent4">
     <w:name w:val="Medium List 1 Accent 4"/>
-    <w:basedOn w:val="a4"/>
+    <w:basedOn w:val="TableNormal"/>
     <w:uiPriority w:val="65"/>
     <w:rsid w:val="00CB0664"/>
     <w:pPr>
@@ -22787,9 +23560,9 @@
       </w:tcPr>
     </w:tblStylePr>
   </w:style>
-  <w:style w:type="table" w:styleId="1-50">
+  <w:style w:type="table" w:styleId="MediumList1-Accent5">
     <w:name w:val="Medium List 1 Accent 5"/>
-    <w:basedOn w:val="a4"/>
+    <w:basedOn w:val="TableNormal"/>
     <w:uiPriority w:val="65"/>
     <w:rsid w:val="00CB0664"/>
     <w:pPr>
@@ -22864,9 +23637,9 @@
       </w:tcPr>
     </w:tblStylePr>
   </w:style>
-  <w:style w:type="table" w:styleId="1-60">
+  <w:style w:type="table" w:styleId="MediumList1-Accent6">
     <w:name w:val="Medium List 1 Accent 6"/>
-    <w:basedOn w:val="a4"/>
+    <w:basedOn w:val="TableNormal"/>
     <w:uiPriority w:val="65"/>
     <w:rsid w:val="00CB0664"/>
     <w:pPr>
@@ -22941,9 +23714,9 @@
       </w:tcPr>
     </w:tblStylePr>
   </w:style>
-  <w:style w:type="table" w:styleId="28">
+  <w:style w:type="table" w:styleId="MediumList2">
     <w:name w:val="Medium List 2"/>
-    <w:basedOn w:val="a4"/>
+    <w:basedOn w:val="TableNormal"/>
     <w:uiPriority w:val="66"/>
     <w:rsid w:val="00CB0664"/>
     <w:pPr>
@@ -23061,9 +23834,9 @@
       </w:tcPr>
     </w:tblStylePr>
   </w:style>
-  <w:style w:type="table" w:styleId="2-10">
+  <w:style w:type="table" w:styleId="MediumList2-Accent1">
     <w:name w:val="Medium List 2 Accent 1"/>
-    <w:basedOn w:val="a4"/>
+    <w:basedOn w:val="TableNormal"/>
     <w:uiPriority w:val="66"/>
     <w:rsid w:val="00CB0664"/>
     <w:pPr>
@@ -23181,9 +23954,9 @@
       </w:tcPr>
     </w:tblStylePr>
   </w:style>
-  <w:style w:type="table" w:styleId="2-20">
+  <w:style w:type="table" w:styleId="MediumList2-Accent2">
     <w:name w:val="Medium List 2 Accent 2"/>
-    <w:basedOn w:val="a4"/>
+    <w:basedOn w:val="TableNormal"/>
     <w:uiPriority w:val="66"/>
     <w:rsid w:val="00CB0664"/>
     <w:pPr>
@@ -23301,9 +24074,9 @@
       </w:tcPr>
     </w:tblStylePr>
   </w:style>
-  <w:style w:type="table" w:styleId="2-30">
+  <w:style w:type="table" w:styleId="MediumList2-Accent3">
     <w:name w:val="Medium List 2 Accent 3"/>
-    <w:basedOn w:val="a4"/>
+    <w:basedOn w:val="TableNormal"/>
     <w:uiPriority w:val="66"/>
     <w:rsid w:val="00CB0664"/>
     <w:pPr>
@@ -23421,9 +24194,9 @@
       </w:tcPr>
     </w:tblStylePr>
   </w:style>
-  <w:style w:type="table" w:styleId="2-40">
+  <w:style w:type="table" w:styleId="MediumList2-Accent4">
     <w:name w:val="Medium List 2 Accent 4"/>
-    <w:basedOn w:val="a4"/>
+    <w:basedOn w:val="TableNormal"/>
     <w:uiPriority w:val="66"/>
     <w:rsid w:val="00CB0664"/>
     <w:pPr>
@@ -23541,9 +24314,9 @@
       </w:tcPr>
     </w:tblStylePr>
   </w:style>
-  <w:style w:type="table" w:styleId="2-50">
+  <w:style w:type="table" w:styleId="MediumList2-Accent5">
     <w:name w:val="Medium List 2 Accent 5"/>
-    <w:basedOn w:val="a4"/>
+    <w:basedOn w:val="TableNormal"/>
     <w:uiPriority w:val="66"/>
     <w:rsid w:val="00CB0664"/>
     <w:pPr>
@@ -23661,9 +24434,9 @@
       </w:tcPr>
     </w:tblStylePr>
   </w:style>
-  <w:style w:type="table" w:styleId="2-60">
+  <w:style w:type="table" w:styleId="MediumList2-Accent6">
     <w:name w:val="Medium List 2 Accent 6"/>
-    <w:basedOn w:val="a4"/>
+    <w:basedOn w:val="TableNormal"/>
     <w:uiPriority w:val="66"/>
     <w:rsid w:val="00CB0664"/>
     <w:pPr>
@@ -23781,9 +24554,9 @@
       </w:tcPr>
     </w:tblStylePr>
   </w:style>
-  <w:style w:type="table" w:styleId="13">
+  <w:style w:type="table" w:styleId="MediumGrid1">
     <w:name w:val="Medium Grid 1"/>
-    <w:basedOn w:val="a4"/>
+    <w:basedOn w:val="TableNormal"/>
     <w:uiPriority w:val="67"/>
     <w:rsid w:val="00CB0664"/>
     <w:pPr>
@@ -23847,9 +24620,9 @@
       </w:tcPr>
     </w:tblStylePr>
   </w:style>
-  <w:style w:type="table" w:styleId="1-11">
+  <w:style w:type="table" w:styleId="MediumGrid1-Accent1">
     <w:name w:val="Medium Grid 1 Accent 1"/>
-    <w:basedOn w:val="a4"/>
+    <w:basedOn w:val="TableNormal"/>
     <w:uiPriority w:val="67"/>
     <w:rsid w:val="00CB0664"/>
     <w:pPr>
@@ -23913,9 +24686,9 @@
       </w:tcPr>
     </w:tblStylePr>
   </w:style>
-  <w:style w:type="table" w:styleId="1-21">
+  <w:style w:type="table" w:styleId="MediumGrid1-Accent2">
     <w:name w:val="Medium Grid 1 Accent 2"/>
-    <w:basedOn w:val="a4"/>
+    <w:basedOn w:val="TableNormal"/>
     <w:uiPriority w:val="67"/>
     <w:rsid w:val="00CB0664"/>
     <w:pPr>
@@ -23979,9 +24752,9 @@
       </w:tcPr>
     </w:tblStylePr>
   </w:style>
-  <w:style w:type="table" w:styleId="1-31">
+  <w:style w:type="table" w:styleId="MediumGrid1-Accent3">
     <w:name w:val="Medium Grid 1 Accent 3"/>
-    <w:basedOn w:val="a4"/>
+    <w:basedOn w:val="TableNormal"/>
     <w:uiPriority w:val="67"/>
     <w:rsid w:val="00CB0664"/>
     <w:pPr>
@@ -24045,9 +24818,9 @@
       </w:tcPr>
     </w:tblStylePr>
   </w:style>
-  <w:style w:type="table" w:styleId="1-41">
+  <w:style w:type="table" w:styleId="MediumGrid1-Accent4">
     <w:name w:val="Medium Grid 1 Accent 4"/>
-    <w:basedOn w:val="a4"/>
+    <w:basedOn w:val="TableNormal"/>
     <w:uiPriority w:val="67"/>
     <w:rsid w:val="00CB0664"/>
     <w:pPr>
@@ -24111,9 +24884,9 @@
       </w:tcPr>
     </w:tblStylePr>
   </w:style>
-  <w:style w:type="table" w:styleId="1-51">
+  <w:style w:type="table" w:styleId="MediumGrid1-Accent5">
     <w:name w:val="Medium Grid 1 Accent 5"/>
-    <w:basedOn w:val="a4"/>
+    <w:basedOn w:val="TableNormal"/>
     <w:uiPriority w:val="67"/>
     <w:rsid w:val="00CB0664"/>
     <w:pPr>
@@ -24177,9 +24950,9 @@
       </w:tcPr>
     </w:tblStylePr>
   </w:style>
-  <w:style w:type="table" w:styleId="1-61">
+  <w:style w:type="table" w:styleId="MediumGrid1-Accent6">
     <w:name w:val="Medium Grid 1 Accent 6"/>
-    <w:basedOn w:val="a4"/>
+    <w:basedOn w:val="TableNormal"/>
     <w:uiPriority w:val="67"/>
     <w:rsid w:val="00CB0664"/>
     <w:pPr>
@@ -24243,9 +25016,9 @@
       </w:tcPr>
     </w:tblStylePr>
   </w:style>
-  <w:style w:type="table" w:styleId="29">
+  <w:style w:type="table" w:styleId="MediumGrid2">
     <w:name w:val="Medium Grid 2"/>
-    <w:basedOn w:val="a4"/>
+    <w:basedOn w:val="TableNormal"/>
     <w:uiPriority w:val="68"/>
     <w:rsid w:val="00CB0664"/>
     <w:pPr>
@@ -24360,9 +25133,9 @@
       </w:tcPr>
     </w:tblStylePr>
   </w:style>
-  <w:style w:type="table" w:styleId="2-11">
+  <w:style w:type="table" w:styleId="MediumGrid2-Accent1">
     <w:name w:val="Medium Grid 2 Accent 1"/>
-    <w:basedOn w:val="a4"/>
+    <w:basedOn w:val="TableNormal"/>
     <w:uiPriority w:val="68"/>
     <w:rsid w:val="00CB0664"/>
     <w:pPr>
@@ -24477,9 +25250,9 @@
       </w:tcPr>
     </w:tblStylePr>
   </w:style>
-  <w:style w:type="table" w:styleId="2-21">
+  <w:style w:type="table" w:styleId="MediumGrid2-Accent2">
     <w:name w:val="Medium Grid 2 Accent 2"/>
-    <w:basedOn w:val="a4"/>
+    <w:basedOn w:val="TableNormal"/>
     <w:uiPriority w:val="68"/>
     <w:rsid w:val="00CB0664"/>
     <w:pPr>
@@ -24594,9 +25367,9 @@
       </w:tcPr>
     </w:tblStylePr>
   </w:style>
-  <w:style w:type="table" w:styleId="2-31">
+  <w:style w:type="table" w:styleId="MediumGrid2-Accent3">
     <w:name w:val="Medium Grid 2 Accent 3"/>
-    <w:basedOn w:val="a4"/>
+    <w:basedOn w:val="TableNormal"/>
     <w:uiPriority w:val="68"/>
     <w:rsid w:val="00CB0664"/>
     <w:pPr>
@@ -24711,9 +25484,9 @@
       </w:tcPr>
     </w:tblStylePr>
   </w:style>
-  <w:style w:type="table" w:styleId="2-41">
+  <w:style w:type="table" w:styleId="MediumGrid2-Accent4">
     <w:name w:val="Medium Grid 2 Accent 4"/>
-    <w:basedOn w:val="a4"/>
+    <w:basedOn w:val="TableNormal"/>
     <w:uiPriority w:val="68"/>
     <w:rsid w:val="00CB0664"/>
     <w:pPr>
@@ -24828,9 +25601,9 @@
       </w:tcPr>
     </w:tblStylePr>
   </w:style>
-  <w:style w:type="table" w:styleId="2-51">
+  <w:style w:type="table" w:styleId="MediumGrid2-Accent5">
     <w:name w:val="Medium Grid 2 Accent 5"/>
-    <w:basedOn w:val="a4"/>
+    <w:basedOn w:val="TableNormal"/>
     <w:uiPriority w:val="68"/>
     <w:rsid w:val="00CB0664"/>
     <w:pPr>
@@ -24945,9 +25718,9 @@
       </w:tcPr>
     </w:tblStylePr>
   </w:style>
-  <w:style w:type="table" w:styleId="2-61">
+  <w:style w:type="table" w:styleId="MediumGrid2-Accent6">
     <w:name w:val="Medium Grid 2 Accent 6"/>
-    <w:basedOn w:val="a4"/>
+    <w:basedOn w:val="TableNormal"/>
     <w:uiPriority w:val="68"/>
     <w:rsid w:val="00CB0664"/>
     <w:pPr>
@@ -25062,9 +25835,9 @@
       </w:tcPr>
     </w:tblStylePr>
   </w:style>
-  <w:style w:type="table" w:styleId="37">
+  <w:style w:type="table" w:styleId="MediumGrid3">
     <w:name w:val="Medium Grid 3"/>
-    <w:basedOn w:val="a4"/>
+    <w:basedOn w:val="TableNormal"/>
     <w:uiPriority w:val="69"/>
     <w:rsid w:val="00CB0664"/>
     <w:pPr>
@@ -25196,9 +25969,9 @@
       </w:tcPr>
     </w:tblStylePr>
   </w:style>
-  <w:style w:type="table" w:styleId="3-1">
+  <w:style w:type="table" w:styleId="MediumGrid3-Accent1">
     <w:name w:val="Medium Grid 3 Accent 1"/>
-    <w:basedOn w:val="a4"/>
+    <w:basedOn w:val="TableNormal"/>
     <w:uiPriority w:val="69"/>
     <w:rsid w:val="00CB0664"/>
     <w:pPr>
@@ -25330,9 +26103,9 @@
       </w:tcPr>
     </w:tblStylePr>
   </w:style>
-  <w:style w:type="table" w:styleId="3-2">
+  <w:style w:type="table" w:styleId="MediumGrid3-Accent2">
     <w:name w:val="Medium Grid 3 Accent 2"/>
-    <w:basedOn w:val="a4"/>
+    <w:basedOn w:val="TableNormal"/>
     <w:uiPriority w:val="69"/>
     <w:rsid w:val="00CB0664"/>
     <w:pPr>
@@ -25464,9 +26237,9 @@
       </w:tcPr>
     </w:tblStylePr>
   </w:style>
-  <w:style w:type="table" w:styleId="3-3">
+  <w:style w:type="table" w:styleId="MediumGrid3-Accent3">
     <w:name w:val="Medium Grid 3 Accent 3"/>
-    <w:basedOn w:val="a4"/>
+    <w:basedOn w:val="TableNormal"/>
     <w:uiPriority w:val="69"/>
     <w:rsid w:val="00CB0664"/>
     <w:pPr>
@@ -25598,9 +26371,9 @@
       </w:tcPr>
     </w:tblStylePr>
   </w:style>
-  <w:style w:type="table" w:styleId="3-4">
+  <w:style w:type="table" w:styleId="MediumGrid3-Accent4">
     <w:name w:val="Medium Grid 3 Accent 4"/>
-    <w:basedOn w:val="a4"/>
+    <w:basedOn w:val="TableNormal"/>
     <w:uiPriority w:val="69"/>
     <w:rsid w:val="00CB0664"/>
     <w:pPr>
@@ -25732,9 +26505,9 @@
       </w:tcPr>
     </w:tblStylePr>
   </w:style>
-  <w:style w:type="table" w:styleId="3-5">
+  <w:style w:type="table" w:styleId="MediumGrid3-Accent5">
     <w:name w:val="Medium Grid 3 Accent 5"/>
-    <w:basedOn w:val="a4"/>
+    <w:basedOn w:val="TableNormal"/>
     <w:uiPriority w:val="69"/>
     <w:rsid w:val="00CB0664"/>
     <w:pPr>
@@ -25866,9 +26639,9 @@
       </w:tcPr>
     </w:tblStylePr>
   </w:style>
-  <w:style w:type="table" w:styleId="3-6">
+  <w:style w:type="table" w:styleId="MediumGrid3-Accent6">
     <w:name w:val="Medium Grid 3 Accent 6"/>
-    <w:basedOn w:val="a4"/>
+    <w:basedOn w:val="TableNormal"/>
     <w:uiPriority w:val="69"/>
     <w:rsid w:val="00CB0664"/>
     <w:pPr>
@@ -26000,9 +26773,9 @@
       </w:tcPr>
     </w:tblStylePr>
   </w:style>
-  <w:style w:type="table" w:styleId="aff7">
+  <w:style w:type="table" w:styleId="DarkList">
     <w:name w:val="Dark List"/>
-    <w:basedOn w:val="a4"/>
+    <w:basedOn w:val="TableNormal"/>
     <w:uiPriority w:val="70"/>
     <w:rsid w:val="00CB0664"/>
     <w:pPr>
@@ -26107,9 +26880,9 @@
       </w:tcPr>
     </w:tblStylePr>
   </w:style>
-  <w:style w:type="table" w:styleId="-12">
+  <w:style w:type="table" w:styleId="DarkList-Accent1">
     <w:name w:val="Dark List Accent 1"/>
-    <w:basedOn w:val="a4"/>
+    <w:basedOn w:val="TableNormal"/>
     <w:uiPriority w:val="70"/>
     <w:rsid w:val="00CB0664"/>
     <w:pPr>
@@ -26214,9 +26987,9 @@
       </w:tcPr>
     </w:tblStylePr>
   </w:style>
-  <w:style w:type="table" w:styleId="-22">
+  <w:style w:type="table" w:styleId="DarkList-Accent2">
     <w:name w:val="Dark List Accent 2"/>
-    <w:basedOn w:val="a4"/>
+    <w:basedOn w:val="TableNormal"/>
     <w:uiPriority w:val="70"/>
     <w:rsid w:val="00CB0664"/>
     <w:pPr>
@@ -26321,9 +27094,9 @@
       </w:tcPr>
     </w:tblStylePr>
   </w:style>
-  <w:style w:type="table" w:styleId="-32">
+  <w:style w:type="table" w:styleId="DarkList-Accent3">
     <w:name w:val="Dark List Accent 3"/>
-    <w:basedOn w:val="a4"/>
+    <w:basedOn w:val="TableNormal"/>
     <w:uiPriority w:val="70"/>
     <w:rsid w:val="00CB0664"/>
     <w:pPr>
@@ -26428,9 +27201,9 @@
       </w:tcPr>
     </w:tblStylePr>
   </w:style>
-  <w:style w:type="table" w:styleId="-42">
+  <w:style w:type="table" w:styleId="DarkList-Accent4">
     <w:name w:val="Dark List Accent 4"/>
-    <w:basedOn w:val="a4"/>
+    <w:basedOn w:val="TableNormal"/>
     <w:uiPriority w:val="70"/>
     <w:rsid w:val="00CB0664"/>
     <w:pPr>
@@ -26535,9 +27308,9 @@
       </w:tcPr>
     </w:tblStylePr>
   </w:style>
-  <w:style w:type="table" w:styleId="-52">
+  <w:style w:type="table" w:styleId="DarkList-Accent5">
     <w:name w:val="Dark List Accent 5"/>
-    <w:basedOn w:val="a4"/>
+    <w:basedOn w:val="TableNormal"/>
     <w:uiPriority w:val="70"/>
     <w:rsid w:val="00CB0664"/>
     <w:pPr>
@@ -26642,9 +27415,9 @@
       </w:tcPr>
     </w:tblStylePr>
   </w:style>
-  <w:style w:type="table" w:styleId="-62">
+  <w:style w:type="table" w:styleId="DarkList-Accent6">
     <w:name w:val="Dark List Accent 6"/>
-    <w:basedOn w:val="a4"/>
+    <w:basedOn w:val="TableNormal"/>
     <w:uiPriority w:val="70"/>
     <w:rsid w:val="00CB0664"/>
     <w:pPr>
@@ -26749,9 +27522,9 @@
       </w:tcPr>
     </w:tblStylePr>
   </w:style>
-  <w:style w:type="table" w:styleId="aff8">
+  <w:style w:type="table" w:styleId="ColorfulShading">
     <w:name w:val="Colorful Shading"/>
-    <w:basedOn w:val="a4"/>
+    <w:basedOn w:val="TableNormal"/>
     <w:uiPriority w:val="71"/>
     <w:rsid w:val="00CB0664"/>
     <w:pPr>
@@ -26864,9 +27637,9 @@
       </w:rPr>
     </w:tblStylePr>
   </w:style>
-  <w:style w:type="table" w:styleId="-13">
+  <w:style w:type="table" w:styleId="ColorfulShading-Accent1">
     <w:name w:val="Colorful Shading Accent 1"/>
-    <w:basedOn w:val="a4"/>
+    <w:basedOn w:val="TableNormal"/>
     <w:uiPriority w:val="71"/>
     <w:rsid w:val="00CB0664"/>
     <w:pPr>
@@ -26979,9 +27752,9 @@
       </w:rPr>
     </w:tblStylePr>
   </w:style>
-  <w:style w:type="table" w:styleId="-23">
+  <w:style w:type="table" w:styleId="ColorfulShading-Accent2">
     <w:name w:val="Colorful Shading Accent 2"/>
-    <w:basedOn w:val="a4"/>
+    <w:basedOn w:val="TableNormal"/>
     <w:uiPriority w:val="71"/>
     <w:rsid w:val="00CB0664"/>
     <w:pPr>
@@ -27094,9 +27867,9 @@
       </w:rPr>
     </w:tblStylePr>
   </w:style>
-  <w:style w:type="table" w:styleId="-33">
+  <w:style w:type="table" w:styleId="ColorfulShading-Accent3">
     <w:name w:val="Colorful Shading Accent 3"/>
-    <w:basedOn w:val="a4"/>
+    <w:basedOn w:val="TableNormal"/>
     <w:uiPriority w:val="71"/>
     <w:rsid w:val="00CB0664"/>
     <w:pPr>
@@ -27199,9 +27972,9 @@
       </w:tcPr>
     </w:tblStylePr>
   </w:style>
-  <w:style w:type="table" w:styleId="-43">
+  <w:style w:type="table" w:styleId="ColorfulShading-Accent4">
     <w:name w:val="Colorful Shading Accent 4"/>
-    <w:basedOn w:val="a4"/>
+    <w:basedOn w:val="TableNormal"/>
     <w:uiPriority w:val="71"/>
     <w:rsid w:val="00CB0664"/>
     <w:pPr>
@@ -27314,9 +28087,9 @@
       </w:rPr>
     </w:tblStylePr>
   </w:style>
-  <w:style w:type="table" w:styleId="-53">
+  <w:style w:type="table" w:styleId="ColorfulShading-Accent5">
     <w:name w:val="Colorful Shading Accent 5"/>
-    <w:basedOn w:val="a4"/>
+    <w:basedOn w:val="TableNormal"/>
     <w:uiPriority w:val="71"/>
     <w:rsid w:val="00CB0664"/>
     <w:pPr>
@@ -27429,9 +28202,9 @@
       </w:rPr>
     </w:tblStylePr>
   </w:style>
-  <w:style w:type="table" w:styleId="-63">
+  <w:style w:type="table" w:styleId="ColorfulShading-Accent6">
     <w:name w:val="Colorful Shading Accent 6"/>
-    <w:basedOn w:val="a4"/>
+    <w:basedOn w:val="TableNormal"/>
     <w:uiPriority w:val="71"/>
     <w:rsid w:val="00CB0664"/>
     <w:pPr>
@@ -27544,9 +28317,9 @@
       </w:rPr>
     </w:tblStylePr>
   </w:style>
-  <w:style w:type="table" w:styleId="aff9">
+  <w:style w:type="table" w:styleId="ColorfulList">
     <w:name w:val="Colorful List"/>
-    <w:basedOn w:val="a4"/>
+    <w:basedOn w:val="TableNormal"/>
     <w:uiPriority w:val="72"/>
     <w:rsid w:val="00CB0664"/>
     <w:pPr>
@@ -27623,9 +28396,9 @@
       </w:tcPr>
     </w:tblStylePr>
   </w:style>
-  <w:style w:type="table" w:styleId="-14">
+  <w:style w:type="table" w:styleId="ColorfulList-Accent1">
     <w:name w:val="Colorful List Accent 1"/>
-    <w:basedOn w:val="a4"/>
+    <w:basedOn w:val="TableNormal"/>
     <w:uiPriority w:val="72"/>
     <w:rsid w:val="00CB0664"/>
     <w:pPr>
@@ -27702,9 +28475,9 @@
       </w:tcPr>
     </w:tblStylePr>
   </w:style>
-  <w:style w:type="table" w:styleId="-24">
+  <w:style w:type="table" w:styleId="ColorfulList-Accent2">
     <w:name w:val="Colorful List Accent 2"/>
-    <w:basedOn w:val="a4"/>
+    <w:basedOn w:val="TableNormal"/>
     <w:uiPriority w:val="72"/>
     <w:rsid w:val="00CB0664"/>
     <w:pPr>
@@ -27781,9 +28554,9 @@
       </w:tcPr>
     </w:tblStylePr>
   </w:style>
-  <w:style w:type="table" w:styleId="-34">
+  <w:style w:type="table" w:styleId="ColorfulList-Accent3">
     <w:name w:val="Colorful List Accent 3"/>
-    <w:basedOn w:val="a4"/>
+    <w:basedOn w:val="TableNormal"/>
     <w:uiPriority w:val="72"/>
     <w:rsid w:val="00CB0664"/>
     <w:pPr>
@@ -27860,9 +28633,9 @@
       </w:tcPr>
     </w:tblStylePr>
   </w:style>
-  <w:style w:type="table" w:styleId="-44">
+  <w:style w:type="table" w:styleId="ColorfulList-Accent4">
     <w:name w:val="Colorful List Accent 4"/>
-    <w:basedOn w:val="a4"/>
+    <w:basedOn w:val="TableNormal"/>
     <w:uiPriority w:val="72"/>
     <w:rsid w:val="00CB0664"/>
     <w:pPr>
@@ -27939,9 +28712,9 @@
       </w:tcPr>
     </w:tblStylePr>
   </w:style>
-  <w:style w:type="table" w:styleId="-54">
+  <w:style w:type="table" w:styleId="ColorfulList-Accent5">
     <w:name w:val="Colorful List Accent 5"/>
-    <w:basedOn w:val="a4"/>
+    <w:basedOn w:val="TableNormal"/>
     <w:uiPriority w:val="72"/>
     <w:rsid w:val="00CB0664"/>
     <w:pPr>
@@ -28018,9 +28791,9 @@
       </w:tcPr>
     </w:tblStylePr>
   </w:style>
-  <w:style w:type="table" w:styleId="-64">
+  <w:style w:type="table" w:styleId="ColorfulList-Accent6">
     <w:name w:val="Colorful List Accent 6"/>
-    <w:basedOn w:val="a4"/>
+    <w:basedOn w:val="TableNormal"/>
     <w:uiPriority w:val="72"/>
     <w:rsid w:val="00CB0664"/>
     <w:pPr>
@@ -28097,9 +28870,9 @@
       </w:tcPr>
     </w:tblStylePr>
   </w:style>
-  <w:style w:type="table" w:styleId="affa">
+  <w:style w:type="table" w:styleId="ColorfulGrid">
     <w:name w:val="Colorful Grid"/>
-    <w:basedOn w:val="a4"/>
+    <w:basedOn w:val="TableNormal"/>
     <w:uiPriority w:val="73"/>
     <w:rsid w:val="00CB0664"/>
     <w:pPr>
@@ -28170,9 +28943,9 @@
       </w:tcPr>
     </w:tblStylePr>
   </w:style>
-  <w:style w:type="table" w:styleId="-15">
+  <w:style w:type="table" w:styleId="ColorfulGrid-Accent1">
     <w:name w:val="Colorful Grid Accent 1"/>
-    <w:basedOn w:val="a4"/>
+    <w:basedOn w:val="TableNormal"/>
     <w:uiPriority w:val="73"/>
     <w:rsid w:val="00CB0664"/>
     <w:pPr>
@@ -28243,9 +29016,9 @@
       </w:tcPr>
     </w:tblStylePr>
   </w:style>
-  <w:style w:type="table" w:styleId="-25">
+  <w:style w:type="table" w:styleId="ColorfulGrid-Accent2">
     <w:name w:val="Colorful Grid Accent 2"/>
-    <w:basedOn w:val="a4"/>
+    <w:basedOn w:val="TableNormal"/>
     <w:uiPriority w:val="73"/>
     <w:rsid w:val="00CB0664"/>
     <w:pPr>
@@ -28316,9 +29089,9 @@
       </w:tcPr>
     </w:tblStylePr>
   </w:style>
-  <w:style w:type="table" w:styleId="-35">
+  <w:style w:type="table" w:styleId="ColorfulGrid-Accent3">
     <w:name w:val="Colorful Grid Accent 3"/>
-    <w:basedOn w:val="a4"/>
+    <w:basedOn w:val="TableNormal"/>
     <w:uiPriority w:val="73"/>
     <w:rsid w:val="00CB0664"/>
     <w:pPr>
@@ -28389,9 +29162,9 @@
       </w:tcPr>
     </w:tblStylePr>
   </w:style>
-  <w:style w:type="table" w:styleId="-45">
+  <w:style w:type="table" w:styleId="ColorfulGrid-Accent4">
     <w:name w:val="Colorful Grid Accent 4"/>
-    <w:basedOn w:val="a4"/>
+    <w:basedOn w:val="TableNormal"/>
     <w:uiPriority w:val="73"/>
     <w:rsid w:val="00CB0664"/>
     <w:pPr>
@@ -28462,9 +29235,9 @@
       </w:tcPr>
     </w:tblStylePr>
   </w:style>
-  <w:style w:type="table" w:styleId="-55">
+  <w:style w:type="table" w:styleId="ColorfulGrid-Accent5">
     <w:name w:val="Colorful Grid Accent 5"/>
-    <w:basedOn w:val="a4"/>
+    <w:basedOn w:val="TableNormal"/>
     <w:uiPriority w:val="73"/>
     <w:rsid w:val="00CB0664"/>
     <w:pPr>
@@ -28535,9 +29308,9 @@
       </w:tcPr>
     </w:tblStylePr>
   </w:style>
-  <w:style w:type="table" w:styleId="-65">
+  <w:style w:type="table" w:styleId="ColorfulGrid-Accent6">
     <w:name w:val="Colorful Grid Accent 6"/>
-    <w:basedOn w:val="a4"/>
+    <w:basedOn w:val="TableNormal"/>
     <w:uiPriority w:val="73"/>
     <w:rsid w:val="00CB0664"/>
     <w:pPr>
@@ -28610,7 +29383,7 @@
   </w:style>
   <w:style w:type="numbering" w:styleId="111111">
     <w:name w:val="Outline List 2"/>
-    <w:basedOn w:val="a5"/>
+    <w:basedOn w:val="NoList"/>
     <w:uiPriority w:val="99"/>
     <w:semiHidden/>
     <w:unhideWhenUsed/>
@@ -28623,7 +29396,7 @@
   </w:style>
   <w:style w:type="numbering" w:styleId="1ai">
     <w:name w:val="Outline List 1"/>
-    <w:basedOn w:val="a5"/>
+    <w:basedOn w:val="NoList"/>
     <w:uiPriority w:val="99"/>
     <w:semiHidden/>
     <w:unhideWhenUsed/>
@@ -28634,36 +29407,36 @@
       </w:numPr>
     </w:pPr>
   </w:style>
-  <w:style w:type="character" w:styleId="HTML">
+  <w:style w:type="character" w:styleId="HTMLCite">
     <w:name w:val="HTML Cite"/>
-    <w:basedOn w:val="a3"/>
+    <w:basedOn w:val="DefaultParagraphFont"/>
     <w:uiPriority w:val="99"/>
     <w:semiHidden/>
     <w:unhideWhenUsed/>
     <w:rsid w:val="00796D4B"/>
     <w:rPr>
-      <w:rFonts w:ascii="Times New Roman" w:eastAsia="標楷體" w:hAnsi="Times New Roman" w:cs="Times New Roman"/>
+      <w:rFonts w:ascii="Times New Roman" w:eastAsia="DFKai-SB" w:hAnsi="Times New Roman" w:cs="Times New Roman"/>
       <w:i/>
       <w:iCs/>
     </w:rPr>
   </w:style>
-  <w:style w:type="character" w:styleId="HTML0">
+  <w:style w:type="character" w:styleId="HTMLTypewriter">
     <w:name w:val="HTML Typewriter"/>
-    <w:basedOn w:val="a3"/>
+    <w:basedOn w:val="DefaultParagraphFont"/>
     <w:uiPriority w:val="99"/>
     <w:semiHidden/>
     <w:unhideWhenUsed/>
     <w:rsid w:val="00796D4B"/>
     <w:rPr>
-      <w:rFonts w:ascii="Times New Roman" w:eastAsia="標楷體" w:hAnsi="Times New Roman" w:cs="Times New Roman"/>
+      <w:rFonts w:ascii="Times New Roman" w:eastAsia="DFKai-SB" w:hAnsi="Times New Roman" w:cs="Times New Roman"/>
       <w:sz w:val="20"/>
       <w:szCs w:val="20"/>
     </w:rPr>
   </w:style>
-  <w:style w:type="paragraph" w:styleId="HTML1">
+  <w:style w:type="paragraph" w:styleId="HTMLAddress">
     <w:name w:val="HTML Address"/>
-    <w:basedOn w:val="a2"/>
-    <w:link w:val="HTML2"/>
+    <w:basedOn w:val="Normal"/>
+    <w:link w:val="HTMLAddressChar"/>
     <w:uiPriority w:val="99"/>
     <w:semiHidden/>
     <w:unhideWhenUsed/>
@@ -28673,50 +29446,50 @@
       <w:iCs/>
     </w:rPr>
   </w:style>
-  <w:style w:type="character" w:customStyle="1" w:styleId="HTML2">
-    <w:name w:val="HTML 位址 字元"/>
-    <w:basedOn w:val="a3"/>
-    <w:link w:val="HTML1"/>
+  <w:style w:type="character" w:customStyle="1" w:styleId="HTMLAddressChar">
+    <w:name w:val="HTML Address Char"/>
+    <w:basedOn w:val="DefaultParagraphFont"/>
+    <w:link w:val="HTMLAddress"/>
     <w:uiPriority w:val="99"/>
     <w:semiHidden/>
     <w:rsid w:val="00796D4B"/>
     <w:rPr>
-      <w:rFonts w:ascii="Times New Roman" w:eastAsia="標楷體" w:hAnsi="Times New Roman" w:cs="Times New Roman"/>
+      <w:rFonts w:ascii="Times New Roman" w:eastAsia="DFKai-SB" w:hAnsi="Times New Roman" w:cs="Times New Roman"/>
       <w:i/>
       <w:iCs/>
       <w:sz w:val="24"/>
     </w:rPr>
   </w:style>
-  <w:style w:type="character" w:styleId="HTML3">
+  <w:style w:type="character" w:styleId="HTMLDefinition">
     <w:name w:val="HTML Definition"/>
-    <w:basedOn w:val="a3"/>
+    <w:basedOn w:val="DefaultParagraphFont"/>
     <w:uiPriority w:val="99"/>
     <w:semiHidden/>
     <w:unhideWhenUsed/>
     <w:rsid w:val="00796D4B"/>
     <w:rPr>
-      <w:rFonts w:ascii="Times New Roman" w:eastAsia="標楷體" w:hAnsi="Times New Roman" w:cs="Times New Roman"/>
+      <w:rFonts w:ascii="Times New Roman" w:eastAsia="DFKai-SB" w:hAnsi="Times New Roman" w:cs="Times New Roman"/>
       <w:i/>
       <w:iCs/>
     </w:rPr>
   </w:style>
-  <w:style w:type="character" w:styleId="HTML4">
+  <w:style w:type="character" w:styleId="HTMLCode">
     <w:name w:val="HTML Code"/>
-    <w:basedOn w:val="a3"/>
+    <w:basedOn w:val="DefaultParagraphFont"/>
     <w:uiPriority w:val="99"/>
     <w:semiHidden/>
     <w:unhideWhenUsed/>
     <w:rsid w:val="00796D4B"/>
     <w:rPr>
-      <w:rFonts w:ascii="Times New Roman" w:eastAsia="標楷體" w:hAnsi="Times New Roman" w:cs="Times New Roman"/>
+      <w:rFonts w:ascii="Times New Roman" w:eastAsia="DFKai-SB" w:hAnsi="Times New Roman" w:cs="Times New Roman"/>
       <w:sz w:val="20"/>
       <w:szCs w:val="20"/>
     </w:rPr>
   </w:style>
-  <w:style w:type="paragraph" w:styleId="HTML5">
+  <w:style w:type="paragraph" w:styleId="HTMLPreformatted">
     <w:name w:val="HTML Preformatted"/>
-    <w:basedOn w:val="a2"/>
-    <w:link w:val="HTML6"/>
+    <w:basedOn w:val="Normal"/>
+    <w:link w:val="HTMLPreformattedChar"/>
     <w:uiPriority w:val="99"/>
     <w:semiHidden/>
     <w:unhideWhenUsed/>
@@ -28726,83 +29499,83 @@
       <w:szCs w:val="20"/>
     </w:rPr>
   </w:style>
-  <w:style w:type="character" w:customStyle="1" w:styleId="HTML6">
-    <w:name w:val="HTML 預設格式 字元"/>
-    <w:basedOn w:val="a3"/>
-    <w:link w:val="HTML5"/>
+  <w:style w:type="character" w:customStyle="1" w:styleId="HTMLPreformattedChar">
+    <w:name w:val="HTML Preformatted Char"/>
+    <w:basedOn w:val="DefaultParagraphFont"/>
+    <w:link w:val="HTMLPreformatted"/>
     <w:uiPriority w:val="99"/>
     <w:semiHidden/>
     <w:rsid w:val="00796D4B"/>
     <w:rPr>
-      <w:rFonts w:ascii="Times New Roman" w:eastAsia="標楷體" w:hAnsi="Times New Roman" w:cs="Times New Roman"/>
+      <w:rFonts w:ascii="Times New Roman" w:eastAsia="DFKai-SB" w:hAnsi="Times New Roman" w:cs="Times New Roman"/>
       <w:sz w:val="20"/>
       <w:szCs w:val="20"/>
     </w:rPr>
   </w:style>
-  <w:style w:type="character" w:styleId="HTML7">
+  <w:style w:type="character" w:styleId="HTMLSample">
     <w:name w:val="HTML Sample"/>
-    <w:basedOn w:val="a3"/>
+    <w:basedOn w:val="DefaultParagraphFont"/>
     <w:uiPriority w:val="99"/>
     <w:semiHidden/>
     <w:unhideWhenUsed/>
     <w:rsid w:val="00796D4B"/>
     <w:rPr>
-      <w:rFonts w:ascii="Times New Roman" w:eastAsia="標楷體" w:hAnsi="Times New Roman" w:cs="Times New Roman"/>
+      <w:rFonts w:ascii="Times New Roman" w:eastAsia="DFKai-SB" w:hAnsi="Times New Roman" w:cs="Times New Roman"/>
     </w:rPr>
   </w:style>
-  <w:style w:type="character" w:styleId="HTML8">
+  <w:style w:type="character" w:styleId="HTMLAcronym">
     <w:name w:val="HTML Acronym"/>
-    <w:basedOn w:val="a3"/>
+    <w:basedOn w:val="DefaultParagraphFont"/>
     <w:uiPriority w:val="99"/>
     <w:semiHidden/>
     <w:unhideWhenUsed/>
     <w:rsid w:val="00796D4B"/>
     <w:rPr>
-      <w:rFonts w:ascii="Times New Roman" w:eastAsia="標楷體" w:hAnsi="Times New Roman" w:cs="Times New Roman"/>
+      <w:rFonts w:ascii="Times New Roman" w:eastAsia="DFKai-SB" w:hAnsi="Times New Roman" w:cs="Times New Roman"/>
     </w:rPr>
   </w:style>
-  <w:style w:type="character" w:styleId="HTML9">
+  <w:style w:type="character" w:styleId="HTMLKeyboard">
     <w:name w:val="HTML Keyboard"/>
-    <w:basedOn w:val="a3"/>
+    <w:basedOn w:val="DefaultParagraphFont"/>
     <w:uiPriority w:val="99"/>
     <w:semiHidden/>
     <w:unhideWhenUsed/>
     <w:rsid w:val="00796D4B"/>
     <w:rPr>
-      <w:rFonts w:ascii="Times New Roman" w:eastAsia="標楷體" w:hAnsi="Times New Roman" w:cs="Times New Roman"/>
+      <w:rFonts w:ascii="Times New Roman" w:eastAsia="DFKai-SB" w:hAnsi="Times New Roman" w:cs="Times New Roman"/>
       <w:sz w:val="20"/>
       <w:szCs w:val="20"/>
     </w:rPr>
   </w:style>
-  <w:style w:type="character" w:styleId="HTMLa">
+  <w:style w:type="character" w:styleId="HTMLVariable">
     <w:name w:val="HTML Variable"/>
-    <w:basedOn w:val="a3"/>
+    <w:basedOn w:val="DefaultParagraphFont"/>
     <w:uiPriority w:val="99"/>
     <w:semiHidden/>
     <w:unhideWhenUsed/>
     <w:rsid w:val="00796D4B"/>
     <w:rPr>
-      <w:rFonts w:ascii="Times New Roman" w:eastAsia="標楷體" w:hAnsi="Times New Roman" w:cs="Times New Roman"/>
+      <w:rFonts w:ascii="Times New Roman" w:eastAsia="DFKai-SB" w:hAnsi="Times New Roman" w:cs="Times New Roman"/>
       <w:i/>
       <w:iCs/>
     </w:rPr>
   </w:style>
-  <w:style w:type="character" w:styleId="affb">
+  <w:style w:type="character" w:styleId="FollowedHyperlink">
     <w:name w:val="FollowedHyperlink"/>
-    <w:basedOn w:val="a3"/>
+    <w:basedOn w:val="DefaultParagraphFont"/>
     <w:uiPriority w:val="99"/>
     <w:semiHidden/>
     <w:unhideWhenUsed/>
     <w:rsid w:val="00796D4B"/>
     <w:rPr>
-      <w:rFonts w:ascii="Times New Roman" w:eastAsia="標楷體" w:hAnsi="Times New Roman" w:cs="Times New Roman"/>
+      <w:rFonts w:ascii="Times New Roman" w:eastAsia="DFKai-SB" w:hAnsi="Times New Roman" w:cs="Times New Roman"/>
       <w:color w:val="800080" w:themeColor="followedHyperlink"/>
       <w:u w:val="single"/>
     </w:rPr>
   </w:style>
-  <w:style w:type="paragraph" w:styleId="Web">
+  <w:style w:type="paragraph" w:styleId="NormalWeb">
     <w:name w:val="Normal (Web)"/>
-    <w:basedOn w:val="a2"/>
+    <w:basedOn w:val="Normal"/>
     <w:uiPriority w:val="99"/>
     <w:semiHidden/>
     <w:unhideWhenUsed/>
@@ -28811,9 +29584,9 @@
       <w:szCs w:val="24"/>
     </w:rPr>
   </w:style>
-  <w:style w:type="paragraph" w:styleId="affc">
+  <w:style w:type="paragraph" w:styleId="NormalIndent">
     <w:name w:val="Normal Indent"/>
-    <w:basedOn w:val="a2"/>
+    <w:basedOn w:val="Normal"/>
     <w:uiPriority w:val="99"/>
     <w:semiHidden/>
     <w:unhideWhenUsed/>
@@ -28822,10 +29595,10 @@
       <w:ind w:leftChars="200" w:left="480"/>
     </w:pPr>
   </w:style>
-  <w:style w:type="paragraph" w:styleId="affd">
+  <w:style w:type="paragraph" w:styleId="DocumentMap">
     <w:name w:val="Document Map"/>
-    <w:basedOn w:val="a2"/>
-    <w:link w:val="affe"/>
+    <w:basedOn w:val="Normal"/>
+    <w:link w:val="DocumentMapChar"/>
     <w:uiPriority w:val="99"/>
     <w:semiHidden/>
     <w:unhideWhenUsed/>
@@ -28835,22 +29608,22 @@
       <w:szCs w:val="18"/>
     </w:rPr>
   </w:style>
-  <w:style w:type="character" w:customStyle="1" w:styleId="affe">
-    <w:name w:val="文件引導模式 字元"/>
-    <w:basedOn w:val="a3"/>
-    <w:link w:val="affd"/>
+  <w:style w:type="character" w:customStyle="1" w:styleId="DocumentMapChar">
+    <w:name w:val="Document Map Char"/>
+    <w:basedOn w:val="DefaultParagraphFont"/>
+    <w:link w:val="DocumentMap"/>
     <w:uiPriority w:val="99"/>
     <w:semiHidden/>
     <w:rsid w:val="00796D4B"/>
     <w:rPr>
-      <w:rFonts w:ascii="Times New Roman" w:eastAsia="標楷體" w:hAnsi="Times New Roman" w:cs="Times New Roman"/>
+      <w:rFonts w:ascii="Times New Roman" w:eastAsia="DFKai-SB" w:hAnsi="Times New Roman" w:cs="Times New Roman"/>
       <w:sz w:val="18"/>
       <w:szCs w:val="18"/>
     </w:rPr>
   </w:style>
-  <w:style w:type="numbering" w:styleId="a1">
+  <w:style w:type="numbering" w:styleId="ArticleSection">
     <w:name w:val="Outline List 3"/>
-    <w:basedOn w:val="a5"/>
+    <w:basedOn w:val="NoList"/>
     <w:uiPriority w:val="99"/>
     <w:semiHidden/>
     <w:unhideWhenUsed/>
@@ -28861,11 +29634,11 @@
       </w:numPr>
     </w:pPr>
   </w:style>
-  <w:style w:type="paragraph" w:styleId="afff">
+  <w:style w:type="paragraph" w:styleId="Date">
     <w:name w:val="Date"/>
-    <w:basedOn w:val="a2"/>
-    <w:next w:val="a2"/>
-    <w:link w:val="afff0"/>
+    <w:basedOn w:val="Normal"/>
+    <w:next w:val="Normal"/>
+    <w:link w:val="DateChar"/>
     <w:uiPriority w:val="99"/>
     <w:semiHidden/>
     <w:unhideWhenUsed/>
@@ -28874,35 +29647,35 @@
       <w:jc w:val="right"/>
     </w:pPr>
   </w:style>
-  <w:style w:type="character" w:customStyle="1" w:styleId="afff0">
-    <w:name w:val="日期 字元"/>
-    <w:basedOn w:val="a3"/>
-    <w:link w:val="afff"/>
+  <w:style w:type="character" w:customStyle="1" w:styleId="DateChar">
+    <w:name w:val="Date Char"/>
+    <w:basedOn w:val="DefaultParagraphFont"/>
+    <w:link w:val="Date"/>
     <w:uiPriority w:val="99"/>
     <w:semiHidden/>
     <w:rsid w:val="00796D4B"/>
     <w:rPr>
-      <w:rFonts w:ascii="Times New Roman" w:eastAsia="標楷體" w:hAnsi="Times New Roman" w:cs="Times New Roman"/>
+      <w:rFonts w:ascii="Times New Roman" w:eastAsia="DFKai-SB" w:hAnsi="Times New Roman" w:cs="Times New Roman"/>
       <w:sz w:val="24"/>
     </w:rPr>
   </w:style>
-  <w:style w:type="character" w:styleId="afff1">
+  <w:style w:type="character" w:styleId="UnresolvedMention">
     <w:name w:val="Unresolved Mention"/>
-    <w:basedOn w:val="a3"/>
+    <w:basedOn w:val="DefaultParagraphFont"/>
     <w:uiPriority w:val="99"/>
     <w:semiHidden/>
     <w:unhideWhenUsed/>
     <w:rsid w:val="00796D4B"/>
     <w:rPr>
-      <w:rFonts w:ascii="Times New Roman" w:eastAsia="標楷體" w:hAnsi="Times New Roman" w:cs="Times New Roman"/>
+      <w:rFonts w:ascii="Times New Roman" w:eastAsia="DFKai-SB" w:hAnsi="Times New Roman" w:cs="Times New Roman"/>
       <w:color w:val="605E5C"/>
       <w:shd w:val="clear" w:color="auto" w:fill="E1DFDD"/>
     </w:rPr>
   </w:style>
-  <w:style w:type="paragraph" w:styleId="afff2">
+  <w:style w:type="paragraph" w:styleId="BodyTextFirstIndent">
     <w:name w:val="Body Text First Indent"/>
-    <w:basedOn w:val="af0"/>
-    <w:link w:val="afff3"/>
+    <w:basedOn w:val="BodyText"/>
+    <w:link w:val="BodyTextFirstIndentChar"/>
     <w:uiPriority w:val="99"/>
     <w:semiHidden/>
     <w:unhideWhenUsed/>
@@ -28911,22 +29684,22 @@
       <w:ind w:firstLineChars="100" w:firstLine="210"/>
     </w:pPr>
   </w:style>
-  <w:style w:type="character" w:customStyle="1" w:styleId="afff3">
-    <w:name w:val="本文第一層縮排 字元"/>
-    <w:basedOn w:val="af1"/>
-    <w:link w:val="afff2"/>
+  <w:style w:type="character" w:customStyle="1" w:styleId="BodyTextFirstIndentChar">
+    <w:name w:val="Body Text First Indent Char"/>
+    <w:basedOn w:val="BodyTextChar"/>
+    <w:link w:val="BodyTextFirstIndent"/>
     <w:uiPriority w:val="99"/>
     <w:semiHidden/>
     <w:rsid w:val="00796D4B"/>
     <w:rPr>
-      <w:rFonts w:ascii="Times New Roman" w:eastAsia="標楷體" w:hAnsi="Times New Roman" w:cs="Times New Roman"/>
+      <w:rFonts w:ascii="Times New Roman" w:eastAsia="DFKai-SB" w:hAnsi="Times New Roman" w:cs="Times New Roman"/>
       <w:sz w:val="24"/>
     </w:rPr>
   </w:style>
-  <w:style w:type="paragraph" w:styleId="afff4">
+  <w:style w:type="paragraph" w:styleId="BodyTextIndent">
     <w:name w:val="Body Text Indent"/>
-    <w:basedOn w:val="a2"/>
-    <w:link w:val="afff5"/>
+    <w:basedOn w:val="Normal"/>
+    <w:link w:val="BodyTextIndentChar"/>
     <w:uiPriority w:val="99"/>
     <w:semiHidden/>
     <w:unhideWhenUsed/>
@@ -28936,22 +29709,22 @@
       <w:ind w:leftChars="200" w:left="480"/>
     </w:pPr>
   </w:style>
-  <w:style w:type="character" w:customStyle="1" w:styleId="afff5">
-    <w:name w:val="本文縮排 字元"/>
-    <w:basedOn w:val="a3"/>
-    <w:link w:val="afff4"/>
+  <w:style w:type="character" w:customStyle="1" w:styleId="BodyTextIndentChar">
+    <w:name w:val="Body Text Indent Char"/>
+    <w:basedOn w:val="DefaultParagraphFont"/>
+    <w:link w:val="BodyTextIndent"/>
     <w:uiPriority w:val="99"/>
     <w:semiHidden/>
     <w:rsid w:val="00796D4B"/>
     <w:rPr>
-      <w:rFonts w:ascii="Times New Roman" w:eastAsia="標楷體" w:hAnsi="Times New Roman" w:cs="Times New Roman"/>
+      <w:rFonts w:ascii="Times New Roman" w:eastAsia="DFKai-SB" w:hAnsi="Times New Roman" w:cs="Times New Roman"/>
       <w:sz w:val="24"/>
     </w:rPr>
   </w:style>
-  <w:style w:type="paragraph" w:styleId="2a">
+  <w:style w:type="paragraph" w:styleId="BodyTextFirstIndent2">
     <w:name w:val="Body Text First Indent 2"/>
-    <w:basedOn w:val="afff4"/>
-    <w:link w:val="2b"/>
+    <w:basedOn w:val="BodyTextIndent"/>
+    <w:link w:val="BodyTextFirstIndent2Char"/>
     <w:uiPriority w:val="99"/>
     <w:semiHidden/>
     <w:unhideWhenUsed/>
@@ -28960,22 +29733,22 @@
       <w:ind w:firstLineChars="100" w:firstLine="210"/>
     </w:pPr>
   </w:style>
-  <w:style w:type="character" w:customStyle="1" w:styleId="2b">
-    <w:name w:val="本文第一層縮排 2 字元"/>
-    <w:basedOn w:val="afff5"/>
-    <w:link w:val="2a"/>
+  <w:style w:type="character" w:customStyle="1" w:styleId="BodyTextFirstIndent2Char">
+    <w:name w:val="Body Text First Indent 2 Char"/>
+    <w:basedOn w:val="BodyTextIndentChar"/>
+    <w:link w:val="BodyTextFirstIndent2"/>
     <w:uiPriority w:val="99"/>
     <w:semiHidden/>
     <w:rsid w:val="00796D4B"/>
     <w:rPr>
-      <w:rFonts w:ascii="Times New Roman" w:eastAsia="標楷體" w:hAnsi="Times New Roman" w:cs="Times New Roman"/>
+      <w:rFonts w:ascii="Times New Roman" w:eastAsia="DFKai-SB" w:hAnsi="Times New Roman" w:cs="Times New Roman"/>
       <w:sz w:val="24"/>
     </w:rPr>
   </w:style>
-  <w:style w:type="paragraph" w:styleId="2c">
+  <w:style w:type="paragraph" w:styleId="BodyTextIndent2">
     <w:name w:val="Body Text Indent 2"/>
-    <w:basedOn w:val="a2"/>
-    <w:link w:val="2d"/>
+    <w:basedOn w:val="Normal"/>
+    <w:link w:val="BodyTextIndent2Char"/>
     <w:uiPriority w:val="99"/>
     <w:semiHidden/>
     <w:unhideWhenUsed/>
@@ -28985,22 +29758,22 @@
       <w:ind w:leftChars="200" w:left="480"/>
     </w:pPr>
   </w:style>
-  <w:style w:type="character" w:customStyle="1" w:styleId="2d">
-    <w:name w:val="本文縮排 2 字元"/>
-    <w:basedOn w:val="a3"/>
-    <w:link w:val="2c"/>
+  <w:style w:type="character" w:customStyle="1" w:styleId="BodyTextIndent2Char">
+    <w:name w:val="Body Text Indent 2 Char"/>
+    <w:basedOn w:val="DefaultParagraphFont"/>
+    <w:link w:val="BodyTextIndent2"/>
     <w:uiPriority w:val="99"/>
     <w:semiHidden/>
     <w:rsid w:val="00796D4B"/>
     <w:rPr>
-      <w:rFonts w:ascii="Times New Roman" w:eastAsia="標楷體" w:hAnsi="Times New Roman" w:cs="Times New Roman"/>
+      <w:rFonts w:ascii="Times New Roman" w:eastAsia="DFKai-SB" w:hAnsi="Times New Roman" w:cs="Times New Roman"/>
       <w:sz w:val="24"/>
     </w:rPr>
   </w:style>
-  <w:style w:type="paragraph" w:styleId="38">
+  <w:style w:type="paragraph" w:styleId="BodyTextIndent3">
     <w:name w:val="Body Text Indent 3"/>
-    <w:basedOn w:val="a2"/>
-    <w:link w:val="39"/>
+    <w:basedOn w:val="Normal"/>
+    <w:link w:val="BodyTextIndent3Char"/>
     <w:uiPriority w:val="99"/>
     <w:semiHidden/>
     <w:unhideWhenUsed/>
@@ -29014,33 +29787,33 @@
       <w:szCs w:val="16"/>
     </w:rPr>
   </w:style>
-  <w:style w:type="character" w:customStyle="1" w:styleId="39">
-    <w:name w:val="本文縮排 3 字元"/>
-    <w:basedOn w:val="a3"/>
-    <w:link w:val="38"/>
+  <w:style w:type="character" w:customStyle="1" w:styleId="BodyTextIndent3Char">
+    <w:name w:val="Body Text Indent 3 Char"/>
+    <w:basedOn w:val="DefaultParagraphFont"/>
+    <w:link w:val="BodyTextIndent3"/>
     <w:uiPriority w:val="99"/>
     <w:semiHidden/>
     <w:rsid w:val="00796D4B"/>
     <w:rPr>
-      <w:rFonts w:ascii="Times New Roman" w:eastAsia="標楷體" w:hAnsi="Times New Roman" w:cs="Times New Roman"/>
+      <w:rFonts w:ascii="Times New Roman" w:eastAsia="DFKai-SB" w:hAnsi="Times New Roman" w:cs="Times New Roman"/>
       <w:sz w:val="16"/>
       <w:szCs w:val="16"/>
     </w:rPr>
   </w:style>
-  <w:style w:type="paragraph" w:styleId="14">
+  <w:style w:type="paragraph" w:styleId="TOC1">
     <w:name w:val="toc 1"/>
-    <w:basedOn w:val="a2"/>
-    <w:next w:val="a2"/>
+    <w:basedOn w:val="Normal"/>
+    <w:next w:val="Normal"/>
     <w:autoRedefine/>
     <w:uiPriority w:val="39"/>
     <w:semiHidden/>
     <w:unhideWhenUsed/>
     <w:rsid w:val="00796D4B"/>
   </w:style>
-  <w:style w:type="paragraph" w:styleId="2e">
+  <w:style w:type="paragraph" w:styleId="TOC2">
     <w:name w:val="toc 2"/>
-    <w:basedOn w:val="a2"/>
-    <w:next w:val="a2"/>
+    <w:basedOn w:val="Normal"/>
+    <w:next w:val="Normal"/>
     <w:autoRedefine/>
     <w:uiPriority w:val="39"/>
     <w:semiHidden/>
@@ -29050,10 +29823,10 @@
       <w:ind w:leftChars="200" w:left="480"/>
     </w:pPr>
   </w:style>
-  <w:style w:type="paragraph" w:styleId="3a">
+  <w:style w:type="paragraph" w:styleId="TOC3">
     <w:name w:val="toc 3"/>
-    <w:basedOn w:val="a2"/>
-    <w:next w:val="a2"/>
+    <w:basedOn w:val="Normal"/>
+    <w:next w:val="Normal"/>
     <w:autoRedefine/>
     <w:uiPriority w:val="39"/>
     <w:semiHidden/>
@@ -29063,10 +29836,10 @@
       <w:ind w:leftChars="400" w:left="960"/>
     </w:pPr>
   </w:style>
-  <w:style w:type="paragraph" w:styleId="43">
+  <w:style w:type="paragraph" w:styleId="TOC4">
     <w:name w:val="toc 4"/>
-    <w:basedOn w:val="a2"/>
-    <w:next w:val="a2"/>
+    <w:basedOn w:val="Normal"/>
+    <w:next w:val="Normal"/>
     <w:autoRedefine/>
     <w:uiPriority w:val="39"/>
     <w:semiHidden/>
@@ -29076,10 +29849,10 @@
       <w:ind w:leftChars="600" w:left="1440"/>
     </w:pPr>
   </w:style>
-  <w:style w:type="paragraph" w:styleId="53">
+  <w:style w:type="paragraph" w:styleId="TOC5">
     <w:name w:val="toc 5"/>
-    <w:basedOn w:val="a2"/>
-    <w:next w:val="a2"/>
+    <w:basedOn w:val="Normal"/>
+    <w:next w:val="Normal"/>
     <w:autoRedefine/>
     <w:uiPriority w:val="39"/>
     <w:semiHidden/>
@@ -29089,10 +29862,10 @@
       <w:ind w:leftChars="800" w:left="1920"/>
     </w:pPr>
   </w:style>
-  <w:style w:type="paragraph" w:styleId="61">
+  <w:style w:type="paragraph" w:styleId="TOC6">
     <w:name w:val="toc 6"/>
-    <w:basedOn w:val="a2"/>
-    <w:next w:val="a2"/>
+    <w:basedOn w:val="Normal"/>
+    <w:next w:val="Normal"/>
     <w:autoRedefine/>
     <w:uiPriority w:val="39"/>
     <w:semiHidden/>
@@ -29102,10 +29875,10 @@
       <w:ind w:leftChars="1000" w:left="2400"/>
     </w:pPr>
   </w:style>
-  <w:style w:type="paragraph" w:styleId="71">
+  <w:style w:type="paragraph" w:styleId="TOC7">
     <w:name w:val="toc 7"/>
-    <w:basedOn w:val="a2"/>
-    <w:next w:val="a2"/>
+    <w:basedOn w:val="Normal"/>
+    <w:next w:val="Normal"/>
     <w:autoRedefine/>
     <w:uiPriority w:val="39"/>
     <w:semiHidden/>
@@ -29115,10 +29888,10 @@
       <w:ind w:leftChars="1200" w:left="2880"/>
     </w:pPr>
   </w:style>
-  <w:style w:type="paragraph" w:styleId="81">
+  <w:style w:type="paragraph" w:styleId="TOC8">
     <w:name w:val="toc 8"/>
-    <w:basedOn w:val="a2"/>
-    <w:next w:val="a2"/>
+    <w:basedOn w:val="Normal"/>
+    <w:next w:val="Normal"/>
     <w:autoRedefine/>
     <w:uiPriority w:val="39"/>
     <w:semiHidden/>
@@ -29128,10 +29901,10 @@
       <w:ind w:leftChars="1400" w:left="3360"/>
     </w:pPr>
   </w:style>
-  <w:style w:type="paragraph" w:styleId="91">
+  <w:style w:type="paragraph" w:styleId="TOC9">
     <w:name w:val="toc 9"/>
-    <w:basedOn w:val="a2"/>
-    <w:next w:val="a2"/>
+    <w:basedOn w:val="Normal"/>
+    <w:next w:val="Normal"/>
     <w:autoRedefine/>
     <w:uiPriority w:val="39"/>
     <w:semiHidden/>
@@ -29141,9 +29914,9 @@
       <w:ind w:leftChars="1600" w:left="3840"/>
     </w:pPr>
   </w:style>
-  <w:style w:type="paragraph" w:styleId="afff6">
+  <w:style w:type="paragraph" w:styleId="EnvelopeAddress">
     <w:name w:val="envelope address"/>
-    <w:basedOn w:val="a2"/>
+    <w:basedOn w:val="Normal"/>
     <w:uiPriority w:val="99"/>
     <w:semiHidden/>
     <w:unhideWhenUsed/>
@@ -29157,21 +29930,21 @@
       <w:szCs w:val="24"/>
     </w:rPr>
   </w:style>
-  <w:style w:type="character" w:styleId="afff7">
+  <w:style w:type="character" w:styleId="LineNumber">
     <w:name w:val="line number"/>
-    <w:basedOn w:val="a3"/>
+    <w:basedOn w:val="DefaultParagraphFont"/>
     <w:uiPriority w:val="99"/>
     <w:semiHidden/>
     <w:unhideWhenUsed/>
     <w:rsid w:val="00796D4B"/>
     <w:rPr>
-      <w:rFonts w:ascii="Times New Roman" w:eastAsia="標楷體" w:hAnsi="Times New Roman" w:cs="Times New Roman"/>
+      <w:rFonts w:ascii="Times New Roman" w:eastAsia="DFKai-SB" w:hAnsi="Times New Roman" w:cs="Times New Roman"/>
     </w:rPr>
   </w:style>
-  <w:style w:type="paragraph" w:styleId="afff8">
+  <w:style w:type="paragraph" w:styleId="TableofAuthorities">
     <w:name w:val="table of authorities"/>
-    <w:basedOn w:val="a2"/>
-    <w:next w:val="a2"/>
+    <w:basedOn w:val="Normal"/>
+    <w:next w:val="Normal"/>
     <w:uiPriority w:val="99"/>
     <w:semiHidden/>
     <w:unhideWhenUsed/>
@@ -29180,10 +29953,10 @@
       <w:ind w:leftChars="200" w:left="480"/>
     </w:pPr>
   </w:style>
-  <w:style w:type="paragraph" w:styleId="afff9">
+  <w:style w:type="paragraph" w:styleId="TOAHeading">
     <w:name w:val="toa heading"/>
-    <w:basedOn w:val="a2"/>
-    <w:next w:val="a2"/>
+    <w:basedOn w:val="Normal"/>
+    <w:next w:val="Normal"/>
     <w:uiPriority w:val="99"/>
     <w:semiHidden/>
     <w:unhideWhenUsed/>
@@ -29195,9 +29968,9 @@
       <w:szCs w:val="24"/>
     </w:rPr>
   </w:style>
-  <w:style w:type="table" w:styleId="3D1">
+  <w:style w:type="table" w:styleId="Table3Deffects1">
     <w:name w:val="Table 3D effects 1"/>
-    <w:basedOn w:val="a4"/>
+    <w:basedOn w:val="TableNormal"/>
     <w:uiPriority w:val="99"/>
     <w:semiHidden/>
     <w:unhideWhenUsed/>
@@ -29303,9 +30076,9 @@
       </w:tcPr>
     </w:tblStylePr>
   </w:style>
-  <w:style w:type="table" w:styleId="3D2">
+  <w:style w:type="table" w:styleId="Table3Deffects2">
     <w:name w:val="Table 3D effects 2"/>
-    <w:basedOn w:val="a4"/>
+    <w:basedOn w:val="TableNormal"/>
     <w:uiPriority w:val="99"/>
     <w:semiHidden/>
     <w:unhideWhenUsed/>
@@ -29376,9 +30149,9 @@
       </w:tcPr>
     </w:tblStylePr>
   </w:style>
-  <w:style w:type="table" w:styleId="3D3">
+  <w:style w:type="table" w:styleId="Table3Deffects3">
     <w:name w:val="Table 3D effects 3"/>
-    <w:basedOn w:val="a4"/>
+    <w:basedOn w:val="TableNormal"/>
     <w:uiPriority w:val="99"/>
     <w:semiHidden/>
     <w:unhideWhenUsed/>
@@ -29465,9 +30238,9 @@
       </w:tcPr>
     </w:tblStylePr>
   </w:style>
-  <w:style w:type="table" w:styleId="Web1">
+  <w:style w:type="table" w:styleId="TableWeb1">
     <w:name w:val="Table Web 1"/>
-    <w:basedOn w:val="a4"/>
+    <w:basedOn w:val="TableNormal"/>
     <w:uiPriority w:val="99"/>
     <w:semiHidden/>
     <w:unhideWhenUsed/>
@@ -29502,9 +30275,9 @@
       </w:tcPr>
     </w:tblStylePr>
   </w:style>
-  <w:style w:type="table" w:styleId="Web2">
+  <w:style w:type="table" w:styleId="TableWeb2">
     <w:name w:val="Table Web 2"/>
-    <w:basedOn w:val="a4"/>
+    <w:basedOn w:val="TableNormal"/>
     <w:uiPriority w:val="99"/>
     <w:semiHidden/>
     <w:unhideWhenUsed/>
@@ -29539,9 +30312,9 @@
       </w:tcPr>
     </w:tblStylePr>
   </w:style>
-  <w:style w:type="table" w:styleId="Web3">
+  <w:style w:type="table" w:styleId="TableWeb3">
     <w:name w:val="Table Web 3"/>
-    <w:basedOn w:val="a4"/>
+    <w:basedOn w:val="TableNormal"/>
     <w:uiPriority w:val="99"/>
     <w:semiHidden/>
     <w:unhideWhenUsed/>
@@ -29576,9 +30349,9 @@
       </w:tcPr>
     </w:tblStylePr>
   </w:style>
-  <w:style w:type="table" w:styleId="15">
+  <w:style w:type="table" w:styleId="TableClassic1">
     <w:name w:val="Table Classic 1"/>
-    <w:basedOn w:val="a4"/>
+    <w:basedOn w:val="TableNormal"/>
     <w:uiPriority w:val="99"/>
     <w:semiHidden/>
     <w:unhideWhenUsed/>
@@ -29658,9 +30431,9 @@
       </w:tcPr>
     </w:tblStylePr>
   </w:style>
-  <w:style w:type="table" w:styleId="2f">
+  <w:style w:type="table" w:styleId="TableClassic2">
     <w:name w:val="Table Classic 2"/>
-    <w:basedOn w:val="a4"/>
+    <w:basedOn w:val="TableNormal"/>
     <w:uiPriority w:val="99"/>
     <w:semiHidden/>
     <w:unhideWhenUsed/>
@@ -29748,9 +30521,9 @@
       </w:tcPr>
     </w:tblStylePr>
   </w:style>
-  <w:style w:type="table" w:styleId="3b">
+  <w:style w:type="table" w:styleId="TableClassic3">
     <w:name w:val="Table Classic 3"/>
-    <w:basedOn w:val="a4"/>
+    <w:basedOn w:val="TableNormal"/>
     <w:uiPriority w:val="99"/>
     <w:semiHidden/>
     <w:unhideWhenUsed/>
@@ -29816,9 +30589,9 @@
       </w:tcPr>
     </w:tblStylePr>
   </w:style>
-  <w:style w:type="table" w:styleId="44">
+  <w:style w:type="table" w:styleId="TableClassic4">
     <w:name w:val="Table Classic 4"/>
-    <w:basedOn w:val="a4"/>
+    <w:basedOn w:val="TableNormal"/>
     <w:uiPriority w:val="99"/>
     <w:semiHidden/>
     <w:unhideWhenUsed/>
@@ -29905,9 +30678,9 @@
       </w:tcPr>
     </w:tblStylePr>
   </w:style>
-  <w:style w:type="table" w:styleId="16">
+  <w:style w:type="table" w:styleId="TableColorful1">
     <w:name w:val="Table Colorful 1"/>
-    <w:basedOn w:val="a4"/>
+    <w:basedOn w:val="TableNormal"/>
     <w:uiPriority w:val="99"/>
     <w:semiHidden/>
     <w:unhideWhenUsed/>
@@ -29985,9 +30758,9 @@
       </w:tcPr>
     </w:tblStylePr>
   </w:style>
-  <w:style w:type="table" w:styleId="2f0">
+  <w:style w:type="table" w:styleId="TableColorful2">
     <w:name w:val="Table Colorful 2"/>
-    <w:basedOn w:val="a4"/>
+    <w:basedOn w:val="TableNormal"/>
     <w:uiPriority w:val="99"/>
     <w:semiHidden/>
     <w:unhideWhenUsed/>
@@ -30059,9 +30832,9 @@
       </w:tcPr>
     </w:tblStylePr>
   </w:style>
-  <w:style w:type="table" w:styleId="3c">
+  <w:style w:type="table" w:styleId="TableColorful3">
     <w:name w:val="Table Colorful 3"/>
-    <w:basedOn w:val="a4"/>
+    <w:basedOn w:val="TableNormal"/>
     <w:uiPriority w:val="99"/>
     <w:semiHidden/>
     <w:unhideWhenUsed/>
@@ -30117,9 +30890,9 @@
       </w:tcPr>
     </w:tblStylePr>
   </w:style>
-  <w:style w:type="table" w:styleId="afffa">
+  <w:style w:type="table" w:styleId="TableElegant">
     <w:name w:val="Table Elegant"/>
-    <w:basedOn w:val="a4"/>
+    <w:basedOn w:val="TableNormal"/>
     <w:uiPriority w:val="99"/>
     <w:semiHidden/>
     <w:unhideWhenUsed/>
@@ -30151,9 +30924,9 @@
       </w:tcPr>
     </w:tblStylePr>
   </w:style>
-  <w:style w:type="table" w:styleId="17">
+  <w:style w:type="table" w:styleId="TableGrid1">
     <w:name w:val="Table Grid 1"/>
-    <w:basedOn w:val="a4"/>
+    <w:basedOn w:val="TableNormal"/>
     <w:uiPriority w:val="99"/>
     <w:semiHidden/>
     <w:unhideWhenUsed/>
@@ -30207,9 +30980,9 @@
       </w:tcPr>
     </w:tblStylePr>
   </w:style>
-  <w:style w:type="table" w:styleId="2f1">
+  <w:style w:type="table" w:styleId="TableGrid2">
     <w:name w:val="Table Grid 2"/>
-    <w:basedOn w:val="a4"/>
+    <w:basedOn w:val="TableNormal"/>
     <w:uiPriority w:val="99"/>
     <w:semiHidden/>
     <w:unhideWhenUsed/>
@@ -30277,9 +31050,9 @@
       </w:tcPr>
     </w:tblStylePr>
   </w:style>
-  <w:style w:type="table" w:styleId="3d">
+  <w:style w:type="table" w:styleId="TableGrid3">
     <w:name w:val="Table Grid 3"/>
-    <w:basedOn w:val="a4"/>
+    <w:basedOn w:val="TableNormal"/>
     <w:uiPriority w:val="99"/>
     <w:semiHidden/>
     <w:unhideWhenUsed/>
@@ -30343,9 +31116,9 @@
       </w:tcPr>
     </w:tblStylePr>
   </w:style>
-  <w:style w:type="table" w:styleId="45">
+  <w:style w:type="table" w:styleId="TableGrid4">
     <w:name w:val="Table Grid 4"/>
-    <w:basedOn w:val="a4"/>
+    <w:basedOn w:val="TableNormal"/>
     <w:uiPriority w:val="99"/>
     <w:semiHidden/>
     <w:unhideWhenUsed/>
@@ -30406,9 +31179,9 @@
       </w:tcPr>
     </w:tblStylePr>
   </w:style>
-  <w:style w:type="table" w:styleId="54">
+  <w:style w:type="table" w:styleId="TableGrid5">
     <w:name w:val="Table Grid 5"/>
-    <w:basedOn w:val="a4"/>
+    <w:basedOn w:val="TableNormal"/>
     <w:uiPriority w:val="99"/>
     <w:semiHidden/>
     <w:unhideWhenUsed/>
@@ -30472,9 +31245,9 @@
       </w:tcPr>
     </w:tblStylePr>
   </w:style>
-  <w:style w:type="table" w:styleId="62">
+  <w:style w:type="table" w:styleId="TableGrid6">
     <w:name w:val="Table Grid 6"/>
-    <w:basedOn w:val="a4"/>
+    <w:basedOn w:val="TableNormal"/>
     <w:uiPriority w:val="99"/>
     <w:semiHidden/>
     <w:unhideWhenUsed/>
@@ -30541,9 +31314,9 @@
       </w:tcPr>
     </w:tblStylePr>
   </w:style>
-  <w:style w:type="table" w:styleId="72">
+  <w:style w:type="table" w:styleId="TableGrid7">
     <w:name w:val="Table Grid 7"/>
-    <w:basedOn w:val="a4"/>
+    <w:basedOn w:val="TableNormal"/>
     <w:uiPriority w:val="99"/>
     <w:semiHidden/>
     <w:unhideWhenUsed/>
@@ -30629,9 +31402,9 @@
       </w:tcPr>
     </w:tblStylePr>
   </w:style>
-  <w:style w:type="table" w:styleId="82">
+  <w:style w:type="table" w:styleId="TableGrid8">
     <w:name w:val="Table Grid 8"/>
-    <w:basedOn w:val="a4"/>
+    <w:basedOn w:val="TableNormal"/>
     <w:uiPriority w:val="99"/>
     <w:semiHidden/>
     <w:unhideWhenUsed/>
@@ -30693,9 +31466,9 @@
       </w:tcPr>
     </w:tblStylePr>
   </w:style>
-  <w:style w:type="table" w:styleId="18">
+  <w:style w:type="table" w:styleId="TableSubtle1">
     <w:name w:val="Table Subtle 1"/>
-    <w:basedOn w:val="a4"/>
+    <w:basedOn w:val="TableNormal"/>
     <w:uiPriority w:val="99"/>
     <w:semiHidden/>
     <w:unhideWhenUsed/>
@@ -30783,9 +31556,9 @@
       </w:tcPr>
     </w:tblStylePr>
   </w:style>
-  <w:style w:type="table" w:styleId="2f2">
+  <w:style w:type="table" w:styleId="TableSubtle2">
     <w:name w:val="Table Subtle 2"/>
-    <w:basedOn w:val="a4"/>
+    <w:basedOn w:val="TableNormal"/>
     <w:uiPriority w:val="99"/>
     <w:semiHidden/>
     <w:unhideWhenUsed/>
@@ -30865,9 +31638,9 @@
       </w:tcPr>
     </w:tblStylePr>
   </w:style>
-  <w:style w:type="table" w:styleId="afffb">
+  <w:style w:type="table" w:styleId="TableProfessional">
     <w:name w:val="Table Professional"/>
-    <w:basedOn w:val="a4"/>
+    <w:basedOn w:val="TableNormal"/>
     <w:uiPriority w:val="99"/>
     <w:semiHidden/>
     <w:unhideWhenUsed/>
@@ -30901,9 +31674,9 @@
       </w:tcPr>
     </w:tblStylePr>
   </w:style>
-  <w:style w:type="table" w:styleId="19">
+  <w:style w:type="table" w:styleId="TableList1">
     <w:name w:val="Table List 1"/>
-    <w:basedOn w:val="a4"/>
+    <w:basedOn w:val="TableNormal"/>
     <w:uiPriority w:val="99"/>
     <w:semiHidden/>
     <w:unhideWhenUsed/>
@@ -30984,9 +31757,9 @@
       </w:tcPr>
     </w:tblStylePr>
   </w:style>
-  <w:style w:type="table" w:styleId="2f3">
+  <w:style w:type="table" w:styleId="TableList2">
     <w:name w:val="Table List 2"/>
-    <w:basedOn w:val="a4"/>
+    <w:basedOn w:val="TableNormal"/>
     <w:uiPriority w:val="99"/>
     <w:semiHidden/>
     <w:unhideWhenUsed/>
@@ -31062,9 +31835,9 @@
       </w:tcPr>
     </w:tblStylePr>
   </w:style>
-  <w:style w:type="table" w:styleId="3e">
+  <w:style w:type="table" w:styleId="TableList3">
     <w:name w:val="Table List 3"/>
-    <w:basedOn w:val="a4"/>
+    <w:basedOn w:val="TableNormal"/>
     <w:uiPriority w:val="99"/>
     <w:semiHidden/>
     <w:unhideWhenUsed/>
@@ -31119,9 +31892,9 @@
       </w:tcPr>
     </w:tblStylePr>
   </w:style>
-  <w:style w:type="table" w:styleId="46">
+  <w:style w:type="table" w:styleId="TableList4">
     <w:name w:val="Table List 4"/>
-    <w:basedOn w:val="a4"/>
+    <w:basedOn w:val="TableNormal"/>
     <w:uiPriority w:val="99"/>
     <w:semiHidden/>
     <w:unhideWhenUsed/>
@@ -31155,9 +31928,9 @@
       </w:tcPr>
     </w:tblStylePr>
   </w:style>
-  <w:style w:type="table" w:styleId="55">
+  <w:style w:type="table" w:styleId="TableList5">
     <w:name w:val="Table List 5"/>
-    <w:basedOn w:val="a4"/>
+    <w:basedOn w:val="TableNormal"/>
     <w:uiPriority w:val="99"/>
     <w:semiHidden/>
     <w:unhideWhenUsed/>
@@ -31202,9 +31975,9 @@
       </w:tcPr>
     </w:tblStylePr>
   </w:style>
-  <w:style w:type="table" w:styleId="63">
+  <w:style w:type="table" w:styleId="TableList6">
     <w:name w:val="Table List 6"/>
-    <w:basedOn w:val="a4"/>
+    <w:basedOn w:val="TableNormal"/>
     <w:uiPriority w:val="99"/>
     <w:semiHidden/>
     <w:unhideWhenUsed/>
@@ -31269,9 +32042,9 @@
       </w:tcPr>
     </w:tblStylePr>
   </w:style>
-  <w:style w:type="table" w:styleId="73">
+  <w:style w:type="table" w:styleId="TableList7">
     <w:name w:val="Table List 7"/>
-    <w:basedOn w:val="a4"/>
+    <w:basedOn w:val="TableNormal"/>
     <w:uiPriority w:val="99"/>
     <w:semiHidden/>
     <w:unhideWhenUsed/>
@@ -31365,9 +32138,9 @@
       </w:tcPr>
     </w:tblStylePr>
   </w:style>
-  <w:style w:type="table" w:styleId="83">
+  <w:style w:type="table" w:styleId="TableList8">
     <w:name w:val="Table List 8"/>
-    <w:basedOn w:val="a4"/>
+    <w:basedOn w:val="TableNormal"/>
     <w:uiPriority w:val="99"/>
     <w:semiHidden/>
     <w:unhideWhenUsed/>
@@ -31472,9 +32245,9 @@
       </w:tcPr>
     </w:tblStylePr>
   </w:style>
-  <w:style w:type="table" w:styleId="afffc">
+  <w:style w:type="table" w:styleId="TableContemporary">
     <w:name w:val="Table Contemporary"/>
-    <w:basedOn w:val="a4"/>
+    <w:basedOn w:val="TableNormal"/>
     <w:uiPriority w:val="99"/>
     <w:semiHidden/>
     <w:unhideWhenUsed/>
@@ -31528,9 +32301,9 @@
       </w:tcPr>
     </w:tblStylePr>
   </w:style>
-  <w:style w:type="table" w:styleId="1a">
+  <w:style w:type="table" w:styleId="TableSimple1">
     <w:name w:val="Table Simple 1"/>
-    <w:basedOn w:val="a4"/>
+    <w:basedOn w:val="TableNormal"/>
     <w:uiPriority w:val="99"/>
     <w:semiHidden/>
     <w:unhideWhenUsed/>
@@ -31565,9 +32338,9 @@
       </w:tcPr>
     </w:tblStylePr>
   </w:style>
-  <w:style w:type="table" w:styleId="2f4">
+  <w:style w:type="table" w:styleId="TableSimple2">
     <w:name w:val="Table Simple 2"/>
-    <w:basedOn w:val="a4"/>
+    <w:basedOn w:val="TableNormal"/>
     <w:uiPriority w:val="99"/>
     <w:semiHidden/>
     <w:unhideWhenUsed/>
@@ -31659,9 +32432,9 @@
       </w:tcPr>
     </w:tblStylePr>
   </w:style>
-  <w:style w:type="table" w:styleId="3f">
+  <w:style w:type="table" w:styleId="TableSimple3">
     <w:name w:val="Table Simple 3"/>
-    <w:basedOn w:val="a4"/>
+    <w:basedOn w:val="TableNormal"/>
     <w:uiPriority w:val="99"/>
     <w:semiHidden/>
     <w:unhideWhenUsed/>
@@ -31693,9 +32466,9 @@
       </w:tcPr>
     </w:tblStylePr>
   </w:style>
-  <w:style w:type="table" w:styleId="1b">
+  <w:style w:type="table" w:styleId="TableColumns1">
     <w:name w:val="Table Columns 1"/>
-    <w:basedOn w:val="a4"/>
+    <w:basedOn w:val="TableNormal"/>
     <w:uiPriority w:val="99"/>
     <w:semiHidden/>
     <w:unhideWhenUsed/>
@@ -31811,9 +32584,9 @@
       </w:tcPr>
     </w:tblStylePr>
   </w:style>
-  <w:style w:type="table" w:styleId="2f5">
+  <w:style w:type="table" w:styleId="TableColumns2">
     <w:name w:val="Table Columns 2"/>
-    <w:basedOn w:val="a4"/>
+    <w:basedOn w:val="TableNormal"/>
     <w:uiPriority w:val="99"/>
     <w:semiHidden/>
     <w:unhideWhenUsed/>
@@ -31923,9 +32696,9 @@
       </w:tcPr>
     </w:tblStylePr>
   </w:style>
-  <w:style w:type="table" w:styleId="3f0">
+  <w:style w:type="table" w:styleId="TableColumns3">
     <w:name w:val="Table Columns 3"/>
-    <w:basedOn w:val="a4"/>
+    <w:basedOn w:val="TableNormal"/>
     <w:uiPriority w:val="99"/>
     <w:semiHidden/>
     <w:unhideWhenUsed/>
@@ -32029,9 +32802,9 @@
       </w:tcPr>
     </w:tblStylePr>
   </w:style>
-  <w:style w:type="table" w:styleId="47">
+  <w:style w:type="table" w:styleId="TableColumns4">
     <w:name w:val="Table Columns 4"/>
-    <w:basedOn w:val="a4"/>
+    <w:basedOn w:val="TableNormal"/>
     <w:uiPriority w:val="99"/>
     <w:semiHidden/>
     <w:unhideWhenUsed/>
@@ -32097,9 +32870,9 @@
       </w:tcPr>
     </w:tblStylePr>
   </w:style>
-  <w:style w:type="table" w:styleId="56">
+  <w:style w:type="table" w:styleId="TableColumns5">
     <w:name w:val="Table Columns 5"/>
-    <w:basedOn w:val="a4"/>
+    <w:basedOn w:val="TableNormal"/>
     <w:uiPriority w:val="99"/>
     <w:semiHidden/>
     <w:unhideWhenUsed/>
@@ -32185,9 +32958,9 @@
       </w:rPr>
     </w:tblStylePr>
   </w:style>
-  <w:style w:type="table" w:styleId="afffd">
+  <w:style w:type="table" w:styleId="TableTheme">
     <w:name w:val="Table Theme"/>
-    <w:basedOn w:val="a4"/>
+    <w:basedOn w:val="TableNormal"/>
     <w:uiPriority w:val="99"/>
     <w:semiHidden/>
     <w:unhideWhenUsed/>
@@ -32203,9 +32976,9 @@
       </w:tblBorders>
     </w:tblPr>
   </w:style>
-  <w:style w:type="table" w:styleId="afffe">
+  <w:style w:type="table" w:styleId="TableGridLight">
     <w:name w:val="Grid Table Light"/>
-    <w:basedOn w:val="a4"/>
+    <w:basedOn w:val="TableNormal"/>
     <w:uiPriority w:val="99"/>
     <w:rsid w:val="00796D4B"/>
     <w:pPr>
@@ -32222,29 +32995,29 @@
       </w:tblBorders>
     </w:tblPr>
   </w:style>
-  <w:style w:type="character" w:styleId="affff">
+  <w:style w:type="character" w:styleId="PageNumber">
     <w:name w:val="page number"/>
-    <w:basedOn w:val="a3"/>
+    <w:basedOn w:val="DefaultParagraphFont"/>
     <w:uiPriority w:val="99"/>
     <w:semiHidden/>
     <w:unhideWhenUsed/>
     <w:rsid w:val="00796D4B"/>
     <w:rPr>
-      <w:rFonts w:ascii="Times New Roman" w:eastAsia="標楷體" w:hAnsi="Times New Roman" w:cs="Times New Roman"/>
+      <w:rFonts w:ascii="Times New Roman" w:eastAsia="DFKai-SB" w:hAnsi="Times New Roman" w:cs="Times New Roman"/>
     </w:rPr>
   </w:style>
-  <w:style w:type="paragraph" w:styleId="affff0">
+  <w:style w:type="paragraph" w:styleId="Bibliography">
     <w:name w:val="Bibliography"/>
-    <w:basedOn w:val="a2"/>
-    <w:next w:val="a2"/>
+    <w:basedOn w:val="Normal"/>
+    <w:next w:val="Normal"/>
     <w:uiPriority w:val="37"/>
     <w:semiHidden/>
     <w:unhideWhenUsed/>
     <w:rsid w:val="00796D4B"/>
   </w:style>
-  <w:style w:type="table" w:styleId="1c">
+  <w:style w:type="table" w:styleId="GridTable1Light">
     <w:name w:val="Grid Table 1 Light"/>
-    <w:basedOn w:val="a4"/>
+    <w:basedOn w:val="TableNormal"/>
     <w:uiPriority w:val="99"/>
     <w:rsid w:val="00796D4B"/>
     <w:pPr>
@@ -32299,9 +33072,9 @@
       </w:rPr>
     </w:tblStylePr>
   </w:style>
-  <w:style w:type="table" w:styleId="1-12">
+  <w:style w:type="table" w:styleId="GridTable1Light-Accent1">
     <w:name w:val="Grid Table 1 Light Accent 1"/>
-    <w:basedOn w:val="a4"/>
+    <w:basedOn w:val="TableNormal"/>
     <w:uiPriority w:val="46"/>
     <w:rsid w:val="00796D4B"/>
     <w:pPr>
@@ -32356,9 +33129,9 @@
       </w:rPr>
     </w:tblStylePr>
   </w:style>
-  <w:style w:type="table" w:styleId="1-22">
+  <w:style w:type="table" w:styleId="GridTable1Light-Accent2">
     <w:name w:val="Grid Table 1 Light Accent 2"/>
-    <w:basedOn w:val="a4"/>
+    <w:basedOn w:val="TableNormal"/>
     <w:uiPriority w:val="46"/>
     <w:rsid w:val="00796D4B"/>
     <w:pPr>
@@ -32413,9 +33186,9 @@
       </w:rPr>
     </w:tblStylePr>
   </w:style>
-  <w:style w:type="table" w:styleId="1-32">
+  <w:style w:type="table" w:styleId="GridTable1Light-Accent3">
     <w:name w:val="Grid Table 1 Light Accent 3"/>
-    <w:basedOn w:val="a4"/>
+    <w:basedOn w:val="TableNormal"/>
     <w:uiPriority w:val="46"/>
     <w:rsid w:val="00796D4B"/>
     <w:pPr>
@@ -32470,9 +33243,9 @@
       </w:rPr>
     </w:tblStylePr>
   </w:style>
-  <w:style w:type="table" w:styleId="1-42">
+  <w:style w:type="table" w:styleId="GridTable1Light-Accent4">
     <w:name w:val="Grid Table 1 Light Accent 4"/>
-    <w:basedOn w:val="a4"/>
+    <w:basedOn w:val="TableNormal"/>
     <w:uiPriority w:val="46"/>
     <w:rsid w:val="00796D4B"/>
     <w:pPr>
@@ -32527,9 +33300,9 @@
       </w:rPr>
     </w:tblStylePr>
   </w:style>
-  <w:style w:type="table" w:styleId="1-52">
+  <w:style w:type="table" w:styleId="GridTable1Light-Accent5">
     <w:name w:val="Grid Table 1 Light Accent 5"/>
-    <w:basedOn w:val="a4"/>
+    <w:basedOn w:val="TableNormal"/>
     <w:uiPriority w:val="46"/>
     <w:rsid w:val="00796D4B"/>
     <w:pPr>
@@ -32584,9 +33357,9 @@
       </w:rPr>
     </w:tblStylePr>
   </w:style>
-  <w:style w:type="table" w:styleId="1-62">
+  <w:style w:type="table" w:styleId="GridTable1Light-Accent6">
     <w:name w:val="Grid Table 1 Light Accent 6"/>
-    <w:basedOn w:val="a4"/>
+    <w:basedOn w:val="TableNormal"/>
     <w:uiPriority w:val="46"/>
     <w:rsid w:val="00796D4B"/>
     <w:pPr>
@@ -32641,9 +33414,9 @@
       </w:rPr>
     </w:tblStylePr>
   </w:style>
-  <w:style w:type="table" w:styleId="2f6">
+  <w:style w:type="table" w:styleId="GridTable2">
     <w:name w:val="Grid Table 2"/>
-    <w:basedOn w:val="a4"/>
+    <w:basedOn w:val="TableNormal"/>
     <w:uiPriority w:val="99"/>
     <w:rsid w:val="00796D4B"/>
     <w:pPr>
@@ -32716,9 +33489,9 @@
       </w:tcPr>
     </w:tblStylePr>
   </w:style>
-  <w:style w:type="table" w:styleId="2-12">
+  <w:style w:type="table" w:styleId="GridTable2-Accent1">
     <w:name w:val="Grid Table 2 Accent 1"/>
-    <w:basedOn w:val="a4"/>
+    <w:basedOn w:val="TableNormal"/>
     <w:uiPriority w:val="47"/>
     <w:rsid w:val="00796D4B"/>
     <w:pPr>
@@ -32791,9 +33564,9 @@
       </w:tcPr>
     </w:tblStylePr>
   </w:style>
-  <w:style w:type="table" w:styleId="2-22">
+  <w:style w:type="table" w:styleId="GridTable2-Accent2">
     <w:name w:val="Grid Table 2 Accent 2"/>
-    <w:basedOn w:val="a4"/>
+    <w:basedOn w:val="TableNormal"/>
     <w:uiPriority w:val="47"/>
     <w:rsid w:val="00796D4B"/>
     <w:pPr>
@@ -32866,9 +33639,9 @@
       </w:tcPr>
     </w:tblStylePr>
   </w:style>
-  <w:style w:type="table" w:styleId="2-32">
+  <w:style w:type="table" w:styleId="GridTable2-Accent3">
     <w:name w:val="Grid Table 2 Accent 3"/>
-    <w:basedOn w:val="a4"/>
+    <w:basedOn w:val="TableNormal"/>
     <w:uiPriority w:val="47"/>
     <w:rsid w:val="00796D4B"/>
     <w:pPr>
@@ -32941,9 +33714,9 @@
       </w:tcPr>
     </w:tblStylePr>
   </w:style>
-  <w:style w:type="table" w:styleId="2-42">
+  <w:style w:type="table" w:styleId="GridTable2-Accent4">
     <w:name w:val="Grid Table 2 Accent 4"/>
-    <w:basedOn w:val="a4"/>
+    <w:basedOn w:val="TableNormal"/>
     <w:uiPriority w:val="47"/>
     <w:rsid w:val="00796D4B"/>
     <w:pPr>
@@ -33016,9 +33789,9 @@
       </w:tcPr>
     </w:tblStylePr>
   </w:style>
-  <w:style w:type="table" w:styleId="2-52">
+  <w:style w:type="table" w:styleId="GridTable2-Accent5">
     <w:name w:val="Grid Table 2 Accent 5"/>
-    <w:basedOn w:val="a4"/>
+    <w:basedOn w:val="TableNormal"/>
     <w:uiPriority w:val="47"/>
     <w:rsid w:val="00796D4B"/>
     <w:pPr>
@@ -33091,9 +33864,9 @@
       </w:tcPr>
     </w:tblStylePr>
   </w:style>
-  <w:style w:type="table" w:styleId="2-62">
+  <w:style w:type="table" w:styleId="GridTable2-Accent6">
     <w:name w:val="Grid Table 2 Accent 6"/>
-    <w:basedOn w:val="a4"/>
+    <w:basedOn w:val="TableNormal"/>
     <w:uiPriority w:val="47"/>
     <w:rsid w:val="00796D4B"/>
     <w:pPr>
@@ -33166,9 +33939,9 @@
       </w:tcPr>
     </w:tblStylePr>
   </w:style>
-  <w:style w:type="table" w:styleId="3f1">
+  <w:style w:type="table" w:styleId="GridTable3">
     <w:name w:val="Grid Table 3"/>
-    <w:basedOn w:val="a4"/>
+    <w:basedOn w:val="TableNormal"/>
     <w:uiPriority w:val="99"/>
     <w:rsid w:val="00796D4B"/>
     <w:pPr>
@@ -33302,9 +34075,9 @@
       </w:tcPr>
     </w:tblStylePr>
   </w:style>
-  <w:style w:type="table" w:styleId="3-10">
+  <w:style w:type="table" w:styleId="GridTable3-Accent1">
     <w:name w:val="Grid Table 3 Accent 1"/>
-    <w:basedOn w:val="a4"/>
+    <w:basedOn w:val="TableNormal"/>
     <w:uiPriority w:val="48"/>
     <w:rsid w:val="00796D4B"/>
     <w:pPr>
@@ -33438,9 +34211,9 @@
       </w:tcPr>
     </w:tblStylePr>
   </w:style>
-  <w:style w:type="table" w:styleId="3-20">
+  <w:style w:type="table" w:styleId="GridTable3-Accent2">
     <w:name w:val="Grid Table 3 Accent 2"/>
-    <w:basedOn w:val="a4"/>
+    <w:basedOn w:val="TableNormal"/>
     <w:uiPriority w:val="48"/>
     <w:rsid w:val="00796D4B"/>
     <w:pPr>
@@ -33574,9 +34347,9 @@
       </w:tcPr>
     </w:tblStylePr>
   </w:style>
-  <w:style w:type="table" w:styleId="3-30">
+  <w:style w:type="table" w:styleId="GridTable3-Accent3">
     <w:name w:val="Grid Table 3 Accent 3"/>
-    <w:basedOn w:val="a4"/>
+    <w:basedOn w:val="TableNormal"/>
     <w:uiPriority w:val="48"/>
     <w:rsid w:val="00796D4B"/>
     <w:pPr>
@@ -33710,9 +34483,9 @@
       </w:tcPr>
     </w:tblStylePr>
   </w:style>
-  <w:style w:type="table" w:styleId="3-40">
+  <w:style w:type="table" w:styleId="GridTable3-Accent4">
     <w:name w:val="Grid Table 3 Accent 4"/>
-    <w:basedOn w:val="a4"/>
+    <w:basedOn w:val="TableNormal"/>
     <w:uiPriority w:val="48"/>
     <w:rsid w:val="00796D4B"/>
     <w:pPr>
@@ -33846,9 +34619,9 @@
       </w:tcPr>
     </w:tblStylePr>
   </w:style>
-  <w:style w:type="table" w:styleId="3-50">
+  <w:style w:type="table" w:styleId="GridTable3-Accent5">
     <w:name w:val="Grid Table 3 Accent 5"/>
-    <w:basedOn w:val="a4"/>
+    <w:basedOn w:val="TableNormal"/>
     <w:uiPriority w:val="48"/>
     <w:rsid w:val="00796D4B"/>
     <w:pPr>
@@ -33982,9 +34755,9 @@
       </w:tcPr>
     </w:tblStylePr>
   </w:style>
-  <w:style w:type="table" w:styleId="3-60">
+  <w:style w:type="table" w:styleId="GridTable3-Accent6">
     <w:name w:val="Grid Table 3 Accent 6"/>
-    <w:basedOn w:val="a4"/>
+    <w:basedOn w:val="TableNormal"/>
     <w:uiPriority w:val="48"/>
     <w:rsid w:val="00796D4B"/>
     <w:pPr>
@@ -34118,9 +34891,9 @@
       </w:tcPr>
     </w:tblStylePr>
   </w:style>
-  <w:style w:type="table" w:styleId="48">
+  <w:style w:type="table" w:styleId="GridTable4">
     <w:name w:val="Grid Table 4"/>
-    <w:basedOn w:val="a4"/>
+    <w:basedOn w:val="TableNormal"/>
     <w:uiPriority w:val="49"/>
     <w:rsid w:val="00796D4B"/>
     <w:pPr>
@@ -34194,9 +34967,9 @@
       </w:tcPr>
     </w:tblStylePr>
   </w:style>
-  <w:style w:type="table" w:styleId="4-1">
+  <w:style w:type="table" w:styleId="GridTable4-Accent1">
     <w:name w:val="Grid Table 4 Accent 1"/>
-    <w:basedOn w:val="a4"/>
+    <w:basedOn w:val="TableNormal"/>
     <w:uiPriority w:val="49"/>
     <w:rsid w:val="00796D4B"/>
     <w:pPr>
@@ -34270,9 +35043,9 @@
       </w:tcPr>
     </w:tblStylePr>
   </w:style>
-  <w:style w:type="table" w:styleId="4-2">
+  <w:style w:type="table" w:styleId="GridTable4-Accent2">
     <w:name w:val="Grid Table 4 Accent 2"/>
-    <w:basedOn w:val="a4"/>
+    <w:basedOn w:val="TableNormal"/>
     <w:uiPriority w:val="49"/>
     <w:rsid w:val="00796D4B"/>
     <w:pPr>
@@ -34346,9 +35119,9 @@
       </w:tcPr>
     </w:tblStylePr>
   </w:style>
-  <w:style w:type="table" w:styleId="4-3">
+  <w:style w:type="table" w:styleId="GridTable4-Accent3">
     <w:name w:val="Grid Table 4 Accent 3"/>
-    <w:basedOn w:val="a4"/>
+    <w:basedOn w:val="TableNormal"/>
     <w:uiPriority w:val="49"/>
     <w:rsid w:val="00796D4B"/>
     <w:pPr>
@@ -34422,9 +35195,9 @@
       </w:tcPr>
     </w:tblStylePr>
   </w:style>
-  <w:style w:type="table" w:styleId="4-4">
+  <w:style w:type="table" w:styleId="GridTable4-Accent4">
     <w:name w:val="Grid Table 4 Accent 4"/>
-    <w:basedOn w:val="a4"/>
+    <w:basedOn w:val="TableNormal"/>
     <w:uiPriority w:val="49"/>
     <w:rsid w:val="00796D4B"/>
     <w:pPr>
@@ -34498,9 +35271,9 @@
       </w:tcPr>
     </w:tblStylePr>
   </w:style>
-  <w:style w:type="table" w:styleId="4-5">
+  <w:style w:type="table" w:styleId="GridTable4-Accent5">
     <w:name w:val="Grid Table 4 Accent 5"/>
-    <w:basedOn w:val="a4"/>
+    <w:basedOn w:val="TableNormal"/>
     <w:uiPriority w:val="49"/>
     <w:rsid w:val="00796D4B"/>
     <w:pPr>
@@ -34574,9 +35347,9 @@
       </w:tcPr>
     </w:tblStylePr>
   </w:style>
-  <w:style w:type="table" w:styleId="4-6">
+  <w:style w:type="table" w:styleId="GridTable4-Accent6">
     <w:name w:val="Grid Table 4 Accent 6"/>
-    <w:basedOn w:val="a4"/>
+    <w:basedOn w:val="TableNormal"/>
     <w:uiPriority w:val="49"/>
     <w:rsid w:val="00796D4B"/>
     <w:pPr>
@@ -34650,9 +35423,9 @@
       </w:tcPr>
     </w:tblStylePr>
   </w:style>
-  <w:style w:type="table" w:styleId="57">
+  <w:style w:type="table" w:styleId="GridTable5Dark">
     <w:name w:val="Grid Table 5 Dark"/>
-    <w:basedOn w:val="a4"/>
+    <w:basedOn w:val="TableNormal"/>
     <w:uiPriority w:val="50"/>
     <w:rsid w:val="00796D4B"/>
     <w:pPr>
@@ -34756,9 +35529,9 @@
       </w:tcPr>
     </w:tblStylePr>
   </w:style>
-  <w:style w:type="table" w:styleId="5-1">
+  <w:style w:type="table" w:styleId="GridTable5Dark-Accent1">
     <w:name w:val="Grid Table 5 Dark Accent 1"/>
-    <w:basedOn w:val="a4"/>
+    <w:basedOn w:val="TableNormal"/>
     <w:uiPriority w:val="50"/>
     <w:rsid w:val="00796D4B"/>
     <w:pPr>
@@ -34862,9 +35635,9 @@
       </w:tcPr>
     </w:tblStylePr>
   </w:style>
-  <w:style w:type="table" w:styleId="5-2">
+  <w:style w:type="table" w:styleId="GridTable5Dark-Accent2">
     <w:name w:val="Grid Table 5 Dark Accent 2"/>
-    <w:basedOn w:val="a4"/>
+    <w:basedOn w:val="TableNormal"/>
     <w:uiPriority w:val="50"/>
     <w:rsid w:val="00796D4B"/>
     <w:pPr>
@@ -34968,9 +35741,9 @@
       </w:tcPr>
     </w:tblStylePr>
   </w:style>
-  <w:style w:type="table" w:styleId="5-3">
+  <w:style w:type="table" w:styleId="GridTable5Dark-Accent3">
     <w:name w:val="Grid Table 5 Dark Accent 3"/>
-    <w:basedOn w:val="a4"/>
+    <w:basedOn w:val="TableNormal"/>
     <w:uiPriority w:val="50"/>
     <w:rsid w:val="00796D4B"/>
     <w:pPr>
@@ -35074,9 +35847,9 @@
       </w:tcPr>
     </w:tblStylePr>
   </w:style>
-  <w:style w:type="table" w:styleId="5-4">
+  <w:style w:type="table" w:styleId="GridTable5Dark-Accent4">
     <w:name w:val="Grid Table 5 Dark Accent 4"/>
-    <w:basedOn w:val="a4"/>
+    <w:basedOn w:val="TableNormal"/>
     <w:uiPriority w:val="50"/>
     <w:rsid w:val="00796D4B"/>
     <w:pPr>
@@ -35180,9 +35953,9 @@
       </w:tcPr>
     </w:tblStylePr>
   </w:style>
-  <w:style w:type="table" w:styleId="5-5">
+  <w:style w:type="table" w:styleId="GridTable5Dark-Accent5">
     <w:name w:val="Grid Table 5 Dark Accent 5"/>
-    <w:basedOn w:val="a4"/>
+    <w:basedOn w:val="TableNormal"/>
     <w:uiPriority w:val="50"/>
     <w:rsid w:val="00796D4B"/>
     <w:pPr>
@@ -35286,9 +36059,9 @@
       </w:tcPr>
     </w:tblStylePr>
   </w:style>
-  <w:style w:type="table" w:styleId="5-6">
+  <w:style w:type="table" w:styleId="GridTable5Dark-Accent6">
     <w:name w:val="Grid Table 5 Dark Accent 6"/>
-    <w:basedOn w:val="a4"/>
+    <w:basedOn w:val="TableNormal"/>
     <w:uiPriority w:val="50"/>
     <w:rsid w:val="00796D4B"/>
     <w:pPr>
@@ -35392,9 +36165,9 @@
       </w:tcPr>
     </w:tblStylePr>
   </w:style>
-  <w:style w:type="table" w:styleId="64">
+  <w:style w:type="table" w:styleId="GridTable6Colorful">
     <w:name w:val="Grid Table 6 Colorful"/>
-    <w:basedOn w:val="a4"/>
+    <w:basedOn w:val="TableNormal"/>
     <w:uiPriority w:val="51"/>
     <w:rsid w:val="00796D4B"/>
     <w:pPr>
@@ -35464,9 +36237,9 @@
       </w:tcPr>
     </w:tblStylePr>
   </w:style>
-  <w:style w:type="table" w:styleId="6-1">
+  <w:style w:type="table" w:styleId="GridTable6Colorful-Accent1">
     <w:name w:val="Grid Table 6 Colorful Accent 1"/>
-    <w:basedOn w:val="a4"/>
+    <w:basedOn w:val="TableNormal"/>
     <w:uiPriority w:val="51"/>
     <w:rsid w:val="00796D4B"/>
     <w:pPr>
@@ -35536,9 +36309,9 @@
       </w:tcPr>
     </w:tblStylePr>
   </w:style>
-  <w:style w:type="table" w:styleId="6-2">
+  <w:style w:type="table" w:styleId="GridTable6Colorful-Accent2">
     <w:name w:val="Grid Table 6 Colorful Accent 2"/>
-    <w:basedOn w:val="a4"/>
+    <w:basedOn w:val="TableNormal"/>
     <w:uiPriority w:val="51"/>
     <w:rsid w:val="00796D4B"/>
     <w:pPr>
@@ -35608,9 +36381,9 @@
       </w:tcPr>
     </w:tblStylePr>
   </w:style>
-  <w:style w:type="table" w:styleId="6-3">
+  <w:style w:type="table" w:styleId="GridTable6Colorful-Accent3">
     <w:name w:val="Grid Table 6 Colorful Accent 3"/>
-    <w:basedOn w:val="a4"/>
+    <w:basedOn w:val="TableNormal"/>
     <w:uiPriority w:val="51"/>
     <w:rsid w:val="00796D4B"/>
     <w:pPr>
@@ -35680,9 +36453,9 @@
       </w:tcPr>
     </w:tblStylePr>
   </w:style>
-  <w:style w:type="table" w:styleId="6-4">
+  <w:style w:type="table" w:styleId="GridTable6Colorful-Accent4">
     <w:name w:val="Grid Table 6 Colorful Accent 4"/>
-    <w:basedOn w:val="a4"/>
+    <w:basedOn w:val="TableNormal"/>
     <w:uiPriority w:val="51"/>
     <w:rsid w:val="00796D4B"/>
     <w:pPr>
@@ -35752,9 +36525,9 @@
       </w:tcPr>
     </w:tblStylePr>
   </w:style>
-  <w:style w:type="table" w:styleId="6-5">
+  <w:style w:type="table" w:styleId="GridTable6Colorful-Accent5">
     <w:name w:val="Grid Table 6 Colorful Accent 5"/>
-    <w:basedOn w:val="a4"/>
+    <w:basedOn w:val="TableNormal"/>
     <w:uiPriority w:val="51"/>
     <w:rsid w:val="00796D4B"/>
     <w:pPr>
@@ -35824,9 +36597,9 @@
       </w:tcPr>
     </w:tblStylePr>
   </w:style>
-  <w:style w:type="table" w:styleId="6-6">
+  <w:style w:type="table" w:styleId="GridTable6Colorful-Accent6">
     <w:name w:val="Grid Table 6 Colorful Accent 6"/>
-    <w:basedOn w:val="a4"/>
+    <w:basedOn w:val="TableNormal"/>
     <w:uiPriority w:val="51"/>
     <w:rsid w:val="00796D4B"/>
     <w:pPr>
@@ -35896,9 +36669,9 @@
       </w:tcPr>
     </w:tblStylePr>
   </w:style>
-  <w:style w:type="table" w:styleId="74">
+  <w:style w:type="table" w:styleId="GridTable7Colorful">
     <w:name w:val="Grid Table 7 Colorful"/>
-    <w:basedOn w:val="a4"/>
+    <w:basedOn w:val="TableNormal"/>
     <w:uiPriority w:val="52"/>
     <w:rsid w:val="00796D4B"/>
     <w:pPr>
@@ -36035,9 +36808,9 @@
       </w:tcPr>
     </w:tblStylePr>
   </w:style>
-  <w:style w:type="table" w:styleId="7-1">
+  <w:style w:type="table" w:styleId="GridTable7Colorful-Accent1">
     <w:name w:val="Grid Table 7 Colorful Accent 1"/>
-    <w:basedOn w:val="a4"/>
+    <w:basedOn w:val="TableNormal"/>
     <w:uiPriority w:val="52"/>
     <w:rsid w:val="00796D4B"/>
     <w:pPr>
@@ -36174,9 +36947,9 @@
       </w:tcPr>
     </w:tblStylePr>
   </w:style>
-  <w:style w:type="table" w:styleId="7-2">
+  <w:style w:type="table" w:styleId="GridTable7Colorful-Accent2">
     <w:name w:val="Grid Table 7 Colorful Accent 2"/>
-    <w:basedOn w:val="a4"/>
+    <w:basedOn w:val="TableNormal"/>
     <w:uiPriority w:val="52"/>
     <w:rsid w:val="00796D4B"/>
     <w:pPr>
@@ -36313,9 +37086,9 @@
       </w:tcPr>
     </w:tblStylePr>
   </w:style>
-  <w:style w:type="table" w:styleId="7-3">
+  <w:style w:type="table" w:styleId="GridTable7Colorful-Accent3">
     <w:name w:val="Grid Table 7 Colorful Accent 3"/>
-    <w:basedOn w:val="a4"/>
+    <w:basedOn w:val="TableNormal"/>
     <w:uiPriority w:val="52"/>
     <w:rsid w:val="00796D4B"/>
     <w:pPr>
@@ -36452,9 +37225,9 @@
       </w:tcPr>
     </w:tblStylePr>
   </w:style>
-  <w:style w:type="table" w:styleId="7-4">
+  <w:style w:type="table" w:styleId="GridTable7Colorful-Accent4">
     <w:name w:val="Grid Table 7 Colorful Accent 4"/>
-    <w:basedOn w:val="a4"/>
+    <w:basedOn w:val="TableNormal"/>
     <w:uiPriority w:val="52"/>
     <w:rsid w:val="00796D4B"/>
     <w:pPr>
@@ -36591,9 +37364,9 @@
       </w:tcPr>
     </w:tblStylePr>
   </w:style>
-  <w:style w:type="table" w:styleId="7-5">
+  <w:style w:type="table" w:styleId="GridTable7Colorful-Accent5">
     <w:name w:val="Grid Table 7 Colorful Accent 5"/>
-    <w:basedOn w:val="a4"/>
+    <w:basedOn w:val="TableNormal"/>
     <w:uiPriority w:val="52"/>
     <w:rsid w:val="00796D4B"/>
     <w:pPr>
@@ -36730,9 +37503,9 @@
       </w:tcPr>
     </w:tblStylePr>
   </w:style>
-  <w:style w:type="table" w:styleId="7-6">
+  <w:style w:type="table" w:styleId="GridTable7Colorful-Accent6">
     <w:name w:val="Grid Table 7 Colorful Accent 6"/>
-    <w:basedOn w:val="a4"/>
+    <w:basedOn w:val="TableNormal"/>
     <w:uiPriority w:val="52"/>
     <w:rsid w:val="00796D4B"/>
     <w:pPr>
@@ -36869,30 +37642,30 @@
       </w:tcPr>
     </w:tblStylePr>
   </w:style>
-  <w:style w:type="paragraph" w:styleId="affff1">
+  <w:style w:type="paragraph" w:styleId="PlainText">
     <w:name w:val="Plain Text"/>
-    <w:basedOn w:val="a2"/>
-    <w:link w:val="affff2"/>
+    <w:basedOn w:val="Normal"/>
+    <w:link w:val="PlainTextChar"/>
     <w:uiPriority w:val="99"/>
     <w:semiHidden/>
     <w:unhideWhenUsed/>
     <w:rsid w:val="00796D4B"/>
   </w:style>
-  <w:style w:type="character" w:customStyle="1" w:styleId="affff2">
-    <w:name w:val="純文字 字元"/>
-    <w:basedOn w:val="a3"/>
-    <w:link w:val="affff1"/>
+  <w:style w:type="character" w:customStyle="1" w:styleId="PlainTextChar">
+    <w:name w:val="Plain Text Char"/>
+    <w:basedOn w:val="DefaultParagraphFont"/>
+    <w:link w:val="PlainText"/>
     <w:uiPriority w:val="99"/>
     <w:semiHidden/>
     <w:rsid w:val="00796D4B"/>
     <w:rPr>
-      <w:rFonts w:ascii="Times New Roman" w:eastAsia="標楷體" w:hAnsi="Times New Roman" w:cs="Times New Roman"/>
+      <w:rFonts w:ascii="Times New Roman" w:eastAsia="DFKai-SB" w:hAnsi="Times New Roman" w:cs="Times New Roman"/>
       <w:sz w:val="24"/>
     </w:rPr>
   </w:style>
-  <w:style w:type="table" w:styleId="1d">
+  <w:style w:type="table" w:styleId="PlainTable1">
     <w:name w:val="Plain Table 1"/>
-    <w:basedOn w:val="a4"/>
+    <w:basedOn w:val="TableNormal"/>
     <w:uiPriority w:val="99"/>
     <w:rsid w:val="00796D4B"/>
     <w:pPr>
@@ -36953,9 +37726,9 @@
       </w:tcPr>
     </w:tblStylePr>
   </w:style>
-  <w:style w:type="table" w:styleId="2f7">
+  <w:style w:type="table" w:styleId="PlainTable2">
     <w:name w:val="Plain Table 2"/>
-    <w:basedOn w:val="a4"/>
+    <w:basedOn w:val="TableNormal"/>
     <w:uiPriority w:val="99"/>
     <w:rsid w:val="00796D4B"/>
     <w:pPr>
@@ -37033,9 +37806,9 @@
       </w:tcPr>
     </w:tblStylePr>
   </w:style>
-  <w:style w:type="table" w:styleId="3f2">
+  <w:style w:type="table" w:styleId="PlainTable3">
     <w:name w:val="Plain Table 3"/>
-    <w:basedOn w:val="a4"/>
+    <w:basedOn w:val="TableNormal"/>
     <w:uiPriority w:val="99"/>
     <w:rsid w:val="00796D4B"/>
     <w:pPr>
@@ -37126,9 +37899,9 @@
       </w:tcPr>
     </w:tblStylePr>
   </w:style>
-  <w:style w:type="table" w:styleId="49">
+  <w:style w:type="table" w:styleId="PlainTable4">
     <w:name w:val="Plain Table 4"/>
-    <w:basedOn w:val="a4"/>
+    <w:basedOn w:val="TableNormal"/>
     <w:uiPriority w:val="99"/>
     <w:rsid w:val="00796D4B"/>
     <w:pPr>
@@ -37175,9 +37948,9 @@
       </w:tcPr>
     </w:tblStylePr>
   </w:style>
-  <w:style w:type="table" w:styleId="58">
+  <w:style w:type="table" w:styleId="PlainTable5">
     <w:name w:val="Plain Table 5"/>
-    <w:basedOn w:val="a4"/>
+    <w:basedOn w:val="TableNormal"/>
     <w:uiPriority w:val="99"/>
     <w:rsid w:val="00796D4B"/>
     <w:pPr>
@@ -37295,20 +38068,20 @@
       </w:tcPr>
     </w:tblStylePr>
   </w:style>
-  <w:style w:type="paragraph" w:styleId="1e">
+  <w:style w:type="paragraph" w:styleId="Index1">
     <w:name w:val="index 1"/>
-    <w:basedOn w:val="a2"/>
-    <w:next w:val="a2"/>
+    <w:basedOn w:val="Normal"/>
+    <w:next w:val="Normal"/>
     <w:autoRedefine/>
     <w:uiPriority w:val="99"/>
     <w:semiHidden/>
     <w:unhideWhenUsed/>
     <w:rsid w:val="00796D4B"/>
   </w:style>
-  <w:style w:type="paragraph" w:styleId="2f8">
+  <w:style w:type="paragraph" w:styleId="Index2">
     <w:name w:val="index 2"/>
-    <w:basedOn w:val="a2"/>
-    <w:next w:val="a2"/>
+    <w:basedOn w:val="Normal"/>
+    <w:next w:val="Normal"/>
     <w:autoRedefine/>
     <w:uiPriority w:val="99"/>
     <w:semiHidden/>
@@ -37318,10 +38091,10 @@
       <w:ind w:leftChars="200" w:left="200"/>
     </w:pPr>
   </w:style>
-  <w:style w:type="paragraph" w:styleId="3f3">
+  <w:style w:type="paragraph" w:styleId="Index3">
     <w:name w:val="index 3"/>
-    <w:basedOn w:val="a2"/>
-    <w:next w:val="a2"/>
+    <w:basedOn w:val="Normal"/>
+    <w:next w:val="Normal"/>
     <w:autoRedefine/>
     <w:uiPriority w:val="99"/>
     <w:semiHidden/>
@@ -37331,10 +38104,10 @@
       <w:ind w:leftChars="400" w:left="400"/>
     </w:pPr>
   </w:style>
-  <w:style w:type="paragraph" w:styleId="4a">
+  <w:style w:type="paragraph" w:styleId="Index4">
     <w:name w:val="index 4"/>
-    <w:basedOn w:val="a2"/>
-    <w:next w:val="a2"/>
+    <w:basedOn w:val="Normal"/>
+    <w:next w:val="Normal"/>
     <w:autoRedefine/>
     <w:uiPriority w:val="99"/>
     <w:semiHidden/>
@@ -37344,10 +38117,10 @@
       <w:ind w:leftChars="600" w:left="600"/>
     </w:pPr>
   </w:style>
-  <w:style w:type="paragraph" w:styleId="59">
+  <w:style w:type="paragraph" w:styleId="Index5">
     <w:name w:val="index 5"/>
-    <w:basedOn w:val="a2"/>
-    <w:next w:val="a2"/>
+    <w:basedOn w:val="Normal"/>
+    <w:next w:val="Normal"/>
     <w:autoRedefine/>
     <w:uiPriority w:val="99"/>
     <w:semiHidden/>
@@ -37357,10 +38130,10 @@
       <w:ind w:leftChars="800" w:left="800"/>
     </w:pPr>
   </w:style>
-  <w:style w:type="paragraph" w:styleId="65">
+  <w:style w:type="paragraph" w:styleId="Index6">
     <w:name w:val="index 6"/>
-    <w:basedOn w:val="a2"/>
-    <w:next w:val="a2"/>
+    <w:basedOn w:val="Normal"/>
+    <w:next w:val="Normal"/>
     <w:autoRedefine/>
     <w:uiPriority w:val="99"/>
     <w:semiHidden/>
@@ -37370,10 +38143,10 @@
       <w:ind w:leftChars="1000" w:left="1000"/>
     </w:pPr>
   </w:style>
-  <w:style w:type="paragraph" w:styleId="75">
+  <w:style w:type="paragraph" w:styleId="Index7">
     <w:name w:val="index 7"/>
-    <w:basedOn w:val="a2"/>
-    <w:next w:val="a2"/>
+    <w:basedOn w:val="Normal"/>
+    <w:next w:val="Normal"/>
     <w:autoRedefine/>
     <w:uiPriority w:val="99"/>
     <w:semiHidden/>
@@ -37383,10 +38156,10 @@
       <w:ind w:leftChars="1200" w:left="1200"/>
     </w:pPr>
   </w:style>
-  <w:style w:type="paragraph" w:styleId="84">
+  <w:style w:type="paragraph" w:styleId="Index8">
     <w:name w:val="index 8"/>
-    <w:basedOn w:val="a2"/>
-    <w:next w:val="a2"/>
+    <w:basedOn w:val="Normal"/>
+    <w:next w:val="Normal"/>
     <w:autoRedefine/>
     <w:uiPriority w:val="99"/>
     <w:semiHidden/>
@@ -37396,10 +38169,10 @@
       <w:ind w:leftChars="1400" w:left="1400"/>
     </w:pPr>
   </w:style>
-  <w:style w:type="paragraph" w:styleId="92">
+  <w:style w:type="paragraph" w:styleId="Index9">
     <w:name w:val="index 9"/>
-    <w:basedOn w:val="a2"/>
-    <w:next w:val="a2"/>
+    <w:basedOn w:val="Normal"/>
+    <w:next w:val="Normal"/>
     <w:autoRedefine/>
     <w:uiPriority w:val="99"/>
     <w:semiHidden/>
@@ -37409,10 +38182,10 @@
       <w:ind w:leftChars="1600" w:left="1600"/>
     </w:pPr>
   </w:style>
-  <w:style w:type="paragraph" w:styleId="affff3">
+  <w:style w:type="paragraph" w:styleId="IndexHeading">
     <w:name w:val="index heading"/>
-    <w:basedOn w:val="a2"/>
-    <w:next w:val="1e"/>
+    <w:basedOn w:val="Normal"/>
+    <w:next w:val="Index1"/>
     <w:uiPriority w:val="99"/>
     <w:semiHidden/>
     <w:unhideWhenUsed/>
@@ -37422,10 +38195,10 @@
       <w:bCs/>
     </w:rPr>
   </w:style>
-  <w:style w:type="paragraph" w:styleId="affff4">
+  <w:style w:type="paragraph" w:styleId="MessageHeader">
     <w:name w:val="Message Header"/>
-    <w:basedOn w:val="a2"/>
-    <w:link w:val="affff5"/>
+    <w:basedOn w:val="Normal"/>
+    <w:link w:val="MessageHeaderChar"/>
     <w:uiPriority w:val="99"/>
     <w:semiHidden/>
     <w:unhideWhenUsed/>
@@ -37444,23 +38217,23 @@
       <w:szCs w:val="24"/>
     </w:rPr>
   </w:style>
-  <w:style w:type="character" w:customStyle="1" w:styleId="affff5">
-    <w:name w:val="訊息欄位名稱 字元"/>
-    <w:basedOn w:val="a3"/>
-    <w:link w:val="affff4"/>
+  <w:style w:type="character" w:customStyle="1" w:styleId="MessageHeaderChar">
+    <w:name w:val="Message Header Char"/>
+    <w:basedOn w:val="DefaultParagraphFont"/>
+    <w:link w:val="MessageHeader"/>
     <w:uiPriority w:val="99"/>
     <w:semiHidden/>
     <w:rsid w:val="00796D4B"/>
     <w:rPr>
-      <w:rFonts w:ascii="Times New Roman" w:eastAsia="標楷體" w:hAnsi="Times New Roman" w:cs="Times New Roman"/>
+      <w:rFonts w:ascii="Times New Roman" w:eastAsia="DFKai-SB" w:hAnsi="Times New Roman" w:cs="Times New Roman"/>
       <w:sz w:val="24"/>
       <w:szCs w:val="24"/>
       <w:shd w:val="pct20" w:color="auto" w:fill="auto"/>
     </w:rPr>
   </w:style>
-  <w:style w:type="paragraph" w:styleId="affff6">
+  <w:style w:type="paragraph" w:styleId="BlockText">
     <w:name w:val="Block Text"/>
-    <w:basedOn w:val="a2"/>
+    <w:basedOn w:val="Normal"/>
     <w:uiPriority w:val="99"/>
     <w:semiHidden/>
     <w:unhideWhenUsed/>
@@ -37470,31 +38243,31 @@
       <w:ind w:leftChars="600" w:left="1440" w:rightChars="600" w:right="1440"/>
     </w:pPr>
   </w:style>
-  <w:style w:type="paragraph" w:styleId="affff7">
+  <w:style w:type="paragraph" w:styleId="Salutation">
     <w:name w:val="Salutation"/>
-    <w:basedOn w:val="a2"/>
-    <w:next w:val="a2"/>
-    <w:link w:val="affff8"/>
+    <w:basedOn w:val="Normal"/>
+    <w:next w:val="Normal"/>
+    <w:link w:val="SalutationChar"/>
     <w:uiPriority w:val="99"/>
     <w:semiHidden/>
     <w:unhideWhenUsed/>
     <w:rsid w:val="00796D4B"/>
   </w:style>
-  <w:style w:type="character" w:customStyle="1" w:styleId="affff8">
-    <w:name w:val="問候 字元"/>
-    <w:basedOn w:val="a3"/>
-    <w:link w:val="affff7"/>
+  <w:style w:type="character" w:customStyle="1" w:styleId="SalutationChar">
+    <w:name w:val="Salutation Char"/>
+    <w:basedOn w:val="DefaultParagraphFont"/>
+    <w:link w:val="Salutation"/>
     <w:uiPriority w:val="99"/>
     <w:semiHidden/>
     <w:rsid w:val="00796D4B"/>
     <w:rPr>
-      <w:rFonts w:ascii="Times New Roman" w:eastAsia="標楷體" w:hAnsi="Times New Roman" w:cs="Times New Roman"/>
+      <w:rFonts w:ascii="Times New Roman" w:eastAsia="DFKai-SB" w:hAnsi="Times New Roman" w:cs="Times New Roman"/>
       <w:sz w:val="24"/>
     </w:rPr>
   </w:style>
-  <w:style w:type="paragraph" w:styleId="affff9">
+  <w:style w:type="paragraph" w:styleId="EnvelopeReturn">
     <w:name w:val="envelope return"/>
-    <w:basedOn w:val="a2"/>
+    <w:basedOn w:val="Normal"/>
     <w:uiPriority w:val="99"/>
     <w:semiHidden/>
     <w:unhideWhenUsed/>
@@ -37503,9 +38276,9 @@
       <w:snapToGrid w:val="0"/>
     </w:pPr>
   </w:style>
-  <w:style w:type="paragraph" w:styleId="4b">
+  <w:style w:type="paragraph" w:styleId="ListContinue4">
     <w:name w:val="List Continue 4"/>
-    <w:basedOn w:val="a2"/>
+    <w:basedOn w:val="Normal"/>
     <w:uiPriority w:val="99"/>
     <w:semiHidden/>
     <w:unhideWhenUsed/>
@@ -37516,9 +38289,9 @@
       <w:contextualSpacing/>
     </w:pPr>
   </w:style>
-  <w:style w:type="paragraph" w:styleId="5a">
+  <w:style w:type="paragraph" w:styleId="ListContinue5">
     <w:name w:val="List Continue 5"/>
-    <w:basedOn w:val="a2"/>
+    <w:basedOn w:val="Normal"/>
     <w:uiPriority w:val="99"/>
     <w:semiHidden/>
     <w:unhideWhenUsed/>
@@ -37529,9 +38302,9 @@
       <w:contextualSpacing/>
     </w:pPr>
   </w:style>
-  <w:style w:type="paragraph" w:styleId="4c">
+  <w:style w:type="paragraph" w:styleId="List4">
     <w:name w:val="List 4"/>
-    <w:basedOn w:val="a2"/>
+    <w:basedOn w:val="Normal"/>
     <w:uiPriority w:val="99"/>
     <w:semiHidden/>
     <w:unhideWhenUsed/>
@@ -37541,9 +38314,9 @@
       <w:contextualSpacing/>
     </w:pPr>
   </w:style>
-  <w:style w:type="paragraph" w:styleId="5b">
+  <w:style w:type="paragraph" w:styleId="List5">
     <w:name w:val="List 5"/>
-    <w:basedOn w:val="a2"/>
+    <w:basedOn w:val="Normal"/>
     <w:uiPriority w:val="99"/>
     <w:semiHidden/>
     <w:unhideWhenUsed/>
@@ -37553,9 +38326,9 @@
       <w:contextualSpacing/>
     </w:pPr>
   </w:style>
-  <w:style w:type="table" w:styleId="1f">
+  <w:style w:type="table" w:styleId="ListTable1Light">
     <w:name w:val="List Table 1 Light"/>
-    <w:basedOn w:val="a4"/>
+    <w:basedOn w:val="TableNormal"/>
     <w:uiPriority w:val="46"/>
     <w:rsid w:val="00796D4B"/>
     <w:pPr>
@@ -37614,9 +38387,9 @@
       </w:tcPr>
     </w:tblStylePr>
   </w:style>
-  <w:style w:type="table" w:styleId="1-13">
+  <w:style w:type="table" w:styleId="ListTable1Light-Accent1">
     <w:name w:val="List Table 1 Light Accent 1"/>
-    <w:basedOn w:val="a4"/>
+    <w:basedOn w:val="TableNormal"/>
     <w:uiPriority w:val="46"/>
     <w:rsid w:val="00796D4B"/>
     <w:pPr>
@@ -37675,9 +38448,9 @@
       </w:tcPr>
     </w:tblStylePr>
   </w:style>
-  <w:style w:type="table" w:styleId="1-23">
+  <w:style w:type="table" w:styleId="ListTable1Light-Accent2">
     <w:name w:val="List Table 1 Light Accent 2"/>
-    <w:basedOn w:val="a4"/>
+    <w:basedOn w:val="TableNormal"/>
     <w:uiPriority w:val="46"/>
     <w:rsid w:val="00796D4B"/>
     <w:pPr>
@@ -37736,9 +38509,9 @@
       </w:tcPr>
     </w:tblStylePr>
   </w:style>
-  <w:style w:type="table" w:styleId="1-33">
+  <w:style w:type="table" w:styleId="ListTable1Light-Accent3">
     <w:name w:val="List Table 1 Light Accent 3"/>
-    <w:basedOn w:val="a4"/>
+    <w:basedOn w:val="TableNormal"/>
     <w:uiPriority w:val="46"/>
     <w:rsid w:val="00796D4B"/>
     <w:pPr>
@@ -37797,9 +38570,9 @@
       </w:tcPr>
     </w:tblStylePr>
   </w:style>
-  <w:style w:type="table" w:styleId="1-43">
+  <w:style w:type="table" w:styleId="ListTable1Light-Accent4">
     <w:name w:val="List Table 1 Light Accent 4"/>
-    <w:basedOn w:val="a4"/>
+    <w:basedOn w:val="TableNormal"/>
     <w:uiPriority w:val="46"/>
     <w:rsid w:val="00796D4B"/>
     <w:pPr>
@@ -37858,9 +38631,9 @@
       </w:tcPr>
     </w:tblStylePr>
   </w:style>
-  <w:style w:type="table" w:styleId="1-53">
+  <w:style w:type="table" w:styleId="ListTable1Light-Accent5">
     <w:name w:val="List Table 1 Light Accent 5"/>
-    <w:basedOn w:val="a4"/>
+    <w:basedOn w:val="TableNormal"/>
     <w:uiPriority w:val="46"/>
     <w:rsid w:val="00796D4B"/>
     <w:pPr>
@@ -37919,9 +38692,9 @@
       </w:tcPr>
     </w:tblStylePr>
   </w:style>
-  <w:style w:type="table" w:styleId="1-63">
+  <w:style w:type="table" w:styleId="ListTable1Light-Accent6">
     <w:name w:val="List Table 1 Light Accent 6"/>
-    <w:basedOn w:val="a4"/>
+    <w:basedOn w:val="TableNormal"/>
     <w:uiPriority w:val="46"/>
     <w:rsid w:val="00796D4B"/>
     <w:pPr>
@@ -37980,9 +38753,9 @@
       </w:tcPr>
     </w:tblStylePr>
   </w:style>
-  <w:style w:type="table" w:styleId="2f9">
+  <w:style w:type="table" w:styleId="ListTable2">
     <w:name w:val="List Table 2"/>
-    <w:basedOn w:val="a4"/>
+    <w:basedOn w:val="TableNormal"/>
     <w:uiPriority w:val="47"/>
     <w:rsid w:val="00796D4B"/>
     <w:pPr>
@@ -38034,9 +38807,9 @@
       </w:tcPr>
     </w:tblStylePr>
   </w:style>
-  <w:style w:type="table" w:styleId="2-13">
+  <w:style w:type="table" w:styleId="ListTable2-Accent1">
     <w:name w:val="List Table 2 Accent 1"/>
-    <w:basedOn w:val="a4"/>
+    <w:basedOn w:val="TableNormal"/>
     <w:uiPriority w:val="47"/>
     <w:rsid w:val="00796D4B"/>
     <w:pPr>
@@ -38088,9 +38861,9 @@
       </w:tcPr>
     </w:tblStylePr>
   </w:style>
-  <w:style w:type="table" w:styleId="2-23">
+  <w:style w:type="table" w:styleId="ListTable2-Accent2">
     <w:name w:val="List Table 2 Accent 2"/>
-    <w:basedOn w:val="a4"/>
+    <w:basedOn w:val="TableNormal"/>
     <w:uiPriority w:val="47"/>
     <w:rsid w:val="00796D4B"/>
     <w:pPr>
@@ -38142,9 +38915,9 @@
       </w:tcPr>
     </w:tblStylePr>
   </w:style>
-  <w:style w:type="table" w:styleId="2-33">
+  <w:style w:type="table" w:styleId="ListTable2-Accent3">
     <w:name w:val="List Table 2 Accent 3"/>
-    <w:basedOn w:val="a4"/>
+    <w:basedOn w:val="TableNormal"/>
     <w:uiPriority w:val="47"/>
     <w:rsid w:val="00796D4B"/>
     <w:pPr>
@@ -38196,9 +38969,9 @@
       </w:tcPr>
     </w:tblStylePr>
   </w:style>
-  <w:style w:type="table" w:styleId="2-43">
+  <w:style w:type="table" w:styleId="ListTable2-Accent4">
     <w:name w:val="List Table 2 Accent 4"/>
-    <w:basedOn w:val="a4"/>
+    <w:basedOn w:val="TableNormal"/>
     <w:uiPriority w:val="47"/>
     <w:rsid w:val="00796D4B"/>
     <w:pPr>
@@ -38250,9 +39023,9 @@
       </w:tcPr>
     </w:tblStylePr>
   </w:style>
-  <w:style w:type="table" w:styleId="2-53">
+  <w:style w:type="table" w:styleId="ListTable2-Accent5">
     <w:name w:val="List Table 2 Accent 5"/>
-    <w:basedOn w:val="a4"/>
+    <w:basedOn w:val="TableNormal"/>
     <w:uiPriority w:val="47"/>
     <w:rsid w:val="00796D4B"/>
     <w:pPr>
@@ -38304,9 +39077,9 @@
       </w:tcPr>
     </w:tblStylePr>
   </w:style>
-  <w:style w:type="table" w:styleId="2-63">
+  <w:style w:type="table" w:styleId="ListTable2-Accent6">
     <w:name w:val="List Table 2 Accent 6"/>
-    <w:basedOn w:val="a4"/>
+    <w:basedOn w:val="TableNormal"/>
     <w:uiPriority w:val="47"/>
     <w:rsid w:val="00796D4B"/>
     <w:pPr>
@@ -38358,9 +39131,9 @@
       </w:tcPr>
     </w:tblStylePr>
   </w:style>
-  <w:style w:type="table" w:styleId="3f4">
+  <w:style w:type="table" w:styleId="ListTable3">
     <w:name w:val="List Table 3"/>
-    <w:basedOn w:val="a4"/>
+    <w:basedOn w:val="TableNormal"/>
     <w:uiPriority w:val="48"/>
     <w:rsid w:val="00796D4B"/>
     <w:pPr>
@@ -38482,9 +39255,9 @@
       </w:tcPr>
     </w:tblStylePr>
   </w:style>
-  <w:style w:type="table" w:styleId="3-11">
+  <w:style w:type="table" w:styleId="ListTable3-Accent1">
     <w:name w:val="List Table 3 Accent 1"/>
-    <w:basedOn w:val="a4"/>
+    <w:basedOn w:val="TableNormal"/>
     <w:uiPriority w:val="48"/>
     <w:rsid w:val="00796D4B"/>
     <w:pPr>
@@ -38606,9 +39379,9 @@
       </w:tcPr>
     </w:tblStylePr>
   </w:style>
-  <w:style w:type="table" w:styleId="3-21">
+  <w:style w:type="table" w:styleId="ListTable3-Accent2">
     <w:name w:val="List Table 3 Accent 2"/>
-    <w:basedOn w:val="a4"/>
+    <w:basedOn w:val="TableNormal"/>
     <w:uiPriority w:val="48"/>
     <w:rsid w:val="00796D4B"/>
     <w:pPr>
@@ -38730,9 +39503,9 @@
       </w:tcPr>
     </w:tblStylePr>
   </w:style>
-  <w:style w:type="table" w:styleId="3-31">
+  <w:style w:type="table" w:styleId="ListTable3-Accent3">
     <w:name w:val="List Table 3 Accent 3"/>
-    <w:basedOn w:val="a4"/>
+    <w:basedOn w:val="TableNormal"/>
     <w:uiPriority w:val="48"/>
     <w:rsid w:val="00796D4B"/>
     <w:pPr>
@@ -38854,9 +39627,9 @@
       </w:tcPr>
     </w:tblStylePr>
   </w:style>
-  <w:style w:type="table" w:styleId="3-41">
+  <w:style w:type="table" w:styleId="ListTable3-Accent4">
     <w:name w:val="List Table 3 Accent 4"/>
-    <w:basedOn w:val="a4"/>
+    <w:basedOn w:val="TableNormal"/>
     <w:uiPriority w:val="48"/>
     <w:rsid w:val="00796D4B"/>
     <w:pPr>
@@ -38978,9 +39751,9 @@
       </w:tcPr>
     </w:tblStylePr>
   </w:style>
-  <w:style w:type="table" w:styleId="3-51">
+  <w:style w:type="table" w:styleId="ListTable3-Accent5">
     <w:name w:val="List Table 3 Accent 5"/>
-    <w:basedOn w:val="a4"/>
+    <w:basedOn w:val="TableNormal"/>
     <w:uiPriority w:val="48"/>
     <w:rsid w:val="00796D4B"/>
     <w:pPr>
@@ -39102,9 +39875,9 @@
       </w:tcPr>
     </w:tblStylePr>
   </w:style>
-  <w:style w:type="table" w:styleId="3-61">
+  <w:style w:type="table" w:styleId="ListTable3-Accent6">
     <w:name w:val="List Table 3 Accent 6"/>
-    <w:basedOn w:val="a4"/>
+    <w:basedOn w:val="TableNormal"/>
     <w:uiPriority w:val="48"/>
     <w:rsid w:val="00796D4B"/>
     <w:pPr>
@@ -39226,9 +39999,9 @@
       </w:tcPr>
     </w:tblStylePr>
   </w:style>
-  <w:style w:type="table" w:styleId="4d">
+  <w:style w:type="table" w:styleId="ListTable4">
     <w:name w:val="List Table 4"/>
-    <w:basedOn w:val="a4"/>
+    <w:basedOn w:val="TableNormal"/>
     <w:uiPriority w:val="49"/>
     <w:rsid w:val="00796D4B"/>
     <w:pPr>
@@ -39300,9 +40073,9 @@
       </w:tcPr>
     </w:tblStylePr>
   </w:style>
-  <w:style w:type="table" w:styleId="4-10">
+  <w:style w:type="table" w:styleId="ListTable4-Accent1">
     <w:name w:val="List Table 4 Accent 1"/>
-    <w:basedOn w:val="a4"/>
+    <w:basedOn w:val="TableNormal"/>
     <w:uiPriority w:val="49"/>
     <w:rsid w:val="00796D4B"/>
     <w:pPr>
@@ -39374,9 +40147,9 @@
       </w:tcPr>
     </w:tblStylePr>
   </w:style>
-  <w:style w:type="table" w:styleId="4-20">
+  <w:style w:type="table" w:styleId="ListTable4-Accent2">
     <w:name w:val="List Table 4 Accent 2"/>
-    <w:basedOn w:val="a4"/>
+    <w:basedOn w:val="TableNormal"/>
     <w:uiPriority w:val="49"/>
     <w:rsid w:val="00796D4B"/>
     <w:pPr>
@@ -39448,9 +40221,9 @@
       </w:tcPr>
     </w:tblStylePr>
   </w:style>
-  <w:style w:type="table" w:styleId="4-30">
+  <w:style w:type="table" w:styleId="ListTable4-Accent3">
     <w:name w:val="List Table 4 Accent 3"/>
-    <w:basedOn w:val="a4"/>
+    <w:basedOn w:val="TableNormal"/>
     <w:uiPriority w:val="49"/>
     <w:rsid w:val="00796D4B"/>
     <w:pPr>
@@ -39522,9 +40295,9 @@
       </w:tcPr>
     </w:tblStylePr>
   </w:style>
-  <w:style w:type="table" w:styleId="4-40">
+  <w:style w:type="table" w:styleId="ListTable4-Accent4">
     <w:name w:val="List Table 4 Accent 4"/>
-    <w:basedOn w:val="a4"/>
+    <w:basedOn w:val="TableNormal"/>
     <w:uiPriority w:val="49"/>
     <w:rsid w:val="00796D4B"/>
     <w:pPr>
@@ -39596,9 +40369,9 @@
       </w:tcPr>
     </w:tblStylePr>
   </w:style>
-  <w:style w:type="table" w:styleId="4-50">
+  <w:style w:type="table" w:styleId="ListTable4-Accent5">
     <w:name w:val="List Table 4 Accent 5"/>
-    <w:basedOn w:val="a4"/>
+    <w:basedOn w:val="TableNormal"/>
     <w:uiPriority w:val="49"/>
     <w:rsid w:val="00796D4B"/>
     <w:pPr>
@@ -39670,9 +40443,9 @@
       </w:tcPr>
     </w:tblStylePr>
   </w:style>
-  <w:style w:type="table" w:styleId="4-60">
+  <w:style w:type="table" w:styleId="ListTable4-Accent6">
     <w:name w:val="List Table 4 Accent 6"/>
-    <w:basedOn w:val="a4"/>
+    <w:basedOn w:val="TableNormal"/>
     <w:uiPriority w:val="49"/>
     <w:rsid w:val="00796D4B"/>
     <w:pPr>
@@ -39744,9 +40517,9 @@
       </w:tcPr>
     </w:tblStylePr>
   </w:style>
-  <w:style w:type="table" w:styleId="5c">
+  <w:style w:type="table" w:styleId="ListTable5Dark">
     <w:name w:val="List Table 5 Dark"/>
-    <w:basedOn w:val="a4"/>
+    <w:basedOn w:val="TableNormal"/>
     <w:uiPriority w:val="50"/>
     <w:rsid w:val="00796D4B"/>
     <w:pPr>
@@ -39878,9 +40651,9 @@
       </w:tcPr>
     </w:tblStylePr>
   </w:style>
-  <w:style w:type="table" w:styleId="5-10">
+  <w:style w:type="table" w:styleId="ListTable5Dark-Accent1">
     <w:name w:val="List Table 5 Dark Accent 1"/>
-    <w:basedOn w:val="a4"/>
+    <w:basedOn w:val="TableNormal"/>
     <w:uiPriority w:val="50"/>
     <w:rsid w:val="00796D4B"/>
     <w:pPr>
@@ -40012,9 +40785,9 @@
       </w:tcPr>
     </w:tblStylePr>
   </w:style>
-  <w:style w:type="table" w:styleId="5-20">
+  <w:style w:type="table" w:styleId="ListTable5Dark-Accent2">
     <w:name w:val="List Table 5 Dark Accent 2"/>
-    <w:basedOn w:val="a4"/>
+    <w:basedOn w:val="TableNormal"/>
     <w:uiPriority w:val="50"/>
     <w:rsid w:val="00796D4B"/>
     <w:pPr>
@@ -40146,9 +40919,9 @@
       </w:tcPr>
     </w:tblStylePr>
   </w:style>
-  <w:style w:type="table" w:styleId="5-30">
+  <w:style w:type="table" w:styleId="ListTable5Dark-Accent3">
     <w:name w:val="List Table 5 Dark Accent 3"/>
-    <w:basedOn w:val="a4"/>
+    <w:basedOn w:val="TableNormal"/>
     <w:uiPriority w:val="50"/>
     <w:rsid w:val="00796D4B"/>
     <w:pPr>
@@ -40280,9 +41053,9 @@
       </w:tcPr>
     </w:tblStylePr>
   </w:style>
-  <w:style w:type="table" w:styleId="5-40">
+  <w:style w:type="table" w:styleId="ListTable5Dark-Accent4">
     <w:name w:val="List Table 5 Dark Accent 4"/>
-    <w:basedOn w:val="a4"/>
+    <w:basedOn w:val="TableNormal"/>
     <w:uiPriority w:val="50"/>
     <w:rsid w:val="00796D4B"/>
     <w:pPr>
@@ -40414,9 +41187,9 @@
       </w:tcPr>
     </w:tblStylePr>
   </w:style>
-  <w:style w:type="table" w:styleId="5-50">
+  <w:style w:type="table" w:styleId="ListTable5Dark-Accent5">
     <w:name w:val="List Table 5 Dark Accent 5"/>
-    <w:basedOn w:val="a4"/>
+    <w:basedOn w:val="TableNormal"/>
     <w:uiPriority w:val="50"/>
     <w:rsid w:val="00796D4B"/>
     <w:pPr>
@@ -40548,9 +41321,9 @@
       </w:tcPr>
     </w:tblStylePr>
   </w:style>
-  <w:style w:type="table" w:styleId="5-60">
+  <w:style w:type="table" w:styleId="ListTable5Dark-Accent6">
     <w:name w:val="List Table 5 Dark Accent 6"/>
-    <w:basedOn w:val="a4"/>
+    <w:basedOn w:val="TableNormal"/>
     <w:uiPriority w:val="50"/>
     <w:rsid w:val="00796D4B"/>
     <w:pPr>
@@ -40682,9 +41455,9 @@
       </w:tcPr>
     </w:tblStylePr>
   </w:style>
-  <w:style w:type="table" w:styleId="66">
+  <w:style w:type="table" w:styleId="ListTable6Colorful">
     <w:name w:val="List Table 6 Colorful"/>
-    <w:basedOn w:val="a4"/>
+    <w:basedOn w:val="TableNormal"/>
     <w:uiPriority w:val="51"/>
     <w:rsid w:val="00796D4B"/>
     <w:pPr>
@@ -40750,9 +41523,9 @@
       </w:tcPr>
     </w:tblStylePr>
   </w:style>
-  <w:style w:type="table" w:styleId="6-10">
+  <w:style w:type="table" w:styleId="ListTable6Colorful-Accent1">
     <w:name w:val="List Table 6 Colorful Accent 1"/>
-    <w:basedOn w:val="a4"/>
+    <w:basedOn w:val="TableNormal"/>
     <w:uiPriority w:val="51"/>
     <w:rsid w:val="00796D4B"/>
     <w:pPr>
@@ -40818,9 +41591,9 @@
       </w:tcPr>
     </w:tblStylePr>
   </w:style>
-  <w:style w:type="table" w:styleId="6-20">
+  <w:style w:type="table" w:styleId="ListTable6Colorful-Accent2">
     <w:name w:val="List Table 6 Colorful Accent 2"/>
-    <w:basedOn w:val="a4"/>
+    <w:basedOn w:val="TableNormal"/>
     <w:uiPriority w:val="51"/>
     <w:rsid w:val="00796D4B"/>
     <w:pPr>
@@ -40886,9 +41659,9 @@
       </w:tcPr>
     </w:tblStylePr>
   </w:style>
-  <w:style w:type="table" w:styleId="6-30">
+  <w:style w:type="table" w:styleId="ListTable6Colorful-Accent3">
     <w:name w:val="List Table 6 Colorful Accent 3"/>
-    <w:basedOn w:val="a4"/>
+    <w:basedOn w:val="TableNormal"/>
     <w:uiPriority w:val="51"/>
     <w:rsid w:val="00796D4B"/>
     <w:pPr>
@@ -40954,9 +41727,9 @@
       </w:tcPr>
     </w:tblStylePr>
   </w:style>
-  <w:style w:type="table" w:styleId="6-40">
+  <w:style w:type="table" w:styleId="ListTable6Colorful-Accent4">
     <w:name w:val="List Table 6 Colorful Accent 4"/>
-    <w:basedOn w:val="a4"/>
+    <w:basedOn w:val="TableNormal"/>
     <w:uiPriority w:val="51"/>
     <w:rsid w:val="00796D4B"/>
     <w:pPr>
@@ -41022,9 +41795,9 @@
       </w:tcPr>
     </w:tblStylePr>
   </w:style>
-  <w:style w:type="table" w:styleId="6-50">
+  <w:style w:type="table" w:styleId="ListTable6Colorful-Accent5">
     <w:name w:val="List Table 6 Colorful Accent 5"/>
-    <w:basedOn w:val="a4"/>
+    <w:basedOn w:val="TableNormal"/>
     <w:uiPriority w:val="51"/>
     <w:rsid w:val="00796D4B"/>
     <w:pPr>
@@ -41090,9 +41863,9 @@
       </w:tcPr>
     </w:tblStylePr>
   </w:style>
-  <w:style w:type="table" w:styleId="6-60">
+  <w:style w:type="table" w:styleId="ListTable6Colorful-Accent6">
     <w:name w:val="List Table 6 Colorful Accent 6"/>
-    <w:basedOn w:val="a4"/>
+    <w:basedOn w:val="TableNormal"/>
     <w:uiPriority w:val="51"/>
     <w:rsid w:val="00796D4B"/>
     <w:pPr>
@@ -41158,9 +41931,9 @@
       </w:tcPr>
     </w:tblStylePr>
   </w:style>
-  <w:style w:type="table" w:styleId="76">
+  <w:style w:type="table" w:styleId="ListTable7Colorful">
     <w:name w:val="List Table 7 Colorful"/>
-    <w:basedOn w:val="a4"/>
+    <w:basedOn w:val="TableNormal"/>
     <w:uiPriority w:val="52"/>
     <w:rsid w:val="00796D4B"/>
     <w:pPr>
@@ -41281,9 +42054,9 @@
       </w:tcPr>
     </w:tblStylePr>
   </w:style>
-  <w:style w:type="table" w:styleId="7-10">
+  <w:style w:type="table" w:styleId="ListTable7Colorful-Accent1">
     <w:name w:val="List Table 7 Colorful Accent 1"/>
-    <w:basedOn w:val="a4"/>
+    <w:basedOn w:val="TableNormal"/>
     <w:uiPriority w:val="52"/>
     <w:rsid w:val="00796D4B"/>
     <w:pPr>
@@ -41404,9 +42177,9 @@
       </w:tcPr>
     </w:tblStylePr>
   </w:style>
-  <w:style w:type="table" w:styleId="7-20">
+  <w:style w:type="table" w:styleId="ListTable7Colorful-Accent2">
     <w:name w:val="List Table 7 Colorful Accent 2"/>
-    <w:basedOn w:val="a4"/>
+    <w:basedOn w:val="TableNormal"/>
     <w:uiPriority w:val="52"/>
     <w:rsid w:val="00796D4B"/>
     <w:pPr>
@@ -41527,9 +42300,9 @@
       </w:tcPr>
     </w:tblStylePr>
   </w:style>
-  <w:style w:type="table" w:styleId="7-30">
+  <w:style w:type="table" w:styleId="ListTable7Colorful-Accent3">
     <w:name w:val="List Table 7 Colorful Accent 3"/>
-    <w:basedOn w:val="a4"/>
+    <w:basedOn w:val="TableNormal"/>
     <w:uiPriority w:val="52"/>
     <w:rsid w:val="00796D4B"/>
     <w:pPr>
@@ -41650,9 +42423,9 @@
       </w:tcPr>
     </w:tblStylePr>
   </w:style>
-  <w:style w:type="table" w:styleId="7-40">
+  <w:style w:type="table" w:styleId="ListTable7Colorful-Accent4">
     <w:name w:val="List Table 7 Colorful Accent 4"/>
-    <w:basedOn w:val="a4"/>
+    <w:basedOn w:val="TableNormal"/>
     <w:uiPriority w:val="52"/>
     <w:rsid w:val="00796D4B"/>
     <w:pPr>
@@ -41773,9 +42546,9 @@
       </w:tcPr>
     </w:tblStylePr>
   </w:style>
-  <w:style w:type="table" w:styleId="7-50">
+  <w:style w:type="table" w:styleId="ListTable7Colorful-Accent5">
     <w:name w:val="List Table 7 Colorful Accent 5"/>
-    <w:basedOn w:val="a4"/>
+    <w:basedOn w:val="TableNormal"/>
     <w:uiPriority w:val="52"/>
     <w:rsid w:val="00796D4B"/>
     <w:pPr>
@@ -41896,9 +42669,9 @@
       </w:tcPr>
     </w:tblStylePr>
   </w:style>
-  <w:style w:type="table" w:styleId="7-60">
+  <w:style w:type="table" w:styleId="ListTable7Colorful-Accent6">
     <w:name w:val="List Table 7 Colorful Accent 6"/>
-    <w:basedOn w:val="a4"/>
+    <w:basedOn w:val="TableNormal"/>
     <w:uiPriority w:val="52"/>
     <w:rsid w:val="00796D4B"/>
     <w:pPr>
@@ -42019,9 +42792,9 @@
       </w:tcPr>
     </w:tblStylePr>
   </w:style>
-  <w:style w:type="paragraph" w:styleId="4">
+  <w:style w:type="paragraph" w:styleId="ListNumber4">
     <w:name w:val="List Number 4"/>
-    <w:basedOn w:val="a2"/>
+    <w:basedOn w:val="Normal"/>
     <w:uiPriority w:val="99"/>
     <w:semiHidden/>
     <w:unhideWhenUsed/>
@@ -42033,9 +42806,9 @@
       <w:contextualSpacing/>
     </w:pPr>
   </w:style>
-  <w:style w:type="paragraph" w:styleId="5">
+  <w:style w:type="paragraph" w:styleId="ListNumber5">
     <w:name w:val="List Number 5"/>
-    <w:basedOn w:val="a2"/>
+    <w:basedOn w:val="Normal"/>
     <w:uiPriority w:val="99"/>
     <w:semiHidden/>
     <w:unhideWhenUsed/>
@@ -42047,10 +42820,10 @@
       <w:contextualSpacing/>
     </w:pPr>
   </w:style>
-  <w:style w:type="paragraph" w:styleId="affffa">
+  <w:style w:type="paragraph" w:styleId="EndnoteText">
     <w:name w:val="endnote text"/>
-    <w:basedOn w:val="a2"/>
-    <w:link w:val="affffb"/>
+    <w:basedOn w:val="Normal"/>
+    <w:link w:val="EndnoteTextChar"/>
     <w:uiPriority w:val="99"/>
     <w:semiHidden/>
     <w:unhideWhenUsed/>
@@ -42059,73 +42832,73 @@
       <w:snapToGrid w:val="0"/>
     </w:pPr>
   </w:style>
-  <w:style w:type="character" w:customStyle="1" w:styleId="affffb">
-    <w:name w:val="章節附註文字 字元"/>
-    <w:basedOn w:val="a3"/>
-    <w:link w:val="affffa"/>
+  <w:style w:type="character" w:customStyle="1" w:styleId="EndnoteTextChar">
+    <w:name w:val="Endnote Text Char"/>
+    <w:basedOn w:val="DefaultParagraphFont"/>
+    <w:link w:val="EndnoteText"/>
     <w:uiPriority w:val="99"/>
     <w:semiHidden/>
     <w:rsid w:val="00796D4B"/>
     <w:rPr>
-      <w:rFonts w:ascii="Times New Roman" w:eastAsia="標楷體" w:hAnsi="Times New Roman" w:cs="Times New Roman"/>
+      <w:rFonts w:ascii="Times New Roman" w:eastAsia="DFKai-SB" w:hAnsi="Times New Roman" w:cs="Times New Roman"/>
       <w:sz w:val="24"/>
     </w:rPr>
   </w:style>
-  <w:style w:type="character" w:styleId="affffc">
+  <w:style w:type="character" w:styleId="EndnoteReference">
     <w:name w:val="endnote reference"/>
-    <w:basedOn w:val="a3"/>
+    <w:basedOn w:val="DefaultParagraphFont"/>
     <w:uiPriority w:val="99"/>
     <w:semiHidden/>
     <w:unhideWhenUsed/>
     <w:rsid w:val="00796D4B"/>
     <w:rPr>
-      <w:rFonts w:ascii="Times New Roman" w:eastAsia="標楷體" w:hAnsi="Times New Roman" w:cs="Times New Roman"/>
+      <w:rFonts w:ascii="Times New Roman" w:eastAsia="DFKai-SB" w:hAnsi="Times New Roman" w:cs="Times New Roman"/>
       <w:vertAlign w:val="superscript"/>
     </w:rPr>
   </w:style>
-  <w:style w:type="character" w:styleId="affffd">
+  <w:style w:type="character" w:styleId="Mention">
     <w:name w:val="Mention"/>
-    <w:basedOn w:val="a3"/>
+    <w:basedOn w:val="DefaultParagraphFont"/>
     <w:uiPriority w:val="99"/>
     <w:semiHidden/>
     <w:unhideWhenUsed/>
     <w:rsid w:val="00796D4B"/>
     <w:rPr>
-      <w:rFonts w:ascii="Times New Roman" w:eastAsia="標楷體" w:hAnsi="Times New Roman" w:cs="Times New Roman"/>
+      <w:rFonts w:ascii="Times New Roman" w:eastAsia="DFKai-SB" w:hAnsi="Times New Roman" w:cs="Times New Roman"/>
       <w:color w:val="2B579A"/>
       <w:shd w:val="clear" w:color="auto" w:fill="E1DFDD"/>
     </w:rPr>
   </w:style>
-  <w:style w:type="character" w:styleId="affffe">
+  <w:style w:type="character" w:styleId="SmartLink">
     <w:name w:val="Smart Link"/>
-    <w:basedOn w:val="a3"/>
+    <w:basedOn w:val="DefaultParagraphFont"/>
     <w:uiPriority w:val="99"/>
     <w:semiHidden/>
     <w:unhideWhenUsed/>
     <w:rsid w:val="00796D4B"/>
     <w:rPr>
-      <w:rFonts w:ascii="Times New Roman" w:eastAsia="標楷體" w:hAnsi="Times New Roman" w:cs="Times New Roman"/>
+      <w:rFonts w:ascii="Times New Roman" w:eastAsia="DFKai-SB" w:hAnsi="Times New Roman" w:cs="Times New Roman"/>
       <w:color w:val="0000FF"/>
       <w:u w:val="single"/>
       <w:shd w:val="clear" w:color="auto" w:fill="F3F2F1"/>
     </w:rPr>
   </w:style>
-  <w:style w:type="character" w:styleId="afffff">
+  <w:style w:type="character" w:styleId="SmartHyperlink">
     <w:name w:val="Smart Hyperlink"/>
-    <w:basedOn w:val="a3"/>
+    <w:basedOn w:val="DefaultParagraphFont"/>
     <w:uiPriority w:val="99"/>
     <w:semiHidden/>
     <w:unhideWhenUsed/>
     <w:rsid w:val="00796D4B"/>
     <w:rPr>
-      <w:rFonts w:ascii="Times New Roman" w:eastAsia="標楷體" w:hAnsi="Times New Roman" w:cs="Times New Roman"/>
+      <w:rFonts w:ascii="Times New Roman" w:eastAsia="DFKai-SB" w:hAnsi="Times New Roman" w:cs="Times New Roman"/>
       <w:u w:val="dotted"/>
     </w:rPr>
   </w:style>
-  <w:style w:type="paragraph" w:styleId="afffff0">
+  <w:style w:type="paragraph" w:styleId="Closing">
     <w:name w:val="Closing"/>
-    <w:basedOn w:val="a2"/>
-    <w:link w:val="afffff1"/>
+    <w:basedOn w:val="Normal"/>
+    <w:link w:val="ClosingChar"/>
     <w:uiPriority w:val="99"/>
     <w:semiHidden/>
     <w:unhideWhenUsed/>
@@ -42134,22 +42907,22 @@
       <w:ind w:leftChars="1800" w:left="100"/>
     </w:pPr>
   </w:style>
-  <w:style w:type="character" w:customStyle="1" w:styleId="afffff1">
-    <w:name w:val="結語 字元"/>
-    <w:basedOn w:val="a3"/>
-    <w:link w:val="afffff0"/>
+  <w:style w:type="character" w:customStyle="1" w:styleId="ClosingChar">
+    <w:name w:val="Closing Char"/>
+    <w:basedOn w:val="DefaultParagraphFont"/>
+    <w:link w:val="Closing"/>
     <w:uiPriority w:val="99"/>
     <w:semiHidden/>
     <w:rsid w:val="00796D4B"/>
     <w:rPr>
-      <w:rFonts w:ascii="Times New Roman" w:eastAsia="標楷體" w:hAnsi="Times New Roman" w:cs="Times New Roman"/>
+      <w:rFonts w:ascii="Times New Roman" w:eastAsia="DFKai-SB" w:hAnsi="Times New Roman" w:cs="Times New Roman"/>
       <w:sz w:val="24"/>
     </w:rPr>
   </w:style>
-  <w:style w:type="paragraph" w:styleId="afffff2">
+  <w:style w:type="paragraph" w:styleId="FootnoteText">
     <w:name w:val="footnote text"/>
-    <w:basedOn w:val="a2"/>
-    <w:link w:val="afffff3"/>
+    <w:basedOn w:val="Normal"/>
+    <w:link w:val="FootnoteTextChar"/>
     <w:uiPriority w:val="99"/>
     <w:semiHidden/>
     <w:unhideWhenUsed/>
@@ -42162,56 +42935,56 @@
       <w:szCs w:val="20"/>
     </w:rPr>
   </w:style>
-  <w:style w:type="character" w:customStyle="1" w:styleId="afffff3">
-    <w:name w:val="註腳文字 字元"/>
-    <w:basedOn w:val="a3"/>
-    <w:link w:val="afffff2"/>
+  <w:style w:type="character" w:customStyle="1" w:styleId="FootnoteTextChar">
+    <w:name w:val="Footnote Text Char"/>
+    <w:basedOn w:val="DefaultParagraphFont"/>
+    <w:link w:val="FootnoteText"/>
     <w:uiPriority w:val="99"/>
     <w:semiHidden/>
     <w:rsid w:val="00796D4B"/>
     <w:rPr>
-      <w:rFonts w:ascii="Times New Roman" w:eastAsia="標楷體" w:hAnsi="Times New Roman" w:cs="Times New Roman"/>
+      <w:rFonts w:ascii="Times New Roman" w:eastAsia="DFKai-SB" w:hAnsi="Times New Roman" w:cs="Times New Roman"/>
       <w:sz w:val="20"/>
       <w:szCs w:val="20"/>
     </w:rPr>
   </w:style>
-  <w:style w:type="character" w:styleId="afffff4">
+  <w:style w:type="character" w:styleId="FootnoteReference">
     <w:name w:val="footnote reference"/>
-    <w:basedOn w:val="a3"/>
+    <w:basedOn w:val="DefaultParagraphFont"/>
     <w:uiPriority w:val="99"/>
     <w:semiHidden/>
     <w:unhideWhenUsed/>
     <w:rsid w:val="00796D4B"/>
     <w:rPr>
-      <w:rFonts w:ascii="Times New Roman" w:eastAsia="標楷體" w:hAnsi="Times New Roman" w:cs="Times New Roman"/>
+      <w:rFonts w:ascii="Times New Roman" w:eastAsia="DFKai-SB" w:hAnsi="Times New Roman" w:cs="Times New Roman"/>
       <w:vertAlign w:val="superscript"/>
     </w:rPr>
   </w:style>
-  <w:style w:type="paragraph" w:styleId="afffff5">
+  <w:style w:type="paragraph" w:styleId="CommentText">
     <w:name w:val="annotation text"/>
-    <w:basedOn w:val="a2"/>
-    <w:link w:val="afffff6"/>
+    <w:basedOn w:val="Normal"/>
+    <w:link w:val="CommentTextChar"/>
     <w:uiPriority w:val="99"/>
     <w:semiHidden/>
     <w:unhideWhenUsed/>
     <w:rsid w:val="00796D4B"/>
   </w:style>
-  <w:style w:type="character" w:customStyle="1" w:styleId="afffff6">
-    <w:name w:val="註解文字 字元"/>
-    <w:basedOn w:val="a3"/>
-    <w:link w:val="afffff5"/>
+  <w:style w:type="character" w:customStyle="1" w:styleId="CommentTextChar">
+    <w:name w:val="Comment Text Char"/>
+    <w:basedOn w:val="DefaultParagraphFont"/>
+    <w:link w:val="CommentText"/>
     <w:uiPriority w:val="99"/>
     <w:semiHidden/>
     <w:rsid w:val="00796D4B"/>
     <w:rPr>
-      <w:rFonts w:ascii="Times New Roman" w:eastAsia="標楷體" w:hAnsi="Times New Roman" w:cs="Times New Roman"/>
+      <w:rFonts w:ascii="Times New Roman" w:eastAsia="DFKai-SB" w:hAnsi="Times New Roman" w:cs="Times New Roman"/>
       <w:sz w:val="24"/>
     </w:rPr>
   </w:style>
-  <w:style w:type="paragraph" w:styleId="afffff7">
+  <w:style w:type="paragraph" w:styleId="BalloonText">
     <w:name w:val="Balloon Text"/>
-    <w:basedOn w:val="a2"/>
-    <w:link w:val="afffff8"/>
+    <w:basedOn w:val="Normal"/>
+    <w:link w:val="BalloonTextChar"/>
     <w:uiPriority w:val="99"/>
     <w:semiHidden/>
     <w:unhideWhenUsed/>
@@ -42224,24 +42997,24 @@
       <w:szCs w:val="18"/>
     </w:rPr>
   </w:style>
-  <w:style w:type="character" w:customStyle="1" w:styleId="afffff8">
-    <w:name w:val="註解方塊文字 字元"/>
-    <w:basedOn w:val="a3"/>
-    <w:link w:val="afffff7"/>
+  <w:style w:type="character" w:customStyle="1" w:styleId="BalloonTextChar">
+    <w:name w:val="Balloon Text Char"/>
+    <w:basedOn w:val="DefaultParagraphFont"/>
+    <w:link w:val="BalloonText"/>
     <w:uiPriority w:val="99"/>
     <w:semiHidden/>
     <w:rsid w:val="00796D4B"/>
     <w:rPr>
-      <w:rFonts w:ascii="Times New Roman" w:eastAsia="標楷體" w:hAnsi="Times New Roman" w:cs="Times New Roman"/>
+      <w:rFonts w:ascii="Times New Roman" w:eastAsia="DFKai-SB" w:hAnsi="Times New Roman" w:cs="Times New Roman"/>
       <w:sz w:val="18"/>
       <w:szCs w:val="18"/>
     </w:rPr>
   </w:style>
-  <w:style w:type="paragraph" w:styleId="afffff9">
+  <w:style w:type="paragraph" w:styleId="CommentSubject">
     <w:name w:val="annotation subject"/>
-    <w:basedOn w:val="afffff5"/>
-    <w:next w:val="afffff5"/>
-    <w:link w:val="afffffa"/>
+    <w:basedOn w:val="CommentText"/>
+    <w:next w:val="CommentText"/>
+    <w:link w:val="CommentSubjectChar"/>
     <w:uiPriority w:val="99"/>
     <w:semiHidden/>
     <w:unhideWhenUsed/>
@@ -42251,38 +43024,38 @@
       <w:bCs/>
     </w:rPr>
   </w:style>
-  <w:style w:type="character" w:customStyle="1" w:styleId="afffffa">
-    <w:name w:val="註解主旨 字元"/>
-    <w:basedOn w:val="afffff6"/>
-    <w:link w:val="afffff9"/>
+  <w:style w:type="character" w:customStyle="1" w:styleId="CommentSubjectChar">
+    <w:name w:val="Comment Subject Char"/>
+    <w:basedOn w:val="CommentTextChar"/>
+    <w:link w:val="CommentSubject"/>
     <w:uiPriority w:val="99"/>
     <w:semiHidden/>
     <w:rsid w:val="00796D4B"/>
     <w:rPr>
-      <w:rFonts w:ascii="Times New Roman" w:eastAsia="標楷體" w:hAnsi="Times New Roman" w:cs="Times New Roman"/>
+      <w:rFonts w:ascii="Times New Roman" w:eastAsia="DFKai-SB" w:hAnsi="Times New Roman" w:cs="Times New Roman"/>
       <w:b/>
       <w:bCs/>
       <w:sz w:val="24"/>
     </w:rPr>
   </w:style>
-  <w:style w:type="character" w:styleId="afffffb">
+  <w:style w:type="character" w:styleId="CommentReference">
     <w:name w:val="annotation reference"/>
-    <w:basedOn w:val="a3"/>
+    <w:basedOn w:val="DefaultParagraphFont"/>
     <w:uiPriority w:val="99"/>
     <w:semiHidden/>
     <w:unhideWhenUsed/>
     <w:rsid w:val="00796D4B"/>
     <w:rPr>
-      <w:rFonts w:ascii="Times New Roman" w:eastAsia="標楷體" w:hAnsi="Times New Roman" w:cs="Times New Roman"/>
+      <w:rFonts w:ascii="Times New Roman" w:eastAsia="DFKai-SB" w:hAnsi="Times New Roman" w:cs="Times New Roman"/>
       <w:sz w:val="18"/>
       <w:szCs w:val="18"/>
     </w:rPr>
   </w:style>
-  <w:style w:type="paragraph" w:styleId="afffffc">
+  <w:style w:type="paragraph" w:styleId="NoteHeading">
     <w:name w:val="Note Heading"/>
-    <w:basedOn w:val="a2"/>
-    <w:next w:val="a2"/>
-    <w:link w:val="afffffd"/>
+    <w:basedOn w:val="Normal"/>
+    <w:next w:val="Normal"/>
+    <w:link w:val="NoteHeadingChar"/>
     <w:uiPriority w:val="99"/>
     <w:semiHidden/>
     <w:unhideWhenUsed/>
@@ -42291,34 +43064,33 @@
       <w:jc w:val="center"/>
     </w:pPr>
   </w:style>
-  <w:style w:type="character" w:customStyle="1" w:styleId="afffffd">
-    <w:name w:val="註釋標題 字元"/>
-    <w:basedOn w:val="a3"/>
-    <w:link w:val="afffffc"/>
+  <w:style w:type="character" w:customStyle="1" w:styleId="NoteHeadingChar">
+    <w:name w:val="Note Heading Char"/>
+    <w:basedOn w:val="DefaultParagraphFont"/>
+    <w:link w:val="NoteHeading"/>
     <w:uiPriority w:val="99"/>
     <w:semiHidden/>
     <w:rsid w:val="00796D4B"/>
     <w:rPr>
-      <w:rFonts w:ascii="Times New Roman" w:eastAsia="標楷體" w:hAnsi="Times New Roman" w:cs="Times New Roman"/>
+      <w:rFonts w:ascii="Times New Roman" w:eastAsia="DFKai-SB" w:hAnsi="Times New Roman" w:cs="Times New Roman"/>
       <w:sz w:val="24"/>
     </w:rPr>
   </w:style>
-  <w:style w:type="character" w:styleId="afffffe">
+  <w:style w:type="character" w:styleId="Hyperlink">
     <w:name w:val="Hyperlink"/>
-    <w:basedOn w:val="a3"/>
+    <w:basedOn w:val="DefaultParagraphFont"/>
     <w:uiPriority w:val="99"/>
-    <w:semiHidden/>
     <w:unhideWhenUsed/>
     <w:rsid w:val="00796D4B"/>
     <w:rPr>
-      <w:rFonts w:ascii="Times New Roman" w:eastAsia="標楷體" w:hAnsi="Times New Roman" w:cs="Times New Roman"/>
+      <w:rFonts w:ascii="Times New Roman" w:eastAsia="DFKai-SB" w:hAnsi="Times New Roman" w:cs="Times New Roman"/>
       <w:color w:val="0000FF" w:themeColor="hyperlink"/>
       <w:u w:val="single"/>
     </w:rPr>
   </w:style>
-  <w:style w:type="paragraph" w:styleId="40">
+  <w:style w:type="paragraph" w:styleId="ListBullet4">
     <w:name w:val="List Bullet 4"/>
-    <w:basedOn w:val="a2"/>
+    <w:basedOn w:val="Normal"/>
     <w:uiPriority w:val="99"/>
     <w:semiHidden/>
     <w:unhideWhenUsed/>
@@ -42330,9 +43102,9 @@
       <w:contextualSpacing/>
     </w:pPr>
   </w:style>
-  <w:style w:type="paragraph" w:styleId="50">
+  <w:style w:type="paragraph" w:styleId="ListBullet5">
     <w:name w:val="List Bullet 5"/>
-    <w:basedOn w:val="a2"/>
+    <w:basedOn w:val="Normal"/>
     <w:uiPriority w:val="99"/>
     <w:semiHidden/>
     <w:unhideWhenUsed/>
@@ -42344,42 +43116,42 @@
       <w:contextualSpacing/>
     </w:pPr>
   </w:style>
-  <w:style w:type="paragraph" w:styleId="affffff">
+  <w:style w:type="paragraph" w:styleId="E-mailSignature">
     <w:name w:val="E-mail Signature"/>
-    <w:basedOn w:val="a2"/>
-    <w:link w:val="affffff0"/>
+    <w:basedOn w:val="Normal"/>
+    <w:link w:val="E-mailSignatureChar"/>
     <w:uiPriority w:val="99"/>
     <w:semiHidden/>
     <w:unhideWhenUsed/>
     <w:rsid w:val="00796D4B"/>
   </w:style>
-  <w:style w:type="character" w:customStyle="1" w:styleId="affffff0">
-    <w:name w:val="電子郵件簽名 字元"/>
-    <w:basedOn w:val="a3"/>
-    <w:link w:val="affffff"/>
+  <w:style w:type="character" w:customStyle="1" w:styleId="E-mailSignatureChar">
+    <w:name w:val="E-mail Signature Char"/>
+    <w:basedOn w:val="DefaultParagraphFont"/>
+    <w:link w:val="E-mailSignature"/>
     <w:uiPriority w:val="99"/>
     <w:semiHidden/>
     <w:rsid w:val="00796D4B"/>
     <w:rPr>
-      <w:rFonts w:ascii="Times New Roman" w:eastAsia="標楷體" w:hAnsi="Times New Roman" w:cs="Times New Roman"/>
+      <w:rFonts w:ascii="Times New Roman" w:eastAsia="DFKai-SB" w:hAnsi="Times New Roman" w:cs="Times New Roman"/>
       <w:sz w:val="24"/>
     </w:rPr>
   </w:style>
-  <w:style w:type="character" w:styleId="affffff1">
+  <w:style w:type="character" w:styleId="PlaceholderText">
     <w:name w:val="Placeholder Text"/>
-    <w:basedOn w:val="a3"/>
+    <w:basedOn w:val="DefaultParagraphFont"/>
     <w:uiPriority w:val="99"/>
     <w:semiHidden/>
     <w:rsid w:val="00796D4B"/>
     <w:rPr>
-      <w:rFonts w:ascii="Times New Roman" w:eastAsia="標楷體" w:hAnsi="Times New Roman" w:cs="Times New Roman"/>
+      <w:rFonts w:ascii="Times New Roman" w:eastAsia="DFKai-SB" w:hAnsi="Times New Roman" w:cs="Times New Roman"/>
       <w:color w:val="666666"/>
     </w:rPr>
   </w:style>
-  <w:style w:type="paragraph" w:styleId="affffff2">
+  <w:style w:type="paragraph" w:styleId="TableofFigures">
     <w:name w:val="table of figures"/>
-    <w:basedOn w:val="a2"/>
-    <w:next w:val="a2"/>
+    <w:basedOn w:val="Normal"/>
+    <w:next w:val="Normal"/>
     <w:uiPriority w:val="99"/>
     <w:semiHidden/>
     <w:unhideWhenUsed/>
@@ -42388,23 +43160,23 @@
       <w:ind w:leftChars="400" w:left="400" w:hangingChars="200" w:hanging="200"/>
     </w:pPr>
   </w:style>
-  <w:style w:type="character" w:styleId="affffff3">
+  <w:style w:type="character" w:styleId="Hashtag">
     <w:name w:val="Hashtag"/>
-    <w:basedOn w:val="a3"/>
+    <w:basedOn w:val="DefaultParagraphFont"/>
     <w:uiPriority w:val="99"/>
     <w:semiHidden/>
     <w:unhideWhenUsed/>
     <w:rsid w:val="00796D4B"/>
     <w:rPr>
-      <w:rFonts w:ascii="Times New Roman" w:eastAsia="標楷體" w:hAnsi="Times New Roman" w:cs="Times New Roman"/>
+      <w:rFonts w:ascii="Times New Roman" w:eastAsia="DFKai-SB" w:hAnsi="Times New Roman" w:cs="Times New Roman"/>
       <w:color w:val="2B579A"/>
       <w:shd w:val="clear" w:color="auto" w:fill="E1DFDD"/>
     </w:rPr>
   </w:style>
-  <w:style w:type="paragraph" w:styleId="affffff4">
+  <w:style w:type="paragraph" w:styleId="Signature">
     <w:name w:val="Signature"/>
-    <w:basedOn w:val="a2"/>
-    <w:link w:val="affffff5"/>
+    <w:basedOn w:val="Normal"/>
+    <w:link w:val="SignatureChar"/>
     <w:uiPriority w:val="99"/>
     <w:semiHidden/>
     <w:unhideWhenUsed/>
@@ -42413,15 +43185,15 @@
       <w:ind w:leftChars="1800" w:left="100"/>
     </w:pPr>
   </w:style>
-  <w:style w:type="character" w:customStyle="1" w:styleId="affffff5">
-    <w:name w:val="簽名 字元"/>
-    <w:basedOn w:val="a3"/>
-    <w:link w:val="affffff4"/>
+  <w:style w:type="character" w:customStyle="1" w:styleId="SignatureChar">
+    <w:name w:val="Signature Char"/>
+    <w:basedOn w:val="DefaultParagraphFont"/>
+    <w:link w:val="Signature"/>
     <w:uiPriority w:val="99"/>
     <w:semiHidden/>
     <w:rsid w:val="00796D4B"/>
     <w:rPr>
-      <w:rFonts w:ascii="Times New Roman" w:eastAsia="標楷體" w:hAnsi="Times New Roman" w:cs="Times New Roman"/>
+      <w:rFonts w:ascii="Times New Roman" w:eastAsia="DFKai-SB" w:hAnsi="Times New Roman" w:cs="Times New Roman"/>
       <w:sz w:val="24"/>
     </w:rPr>
   </w:style>

--- a/textual data analysis/docs/判決文本會說話嗎_富邦.docx
+++ b/textual data analysis/docs/判決文本會說話嗎_富邦.docx
@@ -749,7 +749,7 @@
           <w:rFonts w:hint="eastAsia"/>
           <w:lang w:eastAsia="zh-TW"/>
         </w:rPr>
-        <w:t>Chen et al.</w:t>
+        <w:t>Chen, Huang, and Lin</w:t>
       </w:r>
       <w:r>
         <w:rPr>
@@ -1074,7 +1074,7 @@
           <w:rFonts w:hint="eastAsia"/>
           <w:lang w:eastAsia="zh-TW"/>
         </w:rPr>
-        <w:t>Mamakas</w:t>
+        <w:t>Mamakas, Tsotsi, Androutsopoulos, &amp; Chalkidis</w:t>
       </w:r>
       <w:proofErr w:type="spellEnd"/>
       <w:r>
@@ -1082,7 +1082,7 @@
           <w:rFonts w:hint="eastAsia"/>
           <w:lang w:eastAsia="zh-TW"/>
         </w:rPr>
-        <w:t xml:space="preserve"> et al., 2022</w:t>
+        <w:t>, 2022</w:t>
       </w:r>
       <w:r>
         <w:rPr>
@@ -1191,7 +1191,7 @@
           <w:rFonts w:hint="eastAsia"/>
           <w:lang w:eastAsia="zh-TW"/>
         </w:rPr>
-        <w:t>Aletras</w:t>
+        <w:t>Aletras, Tsarapatsanis, Preotiuc-Pietro, and Lampos</w:t>
       </w:r>
       <w:proofErr w:type="spellEnd"/>
       <w:r>
@@ -1199,7 +1199,6 @@
           <w:rFonts w:hint="eastAsia"/>
           <w:lang w:eastAsia="zh-TW"/>
         </w:rPr>
-        <w:t xml:space="preserve"> et al.</w:t>
       </w:r>
       <w:r>
         <w:rPr>
@@ -1228,7 +1227,7 @@
           <w:rFonts w:hint="eastAsia"/>
           <w:lang w:eastAsia="zh-TW"/>
         </w:rPr>
-        <w:t>Surdeanu</w:t>
+        <w:t>Surdeanu, Nallapati, Gregory, Walker, and Manning</w:t>
       </w:r>
       <w:proofErr w:type="spellEnd"/>
       <w:r>
@@ -1236,7 +1235,6 @@
           <w:rFonts w:hint="eastAsia"/>
           <w:lang w:eastAsia="zh-TW"/>
         </w:rPr>
-        <w:t xml:space="preserve"> et al.</w:t>
       </w:r>
       <w:r>
         <w:rPr>
@@ -1269,7 +1267,7 @@
         <w:rPr>
           <w:lang w:eastAsia="zh-TW"/>
         </w:rPr>
-        <w:t>Chalkidis et al.</w:t>
+        <w:t>Chalkidis, Androutsopoulos, and Aletras</w:t>
       </w:r>
       <w:r>
         <w:rPr>
@@ -1293,7 +1291,7 @@
         <w:rPr>
           <w:lang w:eastAsia="zh-TW"/>
         </w:rPr>
-        <w:t>Feng et al.</w:t>
+        <w:t>Feng, Li, and Ng</w:t>
       </w:r>
       <w:r>
         <w:rPr>
@@ -1373,7 +1371,7 @@
           <w:rFonts w:hint="eastAsia"/>
           <w:lang w:eastAsia="zh-TW"/>
         </w:rPr>
-        <w:t>Alghazzawi</w:t>
+        <w:t>Alghazzawi, Bamasag, Albeshri, Sana, Ullah, and Asghar</w:t>
       </w:r>
       <w:proofErr w:type="spellEnd"/>
       <w:r>
@@ -1381,7 +1379,6 @@
           <w:rFonts w:hint="eastAsia"/>
           <w:lang w:eastAsia="zh-TW"/>
         </w:rPr>
-        <w:t xml:space="preserve"> et al.</w:t>
       </w:r>
       <w:r>
         <w:rPr>
@@ -2066,7 +2063,7 @@
         <w:rPr>
           <w:lang w:eastAsia="zh-TW"/>
         </w:rPr>
-        <w:t>本研究資料取自司法院資料開放平台，蒐集期間為</w:t>
+        <w:t>本研究資料取自司法院資料開放平臺（司法院，2026），蒐集期間為</w:t>
       </w:r>
       <w:r>
         <w:rPr>
@@ -17134,7 +17131,7 @@
         <w:jc w:val="both"/>
       </w:pPr>
       <w:r>
-        <w:t>Chen, K.-P., Huang, K.-C., &amp; Lin, C.-C. 2015. Party capability versus court preference: Why do the haves come out ahead? Journal of Law, Economics, and Organization, 31(1): 93-126.</w:t>
+        <w:t>Chen, K.-P., Huang, K.-C., &amp; Lin, C.-C. 2015. Party capability versus court preference: Why do the haves come out ahead?—An empirical lesson from the Taiwan Supreme Court. Journal of Law, Economics, and Organization, 31(1): 93-126.</w:t>
       </w:r>
     </w:p>
     <w:p>
